--- a/09_MANUALES/ES/WORD/09_Manual_Tecnico.docx
+++ b/09_MANUALES/ES/WORD/09_Manual_Tecnico.docx
@@ -64,7 +64,7 @@
         <w:pStyle w:val="BodyText"/>
       </w:pPr>
       <w:r>
-        <w:t xml:space="preserve">16 de octubre de 2026</w:t>
+        <w:t xml:space="preserve">17 de octubre de 2026</w:t>
       </w:r>
     </w:p>
     <w:p>
@@ -72,7 +72,7 @@
         <w:pStyle w:val="BodyText"/>
       </w:pPr>
       <w:r>
-        <w:t xml:space="preserve">Tipo de manual: Manual técnico (desarrolladores y arquitectos de software) · Versión 4.0</w:t>
+        <w:t xml:space="preserve">Tipo de manual: Manual técnico (desarrolladores y arquitectos de software) · Versión 4.1</w:t>
       </w:r>
     </w:p>
     <w:bookmarkStart w:id="20" w:name="control-de-versiones"/>
@@ -407,6 +407,100 @@
           </w:p>
         </w:tc>
       </w:tr>
+      <w:tr>
+        <w:tc>
+          <w:tcPr/>
+          <w:p>
+            <w:pPr>
+              <w:pStyle w:val="Compact"/>
+            </w:pPr>
+            <w:r>
+              <w:t xml:space="preserve">4.1</w:t>
+            </w:r>
+          </w:p>
+        </w:tc>
+        <w:tc>
+          <w:tcPr/>
+          <w:p>
+            <w:pPr>
+              <w:pStyle w:val="Compact"/>
+            </w:pPr>
+            <w:r>
+              <w:t xml:space="preserve">2026-10-17</w:t>
+            </w:r>
+          </w:p>
+        </w:tc>
+        <w:tc>
+          <w:tcPr/>
+          <w:p>
+            <w:pPr>
+              <w:pStyle w:val="Compact"/>
+            </w:pPr>
+            <w:r>
+              <w:t xml:space="preserve">Revisión contra el código del 17 de octubre de 2026. Se documentó el informe de inspección de la aplicación móvil (sección 10.5), el cliente HTTP móvil con formularios multipart y la variable</w:t>
+            </w:r>
+            <w:r>
+              <w:t xml:space="preserve"> </w:t>
+            </w:r>
+            <w:r>
+              <w:rPr>
+                <w:i/>
+                <w:iCs/>
+              </w:rPr>
+              <w:t xml:space="preserve">EXPO_PUBLIC_WEB_URL</w:t>
+            </w:r>
+            <w:r>
+              <w:t xml:space="preserve"> </w:t>
+            </w:r>
+            <w:r>
+              <w:t xml:space="preserve">(sección 12.7), las dependencias</w:t>
+            </w:r>
+            <w:r>
+              <w:t xml:space="preserve"> </w:t>
+            </w:r>
+            <w:r>
+              <w:rPr>
+                <w:i/>
+                <w:iCs/>
+              </w:rPr>
+              <w:t xml:space="preserve">expo-image-picker</w:t>
+            </w:r>
+            <w:r>
+              <w:t xml:space="preserve"> </w:t>
+            </w:r>
+            <w:r>
+              <w:t xml:space="preserve">y</w:t>
+            </w:r>
+            <w:r>
+              <w:t xml:space="preserve"> </w:t>
+            </w:r>
+            <w:r>
+              <w:rPr>
+                <w:i/>
+                <w:iCs/>
+              </w:rPr>
+              <w:t xml:space="preserve">expo-image-manipulator</w:t>
+            </w:r>
+            <w:r>
+              <w:t xml:space="preserve"> </w:t>
+            </w:r>
+            <w:r>
+              <w:t xml:space="preserve">(Tabla 3) y la regla que ignora un 401 tardío después de cerrar sesión.</w:t>
+            </w:r>
+          </w:p>
+        </w:tc>
+        <w:tc>
+          <w:tcPr/>
+          <w:p>
+            <w:pPr>
+              <w:pStyle w:val="Compact"/>
+            </w:pPr>
+            <w:r>
+              <w:t xml:space="preserve">Equipo de desarrollo</w:t>
+            </w:r>
+          </w:p>
+        </w:tc>
+      </w:tr>
     </w:tbl>
     <w:p>
       <w:pPr>
@@ -2122,29 +2216,20 @@
       <w:r>
         <w:drawing>
           <wp:inline>
-            <wp:extent cx="5334000" cy="3667125"/>
+            <wp:extent cx="5334000" cy="3350418"/>
             <wp:effectExtent b="0" l="0" r="0" t="0"/>
             <wp:docPr descr="Diagrama de contenedores del sistema Vehicle Washing" title="" id="32" name="Picture"/>
             <a:graphic>
               <a:graphicData uri="http://schemas.openxmlformats.org/drawingml/2006/picture">
                 <pic:pic>
                   <pic:nvPicPr>
-                    <pic:cNvPr descr="capturas/architecture.svg" id="33" name="Picture"/>
+                    <pic:cNvPr descr="09_Manual_Tecnico_diagramas/architecture.png" id="33" name="Picture"/>
                     <pic:cNvPicPr>
                       <a:picLocks noChangeArrowheads="1" noChangeAspect="1"/>
                     </pic:cNvPicPr>
                   </pic:nvPicPr>
                   <pic:blipFill>
-                    <a:blip>
-                      <a:extLst>
-                        <a:ext uri="{28A0092B-C50C-407E-A947-70E740481C1C}">
-                          <a14:useLocalDpi xmlns:a14="http://schemas.microsoft.com/office/drawing/2010/main" val="0"/>
-                        </a:ext>
-                        <a:ext uri="{96DAC541-7B7A-43D3-8B79-37D633B846F1}">
-                          <asvg:svgBlip xmlns:asvg="http://schemas.microsoft.com/office/drawing/2016/SVG/main" r:embed="rId31"/>
-                        </a:ext>
-                      </a:extLst>
-                    </a:blip>
+                    <a:blip r:embed="rId31"/>
                     <a:stretch>
                       <a:fillRect/>
                     </a:stretch>
@@ -2152,7 +2237,7 @@
                   <pic:spPr bwMode="auto">
                     <a:xfrm>
                       <a:off x="0" y="0"/>
-                      <a:ext cx="5334000" cy="3667125"/>
+                      <a:ext cx="5334000" cy="3350418"/>
                     </a:xfrm>
                     <a:prstGeom prst="rect">
                       <a:avLst/>
@@ -3523,18 +3608,18 @@
               <w:pStyle w:val="Compact"/>
             </w:pPr>
             <w:r>
-              <w:t xml:space="preserve">React Native, Expo, React, React Navigation, i18next</w:t>
-            </w:r>
-          </w:p>
-        </w:tc>
-        <w:tc>
-          <w:tcPr/>
-          <w:p>
-            <w:pPr>
-              <w:pStyle w:val="Compact"/>
-            </w:pPr>
-            <w:r>
-              <w:t xml:space="preserve">0.86.3, SDK 57, 19.2, 7, 26; TypeScript 6.0</w:t>
+              <w:t xml:space="preserve">React Native, Expo, React, React Navigation, i18next; expo-image-picker y expo-image-manipulator (fotos de la inspección)</w:t>
+            </w:r>
+          </w:p>
+        </w:tc>
+        <w:tc>
+          <w:tcPr/>
+          <w:p>
+            <w:pPr>
+              <w:pStyle w:val="Compact"/>
+            </w:pPr>
+            <w:r>
+              <w:t xml:space="preserve">0.86.3, SDK 57, 19.2, 7, 26; 57.0; TypeScript 6.0</w:t>
             </w:r>
           </w:p>
         </w:tc>
@@ -8766,6 +8851,162 @@
       </w:r>
       <w:r>
         <w:t xml:space="preserve">.</w:t>
+      </w:r>
+    </w:p>
+    <w:p>
+      <w:pPr>
+        <w:pStyle w:val="BodyText"/>
+      </w:pPr>
+      <w:r>
+        <w:t xml:space="preserve">El informe de inspección del administrador (RF-036) sigue la misma organización que el resto del módulo:</w:t>
+      </w:r>
+      <w:r>
+        <w:t xml:space="preserve"> </w:t>
+      </w:r>
+      <w:r>
+        <w:rPr>
+          <w:i/>
+          <w:iCs/>
+        </w:rPr>
+        <w:t xml:space="preserve">core/services/operations/InspectionService.ts</w:t>
+      </w:r>
+      <w:r>
+        <w:t xml:space="preserve"> </w:t>
+      </w:r>
+      <w:r>
+        <w:t xml:space="preserve">llama a los mismos endpoints que la web (</w:t>
+      </w:r>
+      <w:r>
+        <w:rPr>
+          <w:i/>
+          <w:iCs/>
+        </w:rPr>
+        <w:t xml:space="preserve">/admin/inspections/...</w:t>
+      </w:r>
+      <w:r>
+        <w:t xml:space="preserve">);</w:t>
+      </w:r>
+      <w:r>
+        <w:t xml:space="preserve"> </w:t>
+      </w:r>
+      <w:r>
+        <w:rPr>
+          <w:i/>
+          <w:iCs/>
+        </w:rPr>
+        <w:t xml:space="preserve">modules/admin/viewmodels/useInspection.ts</w:t>
+      </w:r>
+      <w:r>
+        <w:t xml:space="preserve"> </w:t>
+      </w:r>
+      <w:r>
+        <w:t xml:space="preserve">guarda el estado que devuelve el servidor;</w:t>
+      </w:r>
+      <w:r>
+        <w:t xml:space="preserve"> </w:t>
+      </w:r>
+      <w:r>
+        <w:rPr>
+          <w:i/>
+          <w:iCs/>
+        </w:rPr>
+        <w:t xml:space="preserve">modules/admin/services/inspectionPhotos.ts</w:t>
+      </w:r>
+      <w:r>
+        <w:t xml:space="preserve"> </w:t>
+      </w:r>
+      <w:r>
+        <w:t xml:space="preserve">toma o elige las fotos con</w:t>
+      </w:r>
+      <w:r>
+        <w:t xml:space="preserve"> </w:t>
+      </w:r>
+      <w:r>
+        <w:rPr>
+          <w:i/>
+          <w:iCs/>
+        </w:rPr>
+        <w:t xml:space="preserve">expo-image-picker</w:t>
+      </w:r>
+      <w:r>
+        <w:t xml:space="preserve"> </w:t>
+      </w:r>
+      <w:r>
+        <w:t xml:space="preserve">y las reduce con</w:t>
+      </w:r>
+      <w:r>
+        <w:t xml:space="preserve"> </w:t>
+      </w:r>
+      <w:r>
+        <w:rPr>
+          <w:i/>
+          <w:iCs/>
+        </w:rPr>
+        <w:t xml:space="preserve">expo-image-manipulator</w:t>
+      </w:r>
+      <w:r>
+        <w:t xml:space="preserve"> </w:t>
+      </w:r>
+      <w:r>
+        <w:t xml:space="preserve">(lado mayor de 1600 px, JPEG), porque el servidor acepta como máximo 2 MB por foto;</w:t>
+      </w:r>
+      <w:r>
+        <w:t xml:space="preserve"> </w:t>
+      </w:r>
+      <w:r>
+        <w:rPr>
+          <w:i/>
+          <w:iCs/>
+        </w:rPr>
+        <w:t xml:space="preserve">modules/admin/components/inspection</w:t>
+      </w:r>
+      <w:r>
+        <w:t xml:space="preserve"> </w:t>
+      </w:r>
+      <w:r>
+        <w:t xml:space="preserve">contiene la tarjeta de cada fase, el formulario de hallazgo y la foto ampliada; y</w:t>
+      </w:r>
+      <w:r>
+        <w:t xml:space="preserve"> </w:t>
+      </w:r>
+      <w:r>
+        <w:rPr>
+          <w:i/>
+          <w:iCs/>
+        </w:rPr>
+        <w:t xml:space="preserve">modules/admin/screens/AdminInspectionScreen.tsx</w:t>
+      </w:r>
+      <w:r>
+        <w:t xml:space="preserve"> </w:t>
+      </w:r>
+      <w:r>
+        <w:t xml:space="preserve">es la pantalla, que se abre desde el detalle de la reserva (ruta de navegación</w:t>
+      </w:r>
+      <w:r>
+        <w:t xml:space="preserve"> </w:t>
+      </w:r>
+      <w:r>
+        <w:rPr>
+          <w:i/>
+          <w:iCs/>
+        </w:rPr>
+        <w:t xml:space="preserve">AdminInspection</w:t>
+      </w:r>
+      <w:r>
+        <w:t xml:space="preserve">). Los textos de este módulo están en</w:t>
+      </w:r>
+      <w:r>
+        <w:t xml:space="preserve"> </w:t>
+      </w:r>
+      <w:r>
+        <w:rPr>
+          <w:i/>
+          <w:iCs/>
+        </w:rPr>
+        <w:t xml:space="preserve">modules/admin/constants/inspectionTexts.ts</w:t>
+      </w:r>
+      <w:r>
+        <w:t xml:space="preserve">, en los cuatro idiomas.</w:t>
       </w:r>
     </w:p>
     <w:bookmarkEnd w:id="55"/>
@@ -18982,7 +19223,7 @@
         <w:t xml:space="preserve"> </w:t>
       </w:r>
       <w:r>
-        <w:t xml:space="preserve">cuando el servidor responde 401, y</w:t>
+        <w:t xml:space="preserve">cuando el servidor responde 401 mientras la sesión sigue abierta (una respuesta 401 que llega después de cerrar sesión se ignora, para no mostrar "Tu sesión expiró" a quien salió por su cuenta), y</w:t>
       </w:r>
       <w:r>
         <w:t xml:space="preserve"> </w:t>
@@ -19095,7 +19336,78 @@
         <w:t xml:space="preserve">expo-secure-store</w:t>
       </w:r>
       <w:r>
-        <w:t xml:space="preserve">.</w:t>
+        <w:t xml:space="preserve">. Su cliente HTTP (</w:t>
+      </w:r>
+      <w:r>
+        <w:rPr>
+          <w:i/>
+          <w:iCs/>
+        </w:rPr>
+        <w:t xml:space="preserve">core/api/httpClient.ts</w:t>
+      </w:r>
+      <w:r>
+        <w:t xml:space="preserve">) envía JSON o formularios</w:t>
+      </w:r>
+      <w:r>
+        <w:t xml:space="preserve"> </w:t>
+      </w:r>
+      <w:r>
+        <w:rPr>
+          <w:i/>
+          <w:iCs/>
+        </w:rPr>
+        <w:t xml:space="preserve">multipart</w:t>
+      </w:r>
+      <w:r>
+        <w:t xml:space="preserve"> </w:t>
+      </w:r>
+      <w:r>
+        <w:t xml:space="preserve">(las fotos de la inspección), admite un tiempo de espera propio por petición (60 segundos para subir fotos) y aplica la misma regla de la web ante un 401.</w:t>
+      </w:r>
+      <w:r>
+        <w:t xml:space="preserve"> </w:t>
+      </w:r>
+      <w:r>
+        <w:rPr>
+          <w:i/>
+          <w:iCs/>
+        </w:rPr>
+        <w:t xml:space="preserve">core/api/config.ts</w:t>
+      </w:r>
+      <w:r>
+        <w:t xml:space="preserve"> </w:t>
+      </w:r>
+      <w:r>
+        <w:t xml:space="preserve">expone</w:t>
+      </w:r>
+      <w:r>
+        <w:t xml:space="preserve"> </w:t>
+      </w:r>
+      <w:r>
+        <w:rPr>
+          <w:i/>
+          <w:iCs/>
+        </w:rPr>
+        <w:t xml:space="preserve">WEB_URL</w:t>
+      </w:r>
+      <w:r>
+        <w:t xml:space="preserve">, la dirección de la web que se usa para armar el enlace público del informe; se toma de</w:t>
+      </w:r>
+      <w:r>
+        <w:t xml:space="preserve"> </w:t>
+      </w:r>
+      <w:r>
+        <w:rPr>
+          <w:i/>
+          <w:iCs/>
+        </w:rPr>
+        <w:t xml:space="preserve">EXPO_PUBLIC_WEB_URL</w:t>
+      </w:r>
+      <w:r>
+        <w:t xml:space="preserve"> </w:t>
+      </w:r>
+      <w:r>
+        <w:t xml:space="preserve">o, si no está, del mismo equipo del gateway con el puerto 4200.</w:t>
       </w:r>
     </w:p>
     <w:bookmarkEnd w:id="75"/>
@@ -19371,29 +19683,20 @@
       <w:r>
         <w:drawing>
           <wp:inline>
-            <wp:extent cx="5334000" cy="2580967"/>
+            <wp:extent cx="5334000" cy="2288458"/>
             <wp:effectExtent b="0" l="0" r="0" t="0"/>
             <wp:docPr descr="Diagrama de estados de la reserva" title="" id="77" name="Picture"/>
             <a:graphic>
               <a:graphicData uri="http://schemas.openxmlformats.org/drawingml/2006/picture">
                 <pic:pic>
                   <pic:nvPicPr>
-                    <pic:cNvPr descr="capturas/booking-states.svg" id="78" name="Picture"/>
+                    <pic:cNvPr descr="09_Manual_Tecnico_diagramas/booking-states.png" id="78" name="Picture"/>
                     <pic:cNvPicPr>
                       <a:picLocks noChangeArrowheads="1" noChangeAspect="1"/>
                     </pic:cNvPicPr>
                   </pic:nvPicPr>
                   <pic:blipFill>
-                    <a:blip>
-                      <a:extLst>
-                        <a:ext uri="{28A0092B-C50C-407E-A947-70E740481C1C}">
-                          <a14:useLocalDpi xmlns:a14="http://schemas.microsoft.com/office/drawing/2010/main" val="0"/>
-                        </a:ext>
-                        <a:ext uri="{96DAC541-7B7A-43D3-8B79-37D633B846F1}">
-                          <asvg:svgBlip xmlns:asvg="http://schemas.microsoft.com/office/drawing/2016/SVG/main" r:embed="rId76"/>
-                        </a:ext>
-                      </a:extLst>
-                    </a:blip>
+                    <a:blip r:embed="rId76"/>
                     <a:stretch>
                       <a:fillRect/>
                     </a:stretch>
@@ -19401,7 +19704,7 @@
                   <pic:spPr bwMode="auto">
                     <a:xfrm>
                       <a:off x="0" y="0"/>
-                      <a:ext cx="5334000" cy="2580967"/>
+                      <a:ext cx="5334000" cy="2288458"/>
                     </a:xfrm>
                     <a:prstGeom prst="rect">
                       <a:avLst/>
@@ -31262,7 +31565,7 @@
       <w:color w:themeColor="accent1" w:themeShade="BF" w:val="365F91"/>
     </w:rPr>
   </w:style>
-  <w:style w:customStyle="1" w:styleId="SourceCode" w:type="paragraph">
+  <w:style w:type="paragraph" w:customStyle="1" w:styleId="SourceCode">
     <w:name w:val="Source Code"/>
     <w:basedOn w:val="Normal"/>
     <w:link w:val="VerbatimChar"/>
@@ -31270,7 +31573,7 @@
       <w:wordWrap w:val="off"/>
     </w:pPr>
   </w:style>
-  <w:style w:customStyle="1" w:styleId="KeywordTok" w:type="character">
+  <w:style w:type="character" w:customStyle="1" w:styleId="KeywordTok">
     <w:name w:val="KeywordTok"/>
     <w:basedOn w:val="VerbatimChar"/>
     <w:rPr>
@@ -31278,77 +31581,77 @@
       <w:color w:val="007020"/>
     </w:rPr>
   </w:style>
-  <w:style w:customStyle="1" w:styleId="DataTypeTok" w:type="character">
+  <w:style w:type="character" w:customStyle="1" w:styleId="DataTypeTok">
     <w:name w:val="DataTypeTok"/>
     <w:basedOn w:val="VerbatimChar"/>
     <w:rPr>
       <w:color w:val="902000"/>
     </w:rPr>
   </w:style>
-  <w:style w:customStyle="1" w:styleId="DecValTok" w:type="character">
+  <w:style w:type="character" w:customStyle="1" w:styleId="DecValTok">
     <w:name w:val="DecValTok"/>
     <w:basedOn w:val="VerbatimChar"/>
     <w:rPr>
       <w:color w:val="40a070"/>
     </w:rPr>
   </w:style>
-  <w:style w:customStyle="1" w:styleId="BaseNTok" w:type="character">
+  <w:style w:type="character" w:customStyle="1" w:styleId="BaseNTok">
     <w:name w:val="BaseNTok"/>
     <w:basedOn w:val="VerbatimChar"/>
     <w:rPr>
       <w:color w:val="40a070"/>
     </w:rPr>
   </w:style>
-  <w:style w:customStyle="1" w:styleId="FloatTok" w:type="character">
+  <w:style w:type="character" w:customStyle="1" w:styleId="FloatTok">
     <w:name w:val="FloatTok"/>
     <w:basedOn w:val="VerbatimChar"/>
     <w:rPr>
       <w:color w:val="40a070"/>
     </w:rPr>
   </w:style>
-  <w:style w:customStyle="1" w:styleId="ConstantTok" w:type="character">
+  <w:style w:type="character" w:customStyle="1" w:styleId="ConstantTok">
     <w:name w:val="ConstantTok"/>
     <w:basedOn w:val="VerbatimChar"/>
     <w:rPr>
       <w:color w:val="880000"/>
     </w:rPr>
   </w:style>
-  <w:style w:customStyle="1" w:styleId="CharTok" w:type="character">
+  <w:style w:type="character" w:customStyle="1" w:styleId="CharTok">
     <w:name w:val="CharTok"/>
     <w:basedOn w:val="VerbatimChar"/>
     <w:rPr>
       <w:color w:val="4070a0"/>
     </w:rPr>
   </w:style>
-  <w:style w:customStyle="1" w:styleId="SpecialCharTok" w:type="character">
+  <w:style w:type="character" w:customStyle="1" w:styleId="SpecialCharTok">
     <w:name w:val="SpecialCharTok"/>
     <w:basedOn w:val="VerbatimChar"/>
     <w:rPr>
       <w:color w:val="4070a0"/>
     </w:rPr>
   </w:style>
-  <w:style w:customStyle="1" w:styleId="StringTok" w:type="character">
+  <w:style w:type="character" w:customStyle="1" w:styleId="StringTok">
     <w:name w:val="StringTok"/>
     <w:basedOn w:val="VerbatimChar"/>
     <w:rPr>
       <w:color w:val="4070a0"/>
     </w:rPr>
   </w:style>
-  <w:style w:customStyle="1" w:styleId="VerbatimStringTok" w:type="character">
+  <w:style w:type="character" w:customStyle="1" w:styleId="VerbatimStringTok">
     <w:name w:val="VerbatimStringTok"/>
     <w:basedOn w:val="VerbatimChar"/>
     <w:rPr>
       <w:color w:val="4070a0"/>
     </w:rPr>
   </w:style>
-  <w:style w:customStyle="1" w:styleId="SpecialStringTok" w:type="character">
+  <w:style w:type="character" w:customStyle="1" w:styleId="SpecialStringTok">
     <w:name w:val="SpecialStringTok"/>
     <w:basedOn w:val="VerbatimChar"/>
     <w:rPr>
       <w:color w:val="bb6688"/>
     </w:rPr>
   </w:style>
-  <w:style w:customStyle="1" w:styleId="ImportTok" w:type="character">
+  <w:style w:type="character" w:customStyle="1" w:styleId="ImportTok">
     <w:name w:val="ImportTok"/>
     <w:basedOn w:val="VerbatimChar"/>
     <w:rPr>
@@ -31356,7 +31659,7 @@
       <w:color w:val="008000"/>
     </w:rPr>
   </w:style>
-  <w:style w:customStyle="1" w:styleId="CommentTok" w:type="character">
+  <w:style w:type="character" w:customStyle="1" w:styleId="CommentTok">
     <w:name w:val="CommentTok"/>
     <w:basedOn w:val="VerbatimChar"/>
     <w:rPr>
@@ -31364,7 +31667,7 @@
       <w:color w:val="60a0b0"/>
     </w:rPr>
   </w:style>
-  <w:style w:customStyle="1" w:styleId="DocumentationTok" w:type="character">
+  <w:style w:type="character" w:customStyle="1" w:styleId="DocumentationTok">
     <w:name w:val="DocumentationTok"/>
     <w:basedOn w:val="VerbatimChar"/>
     <w:rPr>
@@ -31372,7 +31675,7 @@
       <w:color w:val="ba2121"/>
     </w:rPr>
   </w:style>
-  <w:style w:customStyle="1" w:styleId="AnnotationTok" w:type="character">
+  <w:style w:type="character" w:customStyle="1" w:styleId="AnnotationTok">
     <w:name w:val="AnnotationTok"/>
     <w:basedOn w:val="VerbatimChar"/>
     <w:rPr>
@@ -31381,7 +31684,7 @@
       <w:color w:val="60a0b0"/>
     </w:rPr>
   </w:style>
-  <w:style w:customStyle="1" w:styleId="CommentVarTok" w:type="character">
+  <w:style w:type="character" w:customStyle="1" w:styleId="CommentVarTok">
     <w:name w:val="CommentVarTok"/>
     <w:basedOn w:val="VerbatimChar"/>
     <w:rPr>
@@ -31390,28 +31693,28 @@
       <w:color w:val="60a0b0"/>
     </w:rPr>
   </w:style>
-  <w:style w:customStyle="1" w:styleId="OtherTok" w:type="character">
+  <w:style w:type="character" w:customStyle="1" w:styleId="OtherTok">
     <w:name w:val="OtherTok"/>
     <w:basedOn w:val="VerbatimChar"/>
     <w:rPr>
       <w:color w:val="007020"/>
     </w:rPr>
   </w:style>
-  <w:style w:customStyle="1" w:styleId="FunctionTok" w:type="character">
+  <w:style w:type="character" w:customStyle="1" w:styleId="FunctionTok">
     <w:name w:val="FunctionTok"/>
     <w:basedOn w:val="VerbatimChar"/>
     <w:rPr>
       <w:color w:val="06287e"/>
     </w:rPr>
   </w:style>
-  <w:style w:customStyle="1" w:styleId="VariableTok" w:type="character">
+  <w:style w:type="character" w:customStyle="1" w:styleId="VariableTok">
     <w:name w:val="VariableTok"/>
     <w:basedOn w:val="VerbatimChar"/>
     <w:rPr>
       <w:color w:val="19177c"/>
     </w:rPr>
   </w:style>
-  <w:style w:customStyle="1" w:styleId="ControlFlowTok" w:type="character">
+  <w:style w:type="character" w:customStyle="1" w:styleId="ControlFlowTok">
     <w:name w:val="ControlFlowTok"/>
     <w:basedOn w:val="VerbatimChar"/>
     <w:rPr>
@@ -31419,45 +31722,45 @@
       <w:color w:val="007020"/>
     </w:rPr>
   </w:style>
-  <w:style w:customStyle="1" w:styleId="OperatorTok" w:type="character">
+  <w:style w:type="character" w:customStyle="1" w:styleId="OperatorTok">
     <w:name w:val="OperatorTok"/>
     <w:basedOn w:val="VerbatimChar"/>
     <w:rPr>
       <w:color w:val="666666"/>
     </w:rPr>
   </w:style>
-  <w:style w:customStyle="1" w:styleId="BuiltInTok" w:type="character">
+  <w:style w:type="character" w:customStyle="1" w:styleId="BuiltInTok">
     <w:name w:val="BuiltInTok"/>
     <w:basedOn w:val="VerbatimChar"/>
     <w:rPr>
       <w:color w:val="008000"/>
     </w:rPr>
   </w:style>
-  <w:style w:customStyle="1" w:styleId="ExtensionTok" w:type="character">
+  <w:style w:type="character" w:customStyle="1" w:styleId="ExtensionTok">
     <w:name w:val="ExtensionTok"/>
     <w:basedOn w:val="VerbatimChar"/>
     <w:rPr/>
   </w:style>
-  <w:style w:customStyle="1" w:styleId="PreprocessorTok" w:type="character">
+  <w:style w:type="character" w:customStyle="1" w:styleId="PreprocessorTok">
     <w:name w:val="PreprocessorTok"/>
     <w:basedOn w:val="VerbatimChar"/>
     <w:rPr>
       <w:color w:val="bc7a00"/>
     </w:rPr>
   </w:style>
-  <w:style w:customStyle="1" w:styleId="AttributeTok" w:type="character">
+  <w:style w:type="character" w:customStyle="1" w:styleId="AttributeTok">
     <w:name w:val="AttributeTok"/>
     <w:basedOn w:val="VerbatimChar"/>
     <w:rPr>
       <w:color w:val="7d9029"/>
     </w:rPr>
   </w:style>
-  <w:style w:customStyle="1" w:styleId="RegionMarkerTok" w:type="character">
+  <w:style w:type="character" w:customStyle="1" w:styleId="RegionMarkerTok">
     <w:name w:val="RegionMarkerTok"/>
     <w:basedOn w:val="VerbatimChar"/>
     <w:rPr/>
   </w:style>
-  <w:style w:customStyle="1" w:styleId="InformationTok" w:type="character">
+  <w:style w:type="character" w:customStyle="1" w:styleId="InformationTok">
     <w:name w:val="InformationTok"/>
     <w:basedOn w:val="VerbatimChar"/>
     <w:rPr>
@@ -31466,7 +31769,7 @@
       <w:color w:val="60a0b0"/>
     </w:rPr>
   </w:style>
-  <w:style w:customStyle="1" w:styleId="WarningTok" w:type="character">
+  <w:style w:type="character" w:customStyle="1" w:styleId="WarningTok">
     <w:name w:val="WarningTok"/>
     <w:basedOn w:val="VerbatimChar"/>
     <w:rPr>
@@ -31475,7 +31778,7 @@
       <w:color w:val="60a0b0"/>
     </w:rPr>
   </w:style>
-  <w:style w:customStyle="1" w:styleId="AlertTok" w:type="character">
+  <w:style w:type="character" w:customStyle="1" w:styleId="AlertTok">
     <w:name w:val="AlertTok"/>
     <w:basedOn w:val="VerbatimChar"/>
     <w:rPr>
@@ -31483,7 +31786,7 @@
       <w:color w:val="ff0000"/>
     </w:rPr>
   </w:style>
-  <w:style w:customStyle="1" w:styleId="ErrorTok" w:type="character">
+  <w:style w:type="character" w:customStyle="1" w:styleId="ErrorTok">
     <w:name w:val="ErrorTok"/>
     <w:basedOn w:val="VerbatimChar"/>
     <w:rPr>
@@ -31491,7 +31794,7 @@
       <w:color w:val="ff0000"/>
     </w:rPr>
   </w:style>
-  <w:style w:customStyle="1" w:styleId="NormalTok" w:type="character">
+  <w:style w:type="character" w:customStyle="1" w:styleId="NormalTok">
     <w:name w:val="NormalTok"/>
     <w:basedOn w:val="VerbatimChar"/>
     <w:rPr/>

--- a/09_MANUALES/ES/WORD/09_Manual_Tecnico.docx
+++ b/09_MANUALES/ES/WORD/09_Manual_Tecnico.docx
@@ -501,6 +501,52 @@
           </w:p>
         </w:tc>
       </w:tr>
+      <w:tr>
+        <w:tc>
+          <w:tcPr/>
+          <w:p>
+            <w:pPr>
+              <w:pStyle w:val="Compact"/>
+            </w:pPr>
+            <w:r>
+              <w:t xml:space="preserve">4.2</w:t>
+            </w:r>
+          </w:p>
+        </w:tc>
+        <w:tc>
+          <w:tcPr/>
+          <w:p>
+            <w:pPr>
+              <w:pStyle w:val="Compact"/>
+            </w:pPr>
+            <w:r>
+              <w:t xml:space="preserve">2026-10-19</w:t>
+            </w:r>
+          </w:p>
+        </w:tc>
+        <w:tc>
+          <w:tcPr/>
+          <w:p>
+            <w:pPr>
+              <w:pStyle w:val="Compact"/>
+            </w:pPr>
+            <w:r>
+              <w:t xml:space="preserve">Integración continua con GitHub Actions en los 10 repositorios (Tabla 6) y cierre de TD-006.</w:t>
+            </w:r>
+          </w:p>
+        </w:tc>
+        <w:tc>
+          <w:tcPr/>
+          <w:p>
+            <w:pPr>
+              <w:pStyle w:val="Compact"/>
+            </w:pPr>
+            <w:r>
+              <w:t xml:space="preserve">Equipo de desarrollo</w:t>
+            </w:r>
+          </w:p>
+        </w:tc>
+      </w:tr>
     </w:tbl>
     <w:p>
       <w:pPr>
@@ -2216,20 +2262,29 @@
       <w:r>
         <w:drawing>
           <wp:inline>
-            <wp:extent cx="5334000" cy="3350418"/>
+            <wp:extent cx="5334000" cy="3667125"/>
             <wp:effectExtent b="0" l="0" r="0" t="0"/>
             <wp:docPr descr="Diagrama de contenedores del sistema Vehicle Washing" title="" id="32" name="Picture"/>
             <a:graphic>
               <a:graphicData uri="http://schemas.openxmlformats.org/drawingml/2006/picture">
                 <pic:pic>
                   <pic:nvPicPr>
-                    <pic:cNvPr descr="09_Manual_Tecnico_diagramas/architecture.png" id="33" name="Picture"/>
+                    <pic:cNvPr descr="capturas/architecture.svg" id="33" name="Picture"/>
                     <pic:cNvPicPr>
                       <a:picLocks noChangeArrowheads="1" noChangeAspect="1"/>
                     </pic:cNvPicPr>
                   </pic:nvPicPr>
                   <pic:blipFill>
-                    <a:blip r:embed="rId31"/>
+                    <a:blip>
+                      <a:extLst>
+                        <a:ext uri="{28A0092B-C50C-407E-A947-70E740481C1C}">
+                          <a14:useLocalDpi xmlns:a14="http://schemas.microsoft.com/office/drawing/2010/main" val="0"/>
+                        </a:ext>
+                        <a:ext uri="{96DAC541-7B7A-43D3-8B79-37D633B846F1}">
+                          <asvg:svgBlip xmlns:asvg="http://schemas.microsoft.com/office/drawing/2016/SVG/main" r:embed="rId31"/>
+                        </a:ext>
+                      </a:extLst>
+                    </a:blip>
                     <a:stretch>
                       <a:fillRect/>
                     </a:stretch>
@@ -2237,7 +2292,7 @@
                   <pic:spPr bwMode="auto">
                     <a:xfrm>
                       <a:off x="0" y="0"/>
-                      <a:ext cx="5334000" cy="3350418"/>
+                      <a:ext cx="5334000" cy="3667125"/>
                     </a:xfrm>
                     <a:prstGeom prst="rect">
                       <a:avLst/>
@@ -3813,18 +3868,71 @@
               <w:pStyle w:val="Compact"/>
             </w:pPr>
             <w:r>
-              <w:t xml:space="preserve">Jenkins</w:t>
-            </w:r>
-          </w:p>
-        </w:tc>
-        <w:tc>
-          <w:tcPr/>
-          <w:p>
-            <w:pPr>
-              <w:pStyle w:val="Compact"/>
-            </w:pPr>
-            <w:r>
-              <w:t xml:space="preserve">Planeada, no configurada (TD-006)</w:t>
+              <w:t xml:space="preserve">GitHub Actions</w:t>
+            </w:r>
+          </w:p>
+        </w:tc>
+        <w:tc>
+          <w:tcPr/>
+          <w:p>
+            <w:pPr>
+              <w:pStyle w:val="Compact"/>
+            </w:pPr>
+            <w:r>
+              <w:rPr>
+                <w:rStyle w:val="VerbatimChar"/>
+              </w:rPr>
+              <w:t xml:space="preserve">ci.yml</w:t>
+            </w:r>
+            <w:r>
+              <w:t xml:space="preserve"> </w:t>
+            </w:r>
+            <w:r>
+              <w:t xml:space="preserve">en los 10 repositorios: compila y corre las pruebas en cada push o pull request a</w:t>
+            </w:r>
+            <w:r>
+              <w:t xml:space="preserve"> </w:t>
+            </w:r>
+            <w:r>
+              <w:rPr>
+                <w:i/>
+                <w:iCs/>
+              </w:rPr>
+              <w:t xml:space="preserve">develop</w:t>
+            </w:r>
+            <w:r>
+              <w:t xml:space="preserve"> </w:t>
+            </w:r>
+            <w:r>
+              <w:t xml:space="preserve">y</w:t>
+            </w:r>
+            <w:r>
+              <w:t xml:space="preserve"> </w:t>
+            </w:r>
+            <w:r>
+              <w:rPr>
+                <w:i/>
+                <w:iCs/>
+              </w:rPr>
+              <w:t xml:space="preserve">main</w:t>
+            </w:r>
+            <w:r>
+              <w:t xml:space="preserve">;</w:t>
+            </w:r>
+            <w:r>
+              <w:t xml:space="preserve"> </w:t>
+            </w:r>
+            <w:r>
+              <w:rPr>
+                <w:rStyle w:val="VerbatimChar"/>
+              </w:rPr>
+              <w:t xml:space="preserve">lavarapido-infra</w:t>
+            </w:r>
+            <w:r>
+              <w:t xml:space="preserve"> </w:t>
+            </w:r>
+            <w:r>
+              <w:t xml:space="preserve">tiene además el despliegue manual a Azure</w:t>
             </w:r>
           </w:p>
         </w:tc>
@@ -19683,20 +19791,29 @@
       <w:r>
         <w:drawing>
           <wp:inline>
-            <wp:extent cx="5334000" cy="2288458"/>
+            <wp:extent cx="5334000" cy="2580967"/>
             <wp:effectExtent b="0" l="0" r="0" t="0"/>
             <wp:docPr descr="Diagrama de estados de la reserva" title="" id="77" name="Picture"/>
             <a:graphic>
               <a:graphicData uri="http://schemas.openxmlformats.org/drawingml/2006/picture">
                 <pic:pic>
                   <pic:nvPicPr>
-                    <pic:cNvPr descr="09_Manual_Tecnico_diagramas/booking-states.png" id="78" name="Picture"/>
+                    <pic:cNvPr descr="capturas/booking-states.svg" id="78" name="Picture"/>
                     <pic:cNvPicPr>
                       <a:picLocks noChangeArrowheads="1" noChangeAspect="1"/>
                     </pic:cNvPicPr>
                   </pic:nvPicPr>
                   <pic:blipFill>
-                    <a:blip r:embed="rId76"/>
+                    <a:blip>
+                      <a:extLst>
+                        <a:ext uri="{28A0092B-C50C-407E-A947-70E740481C1C}">
+                          <a14:useLocalDpi xmlns:a14="http://schemas.microsoft.com/office/drawing/2010/main" val="0"/>
+                        </a:ext>
+                        <a:ext uri="{96DAC541-7B7A-43D3-8B79-37D633B846F1}">
+                          <asvg:svgBlip xmlns:asvg="http://schemas.microsoft.com/office/drawing/2016/SVG/main" r:embed="rId76"/>
+                        </a:ext>
+                      </a:extLst>
+                    </a:blip>
                     <a:stretch>
                       <a:fillRect/>
                     </a:stretch>
@@ -19704,7 +19821,7 @@
                   <pic:spPr bwMode="auto">
                     <a:xfrm>
                       <a:off x="0" y="0"/>
-                      <a:ext cx="5334000" cy="2288458"/>
+                      <a:ext cx="5334000" cy="2580967"/>
                     </a:xfrm>
                     <a:prstGeom prst="rect">
                       <a:avLst/>
@@ -28133,41 +28250,6 @@
               <w:pStyle w:val="Compact"/>
             </w:pPr>
             <w:r>
-              <w:t xml:space="preserve">TD-006</w:t>
-            </w:r>
-          </w:p>
-        </w:tc>
-        <w:tc>
-          <w:tcPr/>
-          <w:p>
-            <w:pPr>
-              <w:pStyle w:val="Compact"/>
-            </w:pPr>
-            <w:r>
-              <w:t xml:space="preserve">Canalización de Jenkins por repositorio.</w:t>
-            </w:r>
-          </w:p>
-        </w:tc>
-        <w:tc>
-          <w:tcPr/>
-          <w:p>
-            <w:pPr>
-              <w:pStyle w:val="Compact"/>
-            </w:pPr>
-            <w:r>
-              <w:t xml:space="preserve">Media</w:t>
-            </w:r>
-          </w:p>
-        </w:tc>
-      </w:tr>
-      <w:tr>
-        <w:tc>
-          <w:tcPr/>
-          <w:p>
-            <w:pPr>
-              <w:pStyle w:val="Compact"/>
-            </w:pPr>
-            <w:r>
               <w:t xml:space="preserve">TD-007</w:t>
             </w:r>
           </w:p>
@@ -28402,7 +28484,7 @@
         <w:t xml:space="preserve"> </w:t>
       </w:r>
       <w:r>
-        <w:t xml:space="preserve">de la documentación (Equipo de Desarrollo Vehicle Washing, 2026a), revisado contra el código el 16 de octubre de 2026. Entre el 8 y el 16 de octubre de 2026 se resolvieron TD-001, TD-002, TD-003, TD-009, TD-013, TD-014, TD-015, TD-016, TD-017, TD-018, TD-020 y TD-021; su cierre se registra en el documento de acciones correctivas, preventivas y de mejoramiento.</w:t>
+        <w:t xml:space="preserve">de la documentación (Equipo de Desarrollo Vehicle Washing, 2026a), revisado contra el código el 16 de octubre de 2026. Entre el 8 y el 16 de octubre de 2026 se resolvieron TD-001, TD-002, TD-003, TD-009, TD-013, TD-014, TD-015, TD-016, TD-017, TD-018, TD-020 y TD-021; su cierre se registra en el documento de acciones correctivas, preventivas y de mejoramiento. El 19 de octubre de 2026 se cerró también TD-006, con la integración continua en GitHub Actions.</w:t>
       </w:r>
     </w:p>
     <w:bookmarkEnd w:id="106"/>
@@ -31565,7 +31647,7 @@
       <w:color w:themeColor="accent1" w:themeShade="BF" w:val="365F91"/>
     </w:rPr>
   </w:style>
-  <w:style w:type="paragraph" w:customStyle="1" w:styleId="SourceCode">
+  <w:style w:customStyle="1" w:styleId="SourceCode" w:type="paragraph">
     <w:name w:val="Source Code"/>
     <w:basedOn w:val="Normal"/>
     <w:link w:val="VerbatimChar"/>
@@ -31573,7 +31655,7 @@
       <w:wordWrap w:val="off"/>
     </w:pPr>
   </w:style>
-  <w:style w:type="character" w:customStyle="1" w:styleId="KeywordTok">
+  <w:style w:customStyle="1" w:styleId="KeywordTok" w:type="character">
     <w:name w:val="KeywordTok"/>
     <w:basedOn w:val="VerbatimChar"/>
     <w:rPr>
@@ -31581,77 +31663,77 @@
       <w:color w:val="007020"/>
     </w:rPr>
   </w:style>
-  <w:style w:type="character" w:customStyle="1" w:styleId="DataTypeTok">
+  <w:style w:customStyle="1" w:styleId="DataTypeTok" w:type="character">
     <w:name w:val="DataTypeTok"/>
     <w:basedOn w:val="VerbatimChar"/>
     <w:rPr>
       <w:color w:val="902000"/>
     </w:rPr>
   </w:style>
-  <w:style w:type="character" w:customStyle="1" w:styleId="DecValTok">
+  <w:style w:customStyle="1" w:styleId="DecValTok" w:type="character">
     <w:name w:val="DecValTok"/>
     <w:basedOn w:val="VerbatimChar"/>
     <w:rPr>
       <w:color w:val="40a070"/>
     </w:rPr>
   </w:style>
-  <w:style w:type="character" w:customStyle="1" w:styleId="BaseNTok">
+  <w:style w:customStyle="1" w:styleId="BaseNTok" w:type="character">
     <w:name w:val="BaseNTok"/>
     <w:basedOn w:val="VerbatimChar"/>
     <w:rPr>
       <w:color w:val="40a070"/>
     </w:rPr>
   </w:style>
-  <w:style w:type="character" w:customStyle="1" w:styleId="FloatTok">
+  <w:style w:customStyle="1" w:styleId="FloatTok" w:type="character">
     <w:name w:val="FloatTok"/>
     <w:basedOn w:val="VerbatimChar"/>
     <w:rPr>
       <w:color w:val="40a070"/>
     </w:rPr>
   </w:style>
-  <w:style w:type="character" w:customStyle="1" w:styleId="ConstantTok">
+  <w:style w:customStyle="1" w:styleId="ConstantTok" w:type="character">
     <w:name w:val="ConstantTok"/>
     <w:basedOn w:val="VerbatimChar"/>
     <w:rPr>
       <w:color w:val="880000"/>
     </w:rPr>
   </w:style>
-  <w:style w:type="character" w:customStyle="1" w:styleId="CharTok">
+  <w:style w:customStyle="1" w:styleId="CharTok" w:type="character">
     <w:name w:val="CharTok"/>
     <w:basedOn w:val="VerbatimChar"/>
     <w:rPr>
       <w:color w:val="4070a0"/>
     </w:rPr>
   </w:style>
-  <w:style w:type="character" w:customStyle="1" w:styleId="SpecialCharTok">
+  <w:style w:customStyle="1" w:styleId="SpecialCharTok" w:type="character">
     <w:name w:val="SpecialCharTok"/>
     <w:basedOn w:val="VerbatimChar"/>
     <w:rPr>
       <w:color w:val="4070a0"/>
     </w:rPr>
   </w:style>
-  <w:style w:type="character" w:customStyle="1" w:styleId="StringTok">
+  <w:style w:customStyle="1" w:styleId="StringTok" w:type="character">
     <w:name w:val="StringTok"/>
     <w:basedOn w:val="VerbatimChar"/>
     <w:rPr>
       <w:color w:val="4070a0"/>
     </w:rPr>
   </w:style>
-  <w:style w:type="character" w:customStyle="1" w:styleId="VerbatimStringTok">
+  <w:style w:customStyle="1" w:styleId="VerbatimStringTok" w:type="character">
     <w:name w:val="VerbatimStringTok"/>
     <w:basedOn w:val="VerbatimChar"/>
     <w:rPr>
       <w:color w:val="4070a0"/>
     </w:rPr>
   </w:style>
-  <w:style w:type="character" w:customStyle="1" w:styleId="SpecialStringTok">
+  <w:style w:customStyle="1" w:styleId="SpecialStringTok" w:type="character">
     <w:name w:val="SpecialStringTok"/>
     <w:basedOn w:val="VerbatimChar"/>
     <w:rPr>
       <w:color w:val="bb6688"/>
     </w:rPr>
   </w:style>
-  <w:style w:type="character" w:customStyle="1" w:styleId="ImportTok">
+  <w:style w:customStyle="1" w:styleId="ImportTok" w:type="character">
     <w:name w:val="ImportTok"/>
     <w:basedOn w:val="VerbatimChar"/>
     <w:rPr>
@@ -31659,7 +31741,7 @@
       <w:color w:val="008000"/>
     </w:rPr>
   </w:style>
-  <w:style w:type="character" w:customStyle="1" w:styleId="CommentTok">
+  <w:style w:customStyle="1" w:styleId="CommentTok" w:type="character">
     <w:name w:val="CommentTok"/>
     <w:basedOn w:val="VerbatimChar"/>
     <w:rPr>
@@ -31667,7 +31749,7 @@
       <w:color w:val="60a0b0"/>
     </w:rPr>
   </w:style>
-  <w:style w:type="character" w:customStyle="1" w:styleId="DocumentationTok">
+  <w:style w:customStyle="1" w:styleId="DocumentationTok" w:type="character">
     <w:name w:val="DocumentationTok"/>
     <w:basedOn w:val="VerbatimChar"/>
     <w:rPr>
@@ -31675,7 +31757,7 @@
       <w:color w:val="ba2121"/>
     </w:rPr>
   </w:style>
-  <w:style w:type="character" w:customStyle="1" w:styleId="AnnotationTok">
+  <w:style w:customStyle="1" w:styleId="AnnotationTok" w:type="character">
     <w:name w:val="AnnotationTok"/>
     <w:basedOn w:val="VerbatimChar"/>
     <w:rPr>
@@ -31684,7 +31766,7 @@
       <w:color w:val="60a0b0"/>
     </w:rPr>
   </w:style>
-  <w:style w:type="character" w:customStyle="1" w:styleId="CommentVarTok">
+  <w:style w:customStyle="1" w:styleId="CommentVarTok" w:type="character">
     <w:name w:val="CommentVarTok"/>
     <w:basedOn w:val="VerbatimChar"/>
     <w:rPr>
@@ -31693,28 +31775,28 @@
       <w:color w:val="60a0b0"/>
     </w:rPr>
   </w:style>
-  <w:style w:type="character" w:customStyle="1" w:styleId="OtherTok">
+  <w:style w:customStyle="1" w:styleId="OtherTok" w:type="character">
     <w:name w:val="OtherTok"/>
     <w:basedOn w:val="VerbatimChar"/>
     <w:rPr>
       <w:color w:val="007020"/>
     </w:rPr>
   </w:style>
-  <w:style w:type="character" w:customStyle="1" w:styleId="FunctionTok">
+  <w:style w:customStyle="1" w:styleId="FunctionTok" w:type="character">
     <w:name w:val="FunctionTok"/>
     <w:basedOn w:val="VerbatimChar"/>
     <w:rPr>
       <w:color w:val="06287e"/>
     </w:rPr>
   </w:style>
-  <w:style w:type="character" w:customStyle="1" w:styleId="VariableTok">
+  <w:style w:customStyle="1" w:styleId="VariableTok" w:type="character">
     <w:name w:val="VariableTok"/>
     <w:basedOn w:val="VerbatimChar"/>
     <w:rPr>
       <w:color w:val="19177c"/>
     </w:rPr>
   </w:style>
-  <w:style w:type="character" w:customStyle="1" w:styleId="ControlFlowTok">
+  <w:style w:customStyle="1" w:styleId="ControlFlowTok" w:type="character">
     <w:name w:val="ControlFlowTok"/>
     <w:basedOn w:val="VerbatimChar"/>
     <w:rPr>
@@ -31722,45 +31804,45 @@
       <w:color w:val="007020"/>
     </w:rPr>
   </w:style>
-  <w:style w:type="character" w:customStyle="1" w:styleId="OperatorTok">
+  <w:style w:customStyle="1" w:styleId="OperatorTok" w:type="character">
     <w:name w:val="OperatorTok"/>
     <w:basedOn w:val="VerbatimChar"/>
     <w:rPr>
       <w:color w:val="666666"/>
     </w:rPr>
   </w:style>
-  <w:style w:type="character" w:customStyle="1" w:styleId="BuiltInTok">
+  <w:style w:customStyle="1" w:styleId="BuiltInTok" w:type="character">
     <w:name w:val="BuiltInTok"/>
     <w:basedOn w:val="VerbatimChar"/>
     <w:rPr>
       <w:color w:val="008000"/>
     </w:rPr>
   </w:style>
-  <w:style w:type="character" w:customStyle="1" w:styleId="ExtensionTok">
+  <w:style w:customStyle="1" w:styleId="ExtensionTok" w:type="character">
     <w:name w:val="ExtensionTok"/>
     <w:basedOn w:val="VerbatimChar"/>
     <w:rPr/>
   </w:style>
-  <w:style w:type="character" w:customStyle="1" w:styleId="PreprocessorTok">
+  <w:style w:customStyle="1" w:styleId="PreprocessorTok" w:type="character">
     <w:name w:val="PreprocessorTok"/>
     <w:basedOn w:val="VerbatimChar"/>
     <w:rPr>
       <w:color w:val="bc7a00"/>
     </w:rPr>
   </w:style>
-  <w:style w:type="character" w:customStyle="1" w:styleId="AttributeTok">
+  <w:style w:customStyle="1" w:styleId="AttributeTok" w:type="character">
     <w:name w:val="AttributeTok"/>
     <w:basedOn w:val="VerbatimChar"/>
     <w:rPr>
       <w:color w:val="7d9029"/>
     </w:rPr>
   </w:style>
-  <w:style w:type="character" w:customStyle="1" w:styleId="RegionMarkerTok">
+  <w:style w:customStyle="1" w:styleId="RegionMarkerTok" w:type="character">
     <w:name w:val="RegionMarkerTok"/>
     <w:basedOn w:val="VerbatimChar"/>
     <w:rPr/>
   </w:style>
-  <w:style w:type="character" w:customStyle="1" w:styleId="InformationTok">
+  <w:style w:customStyle="1" w:styleId="InformationTok" w:type="character">
     <w:name w:val="InformationTok"/>
     <w:basedOn w:val="VerbatimChar"/>
     <w:rPr>
@@ -31769,7 +31851,7 @@
       <w:color w:val="60a0b0"/>
     </w:rPr>
   </w:style>
-  <w:style w:type="character" w:customStyle="1" w:styleId="WarningTok">
+  <w:style w:customStyle="1" w:styleId="WarningTok" w:type="character">
     <w:name w:val="WarningTok"/>
     <w:basedOn w:val="VerbatimChar"/>
     <w:rPr>
@@ -31778,7 +31860,7 @@
       <w:color w:val="60a0b0"/>
     </w:rPr>
   </w:style>
-  <w:style w:type="character" w:customStyle="1" w:styleId="AlertTok">
+  <w:style w:customStyle="1" w:styleId="AlertTok" w:type="character">
     <w:name w:val="AlertTok"/>
     <w:basedOn w:val="VerbatimChar"/>
     <w:rPr>
@@ -31786,7 +31868,7 @@
       <w:color w:val="ff0000"/>
     </w:rPr>
   </w:style>
-  <w:style w:type="character" w:customStyle="1" w:styleId="ErrorTok">
+  <w:style w:customStyle="1" w:styleId="ErrorTok" w:type="character">
     <w:name w:val="ErrorTok"/>
     <w:basedOn w:val="VerbatimChar"/>
     <w:rPr>
@@ -31794,7 +31876,7 @@
       <w:color w:val="ff0000"/>
     </w:rPr>
   </w:style>
-  <w:style w:type="character" w:customStyle="1" w:styleId="NormalTok">
+  <w:style w:customStyle="1" w:styleId="NormalTok" w:type="character">
     <w:name w:val="NormalTok"/>
     <w:basedOn w:val="VerbatimChar"/>
     <w:rPr/>

--- a/09_MANUALES/ES/WORD/09_Manual_Tecnico.docx
+++ b/09_MANUALES/ES/WORD/09_Manual_Tecnico.docx
@@ -532,6 +532,52 @@
             </w:pPr>
             <w:r>
               <w:t xml:space="preserve">Integración continua con GitHub Actions en los 10 repositorios (Tabla 6) y cierre de TD-006.</w:t>
+            </w:r>
+          </w:p>
+        </w:tc>
+        <w:tc>
+          <w:tcPr/>
+          <w:p>
+            <w:pPr>
+              <w:pStyle w:val="Compact"/>
+            </w:pPr>
+            <w:r>
+              <w:t xml:space="preserve">Equipo de desarrollo</w:t>
+            </w:r>
+          </w:p>
+        </w:tc>
+      </w:tr>
+      <w:tr>
+        <w:tc>
+          <w:tcPr/>
+          <w:p>
+            <w:pPr>
+              <w:pStyle w:val="Compact"/>
+            </w:pPr>
+            <w:r>
+              <w:t xml:space="preserve">4.3</w:t>
+            </w:r>
+          </w:p>
+        </w:tc>
+        <w:tc>
+          <w:tcPr/>
+          <w:p>
+            <w:pPr>
+              <w:pStyle w:val="Compact"/>
+            </w:pPr>
+            <w:r>
+              <w:t xml:space="preserve">2026-10-19</w:t>
+            </w:r>
+          </w:p>
+        </w:tc>
+        <w:tc>
+          <w:tcPr/>
+          <w:p>
+            <w:pPr>
+              <w:pStyle w:val="Compact"/>
+            </w:pPr>
+            <w:r>
+              <w:t xml:space="preserve">Resultados de las pruebas del 19 de octubre de 2026 (655 automatizadas, 19 de punta a punta y 42 casos funcionales).</w:t>
             </w:r>
           </w:p>
         </w:tc>
@@ -27741,7 +27787,7 @@
         <w:pStyle w:val="FirstParagraph"/>
       </w:pPr>
       <w:r>
-        <w:t xml:space="preserve">La estrategia de pruebas propone una pirámide de pruebas unitarias, de integración, de contrato y de punta a punta, con al menos un 80 % de cobertura de líneas y un 90 % en el dominio. El 16 de octubre de 2026 se ejecutaron todas las pruebas con estos resultados: 639 pruebas unitarias y de integración aprobadas (web 43, gateway 34, security-service 147, customer-service 68, booking-service 40, operations-service 54, notification-service 112 y payment-service 141, con 7 omitidas a propósito) y 19 de 19 pruebas de punta a punta aprobadas contra los contenedores (</w:t>
+        <w:t xml:space="preserve">La estrategia de pruebas propone una pirámide de pruebas unitarias, de integración, de contrato y de punta a punta, con al menos un 80 % de cobertura de líneas y un 90 % en el dominio. El 19 de octubre de 2026 se ejecutaron todas las pruebas con estos resultados: 655 pruebas unitarias y de integración aprobadas (web 43, gateway 34, security-service 151, customer-service 69, booking-service 43, operations-service 55, notification-service 112 y payment-service 148, incluidas las 7 de persistencia contra una base aislada), 19 de 19 pruebas de punta a punta y 42 de 42 casos funcionales aprobados contra el sistema completo (</w:t>
       </w:r>
       <w:r>
         <w:rPr>

--- a/09_MANUALES/ES/WORD/09_Manual_Tecnico.docx
+++ b/09_MANUALES/ES/WORD/09_Manual_Tecnico.docx
@@ -32,7 +32,7 @@
         <w:pStyle w:val="BodyText"/>
       </w:pPr>
       <w:r>
-        <w:t xml:space="preserve">Brayan Estiven Patiño Cabrera (líder de proyecto), Juan Camilo Guilombo Osorio (líder de frontend) y Merari Urbano (líder de backend)</w:t>
+        <w:t xml:space="preserve">Brayan Estiven Patiño Cabrera (líder de proyecto), Juan Camilo Guilombo Osorio (líder de frontend) y Merari Urbano Quintero (líder de backend)</w:t>
       </w:r>
     </w:p>
     <w:p>
@@ -64,7 +64,7 @@
         <w:pStyle w:val="BodyText"/>
       </w:pPr>
       <w:r>
-        <w:t xml:space="preserve">17 de octubre de 2026</w:t>
+        <w:t xml:space="preserve">20 de octubre de 2026</w:t>
       </w:r>
     </w:p>
     <w:p>
@@ -72,7 +72,7 @@
         <w:pStyle w:val="BodyText"/>
       </w:pPr>
       <w:r>
-        <w:t xml:space="preserve">Tipo de manual: Manual técnico (desarrolladores y arquitectos de software) · Versión 4.1</w:t>
+        <w:t xml:space="preserve">Tipo de manual: Manual técnico (desarrolladores y arquitectos de software) · Versión 4.4</w:t>
       </w:r>
     </w:p>
     <w:bookmarkStart w:id="20" w:name="control-de-versiones"/>
@@ -593,6 +593,62 @@
           </w:p>
         </w:tc>
       </w:tr>
+      <w:tr>
+        <w:tc>
+          <w:tcPr/>
+          <w:p>
+            <w:pPr>
+              <w:pStyle w:val="Compact"/>
+            </w:pPr>
+            <w:r>
+              <w:t xml:space="preserve">4.4</w:t>
+            </w:r>
+          </w:p>
+        </w:tc>
+        <w:tc>
+          <w:tcPr/>
+          <w:p>
+            <w:pPr>
+              <w:pStyle w:val="Compact"/>
+            </w:pPr>
+            <w:r>
+              <w:t xml:space="preserve">2026-10-20</w:t>
+            </w:r>
+          </w:p>
+        </w:tc>
+        <w:tc>
+          <w:tcPr/>
+          <w:p>
+            <w:pPr>
+              <w:pStyle w:val="Compact"/>
+            </w:pPr>
+            <w:r>
+              <w:t xml:space="preserve">Revisión contra el código del 20 de octubre de 2026: el cambio de rol de una cuenta se revirtió en el código y el manual no lo documenta; se agregó la regla de que una cuenta de administrador no se desactiva (</w:t>
+            </w:r>
+            <w:r>
+              <w:rPr>
+                <w:i/>
+                <w:iCs/>
+              </w:rPr>
+              <w:t xml:space="preserve">ADMIN_CANNOT_BE_DISABLED</w:t>
+            </w:r>
+            <w:r>
+              <w:t xml:space="preserve">) y sus códigos de error 403; se aclara que la web y la app no usan la reprogramación del cliente ni el envío manual de notificaciones.</w:t>
+            </w:r>
+          </w:p>
+        </w:tc>
+        <w:tc>
+          <w:tcPr/>
+          <w:p>
+            <w:pPr>
+              <w:pStyle w:val="Compact"/>
+            </w:pPr>
+            <w:r>
+              <w:t xml:space="preserve">Equipo de desarrollo</w:t>
+            </w:r>
+          </w:p>
+        </w:tc>
+      </w:tr>
     </w:tbl>
     <w:p>
       <w:pPr>
@@ -2308,29 +2364,20 @@
       <w:r>
         <w:drawing>
           <wp:inline>
-            <wp:extent cx="5334000" cy="3667125"/>
+            <wp:extent cx="5334000" cy="8152534"/>
             <wp:effectExtent b="0" l="0" r="0" t="0"/>
-            <wp:docPr descr="Diagrama de contenedores del sistema Vehicle Washing" title="" id="32" name="Picture"/>
+            <wp:docPr descr="" title="" id="32" name="Picture"/>
             <a:graphic>
               <a:graphicData uri="http://schemas.openxmlformats.org/drawingml/2006/picture">
                 <pic:pic>
                   <pic:nvPicPr>
-                    <pic:cNvPr descr="capturas/architecture.svg" id="33" name="Picture"/>
+                    <pic:cNvPr descr="diagrama-1.png" id="33" name="Picture"/>
                     <pic:cNvPicPr>
                       <a:picLocks noChangeArrowheads="1" noChangeAspect="1"/>
                     </pic:cNvPicPr>
                   </pic:nvPicPr>
                   <pic:blipFill>
-                    <a:blip>
-                      <a:extLst>
-                        <a:ext uri="{28A0092B-C50C-407E-A947-70E740481C1C}">
-                          <a14:useLocalDpi xmlns:a14="http://schemas.microsoft.com/office/drawing/2010/main" val="0"/>
-                        </a:ext>
-                        <a:ext uri="{96DAC541-7B7A-43D3-8B79-37D633B846F1}">
-                          <asvg:svgBlip xmlns:asvg="http://schemas.microsoft.com/office/drawing/2016/SVG/main" r:embed="rId31"/>
-                        </a:ext>
-                      </a:extLst>
-                    </a:blip>
+                    <a:blip r:embed="rId31"/>
                     <a:stretch>
                       <a:fillRect/>
                     </a:stretch>
@@ -2338,7 +2385,7 @@
                   <pic:spPr bwMode="auto">
                     <a:xfrm>
                       <a:off x="0" y="0"/>
-                      <a:ext cx="5334000" cy="3667125"/>
+                      <a:ext cx="5334000" cy="8152534"/>
                     </a:xfrm>
                     <a:prstGeom prst="rect">
                       <a:avLst/>
@@ -7634,7 +7681,7 @@
               <w:pStyle w:val="Compact"/>
             </w:pPr>
             <w:r>
-              <w:t xml:space="preserve">FORBIDDEN, ACCOUNT_DISABLED</w:t>
+              <w:t xml:space="preserve">FORBIDDEN, ACCOUNT_DISABLED, CANNOT_DISABLE_OWN_ACCOUNT, ADMIN_CANNOT_BE_DISABLED</w:t>
             </w:r>
           </w:p>
         </w:tc>
@@ -18227,7 +18274,7 @@
         <w:t xml:space="preserve"> </w:t>
       </w:r>
       <w:r>
-        <w:t xml:space="preserve">contraseñas con BCrypt (costo 12); política de contraseñas de 8 a 72 caracteres con una mayúscula, un dígito y un carácter especial, sin espacios; el código de recuperación tiene 6 dígitos, dura 15 minutos, es de un solo uso y cinco intentos fallidos lo invalidan (contador en memoria); solicitar un código nuevo invalida el anterior; el correo de una cuenta inexistente produce la misma respuesta; el cambio de correo y la desactivación requieren la contraseña actual; un administrador no puede desactivar su propia cuenta; los identificadores de permisos desconocidos se rechazan con 400 UNKNOWN_PERMISSION; cinco intentos fallidos en 15 minutos bloquean la cuenta durante 15 minutos (</w:t>
+        <w:t xml:space="preserve">contraseñas con BCrypt (costo 12); política de contraseñas de 8 a 72 caracteres con una mayúscula, un dígito y un carácter especial, sin espacios; el código de recuperación tiene 6 dígitos, dura 15 minutos, es de un solo uso y cinco intentos fallidos lo invalidan (contador en memoria); solicitar un código nuevo invalida el anterior; el correo de una cuenta inexistente produce la misma respuesta; el cambio de correo y la desactivación requieren la contraseña actual; un administrador no puede desactivar su propia cuenta (403 CANNOT_DISABLE_OWN_ACCOUNT) y una cuenta de administrador no se desactiva desde la administración de usuarios (403 ADMIN_CANNOT_BE_DISABLED); el rol se asigna al crear la cuenta y no hay un endpoint para cambiarlo; los identificadores de permisos desconocidos se rechazan con 400 UNKNOWN_PERMISSION; cinco intentos fallidos en 15 minutos bloquean la cuenta durante 15 minutos (</w:t>
       </w:r>
       <w:r>
         <w:rPr>
@@ -19837,29 +19884,20 @@
       <w:r>
         <w:drawing>
           <wp:inline>
-            <wp:extent cx="5334000" cy="2580967"/>
+            <wp:extent cx="5334000" cy="958203"/>
             <wp:effectExtent b="0" l="0" r="0" t="0"/>
-            <wp:docPr descr="Diagrama de estados de la reserva" title="" id="77" name="Picture"/>
+            <wp:docPr descr="" title="" id="77" name="Picture"/>
             <a:graphic>
               <a:graphicData uri="http://schemas.openxmlformats.org/drawingml/2006/picture">
                 <pic:pic>
                   <pic:nvPicPr>
-                    <pic:cNvPr descr="capturas/booking-states.svg" id="78" name="Picture"/>
+                    <pic:cNvPr descr="diagrama-2.png" id="78" name="Picture"/>
                     <pic:cNvPicPr>
                       <a:picLocks noChangeArrowheads="1" noChangeAspect="1"/>
                     </pic:cNvPicPr>
                   </pic:nvPicPr>
                   <pic:blipFill>
-                    <a:blip>
-                      <a:extLst>
-                        <a:ext uri="{28A0092B-C50C-407E-A947-70E740481C1C}">
-                          <a14:useLocalDpi xmlns:a14="http://schemas.microsoft.com/office/drawing/2010/main" val="0"/>
-                        </a:ext>
-                        <a:ext uri="{96DAC541-7B7A-43D3-8B79-37D633B846F1}">
-                          <asvg:svgBlip xmlns:asvg="http://schemas.microsoft.com/office/drawing/2016/SVG/main" r:embed="rId76"/>
-                        </a:ext>
-                      </a:extLst>
-                    </a:blip>
+                    <a:blip r:embed="rId76"/>
                     <a:stretch>
                       <a:fillRect/>
                     </a:stretch>
@@ -19867,7 +19905,7 @@
                   <pic:spPr bwMode="auto">
                     <a:xfrm>
                       <a:off x="0" y="0"/>
-                      <a:ext cx="5334000" cy="2580967"/>
+                      <a:ext cx="5334000" cy="958203"/>
                     </a:xfrm>
                     <a:prstGeom prst="rect">
                       <a:avLst/>
@@ -21589,7 +21627,7 @@
               <w:pStyle w:val="Compact"/>
             </w:pPr>
             <w:r>
-              <w:t xml:space="preserve">Reprogramar o cancelar antes del inicio.</w:t>
+              <w:t xml:space="preserve">Reprogramar o cancelar antes del inicio. La web y la app solo usan la cancelación (sin motivo: se guarda CUSTOMER_REQUEST); la reprogramación la hace el administrador.</w:t>
             </w:r>
           </w:p>
         </w:tc>
@@ -23412,7 +23450,7 @@
               <w:pStyle w:val="Compact"/>
             </w:pPr>
             <w:r>
-              <w:t xml:space="preserve">Notificación manual; solo SYSTEM_MESSAGE o INSPECTION_REPORT (400 NOTIFICATION_TYPE_NOT_ALLOWED).</w:t>
+              <w:t xml:space="preserve">Notificación manual; solo SYSTEM_MESSAGE o INSPECTION_REPORT (400 NOTIFICATION_TYPE_NOT_ALLOWED). Ninguna pantalla de la web ni de la app la usa.</w:t>
             </w:r>
           </w:p>
         </w:tc>

--- a/09_MANUALES/ES/WORD/09_Manual_Tecnico.docx
+++ b/09_MANUALES/ES/WORD/09_Manual_Tecnico.docx
@@ -64,7 +64,7 @@
         <w:pStyle w:val="BodyText"/>
       </w:pPr>
       <w:r>
-        <w:t xml:space="preserve">20 de octubre de 2026</w:t>
+        <w:t xml:space="preserve">21 de octubre de 2026</w:t>
       </w:r>
     </w:p>
     <w:p>
@@ -72,7 +72,7 @@
         <w:pStyle w:val="BodyText"/>
       </w:pPr>
       <w:r>
-        <w:t xml:space="preserve">Tipo de manual: Manual técnico (desarrolladores y arquitectos de software) · Versión 4.4</w:t>
+        <w:t xml:space="preserve">Tipo de manual: Manual técnico (desarrolladores y arquitectos de software) · Versión 4.6</w:t>
       </w:r>
     </w:p>
     <w:bookmarkStart w:id="20" w:name="control-de-versiones"/>
@@ -649,6 +649,182 @@
           </w:p>
         </w:tc>
       </w:tr>
+      <w:tr>
+        <w:tc>
+          <w:tcPr/>
+          <w:p>
+            <w:pPr>
+              <w:pStyle w:val="Compact"/>
+            </w:pPr>
+            <w:r>
+              <w:t xml:space="preserve">4.5</w:t>
+            </w:r>
+          </w:p>
+        </w:tc>
+        <w:tc>
+          <w:tcPr/>
+          <w:p>
+            <w:pPr>
+              <w:pStyle w:val="Compact"/>
+            </w:pPr>
+            <w:r>
+              <w:t xml:space="preserve">2026-10-21</w:t>
+            </w:r>
+          </w:p>
+        </w:tc>
+        <w:tc>
+          <w:tcPr/>
+          <w:p>
+            <w:pPr>
+              <w:pStyle w:val="Compact"/>
+            </w:pPr>
+            <w:r>
+              <w:t xml:space="preserve">Revisión contra el código del 21 de octubre de 2026: el token de una sesión cerrada deja de servir (security-service y gateway, secciones 9.2, 13.2 y 14.1), cierre automático de las reservas vencidas (12.3 y Figura 3), candado de la asignación de operarios y conteo único de reservas sin operario (12.4), comprobante de máximo 2 MB y efectivo solo con su cuenta activa (12.5), cambios de la web y de la app (10.4, 10.5 y 12.7), pruebas del 21 de octubre (689 automatizadas y 19 de punta a punta) y diagnóstico. Se corrigieron además las rutas del gateway que faltaban en la Tabla 5 y la numeración de los changelogs (039 y semillas hasta la 112).</w:t>
+            </w:r>
+          </w:p>
+        </w:tc>
+        <w:tc>
+          <w:tcPr/>
+          <w:p>
+            <w:pPr>
+              <w:pStyle w:val="Compact"/>
+            </w:pPr>
+            <w:r>
+              <w:t xml:space="preserve">Equipo de desarrollo</w:t>
+            </w:r>
+          </w:p>
+        </w:tc>
+      </w:tr>
+      <w:tr>
+        <w:tc>
+          <w:tcPr/>
+          <w:p>
+            <w:pPr>
+              <w:pStyle w:val="Compact"/>
+            </w:pPr>
+            <w:r>
+              <w:t xml:space="preserve">4.6</w:t>
+            </w:r>
+          </w:p>
+        </w:tc>
+        <w:tc>
+          <w:tcPr/>
+          <w:p>
+            <w:pPr>
+              <w:pStyle w:val="Compact"/>
+            </w:pPr>
+            <w:r>
+              <w:t xml:space="preserve">2026-10-21</w:t>
+            </w:r>
+          </w:p>
+        </w:tc>
+        <w:tc>
+          <w:tcPr/>
+          <w:p>
+            <w:pPr>
+              <w:pStyle w:val="Compact"/>
+            </w:pPr>
+            <w:r>
+              <w:t xml:space="preserve">Cambio de la regla de las reservas que terminan sin cerrarse, revisada por el equipo la noche del 21 de octubre:</w:t>
+            </w:r>
+            <w:r>
+              <w:t xml:space="preserve"> </w:t>
+            </w:r>
+            <w:r>
+              <w:rPr>
+                <w:i/>
+                <w:iCs/>
+              </w:rPr>
+              <w:t xml:space="preserve">ExpiredBookingsJob</w:t>
+            </w:r>
+            <w:r>
+              <w:t xml:space="preserve"> </w:t>
+            </w:r>
+            <w:r>
+              <w:t xml:space="preserve">solo cancela las programadas; operations-service (</w:t>
+            </w:r>
+            <w:r>
+              <w:rPr>
+                <w:i/>
+                <w:iCs/>
+              </w:rPr>
+              <w:t xml:space="preserve">FollowUpJob</w:t>
+            </w:r>
+            <w:r>
+              <w:t xml:space="preserve">,</w:t>
+            </w:r>
+            <w:r>
+              <w:t xml:space="preserve"> </w:t>
+            </w:r>
+            <w:r>
+              <w:rPr>
+                <w:i/>
+                <w:iCs/>
+              </w:rPr>
+              <w:t xml:space="preserve">FollowUpPolicy</w:t>
+            </w:r>
+            <w:r>
+              <w:t xml:space="preserve"> </w:t>
+            </w:r>
+            <w:r>
+              <w:t xml:space="preserve">y</w:t>
+            </w:r>
+            <w:r>
+              <w:t xml:space="preserve"> </w:t>
+            </w:r>
+            <w:r>
+              <w:rPr>
+                <w:i/>
+                <w:iCs/>
+              </w:rPr>
+              <w:t xml:space="preserve">FollowUpService</w:t>
+            </w:r>
+            <w:r>
+              <w:t xml:space="preserve">) pasa a NO_SHOW solo la confirmada sin operario, por la ruta interna</w:t>
+            </w:r>
+            <w:r>
+              <w:t xml:space="preserve"> </w:t>
+            </w:r>
+            <w:r>
+              <w:rPr>
+                <w:i/>
+                <w:iCs/>
+              </w:rPr>
+              <w:t xml:space="preserve">/internal/v1/bookings/{id}/no-show</w:t>
+            </w:r>
+            <w:r>
+              <w:t xml:space="preserve">, y deja las demás en la lista "Por cerrar" del administrador (12.3, 12.4, 12.8 y Figura 3); nuevos endpoints, eventos ServiceNotStarted y ServiceNotFinished, tipos de notificación y changelogs 040 y 041 (11.5, 12.6, 13.3 y 13.4); conteo único de reservas sin operario también en la app móvil y demás cambios de la app (12.7); pruebas de la noche del 21 de octubre (707 automatizadas y 19 de punta a punta, 16.5); variables</w:t>
+            </w:r>
+            <w:r>
+              <w:t xml:space="preserve"> </w:t>
+            </w:r>
+            <w:r>
+              <w:rPr>
+                <w:i/>
+                <w:iCs/>
+              </w:rPr>
+              <w:t xml:space="preserve">FOLLOW_UP_*</w:t>
+            </w:r>
+            <w:r>
+              <w:t xml:space="preserve"> </w:t>
+            </w:r>
+            <w:r>
+              <w:t xml:space="preserve">(16.2); diagnóstico y discrepancias (Tablas 26 y 29).</w:t>
+            </w:r>
+          </w:p>
+        </w:tc>
+        <w:tc>
+          <w:tcPr/>
+          <w:p>
+            <w:pPr>
+              <w:pStyle w:val="Compact"/>
+            </w:pPr>
+            <w:r>
+              <w:t xml:space="preserve">Equipo de desarrollo</w:t>
+            </w:r>
+          </w:p>
+        </w:tc>
+      </w:tr>
     </w:tbl>
     <w:p>
       <w:pPr>
@@ -2036,7 +2212,7 @@
         <w:t xml:space="preserve">develop</w:t>
       </w:r>
       <w:r>
-        <w:t xml:space="preserve">, 16 de octubre de 2026): las cifras de tablas, changelogs y pruebas salen de consultas a la base de datos y de la ejecución de las pruebas, no de documentos anteriores. El Anexo B lista las discrepancias encontradas entre el código, la documentación y las versiones anteriores de los manuales, como exige la guía para elaborar manuales (Servicio Nacional de Aprendizaje [SENA], 2026). Los identificadores (esquemas, tablas, columnas, endpoints, eventos y clases) se escriben exactamente como en el código.</w:t>
+        <w:t xml:space="preserve">, 16 de octubre de 2026): las cifras de tablas, changelogs y pruebas salen de consultas a la base de datos y de la ejecución de las pruebas, no de documentos anteriores. La versión 4.5 se revisó contra el código del 21 de octubre de 2026. El Anexo B lista las discrepancias encontradas entre el código, la documentación y las versiones anteriores de los manuales, como exige la guía para elaborar manuales (Servicio Nacional de Aprendizaje [SENA], 2026). Los identificadores (esquemas, tablas, columnas, endpoints, eventos y clases) se escriben exactamente como en el código.</w:t>
       </w:r>
     </w:p>
     <w:bookmarkEnd w:id="22"/>
@@ -2685,7 +2861,7 @@
               <w:t xml:space="preserve"> </w:t>
             </w:r>
             <w:r>
-              <w:t xml:space="preserve">por ruta; CORS.</w:t>
+              <w:t xml:space="preserve">por ruta; CORS; corta los tokens de sesiones cerradas (desde el 21 de octubre de 2026).</w:t>
             </w:r>
           </w:p>
         </w:tc>
@@ -4664,10 +4840,126 @@
           <w:b/>
           <w:bCs/>
         </w:rPr>
-        <w:t xml:space="preserve">No valida tokens</w:t>
-      </w:r>
-      <w:r>
-        <w:t xml:space="preserve">: cada servicio verifica el JWT por sí mismo (ADR-006). No tiene base de datos, caché ni límite de solicitudes. La Tabla 5 muestra las rutas.</w:t>
+        <w:t xml:space="preserve">No verifica la firma de los tokens</w:t>
+      </w:r>
+      <w:r>
+        <w:t xml:space="preserve">: cada servicio verifica el JWT por sí mismo (ADR-006). Desde el 21 de octubre de 2026 sí confirma que la sesión del token siga abierta:</w:t>
+      </w:r>
+      <w:r>
+        <w:t xml:space="preserve"> </w:t>
+      </w:r>
+      <w:r>
+        <w:rPr>
+          <w:i/>
+          <w:iCs/>
+        </w:rPr>
+        <w:t xml:space="preserve">SessionCheckFilter</w:t>
+      </w:r>
+      <w:r>
+        <w:t xml:space="preserve">, que corre justo después del CORS, pregunta a security-service con</w:t>
+      </w:r>
+      <w:r>
+        <w:t xml:space="preserve"> </w:t>
+      </w:r>
+      <w:r>
+        <w:rPr>
+          <w:i/>
+          <w:iCs/>
+        </w:rPr>
+        <w:t xml:space="preserve">GET /api/v1/auth/session</w:t>
+      </w:r>
+      <w:r>
+        <w:t xml:space="preserve"> </w:t>
+      </w:r>
+      <w:r>
+        <w:t xml:space="preserve">y el mismo encabezado</w:t>
+      </w:r>
+      <w:r>
+        <w:t xml:space="preserve"> </w:t>
+      </w:r>
+      <w:r>
+        <w:rPr>
+          <w:i/>
+          <w:iCs/>
+        </w:rPr>
+        <w:t xml:space="preserve">Authorization</w:t>
+      </w:r>
+      <w:r>
+        <w:t xml:space="preserve">; si la respuesta es 401, devuelve ese 401 sin pasar la petición. Guarda cada respuesta 30 segundos por huella SHA-256 del token (nunca el token), olvida la de un token cuando pasa por</w:t>
+      </w:r>
+      <w:r>
+        <w:t xml:space="preserve"> </w:t>
+      </w:r>
+      <w:r>
+        <w:rPr>
+          <w:i/>
+          <w:iCs/>
+        </w:rPr>
+        <w:t xml:space="preserve">POST /api/v1/auth/logout</w:t>
+      </w:r>
+      <w:r>
+        <w:t xml:space="preserve"> </w:t>
+      </w:r>
+      <w:r>
+        <w:t xml:space="preserve">y, si security-service no contesta en 3 segundos o responde 5xx, deja pasar la petición para que una caída de security-service no tumbe el resto de la API. No revisa las rutas públicas, las de</w:t>
+      </w:r>
+      <w:r>
+        <w:t xml:space="preserve"> </w:t>
+      </w:r>
+      <w:r>
+        <w:rPr>
+          <w:i/>
+          <w:iCs/>
+        </w:rPr>
+        <w:t xml:space="preserve">/api/v1/auth/</w:t>
+      </w:r>
+      <w:r>
+        <w:t xml:space="preserve"> </w:t>
+      </w:r>
+      <w:r>
+        <w:t xml:space="preserve">(salvo el logout) ni las solicitudes sin token. Se configura con</w:t>
+      </w:r>
+      <w:r>
+        <w:t xml:space="preserve"> </w:t>
+      </w:r>
+      <w:r>
+        <w:rPr>
+          <w:i/>
+          <w:iCs/>
+        </w:rPr>
+        <w:t xml:space="preserve">SESSION_CHECK_ENABLED</w:t>
+      </w:r>
+      <w:r>
+        <w:t xml:space="preserve">,</w:t>
+      </w:r>
+      <w:r>
+        <w:t xml:space="preserve"> </w:t>
+      </w:r>
+      <w:r>
+        <w:rPr>
+          <w:i/>
+          <w:iCs/>
+        </w:rPr>
+        <w:t xml:space="preserve">SESSION_CHECK_CACHE_TTL</w:t>
+      </w:r>
+      <w:r>
+        <w:t xml:space="preserve"> </w:t>
+      </w:r>
+      <w:r>
+        <w:t xml:space="preserve">y</w:t>
+      </w:r>
+      <w:r>
+        <w:t xml:space="preserve"> </w:t>
+      </w:r>
+      <w:r>
+        <w:rPr>
+          <w:i/>
+          <w:iCs/>
+        </w:rPr>
+        <w:t xml:space="preserve">SESSION_CHECK_TIMEOUT</w:t>
+      </w:r>
+      <w:r>
+        <w:t xml:space="preserve">. No tiene base de datos ni límite de solicitudes. La Tabla 5 muestra las rutas.</w:t>
       </w:r>
     </w:p>
     <w:p>
@@ -4841,7 +5133,7 @@
                 <w:i/>
                 <w:iCs/>
               </w:rPr>
-              <w:t xml:space="preserve">, /api/v1/operator/bookings/*</w:t>
+              <w:t xml:space="preserve">, /api/v1/admin/establishment, /api/v1/operator/bookings/*</w:t>
             </w:r>
           </w:p>
         </w:tc>
@@ -4872,17 +5164,30 @@
                 <w:i/>
                 <w:iCs/>
               </w:rPr>
-              <w:t xml:space="preserve">, /api/v1/admin/assignments/*</w:t>
-            </w:r>
-            <w:r>
-              <w:t xml:space="preserve">, /api/v1/operator/services/*</w:t>
+              <w:t xml:space="preserve">, /api/v1/operators/*</w:t>
+            </w:r>
+            <w:r>
+              <w:t xml:space="preserve">, /api/v1/admin/inspections/*</w:t>
             </w:r>
             <w:r>
               <w:rPr>
                 <w:i/>
                 <w:iCs/>
               </w:rPr>
-              <w:t xml:space="preserve">, /api/v1/operator/ratings, /api/v1/ratings/*</w:t>
+              <w:t xml:space="preserve">, /api/v1/public/inspections/*</w:t>
+            </w:r>
+            <w:r>
+              <w:t xml:space="preserve">, /api/v1/admin/assignments/*</w:t>
+            </w:r>
+            <w:r>
+              <w:rPr>
+                <w:i/>
+                <w:iCs/>
+              </w:rPr>
+              <w:t xml:space="preserve">, /api/v1/operator/services/*</w:t>
+            </w:r>
+            <w:r>
+              <w:t xml:space="preserve">, /api/v1/operator/ratings, /api/v1/ratings/**</w:t>
             </w:r>
           </w:p>
         </w:tc>
@@ -6830,18 +7135,28 @@
               <w:pStyle w:val="Compact"/>
             </w:pPr>
             <w:r>
-              <w:t xml:space="preserve">booking-service /admin/bookings, /operator/bookings, PATCH /operator/bookings/{id}/status, /bookings/me; /internal/v1/bookings y /internal/v1/bookings/{id} (llave interna)</w:t>
-            </w:r>
-          </w:p>
-        </w:tc>
-        <w:tc>
-          <w:tcPr/>
-          <w:p>
-            <w:pPr>
-              <w:pStyle w:val="Compact"/>
-            </w:pPr>
-            <w:r>
-              <w:t xml:space="preserve">Reservas por asignar, con su bahía; pasarlas a IN_PROGRESS o COMPLETED; validar la reserva que se califica; leer la reserva cuando llega BookingConfirmed para la asignación automática, sin token de usuario (ADR-014).</w:t>
+              <w:t xml:space="preserve">booking-service /admin/bookings, /operator/bookings, PATCH /operator/bookings/{id}/status, /bookings/me; /internal/v1/bookings, /internal/v1/bookings/{id} y POST /internal/v1/bookings/{id}/no-show (llave interna)</w:t>
+            </w:r>
+          </w:p>
+        </w:tc>
+        <w:tc>
+          <w:tcPr/>
+          <w:p>
+            <w:pPr>
+              <w:pStyle w:val="Compact"/>
+            </w:pPr>
+            <w:r>
+              <w:t xml:space="preserve">Reservas por asignar, con su bahía; pasarlas a IN_PROGRESS o COMPLETED; validar la reserva que se califica; leer la reserva cuando llega BookingConfirmed para la asignación automática, sin token de usuario (ADR-014); cerrar como NO_SHOW la confirmada que terminó sin operario (</w:t>
+            </w:r>
+            <w:r>
+              <w:rPr>
+                <w:i/>
+                <w:iCs/>
+              </w:rPr>
+              <w:t xml:space="preserve">FollowUpJob</w:t>
+            </w:r>
+            <w:r>
+              <w:t xml:space="preserve">).</w:t>
             </w:r>
           </w:p>
         </w:tc>
@@ -6982,6 +7297,41 @@
             </w:pPr>
             <w:r>
               <w:t xml:space="preserve">Administradores activos que reciben los avisos al personal (ADR-011, sección 10).</w:t>
+            </w:r>
+          </w:p>
+        </w:tc>
+      </w:tr>
+      <w:tr>
+        <w:tc>
+          <w:tcPr/>
+          <w:p>
+            <w:pPr>
+              <w:pStyle w:val="Compact"/>
+            </w:pPr>
+            <w:r>
+              <w:t xml:space="preserve">api-gateway</w:t>
+            </w:r>
+          </w:p>
+        </w:tc>
+        <w:tc>
+          <w:tcPr/>
+          <w:p>
+            <w:pPr>
+              <w:pStyle w:val="Compact"/>
+            </w:pPr>
+            <w:r>
+              <w:t xml:space="preserve">security-service GET /api/v1/auth/session (el mismo token)</w:t>
+            </w:r>
+          </w:p>
+        </w:tc>
+        <w:tc>
+          <w:tcPr/>
+          <w:p>
+            <w:pPr>
+              <w:pStyle w:val="Compact"/>
+            </w:pPr>
+            <w:r>
+              <w:t xml:space="preserve">Confirmar que la sesión del token siga abierta antes de pasar la petición (desde el 21 de octubre de 2026; sección 9.2).</w:t>
             </w:r>
           </w:p>
         </w:tc>
@@ -7354,7 +7704,62 @@
         <w:t xml:space="preserve">sequence_no</w:t>
       </w:r>
       <w:r>
-        <w:t xml:space="preserve">, única por cliente, impide que dos movimientos del libro de puntos se calculen sobre el mismo saldo. Cada caso de uso abre una transacción local que solo escribe los esquemas de su propio servicio; no hay transacciones distribuidas.</w:t>
+        <w:t xml:space="preserve">, única por cliente, impide que dos movimientos del libro de puntos se calculen sobre el mismo saldo. Donde dos operaciones a la vez podrían chocar, los servicios Java toman un candado de aplicación de SQL Server (</w:t>
+      </w:r>
+      <w:r>
+        <w:rPr>
+          <w:i/>
+          <w:iCs/>
+        </w:rPr>
+        <w:t xml:space="preserve">sp_getapplock</w:t>
+      </w:r>
+      <w:r>
+        <w:t xml:space="preserve">, dueño</w:t>
+      </w:r>
+      <w:r>
+        <w:t xml:space="preserve"> </w:t>
+      </w:r>
+      <w:r>
+        <w:rPr>
+          <w:i/>
+          <w:iCs/>
+        </w:rPr>
+        <w:t xml:space="preserve">Transaction</w:t>
+      </w:r>
+      <w:r>
+        <w:t xml:space="preserve">) que se suelta al terminar la transacción: booking-service usa</w:t>
+      </w:r>
+      <w:r>
+        <w:t xml:space="preserve"> </w:t>
+      </w:r>
+      <w:r>
+        <w:rPr>
+          <w:i/>
+          <w:iCs/>
+        </w:rPr>
+        <w:t xml:space="preserve">booking-schedule</w:t>
+      </w:r>
+      <w:r>
+        <w:t xml:space="preserve"> </w:t>
+      </w:r>
+      <w:r>
+        <w:t xml:space="preserve">al crear o reprogramar una reserva y al cerrar las vencidas, y operations-service usa</w:t>
+      </w:r>
+      <w:r>
+        <w:t xml:space="preserve"> </w:t>
+      </w:r>
+      <w:r>
+        <w:rPr>
+          <w:i/>
+          <w:iCs/>
+        </w:rPr>
+        <w:t xml:space="preserve">operations-assignment</w:t>
+      </w:r>
+      <w:r>
+        <w:t xml:space="preserve"> </w:t>
+      </w:r>
+      <w:r>
+        <w:t xml:space="preserve">en la asignación manual y la automática (desde el 21 de octubre de 2026), con una espera máxima de 10 segundos. Cada caso de uso abre una transacción local que solo escribe los esquemas de su propio servicio; no hay transacciones distribuidas.</w:t>
       </w:r>
     </w:p>
     <w:bookmarkEnd w:id="45"/>
@@ -7611,7 +8016,7 @@
               <w:pStyle w:val="Compact"/>
             </w:pPr>
             <w:r>
-              <w:t xml:space="preserve">VALIDATION_ERROR, INVALID_PLATE, UNKNOWN_PERMISSION, NOTIFICATION_TYPE_NOT_ALLOWED</w:t>
+              <w:t xml:space="preserve">VALIDATION_ERROR, INVALID_PLATE, UNKNOWN_PERMISSION, NOTIFICATION_TYPE_NOT_ALLOWED, RECEIPT_TOO_LARGE</w:t>
             </w:r>
           </w:p>
         </w:tc>
@@ -7635,7 +8040,7 @@
               <w:pStyle w:val="Compact"/>
             </w:pPr>
             <w:r>
-              <w:t xml:space="preserve">Autenticación ausente, no válida o vencida.</w:t>
+              <w:t xml:space="preserve">Autenticación ausente, no válida o vencida, o sesión cerrada.</w:t>
             </w:r>
           </w:p>
         </w:tc>
@@ -8734,7 +9139,7 @@
         <w:rPr>
           <w:rStyle w:val="VerbatimChar"/>
         </w:rPr>
-        <w:t xml:space="preserve">|   |   |-- models/, utils/ (api-error.ts traduce los códigos de error)</w:t>
+        <w:t xml:space="preserve">|   |   |-- models/, utils/ (api-error.ts traduce los códigos de error; image-compress.ts deja el comprobante en máximo 2 MB)</w:t>
       </w:r>
       <w:r>
         <w:br/>
@@ -8743,7 +9148,7 @@
         <w:rPr>
           <w:rStyle w:val="VerbatimChar"/>
         </w:rPr>
-        <w:t xml:space="preserve">|   |   `-- services/   auth, booking-api, operations-api, payments-api, promotions-api,</w:t>
+        <w:t xml:space="preserve">|   |   `-- services/   auth (sesión sincronizada entre pestañas), booking-api, operations-api,</w:t>
       </w:r>
       <w:r>
         <w:br/>
@@ -8752,7 +9157,7 @@
         <w:rPr>
           <w:rStyle w:val="VerbatimChar"/>
         </w:rPr>
-        <w:t xml:space="preserve">|   |                   loyalty-api, role-permissions-api, notifications, vehicles,</w:t>
+        <w:t xml:space="preserve">|   |                   payments-api, promotions-api, loyalty-api, role-permissions-api,</w:t>
       </w:r>
       <w:r>
         <w:br/>
@@ -8761,7 +9166,16 @@
         <w:rPr>
           <w:rStyle w:val="VerbatimChar"/>
         </w:rPr>
-        <w:t xml:space="preserve">|   |                   user-admin, preferences, inspection-store, photo-storage...</w:t>
+        <w:t xml:space="preserve">|   |                   notifications, vehicles, user-admin, preferences, inspection-api,</w:t>
+      </w:r>
+      <w:r>
+        <w:br/>
+      </w:r>
+      <w:r>
+        <w:rPr>
+          <w:rStyle w:val="VerbatimChar"/>
+        </w:rPr>
+        <w:t xml:space="preserve">|   |                   inspection-photos...</w:t>
       </w:r>
       <w:r>
         <w:br/>
@@ -9208,6 +9622,104 @@
       </w:r>
       <w:r>
         <w:t xml:space="preserve">, en los cuatro idiomas.</w:t>
+      </w:r>
+    </w:p>
+    <w:p>
+      <w:pPr>
+        <w:pStyle w:val="BodyText"/>
+      </w:pPr>
+      <w:r>
+        <w:t xml:space="preserve">Desde el 21 de octubre de 2026,</w:t>
+      </w:r>
+      <w:r>
+        <w:t xml:space="preserve"> </w:t>
+      </w:r>
+      <w:r>
+        <w:rPr>
+          <w:i/>
+          <w:iCs/>
+        </w:rPr>
+        <w:t xml:space="preserve">core/services/payments/receiptImage.ts</w:t>
+      </w:r>
+      <w:r>
+        <w:t xml:space="preserve"> </w:t>
+      </w:r>
+      <w:r>
+        <w:t xml:space="preserve">comprime el comprobante de pago a máximo 2 MB antes de subirlo,</w:t>
+      </w:r>
+      <w:r>
+        <w:t xml:space="preserve"> </w:t>
+      </w:r>
+      <w:r>
+        <w:rPr>
+          <w:i/>
+          <w:iCs/>
+        </w:rPr>
+        <w:t xml:space="preserve">shared/components/feedback/ImageZoomModal.tsx</w:t>
+      </w:r>
+      <w:r>
+        <w:t xml:space="preserve"> </w:t>
+      </w:r>
+      <w:r>
+        <w:t xml:space="preserve">amplía el QR de la cuenta de pago y</w:t>
+      </w:r>
+      <w:r>
+        <w:t xml:space="preserve"> </w:t>
+      </w:r>
+      <w:r>
+        <w:rPr>
+          <w:i/>
+          <w:iCs/>
+        </w:rPr>
+        <w:t xml:space="preserve">app/providers/AppUpdatesCheck.tsx</w:t>
+      </w:r>
+      <w:r>
+        <w:t xml:space="preserve"> </w:t>
+      </w:r>
+      <w:r>
+        <w:t xml:space="preserve">lee</w:t>
+      </w:r>
+      <w:r>
+        <w:t xml:space="preserve"> </w:t>
+      </w:r>
+      <w:r>
+        <w:rPr>
+          <w:i/>
+          <w:iCs/>
+        </w:rPr>
+        <w:t xml:space="preserve">/app/version.json</w:t>
+      </w:r>
+      <w:r>
+        <w:t xml:space="preserve"> </w:t>
+      </w:r>
+      <w:r>
+        <w:t xml:space="preserve">al abrir el APK instalado: si hay un</w:t>
+      </w:r>
+      <w:r>
+        <w:t xml:space="preserve"> </w:t>
+      </w:r>
+      <w:r>
+        <w:rPr>
+          <w:i/>
+          <w:iCs/>
+        </w:rPr>
+        <w:t xml:space="preserve">versionCode</w:t>
+      </w:r>
+      <w:r>
+        <w:t xml:space="preserve"> </w:t>
+      </w:r>
+      <w:r>
+        <w:t xml:space="preserve">mayor, muestra encima de todo una pantalla que no se cierra y solo deja descargar el APK nuevo; si el servidor no responde, la aplicación sigue (</w:t>
+      </w:r>
+      <w:r>
+        <w:rPr>
+          <w:i/>
+          <w:iCs/>
+        </w:rPr>
+        <w:t xml:space="preserve">core/services/appUpdates/publishedApk.ts</w:t>
+      </w:r>
+      <w:r>
+        <w:t xml:space="preserve">).</w:t>
       </w:r>
     </w:p>
     <w:bookmarkEnd w:id="55"/>
@@ -15440,6 +15952,60 @@
               <w:pStyle w:val="Compact"/>
             </w:pPr>
             <w:r>
+              <w:t xml:space="preserve">follow_up_notice_at</w:t>
+            </w:r>
+          </w:p>
+        </w:tc>
+        <w:tc>
+          <w:tcPr/>
+          <w:p>
+            <w:pPr>
+              <w:pStyle w:val="Compact"/>
+            </w:pPr>
+            <w:r>
+              <w:t xml:space="preserve">DATETIME2(3)</w:t>
+            </w:r>
+          </w:p>
+        </w:tc>
+        <w:tc>
+          <w:tcPr/>
+          <w:p>
+            <w:pPr>
+              <w:pStyle w:val="Compact"/>
+            </w:pPr>
+            <w:r>
+              <w:t xml:space="preserve">Sí</w:t>
+            </w:r>
+          </w:p>
+        </w:tc>
+        <w:tc>
+          <w:tcPr/>
+          <w:p>
+            <w:pPr>
+              <w:pStyle w:val="Compact"/>
+            </w:pPr>
+            <w:r>
+              <w:t xml:space="preserve">Cuándo se avisó que el servicio terminó sin registrarse; se borra al iniciarlo (changelog 040)</w:t>
+            </w:r>
+          </w:p>
+        </w:tc>
+      </w:tr>
+      <w:tr>
+        <w:tc>
+          <w:tcPr/>
+          <w:p>
+            <w:pPr>
+              <w:pStyle w:val="Compact"/>
+            </w:pPr>
+          </w:p>
+        </w:tc>
+        <w:tc>
+          <w:tcPr/>
+          <w:p>
+            <w:pPr>
+              <w:pStyle w:val="Compact"/>
+            </w:pPr>
+            <w:r>
               <w:t xml:space="preserve">quality_rating, quality_comment, rated_at</w:t>
             </w:r>
           </w:p>
@@ -15890,7 +16456,7 @@
         <w:t xml:space="preserve"> </w:t>
       </w:r>
       <w:r>
-        <w:t xml:space="preserve">Fuente: changelogs 007, 033 y 037 y semilla 105 de operations-service.</w:t>
+        <w:t xml:space="preserve">Fuente: changelogs 007, 033, 037 y 040 y semilla 105 de operations-service.</w:t>
       </w:r>
     </w:p>
     <w:p>
@@ -17376,7 +17942,7 @@
               <w:pStyle w:val="Compact"/>
             </w:pPr>
             <w:r>
-              <w:t xml:space="preserve">24 tipos (de cliente, de personal, de pago, de fidelización, de inspección, de reserva sin operario, de versión nueva de la app y de sistema)</w:t>
+              <w:t xml:space="preserve">26 tipos (de cliente, de personal, de pago, de fidelización, de inspección, de reserva sin operario, de versión nueva de la app, de servicio sin registrar, changelog 041, y de sistema)</w:t>
             </w:r>
           </w:p>
         </w:tc>
@@ -17908,6 +18474,56 @@
               <w:pStyle w:val="Compact"/>
             </w:pPr>
             <w:r>
+              <w:t xml:space="preserve">Una asignación manual y una automática simultáneas no le dan al mismo operario dos servicios a la misma hora.</w:t>
+            </w:r>
+          </w:p>
+        </w:tc>
+        <w:tc>
+          <w:tcPr/>
+          <w:p>
+            <w:pPr>
+              <w:pStyle w:val="Compact"/>
+            </w:pPr>
+            <w:r>
+              <w:t xml:space="preserve">Candado</w:t>
+            </w:r>
+            <w:r>
+              <w:t xml:space="preserve"> </w:t>
+            </w:r>
+            <w:r>
+              <w:rPr>
+                <w:i/>
+                <w:iCs/>
+              </w:rPr>
+              <w:t xml:space="preserve">operations-assignment</w:t>
+            </w:r>
+            <w:r>
+              <w:t xml:space="preserve"> </w:t>
+            </w:r>
+            <w:r>
+              <w:t xml:space="preserve">(</w:t>
+            </w:r>
+            <w:r>
+              <w:rPr>
+                <w:i/>
+                <w:iCs/>
+              </w:rPr>
+              <w:t xml:space="preserve">sp_getapplock</w:t>
+            </w:r>
+            <w:r>
+              <w:t xml:space="preserve">) en operations-service.</w:t>
+            </w:r>
+          </w:p>
+        </w:tc>
+      </w:tr>
+      <w:tr>
+        <w:tc>
+          <w:tcPr/>
+          <w:p>
+            <w:pPr>
+              <w:pStyle w:val="Compact"/>
+            </w:pPr>
+            <w:r>
               <w:t xml:space="preserve">Solo el operario asignado inicia o finaliza; solo el día de la reserva; un servicio a la vez.</w:t>
             </w:r>
           </w:p>
@@ -17992,6 +18608,40 @@
             </w:pPr>
             <w:r>
               <w:t xml:space="preserve">payment-service (409 TRANSACTION_REFERENCE_REUSED).</w:t>
+            </w:r>
+          </w:p>
+        </w:tc>
+      </w:tr>
+      <w:tr>
+        <w:tc>
+          <w:tcPr/>
+          <w:p>
+            <w:pPr>
+              <w:pStyle w:val="Compact"/>
+            </w:pPr>
+            <w:r>
+              <w:t xml:space="preserve">El comprobante del cliente pesa como máximo 2 MB.</w:t>
+            </w:r>
+          </w:p>
+        </w:tc>
+        <w:tc>
+          <w:tcPr/>
+          <w:p>
+            <w:pPr>
+              <w:pStyle w:val="Compact"/>
+            </w:pPr>
+            <w:r>
+              <w:t xml:space="preserve">Dominio de payment-service (</w:t>
+            </w:r>
+            <w:r>
+              <w:rPr>
+                <w:i/>
+                <w:iCs/>
+              </w:rPr>
+              <w:t xml:space="preserve">Payment.MaxReceiptBytes</w:t>
+            </w:r>
+            <w:r>
+              <w:t xml:space="preserve">, 400 RECEIPT_TOO_LARGE).</w:t>
             </w:r>
           </w:p>
         </w:tc>
@@ -18182,7 +18832,20 @@
         <w:t xml:space="preserve"> </w:t>
       </w:r>
       <w:r>
-        <w:t xml:space="preserve">converge con una creada por los servicios. La numeración es compartida (001 a 013 esquemas iniciales, 014 en adelante cambios posteriores, 101 a 109 semillas), salvo en payment-service, que usa su propia numeración 001 a 020 (TD-019). El número más alto de la numeración global es 030; el siguiente changeset compartido es el 031. La lista de changelogs de cada servicio está en el Manual de Instalación, sección 11.2.</w:t>
+        <w:t xml:space="preserve">converge con una creada por los servicios. La numeración es compartida (001 a 013 esquemas iniciales, 014 en adelante cambios posteriores, 101 a 112 semillas), salvo en payment-service, que usa su propia numeración 001 a 020 (TD-019). El número más alto de la numeración global es 041 (040 de operations-service y 041 de notification-service, del 21 de octubre de 2026); el siguiente changeset compartido es el 042. La semilla más reciente es la 112 de booking-service (motivo de cancelación</w:t>
+      </w:r>
+      <w:r>
+        <w:t xml:space="preserve"> </w:t>
+      </w:r>
+      <w:r>
+        <w:rPr>
+          <w:i/>
+          <w:iCs/>
+        </w:rPr>
+        <w:t xml:space="preserve">EXPIRED</w:t>
+      </w:r>
+      <w:r>
+        <w:t xml:space="preserve">, 21 de octubre de 2026). La lista de changelogs de cada servicio está en el Manual de Instalación, sección 11.2.</w:t>
       </w:r>
     </w:p>
     <w:bookmarkEnd w:id="67"/>
@@ -18238,7 +18901,20 @@
         <w:t xml:space="preserve"> </w:t>
       </w:r>
       <w:r>
-        <w:t xml:space="preserve">AuthController, UserProfileController, UserAdministrationController, InternalUserController y el controlador de roles y permisos; AuthenticationService, AccountRegistrationService, PasswordRecoveryService, EmailChangeService, AccountDeactivationService, UserAdministrationService, UserPreferenceService; PasswordPolicy; JwtTokenIssuer; LoginLockout y LoginLockoutPersistenceAdapter; UserAddressController; EmailResetCodeNotifier; RabbitDomainEventPublisher; DevDataSeeder.</w:t>
+        <w:t xml:space="preserve">AuthController (incluye</w:t>
+      </w:r>
+      <w:r>
+        <w:t xml:space="preserve"> </w:t>
+      </w:r>
+      <w:r>
+        <w:rPr>
+          <w:i/>
+          <w:iCs/>
+        </w:rPr>
+        <w:t xml:space="preserve">GET /api/v1/auth/session</w:t>
+      </w:r>
+      <w:r>
+        <w:t xml:space="preserve">), ActiveSessionValidator, UserProfileController, UserAdministrationController, InternalUserController y el controlador de roles y permisos; AuthenticationService, AccountRegistrationService, PasswordRecoveryService, EmailChangeService, AccountDeactivationService, UserAdministrationService, UserPreferenceService; PasswordPolicy; JwtTokenIssuer; LoginLockout y LoginLockoutPersistenceAdapter; UserAddressController; EmailResetCodeNotifier; RabbitDomainEventPublisher; DevDataSeeder.</w:t>
       </w:r>
     </w:p>
     <w:p>
@@ -18313,7 +18989,55 @@
         <w:t xml:space="preserve">acceptsDataPolicy</w:t>
       </w:r>
       <w:r>
-        <w:t xml:space="preserve">.</w:t>
+        <w:t xml:space="preserve">; cada token lleva en el claim</w:t>
+      </w:r>
+      <w:r>
+        <w:t xml:space="preserve"> </w:t>
+      </w:r>
+      <w:r>
+        <w:rPr>
+          <w:i/>
+          <w:iCs/>
+        </w:rPr>
+        <w:t xml:space="preserve">sid</w:t>
+      </w:r>
+      <w:r>
+        <w:t xml:space="preserve"> </w:t>
+      </w:r>
+      <w:r>
+        <w:t xml:space="preserve">su sesión, y desde el 21 de octubre de 2026</w:t>
+      </w:r>
+      <w:r>
+        <w:t xml:space="preserve"> </w:t>
+      </w:r>
+      <w:r>
+        <w:rPr>
+          <w:i/>
+          <w:iCs/>
+        </w:rPr>
+        <w:t xml:space="preserve">ActiveSessionValidator</w:t>
+      </w:r>
+      <w:r>
+        <w:t xml:space="preserve"> </w:t>
+      </w:r>
+      <w:r>
+        <w:t xml:space="preserve">rechaza el token de una sesión cerrada (logout, cuenta inhabilitada por el administrador o desactivada por el dueño) en todas las rutas de security-service;</w:t>
+      </w:r>
+      <w:r>
+        <w:t xml:space="preserve"> </w:t>
+      </w:r>
+      <w:r>
+        <w:rPr>
+          <w:i/>
+          <w:iCs/>
+        </w:rPr>
+        <w:t xml:space="preserve">GET /api/v1/auth/session</w:t>
+      </w:r>
+      <w:r>
+        <w:t xml:space="preserve"> </w:t>
+      </w:r>
+      <w:r>
+        <w:t xml:space="preserve">responde 204 si la sesión sigue abierta y 401 si no, para el gateway.</w:t>
       </w:r>
     </w:p>
     <w:p>
@@ -18698,7 +19422,33 @@
         <w:t xml:space="preserve"> </w:t>
       </w:r>
       <w:r>
-        <w:t xml:space="preserve">sirven a operations-service con la llave interna.</w:t>
+        <w:t xml:space="preserve">sirven a operations-service con la llave interna; crear, reprogramar, cerrar reservas vencidas y marcar una reserva sin operario como NO_SHOW toman el candado de la agenda (</w:t>
+      </w:r>
+      <w:r>
+        <w:rPr>
+          <w:i/>
+          <w:iCs/>
+        </w:rPr>
+        <w:t xml:space="preserve">sp_getapplock</w:t>
+      </w:r>
+      <w:r>
+        <w:t xml:space="preserve"> </w:t>
+      </w:r>
+      <w:r>
+        <w:t xml:space="preserve">sobre</w:t>
+      </w:r>
+      <w:r>
+        <w:t xml:space="preserve"> </w:t>
+      </w:r>
+      <w:r>
+        <w:rPr>
+          <w:i/>
+          <w:iCs/>
+        </w:rPr>
+        <w:t xml:space="preserve">booking-schedule</w:t>
+      </w:r>
+      <w:r>
+        <w:t xml:space="preserve">).</w:t>
       </w:r>
       <w:r>
         <w:t xml:space="preserve"> </w:t>
@@ -18708,13 +19458,139 @@
           <w:b/>
           <w:bCs/>
         </w:rPr>
+        <w:t xml:space="preserve">Reservas vencidas (desde el 21 de octubre de 2026):</w:t>
+      </w:r>
+      <w:r>
+        <w:t xml:space="preserve"> </w:t>
+      </w:r>
+      <w:r>
+        <w:t xml:space="preserve">cada 5 minutos</w:t>
+      </w:r>
+      <w:r>
+        <w:t xml:space="preserve"> </w:t>
+      </w:r>
+      <w:r>
+        <w:rPr>
+          <w:i/>
+          <w:iCs/>
+        </w:rPr>
+        <w:t xml:space="preserve">ExpiredBookingsJob</w:t>
+      </w:r>
+      <w:r>
+        <w:t xml:space="preserve"> </w:t>
+      </w:r>
+      <w:r>
+        <w:t xml:space="preserve">llama a</w:t>
+      </w:r>
+      <w:r>
+        <w:t xml:space="preserve"> </w:t>
+      </w:r>
+      <w:r>
+        <w:rPr>
+          <w:i/>
+          <w:iCs/>
+        </w:rPr>
+        <w:t xml:space="preserve">BookingService.closeExpired</w:t>
+      </w:r>
+      <w:r>
+        <w:t xml:space="preserve">, que cancela solo las reservas que siguen SCHEDULED una hora después de su hora de fin (</w:t>
+      </w:r>
+      <w:r>
+        <w:rPr>
+          <w:i/>
+          <w:iCs/>
+        </w:rPr>
+        <w:t xml:space="preserve">BOOKING_EXPIRY_GRACE_MINUTES</w:t>
+      </w:r>
+      <w:r>
+        <w:t xml:space="preserve">), con el motivo del sistema</w:t>
+      </w:r>
+      <w:r>
+        <w:t xml:space="preserve"> </w:t>
+      </w:r>
+      <w:r>
+        <w:rPr>
+          <w:i/>
+          <w:iCs/>
+        </w:rPr>
+        <w:t xml:space="preserve">EXPIRED</w:t>
+      </w:r>
+      <w:r>
+        <w:t xml:space="preserve"> </w:t>
+      </w:r>
+      <w:r>
+        <w:t xml:space="preserve">(semilla 112), que no aparece en la lista de motivos. Una CONFIRMED nunca se cierra desde booking-service, porque pudo atenderse sin registrarse: la decide operations-service (sección 12.4). Para la que nunca tuvo operario, operations-service llama a la ruta interna</w:t>
+      </w:r>
+      <w:r>
+        <w:t xml:space="preserve"> </w:t>
+      </w:r>
+      <w:r>
+        <w:rPr>
+          <w:i/>
+          <w:iCs/>
+        </w:rPr>
+        <w:t xml:space="preserve">POST /internal/v1/bookings/{id}/no-show</w:t>
+      </w:r>
+      <w:r>
+        <w:t xml:space="preserve"> </w:t>
+      </w:r>
+      <w:r>
+        <w:t xml:space="preserve">(</w:t>
+      </w:r>
+      <w:r>
+        <w:rPr>
+          <w:i/>
+          <w:iCs/>
+        </w:rPr>
+        <w:t xml:space="preserve">BookingService.markUnattended</w:t>
+      </w:r>
+      <w:r>
+        <w:t xml:space="preserve">), que vuelve a comprobar que la reserva está CONFIRMED y ya venció (409 BOOKING_NOT_EXPIRED si no) y la pasa a NO_SHOW. Nada se reembolsa solo. La tarea se apaga con</w:t>
+      </w:r>
+      <w:r>
+        <w:t xml:space="preserve"> </w:t>
+      </w:r>
+      <w:r>
+        <w:rPr>
+          <w:i/>
+          <w:iCs/>
+        </w:rPr>
+        <w:t xml:space="preserve">BOOKING_EXPIRY_CHECK_ENABLED=false</w:t>
+      </w:r>
+      <w:r>
+        <w:t xml:space="preserve"> </w:t>
+      </w:r>
+      <w:r>
+        <w:t xml:space="preserve">y su intervalo es</w:t>
+      </w:r>
+      <w:r>
+        <w:t xml:space="preserve"> </w:t>
+      </w:r>
+      <w:r>
+        <w:rPr>
+          <w:i/>
+          <w:iCs/>
+        </w:rPr>
+        <w:t xml:space="preserve">BOOKING_EXPIRY_CHECK_INTERVAL</w:t>
+      </w:r>
+      <w:r>
+        <w:t xml:space="preserve">.</w:t>
+      </w:r>
+      <w:r>
+        <w:t xml:space="preserve"> </w:t>
+      </w:r>
+      <w:r>
+        <w:rPr>
+          <w:b/>
+          <w:bCs/>
+        </w:rPr>
         <w:t xml:space="preserve">Eventos:</w:t>
       </w:r>
       <w:r>
         <w:t xml:space="preserve"> </w:t>
       </w:r>
       <w:r>
-        <w:t xml:space="preserve">publica BookingConfirmed (creada o reprogramada) y BookingCancelled.</w:t>
+        <w:t xml:space="preserve">publica BookingConfirmed (creada o reprogramada) y BookingCancelled (también al cancelar una reserva vencida; el paso a NO_SHOW no publica evento).</w:t>
       </w:r>
     </w:p>
     <w:bookmarkEnd w:id="71"/>
@@ -18866,7 +19742,75 @@
         <w:t xml:space="preserve"> </w:t>
       </w:r>
       <w:r>
-        <w:t xml:space="preserve">incluyen la bahía de la reserva (ADR-015).</w:t>
+        <w:t xml:space="preserve">incluyen la bahía de la reserva (ADR-015). Desde el 21 de octubre de 2026 la asignación manual y la automática toman el mismo candado (</w:t>
+      </w:r>
+      <w:r>
+        <w:rPr>
+          <w:i/>
+          <w:iCs/>
+        </w:rPr>
+        <w:t xml:space="preserve">ExecutionRepository.lockAssignments</w:t>
+      </w:r>
+      <w:r>
+        <w:t xml:space="preserve">,</w:t>
+      </w:r>
+      <w:r>
+        <w:t xml:space="preserve"> </w:t>
+      </w:r>
+      <w:r>
+        <w:rPr>
+          <w:i/>
+          <w:iCs/>
+        </w:rPr>
+        <w:t xml:space="preserve">sp_getapplock</w:t>
+      </w:r>
+      <w:r>
+        <w:t xml:space="preserve"> </w:t>
+      </w:r>
+      <w:r>
+        <w:t xml:space="preserve">sobre</w:t>
+      </w:r>
+      <w:r>
+        <w:t xml:space="preserve"> </w:t>
+      </w:r>
+      <w:r>
+        <w:rPr>
+          <w:i/>
+          <w:iCs/>
+        </w:rPr>
+        <w:t xml:space="preserve">operations-assignment</w:t>
+      </w:r>
+      <w:r>
+        <w:t xml:space="preserve">) antes de leer las reservas del operario y guardar, y</w:t>
+      </w:r>
+      <w:r>
+        <w:t xml:space="preserve"> </w:t>
+      </w:r>
+      <w:r>
+        <w:rPr>
+          <w:i/>
+          <w:iCs/>
+        </w:rPr>
+        <w:t xml:space="preserve">GET /api/v1/admin/assignments/unassigned</w:t>
+      </w:r>
+      <w:r>
+        <w:t xml:space="preserve"> </w:t>
+      </w:r>
+      <w:r>
+        <w:t xml:space="preserve">devuelve</w:t>
+      </w:r>
+      <w:r>
+        <w:t xml:space="preserve"> </w:t>
+      </w:r>
+      <w:r>
+        <w:rPr>
+          <w:i/>
+          <w:iCs/>
+        </w:rPr>
+        <w:t xml:space="preserve">{count, bookingIds}</w:t>
+      </w:r>
+      <w:r>
+        <w:t xml:space="preserve">, el único conteo de reservas sin operario (SCHEDULED o CONFIRMED, sin operario en ninguna línea y cuya hora no ha terminado) que usan el panel y la pantalla de reservas de la web y de la app móvil.</w:t>
       </w:r>
       <w:r>
         <w:t xml:space="preserve"> </w:t>
@@ -18876,26 +19820,178 @@
           <w:b/>
           <w:bCs/>
         </w:rPr>
-        <w:t xml:space="preserve">Inspección (RF-036):</w:t>
-      </w:r>
-      <w:r>
-        <w:t xml:space="preserve"> </w:t>
-      </w:r>
-      <w:r>
-        <w:t xml:space="preserve">solo para servicios de 180 minutos o más; fases Recepción, Exterior, Interior, Motor y Entrega; hasta cinco fotos de 2 MB por hallazgo, guardadas en</w:t>
-      </w:r>
-      <w:r>
-        <w:t xml:space="preserve"> </w:t>
-      </w:r>
-      <w:r>
-        <w:rPr>
-          <w:i/>
-          <w:iCs/>
-        </w:rPr>
-        <w:t xml:space="preserve">execution.inspection_photo</w:t>
-      </w:r>
-      <w:r>
-        <w:t xml:space="preserve">; el enlace público usa un token aleatorio y solo funciona después de publicar.</w:t>
+        <w:t xml:space="preserve">Reservas que terminaron sin cerrarse (desde el 21 de octubre de 2026):</w:t>
+      </w:r>
+      <w:r>
+        <w:t xml:space="preserve"> </w:t>
+      </w:r>
+      <w:r>
+        <w:t xml:space="preserve">cada 5 minutos</w:t>
+      </w:r>
+      <w:r>
+        <w:t xml:space="preserve"> </w:t>
+      </w:r>
+      <w:r>
+        <w:rPr>
+          <w:i/>
+          <w:iCs/>
+        </w:rPr>
+        <w:t xml:space="preserve">FollowUpJob</w:t>
+      </w:r>
+      <w:r>
+        <w:t xml:space="preserve"> </w:t>
+      </w:r>
+      <w:r>
+        <w:t xml:space="preserve">llama a</w:t>
+      </w:r>
+      <w:r>
+        <w:t xml:space="preserve"> </w:t>
+      </w:r>
+      <w:r>
+        <w:rPr>
+          <w:i/>
+          <w:iCs/>
+        </w:rPr>
+        <w:t xml:space="preserve">FollowUpService.followUp</w:t>
+      </w:r>
+      <w:r>
+        <w:t xml:space="preserve">, que revisa las reservas de los últimos 7 días con</w:t>
+      </w:r>
+      <w:r>
+        <w:t xml:space="preserve"> </w:t>
+      </w:r>
+      <w:r>
+        <w:rPr>
+          <w:i/>
+          <w:iCs/>
+        </w:rPr>
+        <w:t xml:space="preserve">FollowUpPolicy</w:t>
+      </w:r>
+      <w:r>
+        <w:t xml:space="preserve">. La política solo decide sola cuando está segura: NO_OPERATOR (CONFIRMED sin operario, una hora después de su fin) se cierra como NO_SHOW mediante la ruta interna de booking-service; NOT_STARTED (CONFIRMED con operario, sin iniciar cuando terminó su hora) y NOT_FINISHED (IN_PROGRESS sin finalizar una hora después de su fin) nunca se marcan solas y quedan "por cerrar". Para estas dos, operations-service publica una sola vez ServiceNotStarted o ServiceNotFinished y guarda la hora del aviso en</w:t>
+      </w:r>
+      <w:r>
+        <w:t xml:space="preserve"> </w:t>
+      </w:r>
+      <w:r>
+        <w:rPr>
+          <w:i/>
+          <w:iCs/>
+        </w:rPr>
+        <w:t xml:space="preserve">execution.service_execution.follow_up_notice_at</w:t>
+      </w:r>
+      <w:r>
+        <w:t xml:space="preserve"> </w:t>
+      </w:r>
+      <w:r>
+        <w:t xml:space="preserve">(changelog 040), que se borra al iniciar el servicio.</w:t>
+      </w:r>
+      <w:r>
+        <w:t xml:space="preserve"> </w:t>
+      </w:r>
+      <w:r>
+        <w:rPr>
+          <w:i/>
+          <w:iCs/>
+        </w:rPr>
+        <w:t xml:space="preserve">GET /api/v1/admin/assignments/to-close</w:t>
+      </w:r>
+      <w:r>
+        <w:t xml:space="preserve"> </w:t>
+      </w:r>
+      <w:r>
+        <w:t xml:space="preserve">lista las reservas por cerrar (por defecto, la última semana) y</w:t>
+      </w:r>
+      <w:r>
+        <w:t xml:space="preserve"> </w:t>
+      </w:r>
+      <w:r>
+        <w:rPr>
+          <w:i/>
+          <w:iCs/>
+        </w:rPr>
+        <w:t xml:space="preserve">POST /api/v1/admin/assignments/{bookingId}/attended</w:t>
+      </w:r>
+      <w:r>
+        <w:t xml:space="preserve"> </w:t>
+      </w:r>
+      <w:r>
+        <w:t xml:space="preserve">(</w:t>
+      </w:r>
+      <w:r>
+        <w:rPr>
+          <w:i/>
+          <w:iCs/>
+        </w:rPr>
+        <w:t xml:space="preserve">FollowUpService.closeAsAttended</w:t>
+      </w:r>
+      <w:r>
+        <w:t xml:space="preserve">) cierra una como atendida: las líneas abiertas quedan COMPLETED sin inventar horas (sin hora de inicio no cuenta para la puntualidad y sin hora de fin no suma horas trabajadas, pero sí cuenta como servicio hecho y como ingreso), la reserva avanza a IN_PROGRESS si hacía falta y luego a COMPLETED, y no se publica ServiceCompleted, para que al cliente no le llegue "ya puedes recogerlo" horas después; el cliente sí puede calificar. Si la reserva no está por cerrar, responde 409 BOOKING_NOT_TO_CLOSE. El "No asistió" del administrador sigue siendo el cambio de estado de booking-service (</w:t>
+      </w:r>
+      <w:r>
+        <w:rPr>
+          <w:i/>
+          <w:iCs/>
+        </w:rPr>
+        <w:t xml:space="preserve">PATCH /api/v1/admin/bookings/{id}/status</w:t>
+      </w:r>
+      <w:r>
+        <w:t xml:space="preserve">) y solo aplica a una reserva que nunca se inició. Las listas del operario ya no muestran reservas NO_SHOW ni CANCELLED. La tarea usa</w:t>
+      </w:r>
+      <w:r>
+        <w:t xml:space="preserve"> </w:t>
+      </w:r>
+      <w:r>
+        <w:rPr>
+          <w:i/>
+          <w:iCs/>
+        </w:rPr>
+        <w:t xml:space="preserve">FOLLOW_UP_ENABLED</w:t>
+      </w:r>
+      <w:r>
+        <w:t xml:space="preserve">,</w:t>
+      </w:r>
+      <w:r>
+        <w:t xml:space="preserve"> </w:t>
+      </w:r>
+      <w:r>
+        <w:rPr>
+          <w:i/>
+          <w:iCs/>
+        </w:rPr>
+        <w:t xml:space="preserve">FOLLOW_UP_INTERVAL</w:t>
+      </w:r>
+      <w:r>
+        <w:t xml:space="preserve"> </w:t>
+      </w:r>
+      <w:r>
+        <w:t xml:space="preserve">y</w:t>
+      </w:r>
+      <w:r>
+        <w:t xml:space="preserve"> </w:t>
+      </w:r>
+      <w:r>
+        <w:rPr>
+          <w:i/>
+          <w:iCs/>
+        </w:rPr>
+        <w:t xml:space="preserve">BOOKING_EXPIRY_GRACE_MINUTES</w:t>
+      </w:r>
+      <w:r>
+        <w:t xml:space="preserve">, y necesita</w:t>
+      </w:r>
+      <w:r>
+        <w:t xml:space="preserve"> </w:t>
+      </w:r>
+      <w:r>
+        <w:rPr>
+          <w:i/>
+          <w:iCs/>
+        </w:rPr>
+        <w:t xml:space="preserve">INTERNAL_API_KEY</w:t>
+      </w:r>
+      <w:r>
+        <w:t xml:space="preserve">.</w:t>
       </w:r>
       <w:r>
         <w:t xml:space="preserve"> </w:t>
@@ -18905,6 +20001,35 @@
           <w:b/>
           <w:bCs/>
         </w:rPr>
+        <w:t xml:space="preserve">Inspección (RF-036):</w:t>
+      </w:r>
+      <w:r>
+        <w:t xml:space="preserve"> </w:t>
+      </w:r>
+      <w:r>
+        <w:t xml:space="preserve">solo para servicios de 180 minutos o más; fases Recepción, Exterior, Interior, Motor y Entrega; hasta cinco fotos de 2 MB por hallazgo, guardadas en</w:t>
+      </w:r>
+      <w:r>
+        <w:t xml:space="preserve"> </w:t>
+      </w:r>
+      <w:r>
+        <w:rPr>
+          <w:i/>
+          <w:iCs/>
+        </w:rPr>
+        <w:t xml:space="preserve">execution.inspection_photo</w:t>
+      </w:r>
+      <w:r>
+        <w:t xml:space="preserve">; el enlace público usa un token aleatorio y solo funciona después de publicar.</w:t>
+      </w:r>
+      <w:r>
+        <w:t xml:space="preserve"> </w:t>
+      </w:r>
+      <w:r>
+        <w:rPr>
+          <w:b/>
+          <w:bCs/>
+        </w:rPr>
         <w:t xml:space="preserve">Eventos:</w:t>
       </w:r>
       <w:r>
@@ -18927,7 +20052,7 @@
         <w:t xml:space="preserve"> </w:t>
       </w:r>
       <w:r>
-        <w:t xml:space="preserve">y publica OperatorAssigned, ServiceStarted, ServiceCompleted e InspectionShared.</w:t>
+        <w:t xml:space="preserve">y publica OperatorAssigned, ServiceStarted, ServiceCompleted, InspectionShared, ServiceNotStarted y ServiceNotFinished.</w:t>
       </w:r>
     </w:p>
     <w:bookmarkEnd w:id="72"/>
@@ -19028,7 +20153,23 @@
         <w:t xml:space="preserve">AmountDueCalculator</w:t>
       </w:r>
       <w:r>
-        <w:t xml:space="preserve">); el pago que reporta el cliente pasa directamente a IN_REVIEW con el monto declarado; una referencia de transacción reutilizada se rechaza; el rechazo exige un motivo de hasta 200 caracteres; un pago manual queda aprobado de inmediato; la máquina de estados es PENDING → IN_REVIEW → APPROVED o REJECTED, y APPROVED → REFUNDED.</w:t>
+        <w:t xml:space="preserve">); el pago que reporta el cliente pasa directamente a IN_REVIEW con el monto declarado; una referencia de transacción reutilizada se rechaza; el comprobante pesa como máximo 2 MB (400 RECEIPT_TOO_LARGE; la web y la app lo comprimen antes de enviarlo);</w:t>
+      </w:r>
+      <w:r>
+        <w:t xml:space="preserve"> </w:t>
+      </w:r>
+      <w:r>
+        <w:rPr>
+          <w:i/>
+          <w:iCs/>
+        </w:rPr>
+        <w:t xml:space="preserve">GET /api/v1/payment-accounts</w:t>
+      </w:r>
+      <w:r>
+        <w:t xml:space="preserve"> </w:t>
+      </w:r>
+      <w:r>
+        <w:t xml:space="preserve">devuelve las cuentas activas, incluida la de efectivo mientras está activa; el rechazo exige un motivo de hasta 200 caracteres; un pago manual queda aprobado de inmediato; la máquina de estados es PENDING → IN_REVIEW → APPROVED o REJECTED, y APPROVED → REFUNDED.</w:t>
       </w:r>
       <w:r>
         <w:t xml:space="preserve"> </w:t>
@@ -19345,7 +20486,81 @@
         <w:t xml:space="preserve">deploy/publish-apk.sh</w:t>
       </w:r>
       <w:r>
-        <w:t xml:space="preserve">, avisa por push que hay una versión nueva de la aplicación.</w:t>
+        <w:t xml:space="preserve">, avisa por push que hay una versión nueva de la aplicación; desde el 21 de octubre de 2026, ServiceNotStarted y ServiceNotFinished (</w:t>
+      </w:r>
+      <w:r>
+        <w:rPr>
+          <w:i/>
+          <w:iCs/>
+        </w:rPr>
+        <w:t xml:space="preserve">execution.service_not_started</w:t>
+      </w:r>
+      <w:r>
+        <w:t xml:space="preserve"> </w:t>
+      </w:r>
+      <w:r>
+        <w:t xml:space="preserve">y</w:t>
+      </w:r>
+      <w:r>
+        <w:t xml:space="preserve"> </w:t>
+      </w:r>
+      <w:r>
+        <w:rPr>
+          <w:i/>
+          <w:iCs/>
+        </w:rPr>
+        <w:t xml:space="preserve">execution.service_not_finished</w:t>
+      </w:r>
+      <w:r>
+        <w:t xml:space="preserve">) generan</w:t>
+      </w:r>
+      <w:r>
+        <w:t xml:space="preserve"> </w:t>
+      </w:r>
+      <w:r>
+        <w:rPr>
+          <w:i/>
+          <w:iCs/>
+        </w:rPr>
+        <w:t xml:space="preserve">OPERATOR_SERVICE_NOT_REGISTERED</w:t>
+      </w:r>
+      <w:r>
+        <w:t xml:space="preserve"> </w:t>
+      </w:r>
+      <w:r>
+        <w:t xml:space="preserve">para el operario ("¿Atendiste este servicio?") y</w:t>
+      </w:r>
+      <w:r>
+        <w:t xml:space="preserve"> </w:t>
+      </w:r>
+      <w:r>
+        <w:rPr>
+          <w:i/>
+          <w:iCs/>
+        </w:rPr>
+        <w:t xml:space="preserve">ADMIN_SERVICE_NOT_REGISTERED</w:t>
+      </w:r>
+      <w:r>
+        <w:t xml:space="preserve"> </w:t>
+      </w:r>
+      <w:r>
+        <w:t xml:space="preserve">para cada administrador activo ("Servicio sin registrar"), solo en la bandeja y en push, con los tipos sembrados en el changelog 041, y un campo</w:t>
+      </w:r>
+      <w:r>
+        <w:t xml:space="preserve"> </w:t>
+      </w:r>
+      <w:r>
+        <w:rPr>
+          <w:i/>
+          <w:iCs/>
+        </w:rPr>
+        <w:t xml:space="preserve">null</w:t>
+      </w:r>
+      <w:r>
+        <w:t xml:space="preserve"> </w:t>
+      </w:r>
+      <w:r>
+        <w:t xml:space="preserve">en el payload de un evento se ignora en lugar de mandar el mensaje entero a la DLQ.</w:t>
       </w:r>
       <w:r>
         <w:t xml:space="preserve"> </w:t>
@@ -19440,7 +20655,36 @@
         <w:t xml:space="preserve"> </w:t>
       </w:r>
       <w:r>
-        <w:t xml:space="preserve">traduce los códigos de error. Todas las pantallas leen y guardan mediante la API: los datos del negocio usan</w:t>
+        <w:t xml:space="preserve">traduce los códigos de error. Desde el 21 de octubre de 2026 el servicio</w:t>
+      </w:r>
+      <w:r>
+        <w:t xml:space="preserve"> </w:t>
+      </w:r>
+      <w:r>
+        <w:rPr>
+          <w:i/>
+          <w:iCs/>
+        </w:rPr>
+        <w:t xml:space="preserve">auth</w:t>
+      </w:r>
+      <w:r>
+        <w:t xml:space="preserve"> </w:t>
+      </w:r>
+      <w:r>
+        <w:t xml:space="preserve">escucha el evento</w:t>
+      </w:r>
+      <w:r>
+        <w:t xml:space="preserve"> </w:t>
+      </w:r>
+      <w:r>
+        <w:rPr>
+          <w:i/>
+          <w:iCs/>
+        </w:rPr>
+        <w:t xml:space="preserve">storage</w:t>
+      </w:r>
+      <w:r>
+        <w:t xml:space="preserve">: si otra pestaña del mismo navegador cierra sesión, esta vuelve al inicio de sesión, y si entra otra cuenta, se recarga para no mostrar datos de la anterior; la pantalla de pagos comprime el comprobante a máximo 2 MB y amplía el QR con una lupa. Todas las pantallas leen y guardan mediante la API: los datos del negocio usan</w:t>
       </w:r>
       <w:r>
         <w:t xml:space="preserve"> </w:t>
@@ -19472,7 +20716,7 @@
         <w:t xml:space="preserve"> </w:t>
       </w:r>
       <w:r>
-        <w:t xml:space="preserve">sobre operations-service (las fotos se comprimen en el navegador antes de enviarse). Solo los reportes se calculan en el navegador a partir de las reservas y los pagos. Los roles y permisos, las promociones, la fidelización, las preferencias y los interruptores de notificación se leen y se guardan mediante la API (</w:t>
+        <w:t xml:space="preserve">sobre operations-service (las fotos se comprimen en el navegador antes de enviarse). Solo los reportes se calculan en el navegador a partir de las reservas y los pagos; desde el 21 de octubre de 2026 cuentan como servicios realizados solo las reservas completadas. Los roles y permisos, las promociones, la fidelización, las preferencias y los interruptores de notificación se leen y se guardan mediante la API (</w:t>
       </w:r>
       <w:r>
         <w:rPr>
@@ -19608,7 +20852,33 @@
         <w:t xml:space="preserve"> </w:t>
       </w:r>
       <w:r>
-        <w:t xml:space="preserve">o, si no está, del mismo equipo del gateway con el puerto 4200.</w:t>
+        <w:t xml:space="preserve">o, si no está, del mismo equipo del gateway con el puerto 4200. Desde la noche del 21 de octubre de 2026 el inicio del administrador, en la web (</w:t>
+      </w:r>
+      <w:r>
+        <w:rPr>
+          <w:i/>
+          <w:iCs/>
+        </w:rPr>
+        <w:t xml:space="preserve">reservations-store</w:t>
+      </w:r>
+      <w:r>
+        <w:t xml:space="preserve">) y en la app, muestra la tarjeta "Por cerrar" con los botones "Se atendió" y "No asistió" solo cuando hay reservas por cerrar, y las dos usan</w:t>
+      </w:r>
+      <w:r>
+        <w:t xml:space="preserve"> </w:t>
+      </w:r>
+      <w:r>
+        <w:rPr>
+          <w:i/>
+          <w:iCs/>
+        </w:rPr>
+        <w:t xml:space="preserve">GET /api/v1/admin/assignments/unassigned</w:t>
+      </w:r>
+      <w:r>
+        <w:t xml:space="preserve"> </w:t>
+      </w:r>
+      <w:r>
+        <w:t xml:space="preserve">para el conteo de reservas sin operario (si operations-service no responde, aplican la misma regla con los datos que tienen). En la app, además, el formulario de reserva del administrador guarda el operario y el estado elegidos, la barra de puntos del cliente queda completa cuando no queda nada por desbloquear y no muestra "0% OFF", el operario ve "—" en la calificación cuando no tiene calificaciones y su inicio no repite el contador "En progreso", la pestaña de roles dice que los tres roles son fijos y los permisos son de referencia, y los avisos nuevos abren la pantalla de servicios del operario o el inicio del administrador.</w:t>
       </w:r>
     </w:p>
     <w:bookmarkEnd w:id="75"/>
@@ -19724,7 +20994,7 @@
               <w:pStyle w:val="Compact"/>
             </w:pPr>
             <w:r>
-              <w:t xml:space="preserve">Creación → CONFIRMED; SCHEDULED → CONFIRMED; CONFIRMED → IN_PROGRESS → COMPLETED; SCHEDULED o CONFIRMED → CANCELLED o NO_SHOW.</w:t>
+              <w:t xml:space="preserve">Creación → CONFIRMED; SCHEDULED → CONFIRMED; CONFIRMED → IN_PROGRESS → COMPLETED; SCHEDULED o CONFIRMED → CANCELLED o NO_SHOW. El sistema solo cierra una reserva cuando está seguro, una hora después de su fin: SCHEDULED → CANCELLED con el motivo EXPIRED y CONFIRMED sin operario → NO_SHOW. Una CONFIRMED con operario que nadie registró no cambia sola: la resuelve el administrador (Se atendió → IN_PROGRESS → COMPLETED, o No asistió).</w:t>
             </w:r>
           </w:p>
         </w:tc>
@@ -19884,7 +21154,7 @@
       <w:r>
         <w:drawing>
           <wp:inline>
-            <wp:extent cx="5334000" cy="958203"/>
+            <wp:extent cx="5334000" cy="974173"/>
             <wp:effectExtent b="0" l="0" r="0" t="0"/>
             <wp:docPr descr="" title="" id="77" name="Picture"/>
             <a:graphic>
@@ -19905,7 +21175,7 @@
                   <pic:spPr bwMode="auto">
                     <a:xfrm>
                       <a:off x="0" y="0"/>
-                      <a:ext cx="5334000" cy="958203"/>
+                      <a:ext cx="5334000" cy="974173"/>
                     </a:xfrm>
                     <a:prstGeom prst="rect">
                       <a:avLst/>
@@ -19951,6 +21221,70 @@
       <w:r>
         <w:t xml:space="preserve">).</w:t>
       </w:r>
+      <w:r>
+        <w:t xml:space="preserve"> </w:t>
+      </w:r>
+      <w:r>
+        <w:rPr>
+          <w:i/>
+          <w:iCs/>
+        </w:rPr>
+        <w:t xml:space="preserve">Vencida</w:t>
+      </w:r>
+      <w:r>
+        <w:t xml:space="preserve"> </w:t>
+      </w:r>
+      <w:r>
+        <w:t xml:space="preserve">es el cierre automático de</w:t>
+      </w:r>
+      <w:r>
+        <w:t xml:space="preserve"> </w:t>
+      </w:r>
+      <w:r>
+        <w:rPr>
+          <w:i/>
+          <w:iCs/>
+        </w:rPr>
+        <w:t xml:space="preserve">ExpiredBookingsJob</w:t>
+      </w:r>
+      <w:r>
+        <w:t xml:space="preserve"> </w:t>
+      </w:r>
+      <w:r>
+        <w:t xml:space="preserve">(sección 12.3) y</w:t>
+      </w:r>
+      <w:r>
+        <w:t xml:space="preserve"> </w:t>
+      </w:r>
+      <w:r>
+        <w:rPr>
+          <w:i/>
+          <w:iCs/>
+        </w:rPr>
+        <w:t xml:space="preserve">terminó sin operario</w:t>
+      </w:r>
+      <w:r>
+        <w:t xml:space="preserve"> </w:t>
+      </w:r>
+      <w:r>
+        <w:t xml:space="preserve">lo pide</w:t>
+      </w:r>
+      <w:r>
+        <w:t xml:space="preserve"> </w:t>
+      </w:r>
+      <w:r>
+        <w:rPr>
+          <w:i/>
+          <w:iCs/>
+        </w:rPr>
+        <w:t xml:space="preserve">FollowUpJob</w:t>
+      </w:r>
+      <w:r>
+        <w:t xml:space="preserve"> </w:t>
+      </w:r>
+      <w:r>
+        <w:t xml:space="preserve">de operations-service (sección 12.4). Una reserva confirmada con operario que nadie registró no cambia de estado sola: la resuelve el administrador desde "Por cerrar" (Se atendió → IN_PROGRESS → COMPLETED, o No asistió).</w:t>
+      </w:r>
     </w:p>
     <w:bookmarkEnd w:id="79"/>
     <w:bookmarkEnd w:id="80"/>
@@ -20476,7 +21810,30 @@
         <w:t xml:space="preserve">jti</w:t>
       </w:r>
       <w:r>
-        <w:t xml:space="preserve">. No hay token de actualización: cuando el token vence, la persona ingresa de nuevo. Un JWT no se puede revocar antes de su vencimiento (Jones et al., 2015); cerrar la sesión solo cierra el registro de la sesión. Todo servicio valida la firma, el emisor y la audiencia con el mismo secreto.</w:t>
+        <w:t xml:space="preserve">. No hay token de actualización: cuando el token vence, la persona ingresa de nuevo. Un JWT no se puede revocar por sí mismo antes de su vencimiento (Jones et al., 2015). Desde el 21 de octubre de 2026 el sistema lo compensa con el claim</w:t>
+      </w:r>
+      <w:r>
+        <w:t xml:space="preserve"> </w:t>
+      </w:r>
+      <w:r>
+        <w:rPr>
+          <w:i/>
+          <w:iCs/>
+        </w:rPr>
+        <w:t xml:space="preserve">sid</w:t>
+      </w:r>
+      <w:r>
+        <w:t xml:space="preserve">: cerrar la sesión, o que el administrador inhabilite la cuenta o el dueño la desactive, cierra el registro de la sesión; security-service rechaza los tokens de esa sesión y el gateway se lo pregunta (</w:t>
+      </w:r>
+      <w:r>
+        <w:rPr>
+          <w:i/>
+          <w:iCs/>
+        </w:rPr>
+        <w:t xml:space="preserve">GET /api/v1/auth/session</w:t>
+      </w:r>
+      <w:r>
+        <w:t xml:space="preserve">) antes de pasar cualquier petición a los demás servicios, con la respuesta guardada 30 segundos por token (sección 9.2). Todo servicio valida la firma, el emisor y la audiencia con el mismo secreto.</w:t>
       </w:r>
     </w:p>
     <w:bookmarkEnd w:id="82"/>
@@ -20707,7 +22064,53 @@
               <w:pStyle w:val="Compact"/>
             </w:pPr>
             <w:r>
-              <w:t xml:space="preserve">Cierra la sesión.</w:t>
+              <w:t xml:space="preserve">Cierra la sesión; el token deja de servir.</w:t>
+            </w:r>
+          </w:p>
+        </w:tc>
+      </w:tr>
+      <w:tr>
+        <w:tc>
+          <w:tcPr/>
+          <w:p>
+            <w:pPr>
+              <w:pStyle w:val="Compact"/>
+            </w:pPr>
+            <w:r>
+              <w:t xml:space="preserve">GET</w:t>
+            </w:r>
+          </w:p>
+        </w:tc>
+        <w:tc>
+          <w:tcPr/>
+          <w:p>
+            <w:pPr>
+              <w:pStyle w:val="Compact"/>
+            </w:pPr>
+            <w:r>
+              <w:t xml:space="preserve">/api/v1/auth/session</w:t>
+            </w:r>
+          </w:p>
+        </w:tc>
+        <w:tc>
+          <w:tcPr/>
+          <w:p>
+            <w:pPr>
+              <w:pStyle w:val="Compact"/>
+            </w:pPr>
+            <w:r>
+              <w:t xml:space="preserve">Token</w:t>
+            </w:r>
+          </w:p>
+        </w:tc>
+        <w:tc>
+          <w:tcPr/>
+          <w:p>
+            <w:pPr>
+              <w:pStyle w:val="Compact"/>
+            </w:pPr>
+            <w:r>
+              <w:t xml:space="preserve">204 si la sesión del token sigue abierta; 401 si se cerró. La usa el gateway.</w:t>
             </w:r>
           </w:p>
         </w:tc>
@@ -21581,7 +22984,7 @@
               <w:pStyle w:val="Compact"/>
             </w:pPr>
             <w:r>
-              <w:t xml:space="preserve">Reservas propias y catálogo de motivos.</w:t>
+              <w:t xml:space="preserve">Reservas propias y catálogo de motivos (sin el motivo del sistema EXPIRED).</w:t>
             </w:r>
           </w:p>
         </w:tc>
@@ -22422,6 +23825,154 @@
               <w:pStyle w:val="Compact"/>
             </w:pPr>
             <w:r>
+              <w:t xml:space="preserve">GET</w:t>
+            </w:r>
+          </w:p>
+        </w:tc>
+        <w:tc>
+          <w:tcPr/>
+          <w:p>
+            <w:pPr>
+              <w:pStyle w:val="Compact"/>
+            </w:pPr>
+            <w:r>
+              <w:t xml:space="preserve">/api/v1/admin/assignments/unassigned (?from=&amp;to=)</w:t>
+            </w:r>
+          </w:p>
+        </w:tc>
+        <w:tc>
+          <w:tcPr/>
+          <w:p>
+            <w:pPr>
+              <w:pStyle w:val="Compact"/>
+            </w:pPr>
+            <w:r>
+              <w:t xml:space="preserve">ADMIN</w:t>
+            </w:r>
+          </w:p>
+        </w:tc>
+        <w:tc>
+          <w:tcPr/>
+          <w:p>
+            <w:pPr>
+              <w:pStyle w:val="Compact"/>
+            </w:pPr>
+            <w:r>
+              <w:rPr>
+                <w:i/>
+                <w:iCs/>
+              </w:rPr>
+              <w:t xml:space="preserve">{count, bookingIds}</w:t>
+            </w:r>
+            <w:r>
+              <w:t xml:space="preserve"> </w:t>
+            </w:r>
+            <w:r>
+              <w:t xml:space="preserve">de las reservas programadas o confirmadas sin operario que todavía no terminan; el panel y la pantalla de reservas de la web y de la app usan este conteo.</w:t>
+            </w:r>
+          </w:p>
+        </w:tc>
+      </w:tr>
+      <w:tr>
+        <w:tc>
+          <w:tcPr/>
+          <w:p>
+            <w:pPr>
+              <w:pStyle w:val="Compact"/>
+            </w:pPr>
+            <w:r>
+              <w:t xml:space="preserve">GET</w:t>
+            </w:r>
+          </w:p>
+        </w:tc>
+        <w:tc>
+          <w:tcPr/>
+          <w:p>
+            <w:pPr>
+              <w:pStyle w:val="Compact"/>
+            </w:pPr>
+            <w:r>
+              <w:t xml:space="preserve">/api/v1/admin/assignments/to-close (?from=&amp;to=)</w:t>
+            </w:r>
+          </w:p>
+        </w:tc>
+        <w:tc>
+          <w:tcPr/>
+          <w:p>
+            <w:pPr>
+              <w:pStyle w:val="Compact"/>
+            </w:pPr>
+            <w:r>
+              <w:t xml:space="preserve">ADMIN</w:t>
+            </w:r>
+          </w:p>
+        </w:tc>
+        <w:tc>
+          <w:tcPr/>
+          <w:p>
+            <w:pPr>
+              <w:pStyle w:val="Compact"/>
+            </w:pPr>
+            <w:r>
+              <w:t xml:space="preserve">Reservas con operario que terminaron sin registrarse (NOT_STARTED o NOT_FINISHED); por defecto, la última semana.</w:t>
+            </w:r>
+          </w:p>
+        </w:tc>
+      </w:tr>
+      <w:tr>
+        <w:tc>
+          <w:tcPr/>
+          <w:p>
+            <w:pPr>
+              <w:pStyle w:val="Compact"/>
+            </w:pPr>
+            <w:r>
+              <w:t xml:space="preserve">POST</w:t>
+            </w:r>
+          </w:p>
+        </w:tc>
+        <w:tc>
+          <w:tcPr/>
+          <w:p>
+            <w:pPr>
+              <w:pStyle w:val="Compact"/>
+            </w:pPr>
+            <w:r>
+              <w:t xml:space="preserve">/api/v1/admin/assignments/{bookingId}/attended</w:t>
+            </w:r>
+          </w:p>
+        </w:tc>
+        <w:tc>
+          <w:tcPr/>
+          <w:p>
+            <w:pPr>
+              <w:pStyle w:val="Compact"/>
+            </w:pPr>
+            <w:r>
+              <w:t xml:space="preserve">ADMIN</w:t>
+            </w:r>
+          </w:p>
+        </w:tc>
+        <w:tc>
+          <w:tcPr/>
+          <w:p>
+            <w:pPr>
+              <w:pStyle w:val="Compact"/>
+            </w:pPr>
+            <w:r>
+              <w:t xml:space="preserve">Cierra como atendida una reserva por cerrar, sin inventar horas (409 BOOKING_NOT_TO_CLOSE si no lo está).</w:t>
+            </w:r>
+          </w:p>
+        </w:tc>
+      </w:tr>
+      <w:tr>
+        <w:tc>
+          <w:tcPr/>
+          <w:p>
+            <w:pPr>
+              <w:pStyle w:val="Compact"/>
+            </w:pPr>
+            <w:r>
               <w:t xml:space="preserve">PUT</w:t>
             </w:r>
           </w:p>
@@ -22823,7 +24374,7 @@
               <w:pStyle w:val="Compact"/>
             </w:pPr>
             <w:r>
-              <w:t xml:space="preserve">Cuentas activas con QR.</w:t>
+              <w:t xml:space="preserve">Cuentas activas con QR; la de efectivo aparece solo mientras está activa.</w:t>
             </w:r>
           </w:p>
         </w:tc>
@@ -22869,7 +24420,7 @@
               <w:pStyle w:val="Compact"/>
             </w:pPr>
             <w:r>
-              <w:t xml:space="preserve">Reporta un pago con comprobante; pagos propios.</w:t>
+              <w:t xml:space="preserve">Reporta un pago con comprobante de máximo 2 MB (400 RECEIPT_TOO_LARGE); pagos propios.</w:t>
             </w:r>
           </w:p>
         </w:tc>
@@ -23589,6 +25140,52 @@
             </w:pPr>
             <w:r>
               <w:t xml:space="preserve">Reservas para la asignación automática de operations-service.</w:t>
+            </w:r>
+          </w:p>
+        </w:tc>
+      </w:tr>
+      <w:tr>
+        <w:tc>
+          <w:tcPr/>
+          <w:p>
+            <w:pPr>
+              <w:pStyle w:val="Compact"/>
+            </w:pPr>
+            <w:r>
+              <w:t xml:space="preserve">POST</w:t>
+            </w:r>
+          </w:p>
+        </w:tc>
+        <w:tc>
+          <w:tcPr/>
+          <w:p>
+            <w:pPr>
+              <w:pStyle w:val="Compact"/>
+            </w:pPr>
+            <w:r>
+              <w:t xml:space="preserve">/internal/v1/bookings/{id}/no-show</w:t>
+            </w:r>
+          </w:p>
+        </w:tc>
+        <w:tc>
+          <w:tcPr/>
+          <w:p>
+            <w:pPr>
+              <w:pStyle w:val="Compact"/>
+            </w:pPr>
+            <w:r>
+              <w:t xml:space="preserve">Llave interna</w:t>
+            </w:r>
+          </w:p>
+        </w:tc>
+        <w:tc>
+          <w:tcPr/>
+          <w:p>
+            <w:pPr>
+              <w:pStyle w:val="Compact"/>
+            </w:pPr>
+            <w:r>
+              <w:t xml:space="preserve">Pasa a NO_SHOW una reserva confirmada que terminó sin operario; solo la llama operations-service (409 BOOKING_NOT_EXPIRED si todavía no vence).</w:t>
             </w:r>
           </w:p>
         </w:tc>
@@ -24770,6 +26367,63 @@
               <w:pStyle w:val="Compact"/>
             </w:pPr>
             <w:r>
+              <w:t xml:space="preserve">Publicado (también cuando el sistema cancela una reserva vencida)</w:t>
+            </w:r>
+          </w:p>
+        </w:tc>
+      </w:tr>
+      <w:tr>
+        <w:tc>
+          <w:tcPr/>
+          <w:p>
+            <w:pPr>
+              <w:pStyle w:val="Compact"/>
+            </w:pPr>
+            <w:r>
+              <w:t xml:space="preserve">OperatorAssigned</w:t>
+            </w:r>
+          </w:p>
+        </w:tc>
+        <w:tc>
+          <w:tcPr/>
+          <w:p>
+            <w:pPr>
+              <w:pStyle w:val="Compact"/>
+            </w:pPr>
+            <w:r>
+              <w:t xml:space="preserve">execution.operator_assigned</w:t>
+            </w:r>
+          </w:p>
+        </w:tc>
+        <w:tc>
+          <w:tcPr/>
+          <w:p>
+            <w:pPr>
+              <w:pStyle w:val="Compact"/>
+            </w:pPr>
+            <w:r>
+              <w:t xml:space="preserve">operations-service</w:t>
+            </w:r>
+          </w:p>
+        </w:tc>
+        <w:tc>
+          <w:tcPr/>
+          <w:p>
+            <w:pPr>
+              <w:pStyle w:val="Compact"/>
+            </w:pPr>
+            <w:r>
+              <w:t xml:space="preserve">notification-service</w:t>
+            </w:r>
+          </w:p>
+        </w:tc>
+        <w:tc>
+          <w:tcPr/>
+          <w:p>
+            <w:pPr>
+              <w:pStyle w:val="Compact"/>
+            </w:pPr>
+            <w:r>
               <w:t xml:space="preserve">Publicado</w:t>
             </w:r>
           </w:p>
@@ -24783,18 +26437,18 @@
               <w:pStyle w:val="Compact"/>
             </w:pPr>
             <w:r>
-              <w:t xml:space="preserve">OperatorAssigned</w:t>
-            </w:r>
-          </w:p>
-        </w:tc>
-        <w:tc>
-          <w:tcPr/>
-          <w:p>
-            <w:pPr>
-              <w:pStyle w:val="Compact"/>
-            </w:pPr>
-            <w:r>
-              <w:t xml:space="preserve">execution.operator_assigned</w:t>
+              <w:t xml:space="preserve">ServiceStarted</w:t>
+            </w:r>
+          </w:p>
+        </w:tc>
+        <w:tc>
+          <w:tcPr/>
+          <w:p>
+            <w:pPr>
+              <w:pStyle w:val="Compact"/>
+            </w:pPr>
+            <w:r>
+              <w:t xml:space="preserve">execution.service_started</w:t>
             </w:r>
           </w:p>
         </w:tc>
@@ -24840,18 +26494,18 @@
               <w:pStyle w:val="Compact"/>
             </w:pPr>
             <w:r>
-              <w:t xml:space="preserve">ServiceStarted</w:t>
-            </w:r>
-          </w:p>
-        </w:tc>
-        <w:tc>
-          <w:tcPr/>
-          <w:p>
-            <w:pPr>
-              <w:pStyle w:val="Compact"/>
-            </w:pPr>
-            <w:r>
-              <w:t xml:space="preserve">execution.service_started</w:t>
+              <w:t xml:space="preserve">ServiceCompleted</w:t>
+            </w:r>
+          </w:p>
+        </w:tc>
+        <w:tc>
+          <w:tcPr/>
+          <w:p>
+            <w:pPr>
+              <w:pStyle w:val="Compact"/>
+            </w:pPr>
+            <w:r>
+              <w:t xml:space="preserve">execution.service_completed</w:t>
             </w:r>
           </w:p>
         </w:tc>
@@ -24897,18 +26551,18 @@
               <w:pStyle w:val="Compact"/>
             </w:pPr>
             <w:r>
-              <w:t xml:space="preserve">ServiceCompleted</w:t>
-            </w:r>
-          </w:p>
-        </w:tc>
-        <w:tc>
-          <w:tcPr/>
-          <w:p>
-            <w:pPr>
-              <w:pStyle w:val="Compact"/>
-            </w:pPr>
-            <w:r>
-              <w:t xml:space="preserve">execution.service_completed</w:t>
+              <w:t xml:space="preserve">InspectionShared</w:t>
+            </w:r>
+          </w:p>
+        </w:tc>
+        <w:tc>
+          <w:tcPr/>
+          <w:p>
+            <w:pPr>
+              <w:pStyle w:val="Compact"/>
+            </w:pPr>
+            <w:r>
+              <w:t xml:space="preserve">execution.inspection_shared</w:t>
             </w:r>
           </w:p>
         </w:tc>
@@ -24941,31 +26595,31 @@
               <w:pStyle w:val="Compact"/>
             </w:pPr>
             <w:r>
-              <w:t xml:space="preserve">Publicado</w:t>
-            </w:r>
-          </w:p>
-        </w:tc>
-      </w:tr>
-      <w:tr>
-        <w:tc>
-          <w:tcPr/>
-          <w:p>
-            <w:pPr>
-              <w:pStyle w:val="Compact"/>
-            </w:pPr>
-            <w:r>
-              <w:t xml:space="preserve">InspectionShared</w:t>
-            </w:r>
-          </w:p>
-        </w:tc>
-        <w:tc>
-          <w:tcPr/>
-          <w:p>
-            <w:pPr>
-              <w:pStyle w:val="Compact"/>
-            </w:pPr>
-            <w:r>
-              <w:t xml:space="preserve">execution.inspection_shared</w:t>
+              <w:t xml:space="preserve">Publicado (con el token del enlace público)</w:t>
+            </w:r>
+          </w:p>
+        </w:tc>
+      </w:tr>
+      <w:tr>
+        <w:tc>
+          <w:tcPr/>
+          <w:p>
+            <w:pPr>
+              <w:pStyle w:val="Compact"/>
+            </w:pPr>
+            <w:r>
+              <w:t xml:space="preserve">ServiceNotStarted, ServiceNotFinished</w:t>
+            </w:r>
+          </w:p>
+        </w:tc>
+        <w:tc>
+          <w:tcPr/>
+          <w:p>
+            <w:pPr>
+              <w:pStyle w:val="Compact"/>
+            </w:pPr>
+            <w:r>
+              <w:t xml:space="preserve">execution.service_not_started, execution.service_not_finished</w:t>
             </w:r>
           </w:p>
         </w:tc>
@@ -24998,7 +26652,7 @@
               <w:pStyle w:val="Compact"/>
             </w:pPr>
             <w:r>
-              <w:t xml:space="preserve">Publicado (con el token del enlace público)</w:t>
+              <w:t xml:space="preserve">Publicado una vez por reserva (desde el 21 de octubre de 2026)</w:t>
             </w:r>
           </w:p>
         </w:tc>
@@ -25330,7 +26984,65 @@
         <w:t xml:space="preserve">/health</w:t>
       </w:r>
       <w:r>
-        <w:t xml:space="preserve">). Todos comprueban la base de datos: payment-service espera como máximo 3 segundos a SQL Server y, si no responde, contesta DOWN con el código 503. Las verificaciones de integración recomendadas se describen en el Manual de Instalación, sección 16, y las pruebas de punta a punta de</w:t>
+        <w:t xml:space="preserve">). Todos comprueban la base de datos: payment-service espera como máximo 3 segundos a SQL Server y, si no responde, contesta DOWN con el código 503. En el servidor público,</w:t>
+      </w:r>
+      <w:r>
+        <w:t xml:space="preserve"> </w:t>
+      </w:r>
+      <w:r>
+        <w:rPr>
+          <w:i/>
+          <w:iCs/>
+        </w:rPr>
+        <w:t xml:space="preserve">docker-compose.prod.yml</w:t>
+      </w:r>
+      <w:r>
+        <w:t xml:space="preserve"> </w:t>
+      </w:r>
+      <w:r>
+        <w:t xml:space="preserve">revisa además la salud de todos los contenedores cada 30 segundos (</w:t>
+      </w:r>
+      <w:r>
+        <w:rPr>
+          <w:i/>
+          <w:iCs/>
+        </w:rPr>
+        <w:t xml:space="preserve">docker compose ps</w:t>
+      </w:r>
+      <w:r>
+        <w:t xml:space="preserve"> </w:t>
+      </w:r>
+      <w:r>
+        <w:t xml:space="preserve">los muestra</w:t>
+      </w:r>
+      <w:r>
+        <w:t xml:space="preserve"> </w:t>
+      </w:r>
+      <w:r>
+        <w:rPr>
+          <w:i/>
+          <w:iCs/>
+        </w:rPr>
+        <w:t xml:space="preserve">healthy</w:t>
+      </w:r>
+      <w:r>
+        <w:t xml:space="preserve"> </w:t>
+      </w:r>
+      <w:r>
+        <w:t xml:space="preserve">o</w:t>
+      </w:r>
+      <w:r>
+        <w:t xml:space="preserve"> </w:t>
+      </w:r>
+      <w:r>
+        <w:rPr>
+          <w:i/>
+          <w:iCs/>
+        </w:rPr>
+        <w:t xml:space="preserve">unhealthy</w:t>
+      </w:r>
+      <w:r>
+        <w:t xml:space="preserve">). Las verificaciones de integración recomendadas se describen en el Manual de Instalación, sección 16, y las pruebas de punta a punta de</w:t>
       </w:r>
       <w:r>
         <w:t xml:space="preserve"> </w:t>
@@ -25614,7 +27326,7 @@
               <w:pStyle w:val="Compact"/>
             </w:pPr>
             <w:r>
-              <w:t xml:space="preserve">security.user_session registra cada ingreso; el cierre de sesión fija revoked_at.</w:t>
+              <w:t xml:space="preserve">security.user_session registra cada ingreso; el cierre de sesión fija revoked_at, y desactivar o inhabilitar la cuenta cierra todas sus sesiones.</w:t>
             </w:r>
           </w:p>
         </w:tc>
@@ -25638,7 +27350,43 @@
               <w:pStyle w:val="Compact"/>
             </w:pPr>
             <w:r>
-              <w:t xml:space="preserve">Un token sigue siendo válido hasta que vence (riesgo aceptado de ADR-006).</w:t>
+              <w:t xml:space="preserve">Desde el 21 de octubre de 2026 el token de una sesión cerrada deja de servir: security-service lo rechaza por su claim</w:t>
+            </w:r>
+            <w:r>
+              <w:t xml:space="preserve"> </w:t>
+            </w:r>
+            <w:r>
+              <w:rPr>
+                <w:i/>
+                <w:iCs/>
+              </w:rPr>
+              <w:t xml:space="preserve">sid</w:t>
+            </w:r>
+            <w:r>
+              <w:t xml:space="preserve"> </w:t>
+            </w:r>
+            <w:r>
+              <w:t xml:space="preserve">(</w:t>
+            </w:r>
+            <w:r>
+              <w:rPr>
+                <w:i/>
+                <w:iCs/>
+              </w:rPr>
+              <w:t xml:space="preserve">ActiveSessionValidator</w:t>
+            </w:r>
+            <w:r>
+              <w:t xml:space="preserve">) y el gateway lo corta antes de los demás servicios (</w:t>
+            </w:r>
+            <w:r>
+              <w:rPr>
+                <w:i/>
+                <w:iCs/>
+              </w:rPr>
+              <w:t xml:space="preserve">SessionCheckFilter</w:t>
+            </w:r>
+            <w:r>
+              <w:t xml:space="preserve">, respuesta guardada 30 segundos por token; si security-service no responde, la petición sigue).</w:t>
             </w:r>
           </w:p>
         </w:tc>
@@ -25952,7 +27700,78 @@
         </w:numPr>
       </w:pPr>
       <w:r>
-        <w:t xml:space="preserve">HTTPS con TLS 1.2 o superior es obligatorio fuera del entorno local; solo se debe exponer el gateway.</w:t>
+        <w:t xml:space="preserve">HTTPS con TLS 1.2 o superior es obligatorio fuera del entorno local; solo se debe exponer el gateway. En el servidor público, Caddy agrega desde el 20 de octubre de 2026 los encabezados HSTS,</w:t>
+      </w:r>
+      <w:r>
+        <w:t xml:space="preserve"> </w:t>
+      </w:r>
+      <w:r>
+        <w:rPr>
+          <w:i/>
+          <w:iCs/>
+        </w:rPr>
+        <w:t xml:space="preserve">X-Content-Type-Options: nosniff</w:t>
+      </w:r>
+      <w:r>
+        <w:t xml:space="preserve">,</w:t>
+      </w:r>
+      <w:r>
+        <w:t xml:space="preserve"> </w:t>
+      </w:r>
+      <w:r>
+        <w:rPr>
+          <w:i/>
+          <w:iCs/>
+        </w:rPr>
+        <w:t xml:space="preserve">X-Frame-Options</w:t>
+      </w:r>
+      <w:r>
+        <w:t xml:space="preserve">,</w:t>
+      </w:r>
+      <w:r>
+        <w:t xml:space="preserve"> </w:t>
+      </w:r>
+      <w:r>
+        <w:rPr>
+          <w:i/>
+          <w:iCs/>
+        </w:rPr>
+        <w:t xml:space="preserve">Referrer-Policy</w:t>
+      </w:r>
+      <w:r>
+        <w:t xml:space="preserve"> </w:t>
+      </w:r>
+      <w:r>
+        <w:t xml:space="preserve">y</w:t>
+      </w:r>
+      <w:r>
+        <w:t xml:space="preserve"> </w:t>
+      </w:r>
+      <w:r>
+        <w:rPr>
+          <w:i/>
+          <w:iCs/>
+        </w:rPr>
+        <w:t xml:space="preserve">Permissions-Policy</w:t>
+      </w:r>
+      <w:r>
+        <w:t xml:space="preserve">, quita el encabezado</w:t>
+      </w:r>
+      <w:r>
+        <w:t xml:space="preserve"> </w:t>
+      </w:r>
+      <w:r>
+        <w:rPr>
+          <w:i/>
+          <w:iCs/>
+        </w:rPr>
+        <w:t xml:space="preserve">Server</w:t>
+      </w:r>
+      <w:r>
+        <w:t xml:space="preserve"> </w:t>
+      </w:r>
+      <w:r>
+        <w:t xml:space="preserve">y envía con la web una política de contenido (CSP) que solo permite código propio, Google Fonts y jsDelivr.</w:t>
       </w:r>
     </w:p>
     <w:p>
@@ -26144,7 +27963,7 @@
               <w:pStyle w:val="Compact"/>
             </w:pPr>
             <w:r>
-              <w:t xml:space="preserve">Aplicado (TLS pendiente en el despliegue)</w:t>
+              <w:t xml:space="preserve">Aplicado (TLS con Let's Encrypt en el servidor público)</w:t>
             </w:r>
           </w:p>
         </w:tc>
@@ -26238,7 +28057,7 @@
               <w:pStyle w:val="Compact"/>
             </w:pPr>
             <w:r>
-              <w:t xml:space="preserve">Sin trazas de pila en las respuestas; Swagger solo en dev.</w:t>
+              <w:t xml:space="preserve">Sin trazas de pila en las respuestas; Swagger solo en dev; encabezados de seguridad y CSP en el servidor público.</w:t>
             </w:r>
           </w:p>
         </w:tc>
@@ -26308,7 +28127,7 @@
               <w:pStyle w:val="Compact"/>
             </w:pPr>
             <w:r>
-              <w:t xml:space="preserve">Token de una hora; bloqueo temporal por intentos fallidos; sin límite de solicitudes en el gateway.</w:t>
+              <w:t xml:space="preserve">Token de una hora; el token de una sesión cerrada deja de servir; bloqueo temporal por intentos fallidos; sin límite de solicitudes en el gateway.</w:t>
             </w:r>
           </w:p>
         </w:tc>
@@ -26591,7 +28410,7 @@
         </w:numPr>
       </w:pPr>
       <w:r>
-        <w:t xml:space="preserve">Imposibilidad de revocar un JWT antes de su vencimiento.</w:t>
+        <w:t xml:space="preserve">El token de una sesión cerrada todavía sirve hasta 30 segundos (la respuesta que guarda el gateway) o, si security-service no responde, hasta que vence.</w:t>
       </w:r>
     </w:p>
     <w:p>
@@ -27581,7 +29400,84 @@
         <w:t xml:space="preserve">docker-compose.yml</w:t>
       </w:r>
       <w:r>
-        <w:t xml:space="preserve">.</w:t>
+        <w:t xml:space="preserve">. Las del 21 de octubre de 2026 (</w:t>
+      </w:r>
+      <w:r>
+        <w:rPr>
+          <w:i/>
+          <w:iCs/>
+        </w:rPr>
+        <w:t xml:space="preserve">SESSION_CHECK_*</w:t>
+      </w:r>
+      <w:r>
+        <w:t xml:space="preserve"> </w:t>
+      </w:r>
+      <w:r>
+        <w:t xml:space="preserve">del gateway,</w:t>
+      </w:r>
+      <w:r>
+        <w:t xml:space="preserve"> </w:t>
+      </w:r>
+      <w:r>
+        <w:rPr>
+          <w:i/>
+          <w:iCs/>
+        </w:rPr>
+        <w:t xml:space="preserve">BOOKING_EXPIRY_*</w:t>
+      </w:r>
+      <w:r>
+        <w:t xml:space="preserve"> </w:t>
+      </w:r>
+      <w:r>
+        <w:t xml:space="preserve">de booking-service, con</w:t>
+      </w:r>
+      <w:r>
+        <w:t xml:space="preserve"> </w:t>
+      </w:r>
+      <w:r>
+        <w:rPr>
+          <w:i/>
+          <w:iCs/>
+        </w:rPr>
+        <w:t xml:space="preserve">BOOKING_EXPIRY_GRACE_MINUTES</w:t>
+      </w:r>
+      <w:r>
+        <w:t xml:space="preserve"> </w:t>
+      </w:r>
+      <w:r>
+        <w:t xml:space="preserve">compartida con operations-service, y</w:t>
+      </w:r>
+      <w:r>
+        <w:t xml:space="preserve"> </w:t>
+      </w:r>
+      <w:r>
+        <w:rPr>
+          <w:i/>
+          <w:iCs/>
+        </w:rPr>
+        <w:t xml:space="preserve">FOLLOW_UP_ENABLED</w:t>
+      </w:r>
+      <w:r>
+        <w:t xml:space="preserve"> </w:t>
+      </w:r>
+      <w:r>
+        <w:t xml:space="preserve">y</w:t>
+      </w:r>
+      <w:r>
+        <w:t xml:space="preserve"> </w:t>
+      </w:r>
+      <w:r>
+        <w:rPr>
+          <w:i/>
+          <w:iCs/>
+        </w:rPr>
+        <w:t xml:space="preserve">FOLLOW_UP_INTERVAL</w:t>
+      </w:r>
+      <w:r>
+        <w:t xml:space="preserve"> </w:t>
+      </w:r>
+      <w:r>
+        <w:t xml:space="preserve">de operations-service) todavía no están en esos archivos, así que en Docker quedan con su valor por defecto (acción ACO-14).</w:t>
       </w:r>
     </w:p>
     <w:bookmarkEnd w:id="101"/>
@@ -27795,19 +29691,7 @@
         </w:numPr>
       </w:pPr>
       <w:r>
-        <w:t xml:space="preserve">El siguiente changeset de la numeración global es el 040.</w:t>
-      </w:r>
-    </w:p>
-    <w:p>
-      <w:pPr>
-        <w:pStyle w:val="Compact"/>
-        <w:numPr>
-          <w:ilvl w:val="0"/>
-          <w:numId w:val="1025"/>
-        </w:numPr>
-      </w:pPr>
-      <w:r>
-        <w:t xml:space="preserve">El siguiente changeset de la numeración global es el 031.</w:t>
+        <w:t xml:space="preserve">El siguiente changeset de la numeración global es el 042.</w:t>
       </w:r>
     </w:p>
     <w:bookmarkEnd w:id="103"/>
@@ -27825,7 +29709,123 @@
         <w:pStyle w:val="FirstParagraph"/>
       </w:pPr>
       <w:r>
-        <w:t xml:space="preserve">La estrategia de pruebas propone una pirámide de pruebas unitarias, de integración, de contrato y de punta a punta, con al menos un 80 % de cobertura de líneas y un 90 % en el dominio. El 19 de octubre de 2026 se ejecutaron todas las pruebas con estos resultados: 655 pruebas unitarias y de integración aprobadas (web 43, gateway 34, security-service 151, customer-service 69, booking-service 43, operations-service 55, notification-service 112 y payment-service 148, incluidas las 7 de persistencia contra una base aislada), 19 de 19 pruebas de punta a punta y 42 de 42 casos funcionales aprobados contra el sistema completo (</w:t>
+        <w:t xml:space="preserve">La estrategia de pruebas propone una pirámide de pruebas unitarias, de integración, de contrato y de punta a punta, con al menos un 80 % de cobertura de líneas y un 90 % en el dominio. En la noche del 21 de octubre de 2026 se ejecutaron todas las pruebas automatizadas con estos resultados: 707 pruebas unitarias y de integración aprobadas, ninguna omitida (web 62 en 41 archivos, gateway 40, security-service 155, customer-service 69, booking-service 50, operations-service 67, notification-service 114 y payment-service 150: 115 de dominio, 28 de aplicación y 7 de persistencia contra la base aislada</w:t>
+      </w:r>
+      <w:r>
+        <w:t xml:space="preserve"> </w:t>
+      </w:r>
+      <w:r>
+        <w:rPr>
+          <w:i/>
+          <w:iCs/>
+        </w:rPr>
+        <w:t xml:space="preserve">LavaRapidoPaymentIT</w:t>
+      </w:r>
+      <w:r>
+        <w:t xml:space="preserve">), 18 más que en la ejecución anterior del mismo día por las clases nuevas</w:t>
+      </w:r>
+      <w:r>
+        <w:t xml:space="preserve"> </w:t>
+      </w:r>
+      <w:r>
+        <w:rPr>
+          <w:i/>
+          <w:iCs/>
+        </w:rPr>
+        <w:t xml:space="preserve">FollowUpPolicyTest</w:t>
+      </w:r>
+      <w:r>
+        <w:t xml:space="preserve"> </w:t>
+      </w:r>
+      <w:r>
+        <w:t xml:space="preserve">y</w:t>
+      </w:r>
+      <w:r>
+        <w:t xml:space="preserve"> </w:t>
+      </w:r>
+      <w:r>
+        <w:rPr>
+          <w:i/>
+          <w:iCs/>
+        </w:rPr>
+        <w:t xml:space="preserve">FollowUpServiceTest</w:t>
+      </w:r>
+      <w:r>
+        <w:t xml:space="preserve"> </w:t>
+      </w:r>
+      <w:r>
+        <w:t xml:space="preserve">(operations) y</w:t>
+      </w:r>
+      <w:r>
+        <w:t xml:space="preserve"> </w:t>
+      </w:r>
+      <w:r>
+        <w:rPr>
+          <w:i/>
+          <w:iCs/>
+        </w:rPr>
+        <w:t xml:space="preserve">DomainEventEnvelopeTest</w:t>
+      </w:r>
+      <w:r>
+        <w:t xml:space="preserve"> </w:t>
+      </w:r>
+      <w:r>
+        <w:t xml:space="preserve">(notification), la ruta interna de no asistió en</w:t>
+      </w:r>
+      <w:r>
+        <w:t xml:space="preserve"> </w:t>
+      </w:r>
+      <w:r>
+        <w:rPr>
+          <w:i/>
+          <w:iCs/>
+        </w:rPr>
+        <w:t xml:space="preserve">BookingServiceTest</w:t>
+      </w:r>
+      <w:r>
+        <w:t xml:space="preserve"> </w:t>
+      </w:r>
+      <w:r>
+        <w:t xml:space="preserve">y</w:t>
+      </w:r>
+      <w:r>
+        <w:t xml:space="preserve"> </w:t>
+      </w:r>
+      <w:r>
+        <w:rPr>
+          <w:i/>
+          <w:iCs/>
+        </w:rPr>
+        <w:t xml:space="preserve">BookingApiWebTest</w:t>
+      </w:r>
+      <w:r>
+        <w:t xml:space="preserve"> </w:t>
+      </w:r>
+      <w:r>
+        <w:t xml:space="preserve">y "Por cerrar" en</w:t>
+      </w:r>
+      <w:r>
+        <w:t xml:space="preserve"> </w:t>
+      </w:r>
+      <w:r>
+        <w:rPr>
+          <w:i/>
+          <w:iCs/>
+        </w:rPr>
+        <w:t xml:space="preserve">reservations-store.spec.ts</w:t>
+      </w:r>
+      <w:r>
+        <w:t xml:space="preserve">; además, 19 de 19 pruebas de punta a punta, ya con el chequeo de sesión del gateway. La app móvil no tiene pruebas automatizadas: su integración continua revisa los tipos (</w:t>
+      </w:r>
+      <w:r>
+        <w:rPr>
+          <w:i/>
+          <w:iCs/>
+        </w:rPr>
+        <w:t xml:space="preserve">npx tsc --noEmit</w:t>
+      </w:r>
+      <w:r>
+        <w:t xml:space="preserve">); los 42 casos funcionales se ejecutaron por última vez el 19 de octubre de 2026 y pasaron todos contra el sistema completo (</w:t>
       </w:r>
       <w:r>
         <w:rPr>
@@ -27963,18 +29963,215 @@
               <w:pStyle w:val="Compact"/>
             </w:pPr>
             <w:r>
-              <w:t xml:space="preserve">Token vencido o JWT_SECRET, emisor o audiencia distintos.</w:t>
-            </w:r>
-          </w:p>
-        </w:tc>
-        <w:tc>
-          <w:tcPr/>
-          <w:p>
-            <w:pPr>
-              <w:pStyle w:val="Compact"/>
-            </w:pPr>
-            <w:r>
-              <w:t xml:space="preserve">Ingresar de nuevo; verificar el archivo .env.</w:t>
+              <w:t xml:space="preserve">Token vencido, JWT_SECRET, emisor o audiencia distintos, o sesión cerrada (logout en otro dispositivo o cuenta inhabilitada).</w:t>
+            </w:r>
+          </w:p>
+        </w:tc>
+        <w:tc>
+          <w:tcPr/>
+          <w:p>
+            <w:pPr>
+              <w:pStyle w:val="Compact"/>
+            </w:pPr>
+            <w:r>
+              <w:t xml:space="preserve">Ingresar de nuevo; verificar el archivo .env;</w:t>
+            </w:r>
+            <w:r>
+              <w:t xml:space="preserve"> </w:t>
+            </w:r>
+            <w:r>
+              <w:rPr>
+                <w:i/>
+                <w:iCs/>
+              </w:rPr>
+              <w:t xml:space="preserve">GET /api/v1/auth/session</w:t>
+            </w:r>
+            <w:r>
+              <w:t xml:space="preserve"> </w:t>
+            </w:r>
+            <w:r>
+              <w:t xml:space="preserve">con el token dice si la sesión sigue abierta.</w:t>
+            </w:r>
+          </w:p>
+        </w:tc>
+      </w:tr>
+      <w:tr>
+        <w:tc>
+          <w:tcPr/>
+          <w:p>
+            <w:pPr>
+              <w:pStyle w:val="Compact"/>
+            </w:pPr>
+            <w:r>
+              <w:t xml:space="preserve">400 RECEIPT_TOO_LARGE al reportar un pago</w:t>
+            </w:r>
+          </w:p>
+        </w:tc>
+        <w:tc>
+          <w:tcPr/>
+          <w:p>
+            <w:pPr>
+              <w:pStyle w:val="Compact"/>
+            </w:pPr>
+            <w:r>
+              <w:t xml:space="preserve">El comprobante pesa más de 2 MB (un cliente sin la compresión de la web o de la app actualizada).</w:t>
+            </w:r>
+          </w:p>
+        </w:tc>
+        <w:tc>
+          <w:tcPr/>
+          <w:p>
+            <w:pPr>
+              <w:pStyle w:val="Compact"/>
+            </w:pPr>
+            <w:r>
+              <w:t xml:space="preserve">Subirlo desde la web o desde la app actualizada, que comprimen la imagen.</w:t>
+            </w:r>
+          </w:p>
+        </w:tc>
+      </w:tr>
+      <w:tr>
+        <w:tc>
+          <w:tcPr/>
+          <w:p>
+            <w:pPr>
+              <w:pStyle w:val="Compact"/>
+            </w:pPr>
+            <w:r>
+              <w:t xml:space="preserve">Una reserva pasó sola a No asistió o Cancelada</w:t>
+            </w:r>
+          </w:p>
+        </w:tc>
+        <w:tc>
+          <w:tcPr/>
+          <w:p>
+            <w:pPr>
+              <w:pStyle w:val="Compact"/>
+            </w:pPr>
+            <w:r>
+              <w:t xml:space="preserve">Pasó una hora de su fin y era programada sin confirmar (</w:t>
+            </w:r>
+            <w:r>
+              <w:rPr>
+                <w:i/>
+                <w:iCs/>
+              </w:rPr>
+              <w:t xml:space="preserve">ExpiredBookingsJob</w:t>
+            </w:r>
+            <w:r>
+              <w:t xml:space="preserve">) o confirmada sin operario (</w:t>
+            </w:r>
+            <w:r>
+              <w:rPr>
+                <w:i/>
+                <w:iCs/>
+              </w:rPr>
+              <w:t xml:space="preserve">FollowUpJob</w:t>
+            </w:r>
+            <w:r>
+              <w:t xml:space="preserve">).</w:t>
+            </w:r>
+          </w:p>
+        </w:tc>
+        <w:tc>
+          <w:tcPr/>
+          <w:p>
+            <w:pPr>
+              <w:pStyle w:val="Compact"/>
+            </w:pPr>
+            <w:r>
+              <w:t xml:space="preserve">Estado y motivo de la reserva (EXPIRED en las canceladas); registros de booking-service (</w:t>
+            </w:r>
+            <w:r>
+              <w:rPr>
+                <w:i/>
+                <w:iCs/>
+              </w:rPr>
+              <w:t xml:space="preserve">Closed N expired bookings</w:t>
+            </w:r>
+            <w:r>
+              <w:t xml:space="preserve">) y de operations-service (</w:t>
+            </w:r>
+            <w:r>
+              <w:rPr>
+                <w:i/>
+                <w:iCs/>
+              </w:rPr>
+              <w:t xml:space="preserve">Follow-up: N booking(s) closed as not attended</w:t>
+            </w:r>
+            <w:r>
+              <w:t xml:space="preserve">).</w:t>
+            </w:r>
+          </w:p>
+        </w:tc>
+      </w:tr>
+      <w:tr>
+        <w:tc>
+          <w:tcPr/>
+          <w:p>
+            <w:pPr>
+              <w:pStyle w:val="Compact"/>
+            </w:pPr>
+            <w:r>
+              <w:t xml:space="preserve">Una reserva aparece en "Por cerrar"</w:t>
+            </w:r>
+          </w:p>
+        </w:tc>
+        <w:tc>
+          <w:tcPr/>
+          <w:p>
+            <w:pPr>
+              <w:pStyle w:val="Compact"/>
+            </w:pPr>
+            <w:r>
+              <w:t xml:space="preserve">Tenía operario y nadie la inició, o se inició y nadie la finalizó.</w:t>
+            </w:r>
+          </w:p>
+        </w:tc>
+        <w:tc>
+          <w:tcPr/>
+          <w:p>
+            <w:pPr>
+              <w:pStyle w:val="Compact"/>
+            </w:pPr>
+            <w:r>
+              <w:rPr>
+                <w:i/>
+                <w:iCs/>
+              </w:rPr>
+              <w:t xml:space="preserve">GET /api/v1/admin/assignments/to-close</w:t>
+            </w:r>
+            <w:r>
+              <w:t xml:space="preserve">; estado de sus filas de</w:t>
+            </w:r>
+            <w:r>
+              <w:t xml:space="preserve"> </w:t>
+            </w:r>
+            <w:r>
+              <w:rPr>
+                <w:i/>
+                <w:iCs/>
+              </w:rPr>
+              <w:t xml:space="preserve">service_execution</w:t>
+            </w:r>
+            <w:r>
+              <w:t xml:space="preserve"> </w:t>
+            </w:r>
+            <w:r>
+              <w:t xml:space="preserve">y</w:t>
+            </w:r>
+            <w:r>
+              <w:t xml:space="preserve"> </w:t>
+            </w:r>
+            <w:r>
+              <w:rPr>
+                <w:i/>
+                <w:iCs/>
+              </w:rPr>
+              <w:t xml:space="preserve">follow_up_notice_at</w:t>
+            </w:r>
+            <w:r>
+              <w:t xml:space="preserve">.</w:t>
             </w:r>
           </w:p>
         </w:tc>
@@ -28568,7 +30765,7 @@
         <w:t xml:space="preserve"> </w:t>
       </w:r>
       <w:r>
-        <w:t xml:space="preserve">de la documentación (Equipo de Desarrollo Vehicle Washing, 2026a), revisado contra el código el 16 de octubre de 2026. Entre el 8 y el 16 de octubre de 2026 se resolvieron TD-001, TD-002, TD-003, TD-009, TD-013, TD-014, TD-015, TD-016, TD-017, TD-018, TD-020 y TD-021; su cierre se registra en el documento de acciones correctivas, preventivas y de mejoramiento. El 19 de octubre de 2026 se cerró también TD-006, con la integración continua en GitHub Actions.</w:t>
+        <w:t xml:space="preserve">de la documentación (Equipo de Desarrollo Vehicle Washing, 2026a), revisado contra el código el 16 de octubre de 2026. Entre el 8 y el 16 de octubre de 2026 se resolvieron TD-001, TD-002, TD-003, TD-009, TD-013, TD-014, TD-015, TD-016, TD-017, TD-018, TD-020 y TD-021; su cierre se registra en el documento de acciones correctivas, preventivas y de mejoramiento. El 19 de octubre de 2026 se cerró también TD-006, con la integración continua en GitHub Actions. El 21 de octubre de 2026 se cerraron TD-024 (tokens de sesiones cerradas), TD-025 (reservas que nadie cerraba y conteo de reservas sin operario) y TD-026 (asignación doble de un operario); en la noche del mismo día se ajustó la regla de TD-025 para que una reserva con operario no quede en No asistió sin que lo decida el administrador; y TD-027 (pruebas de las pantallas del administrador) quedó resuelta para reservas, gestión y reportes.</w:t>
       </w:r>
     </w:p>
     <w:bookmarkEnd w:id="106"/>
@@ -28728,7 +30925,7 @@
               <w:pStyle w:val="Compact"/>
             </w:pPr>
             <w:r>
-              <w:t xml:space="preserve">Punto de entrada externo único que enruta las solicitudes; en este sistema no valida tokens.</w:t>
+              <w:t xml:space="preserve">Punto de entrada externo único que enruta las solicitudes; en este sistema no verifica la firma de los tokens, pero desde el 21 de octubre de 2026 corta los de sesiones cerradas.</w:t>
             </w:r>
           </w:p>
         </w:tc>
@@ -29857,7 +32054,7 @@
               <w:pStyle w:val="Compact"/>
             </w:pPr>
             <w:r>
-              <w:t xml:space="preserve">Documentación del gateway y ADR-006: no valida tokens; lo hace cada servicio.</w:t>
+              <w:t xml:space="preserve">Documentación del gateway y ADR-006: no verifica la firma de los tokens; lo hace cada servicio. Desde el 2026-10-21 sí corta los tokens de sesiones cerradas, preguntando a security-service.</w:t>
             </w:r>
           </w:p>
         </w:tc>
@@ -29940,6 +32137,86 @@
               <w:pStyle w:val="Compact"/>
             </w:pPr>
             <w:r>
+              <w:t xml:space="preserve">Cierre de reservas que nadie registró</w:t>
+            </w:r>
+          </w:p>
+        </w:tc>
+        <w:tc>
+          <w:tcPr/>
+          <w:p>
+            <w:pPr>
+              <w:pStyle w:val="Compact"/>
+            </w:pPr>
+            <w:r>
+              <w:t xml:space="preserve">La versión 4.5 decía que toda reserva CONFIRMED que nadie iniciaba pasaba sola a NO_SHOW una hora después de su fin.</w:t>
+            </w:r>
+          </w:p>
+        </w:tc>
+        <w:tc>
+          <w:tcPr/>
+          <w:p>
+            <w:pPr>
+              <w:pStyle w:val="Compact"/>
+            </w:pPr>
+            <w:r>
+              <w:t xml:space="preserve">Código de la noche del 2026-10-21: solo pasa sola la CONFIRMED sin operario; la que tenía operario queda "por cerrar" para el administrador (</w:t>
+            </w:r>
+            <w:r>
+              <w:rPr>
+                <w:i/>
+                <w:iCs/>
+              </w:rPr>
+              <w:t xml:space="preserve">FollowUpPolicy</w:t>
+            </w:r>
+            <w:r>
+              <w:t xml:space="preserve">). Resuelta.</w:t>
+            </w:r>
+          </w:p>
+        </w:tc>
+      </w:tr>
+      <w:tr>
+        <w:tc>
+          <w:tcPr/>
+          <w:p>
+            <w:pPr>
+              <w:pStyle w:val="Compact"/>
+            </w:pPr>
+            <w:r>
+              <w:t xml:space="preserve">Revocación de tokens</w:t>
+            </w:r>
+          </w:p>
+        </w:tc>
+        <w:tc>
+          <w:tcPr/>
+          <w:p>
+            <w:pPr>
+              <w:pStyle w:val="Compact"/>
+            </w:pPr>
+            <w:r>
+              <w:t xml:space="preserve">Hasta la versión 4.4 un token seguía sirviendo hasta su vencimiento después de cerrar sesión.</w:t>
+            </w:r>
+          </w:p>
+        </w:tc>
+        <w:tc>
+          <w:tcPr/>
+          <w:p>
+            <w:pPr>
+              <w:pStyle w:val="Compact"/>
+            </w:pPr>
+            <w:r>
+              <w:t xml:space="preserve">Código del 2026-10-21: el token de una sesión cerrada deja de servir en security-service y en el gateway (TD-024). Resuelta.</w:t>
+            </w:r>
+          </w:p>
+        </w:tc>
+      </w:tr>
+      <w:tr>
+        <w:tc>
+          <w:tcPr/>
+          <w:p>
+            <w:pPr>
+              <w:pStyle w:val="Compact"/>
+            </w:pPr>
+            <w:r>
               <w:t xml:space="preserve">Auditoría</w:t>
             </w:r>
           </w:p>
@@ -30278,6 +32555,51 @@
             </w:pPr>
             <w:r>
               <w:t xml:space="preserve">Código: módulo completo bajo /admin.</w:t>
+            </w:r>
+          </w:p>
+        </w:tc>
+      </w:tr>
+      <w:tr>
+        <w:tc>
+          <w:tcPr/>
+          <w:p>
+            <w:pPr>
+              <w:pStyle w:val="Compact"/>
+            </w:pPr>
+            <w:r>
+              <w:t xml:space="preserve">README de lavarapido-api-gateway</w:t>
+            </w:r>
+          </w:p>
+        </w:tc>
+        <w:tc>
+          <w:tcPr/>
+          <w:p>
+            <w:pPr>
+              <w:pStyle w:val="Compact"/>
+            </w:pPr>
+            <w:r>
+              <w:t xml:space="preserve">Decía que el gateway no respondía CORS y no listaba las rutas de operations-service y payment-service.</w:t>
+            </w:r>
+          </w:p>
+        </w:tc>
+        <w:tc>
+          <w:tcPr/>
+          <w:p>
+            <w:pPr>
+              <w:pStyle w:val="Compact"/>
+            </w:pPr>
+            <w:r>
+              <w:t xml:space="preserve">Corregido el 2026-10-21: responde CORS (</w:t>
+            </w:r>
+            <w:r>
+              <w:rPr>
+                <w:i/>
+                <w:iCs/>
+              </w:rPr>
+              <w:t xml:space="preserve">CorsConfig</w:t>
+            </w:r>
+            <w:r>
+              <w:t xml:space="preserve">), corta los tokens de sesiones cerradas y lista todas las rutas. Resuelta.</w:t>
             </w:r>
           </w:p>
         </w:tc>

--- a/09_MANUALES/ES/WORD/09_Manual_Tecnico.docx
+++ b/09_MANUALES/ES/WORD/09_Manual_Tecnico.docx
@@ -2,7 +2,7 @@
 <file path=word/document.xml><?xml version="1.0" encoding="utf-8"?>
 <w:document xmlns:w="http://schemas.openxmlformats.org/wordprocessingml/2006/main" xmlns:m="http://schemas.openxmlformats.org/officeDocument/2006/math" xmlns:r="http://schemas.openxmlformats.org/officeDocument/2006/relationships" xmlns:o="urn:schemas-microsoft-com:office:office" xmlns:v="urn:schemas-microsoft-com:vml" xmlns:w10="urn:schemas-microsoft-com:office:word" xmlns:a="http://schemas.openxmlformats.org/drawingml/2006/main" xmlns:pic="http://schemas.openxmlformats.org/drawingml/2006/picture" xmlns:wp="http://schemas.openxmlformats.org/drawingml/2006/wordprocessingDrawing">
   <w:body>
-    <w:bookmarkStart w:id="127" w:name="manual-técnico"/>
+    <w:bookmarkStart w:id="117" w:name="manual-técnico"/>
     <w:p>
       <w:pPr>
         <w:pStyle w:val="Heading1"/>
@@ -64,7 +64,7 @@
         <w:pStyle w:val="BodyText"/>
       </w:pPr>
       <w:r>
-        <w:t xml:space="preserve">21 de octubre de 2026</w:t>
+        <w:t xml:space="preserve">26 de octubre de 2026</w:t>
       </w:r>
     </w:p>
     <w:p>
@@ -72,10 +72,10 @@
         <w:pStyle w:val="BodyText"/>
       </w:pPr>
       <w:r>
-        <w:t xml:space="preserve">Tipo de manual: Manual técnico (desarrolladores y arquitectos de software) · Versión 4.6</w:t>
-      </w:r>
-    </w:p>
-    <w:bookmarkStart w:id="20" w:name="control-de-versiones"/>
+        <w:t xml:space="preserve">Tipo de manual: Manual técnico (desarrolladores y arquitectos de software) · Versión 4.10</w:t>
+      </w:r>
+    </w:p>
+    <w:bookmarkStart w:id="9" w:name="control-de-versiones"/>
     <w:p>
       <w:pPr>
         <w:pStyle w:val="Heading2"/>
@@ -825,6 +825,617 @@
           </w:p>
         </w:tc>
       </w:tr>
+      <w:tr>
+        <w:tc>
+          <w:tcPr/>
+          <w:p>
+            <w:pPr>
+              <w:pStyle w:val="Compact"/>
+            </w:pPr>
+            <w:r>
+              <w:t xml:space="preserve">4.7</w:t>
+            </w:r>
+          </w:p>
+        </w:tc>
+        <w:tc>
+          <w:tcPr/>
+          <w:p>
+            <w:pPr>
+              <w:pStyle w:val="Compact"/>
+            </w:pPr>
+            <w:r>
+              <w:t xml:space="preserve">2026-10-23</w:t>
+            </w:r>
+          </w:p>
+        </w:tc>
+        <w:tc>
+          <w:tcPr/>
+          <w:p>
+            <w:pPr>
+              <w:pStyle w:val="Compact"/>
+            </w:pPr>
+            <w:r>
+              <w:t xml:space="preserve">Revisión contra</w:t>
+            </w:r>
+            <w:r>
+              <w:t xml:space="preserve"> </w:t>
+            </w:r>
+            <w:r>
+              <w:rPr>
+                <w:i/>
+                <w:iCs/>
+              </w:rPr>
+              <w:t xml:space="preserve">develop</w:t>
+            </w:r>
+            <w:r>
+              <w:t xml:space="preserve"> </w:t>
+            </w:r>
+            <w:r>
+              <w:t xml:space="preserve">del 23 de octubre de 2026 y la versión</w:t>
+            </w:r>
+            <w:r>
+              <w:t xml:space="preserve"> </w:t>
+            </w:r>
+            <w:r>
+              <w:rPr>
+                <w:i/>
+                <w:iCs/>
+              </w:rPr>
+              <w:t xml:space="preserve">v1.0.0</w:t>
+            </w:r>
+            <w:r>
+              <w:t xml:space="preserve">: patrón MVVM de la web (10.4); capas, ViewModels y actualizaciones de la app móvil (APK obligatorio y EAS Update) (10.5); el operario inicia desde 15 minutos antes y sin límite posterior (Tabla de reglas de operations-service);</w:t>
+            </w:r>
+            <w:r>
+              <w:t xml:space="preserve"> </w:t>
+            </w:r>
+            <w:r>
+              <w:rPr>
+                <w:b/>
+                <w:bCs/>
+              </w:rPr>
+              <w:t xml:space="preserve">Por cerrar</w:t>
+            </w:r>
+            <w:r>
+              <w:t xml:space="preserve"> </w:t>
+            </w:r>
+            <w:r>
+              <w:t xml:space="preserve">revisa los últimos 28 días; el servidor calcula el monto del pago; las variables del 21 de octubre ya pasan por el compose (ACO-14 cerrada); las pruebas de punta a punta corren solo en local; control de versiones con</w:t>
+            </w:r>
+            <w:r>
+              <w:t xml:space="preserve"> </w:t>
+            </w:r>
+            <w:r>
+              <w:rPr>
+                <w:i/>
+                <w:iCs/>
+              </w:rPr>
+              <w:t xml:space="preserve">v1.0.0</w:t>
+            </w:r>
+            <w:r>
+              <w:t xml:space="preserve"> </w:t>
+            </w:r>
+            <w:r>
+              <w:t xml:space="preserve">y despliegue continuo preparado y sin probar (15.1 y 15.4); pruebas del 23 de octubre (825 y 13 de la app móvil) (16.5). Incluye el contenido de las ramas</w:t>
+            </w:r>
+            <w:r>
+              <w:t xml:space="preserve"> </w:t>
+            </w:r>
+            <w:r>
+              <w:rPr>
+                <w:i/>
+                <w:iCs/>
+              </w:rPr>
+              <w:t xml:space="preserve">fix/A-03</w:t>
+            </w:r>
+            <w:r>
+              <w:t xml:space="preserve">,</w:t>
+            </w:r>
+            <w:r>
+              <w:t xml:space="preserve"> </w:t>
+            </w:r>
+            <w:r>
+              <w:rPr>
+                <w:i/>
+                <w:iCs/>
+              </w:rPr>
+              <w:t xml:space="preserve">fix/A-05</w:t>
+            </w:r>
+            <w:r>
+              <w:t xml:space="preserve">,</w:t>
+            </w:r>
+            <w:r>
+              <w:t xml:space="preserve"> </w:t>
+            </w:r>
+            <w:r>
+              <w:rPr>
+                <w:i/>
+                <w:iCs/>
+              </w:rPr>
+              <w:t xml:space="preserve">fix/A-08</w:t>
+            </w:r>
+            <w:r>
+              <w:t xml:space="preserve">,</w:t>
+            </w:r>
+            <w:r>
+              <w:t xml:space="preserve"> </w:t>
+            </w:r>
+            <w:r>
+              <w:rPr>
+                <w:i/>
+                <w:iCs/>
+              </w:rPr>
+              <w:t xml:space="preserve">fix/A-15</w:t>
+            </w:r>
+            <w:r>
+              <w:t xml:space="preserve"> </w:t>
+            </w:r>
+            <w:r>
+              <w:t xml:space="preserve">y</w:t>
+            </w:r>
+            <w:r>
+              <w:t xml:space="preserve"> </w:t>
+            </w:r>
+            <w:r>
+              <w:rPr>
+                <w:i/>
+                <w:iCs/>
+              </w:rPr>
+              <w:t xml:space="preserve">fix/C-01</w:t>
+            </w:r>
+            <w:r>
+              <w:t xml:space="preserve"> </w:t>
+            </w:r>
+            <w:r>
+              <w:t xml:space="preserve">de Merari Urbano, revisado contra el código.</w:t>
+            </w:r>
+          </w:p>
+        </w:tc>
+        <w:tc>
+          <w:tcPr/>
+          <w:p>
+            <w:pPr>
+              <w:pStyle w:val="Compact"/>
+            </w:pPr>
+            <w:r>
+              <w:t xml:space="preserve">Equipo de desarrollo</w:t>
+            </w:r>
+          </w:p>
+        </w:tc>
+      </w:tr>
+      <w:tr>
+        <w:tc>
+          <w:tcPr/>
+          <w:p>
+            <w:pPr>
+              <w:pStyle w:val="Compact"/>
+            </w:pPr>
+            <w:r>
+              <w:t xml:space="preserve">4.8</w:t>
+            </w:r>
+          </w:p>
+        </w:tc>
+        <w:tc>
+          <w:tcPr/>
+          <w:p>
+            <w:pPr>
+              <w:pStyle w:val="Compact"/>
+            </w:pPr>
+            <w:r>
+              <w:t xml:space="preserve">2026-10-24</w:t>
+            </w:r>
+          </w:p>
+        </w:tc>
+        <w:tc>
+          <w:tcPr/>
+          <w:p>
+            <w:pPr>
+              <w:pStyle w:val="Compact"/>
+            </w:pPr>
+            <w:r>
+              <w:t xml:space="preserve">Revisión contra</w:t>
+            </w:r>
+            <w:r>
+              <w:t xml:space="preserve"> </w:t>
+            </w:r>
+            <w:r>
+              <w:rPr>
+                <w:i/>
+                <w:iCs/>
+              </w:rPr>
+              <w:t xml:space="preserve">develop</w:t>
+            </w:r>
+            <w:r>
+              <w:t xml:space="preserve"> </w:t>
+            </w:r>
+            <w:r>
+              <w:t xml:space="preserve">del 24 de octubre de 2026 (128 ramas fusionadas), que corre en el servidor público desde ese día: el gateway revisa la sesión con cualquier esquema, limita</w:t>
+            </w:r>
+            <w:r>
+              <w:t xml:space="preserve"> </w:t>
+            </w:r>
+            <w:r>
+              <w:rPr>
+                <w:i/>
+                <w:iCs/>
+              </w:rPr>
+              <w:t xml:space="preserve">/api/v1/auth/*</w:t>
+            </w:r>
+            <w:r>
+              <w:t xml:space="preserve"> </w:t>
+            </w:r>
+            <w:r>
+              <w:t xml:space="preserve">y fija tiempos de espera por ruta (componentes y 14.1); ventana para iniciar hasta 4 horas después del fin (reglas de operations-service); eventos</w:t>
+            </w:r>
+            <w:r>
+              <w:t xml:space="preserve"> </w:t>
+            </w:r>
+            <w:r>
+              <w:rPr>
+                <w:i/>
+                <w:iCs/>
+              </w:rPr>
+              <w:t xml:space="preserve">booking.status_changed</w:t>
+            </w:r>
+            <w:r>
+              <w:t xml:space="preserve"> </w:t>
+            </w:r>
+            <w:r>
+              <w:t xml:space="preserve">y</w:t>
+            </w:r>
+            <w:r>
+              <w:t xml:space="preserve"> </w:t>
+            </w:r>
+            <w:r>
+              <w:rPr>
+                <w:i/>
+                <w:iCs/>
+              </w:rPr>
+              <w:t xml:space="preserve">execution.operator_unassigned</w:t>
+            </w:r>
+            <w:r>
+              <w:t xml:space="preserve">, cola de errores de operations y entregas pendientes de notification, sin</w:t>
+            </w:r>
+            <w:r>
+              <w:t xml:space="preserve"> </w:t>
+            </w:r>
+            <w:r>
+              <w:rPr>
+                <w:i/>
+                <w:iCs/>
+              </w:rPr>
+              <w:t xml:space="preserve">booking.created</w:t>
+            </w:r>
+            <w:r>
+              <w:t xml:space="preserve"> </w:t>
+            </w:r>
+            <w:r>
+              <w:t xml:space="preserve">(Tabla 22); OWASP A07 aplicado; CI y despliegue continuo fusionado en</w:t>
+            </w:r>
+            <w:r>
+              <w:t xml:space="preserve"> </w:t>
+            </w:r>
+            <w:r>
+              <w:rPr>
+                <w:i/>
+                <w:iCs/>
+              </w:rPr>
+              <w:t xml:space="preserve">develop</w:t>
+            </w:r>
+            <w:r>
+              <w:t xml:space="preserve">, despliegue del 24 de octubre con</w:t>
+            </w:r>
+            <w:r>
+              <w:t xml:space="preserve"> </w:t>
+            </w:r>
+            <w:r>
+              <w:rPr>
+                <w:i/>
+                <w:iCs/>
+              </w:rPr>
+              <w:t xml:space="preserve">:prev</w:t>
+            </w:r>
+            <w:r>
+              <w:t xml:space="preserve">,</w:t>
+            </w:r>
+            <w:r>
+              <w:t xml:space="preserve"> </w:t>
+            </w:r>
+            <w:r>
+              <w:rPr>
+                <w:i/>
+                <w:iCs/>
+              </w:rPr>
+              <w:t xml:space="preserve">rollback.sh</w:t>
+            </w:r>
+            <w:r>
+              <w:t xml:space="preserve"> </w:t>
+            </w:r>
+            <w:r>
+              <w:t xml:space="preserve">y la protección contra bajar de versión (15.4); pruebas del 24 de octubre, 1 192 (16.5).</w:t>
+            </w:r>
+          </w:p>
+        </w:tc>
+        <w:tc>
+          <w:tcPr/>
+          <w:p>
+            <w:pPr>
+              <w:pStyle w:val="Compact"/>
+            </w:pPr>
+            <w:r>
+              <w:t xml:space="preserve">Equipo de desarrollo</w:t>
+            </w:r>
+          </w:p>
+        </w:tc>
+      </w:tr>
+      <w:tr>
+        <w:tc>
+          <w:tcPr/>
+          <w:p>
+            <w:pPr>
+              <w:pStyle w:val="Compact"/>
+            </w:pPr>
+            <w:r>
+              <w:t xml:space="preserve">4.9</w:t>
+            </w:r>
+          </w:p>
+        </w:tc>
+        <w:tc>
+          <w:tcPr/>
+          <w:p>
+            <w:pPr>
+              <w:pStyle w:val="Compact"/>
+            </w:pPr>
+            <w:r>
+              <w:t xml:space="preserve">2026-10-26</w:t>
+            </w:r>
+          </w:p>
+        </w:tc>
+        <w:tc>
+          <w:tcPr/>
+          <w:p>
+            <w:pPr>
+              <w:pStyle w:val="Compact"/>
+            </w:pPr>
+            <w:r>
+              <w:t xml:space="preserve">Pago al reservar, revisado contra</w:t>
+            </w:r>
+            <w:r>
+              <w:t xml:space="preserve"> </w:t>
+            </w:r>
+            <w:r>
+              <w:rPr>
+                <w:i/>
+                <w:iCs/>
+              </w:rPr>
+              <w:t xml:space="preserve">develop</w:t>
+            </w:r>
+            <w:r>
+              <w:t xml:space="preserve"> </w:t>
+            </w:r>
+            <w:r>
+              <w:t xml:space="preserve">del 26 de octubre de 2026 y desplegado en el servidor público ese día: booking-service consulta a payment-service por una ruta interna antes de cancelar (9.4.1 y 13.3) y consume</w:t>
+            </w:r>
+            <w:r>
+              <w:t xml:space="preserve"> </w:t>
+            </w:r>
+            <w:r>
+              <w:rPr>
+                <w:i/>
+                <w:iCs/>
+              </w:rPr>
+              <w:t xml:space="preserve">payment.reported</w:t>
+            </w:r>
+            <w:r>
+              <w:t xml:space="preserve"> </w:t>
+            </w:r>
+            <w:r>
+              <w:t xml:space="preserve">y</w:t>
+            </w:r>
+            <w:r>
+              <w:t xml:space="preserve"> </w:t>
+            </w:r>
+            <w:r>
+              <w:rPr>
+                <w:i/>
+                <w:iCs/>
+              </w:rPr>
+              <w:t xml:space="preserve">payment.confirmed</w:t>
+            </w:r>
+            <w:r>
+              <w:t xml:space="preserve"> </w:t>
+            </w:r>
+            <w:r>
+              <w:t xml:space="preserve">en la cola</w:t>
+            </w:r>
+            <w:r>
+              <w:t xml:space="preserve"> </w:t>
+            </w:r>
+            <w:r>
+              <w:rPr>
+                <w:i/>
+                <w:iCs/>
+              </w:rPr>
+              <w:t xml:space="preserve">booking.payment-events</w:t>
+            </w:r>
+            <w:r>
+              <w:t xml:space="preserve"> </w:t>
+            </w:r>
+            <w:r>
+              <w:t xml:space="preserve">(13.4); reglas de booking y payment (12.3 y 12.5);</w:t>
+            </w:r>
+            <w:r>
+              <w:t xml:space="preserve"> </w:t>
+            </w:r>
+            <w:r>
+              <w:rPr>
+                <w:i/>
+                <w:iCs/>
+              </w:rPr>
+              <w:t xml:space="preserve">paymentMode</w:t>
+            </w:r>
+            <w:r>
+              <w:t xml:space="preserve"> </w:t>
+            </w:r>
+            <w:r>
+              <w:t xml:space="preserve">en la creación de la reserva y códigos</w:t>
+            </w:r>
+            <w:r>
+              <w:t xml:space="preserve"> </w:t>
+            </w:r>
+            <w:r>
+              <w:rPr>
+                <w:i/>
+                <w:iCs/>
+              </w:rPr>
+              <w:t xml:space="preserve">INVALID_PAYMENT_MODE</w:t>
+            </w:r>
+            <w:r>
+              <w:t xml:space="preserve"> </w:t>
+            </w:r>
+            <w:r>
+              <w:t xml:space="preserve">y</w:t>
+            </w:r>
+            <w:r>
+              <w:t xml:space="preserve"> </w:t>
+            </w:r>
+            <w:r>
+              <w:rPr>
+                <w:i/>
+                <w:iCs/>
+              </w:rPr>
+              <w:t xml:space="preserve">CASH_BOOKING_LIMIT</w:t>
+            </w:r>
+            <w:r>
+              <w:t xml:space="preserve"> </w:t>
+            </w:r>
+            <w:r>
+              <w:t xml:space="preserve">(13.3); numeración de migraciones con la 049 y la semilla 117 (11.5 y 16.4); variables nuevas (16.2).</w:t>
+            </w:r>
+          </w:p>
+        </w:tc>
+        <w:tc>
+          <w:tcPr/>
+          <w:p>
+            <w:pPr>
+              <w:pStyle w:val="Compact"/>
+            </w:pPr>
+            <w:r>
+              <w:t xml:space="preserve">Equipo de desarrollo</w:t>
+            </w:r>
+          </w:p>
+        </w:tc>
+      </w:tr>
+      <w:tr>
+        <w:tc>
+          <w:tcPr/>
+          <w:p>
+            <w:pPr>
+              <w:pStyle w:val="Compact"/>
+            </w:pPr>
+            <w:r>
+              <w:t xml:space="preserve">4.10</w:t>
+            </w:r>
+          </w:p>
+        </w:tc>
+        <w:tc>
+          <w:tcPr/>
+          <w:p>
+            <w:pPr>
+              <w:pStyle w:val="Compact"/>
+            </w:pPr>
+            <w:r>
+              <w:t xml:space="preserve">2026-10-26</w:t>
+            </w:r>
+          </w:p>
+        </w:tc>
+        <w:tc>
+          <w:tcPr/>
+          <w:p>
+            <w:pPr>
+              <w:pStyle w:val="Compact"/>
+            </w:pPr>
+            <w:r>
+              <w:t xml:space="preserve">Versiones del 26 de octubre de 2026:</w:t>
+            </w:r>
+            <w:r>
+              <w:t xml:space="preserve"> </w:t>
+            </w:r>
+            <w:r>
+              <w:rPr>
+                <w:i/>
+                <w:iCs/>
+              </w:rPr>
+              <w:t xml:space="preserve">v1.1.0</w:t>
+            </w:r>
+            <w:r>
+              <w:t xml:space="preserve"> </w:t>
+            </w:r>
+            <w:r>
+              <w:t xml:space="preserve">en los 10 repositorios (primera versión de la app móvil) y</w:t>
+            </w:r>
+            <w:r>
+              <w:t xml:space="preserve"> </w:t>
+            </w:r>
+            <w:r>
+              <w:rPr>
+                <w:i/>
+                <w:iCs/>
+              </w:rPr>
+              <w:t xml:space="preserve">v1.1.1</w:t>
+            </w:r>
+            <w:r>
+              <w:t xml:space="preserve"> </w:t>
+            </w:r>
+            <w:r>
+              <w:t xml:space="preserve">en la web, la app móvil, payment-service e infra; desde</w:t>
+            </w:r>
+            <w:r>
+              <w:t xml:space="preserve"> </w:t>
+            </w:r>
+            <w:r>
+              <w:rPr>
+                <w:i/>
+                <w:iCs/>
+              </w:rPr>
+              <w:t xml:space="preserve">v1.1.1</w:t>
+            </w:r>
+            <w:r>
+              <w:t xml:space="preserve"> </w:t>
+            </w:r>
+            <w:r>
+              <w:t xml:space="preserve">de infra, payment-service también se despliega desde</w:t>
+            </w:r>
+            <w:r>
+              <w:t xml:space="preserve"> </w:t>
+            </w:r>
+            <w:r>
+              <w:rPr>
+                <w:i/>
+                <w:iCs/>
+              </w:rPr>
+              <w:t xml:space="preserve">main</w:t>
+            </w:r>
+            <w:r>
+              <w:t xml:space="preserve"> </w:t>
+            </w:r>
+            <w:r>
+              <w:t xml:space="preserve">(Tabla de tecnologías, 15.1 y 15.4).</w:t>
+            </w:r>
+          </w:p>
+        </w:tc>
+        <w:tc>
+          <w:tcPr/>
+          <w:p>
+            <w:pPr>
+              <w:pStyle w:val="Compact"/>
+            </w:pPr>
+            <w:r>
+              <w:t xml:space="preserve">Equipo de desarrollo</w:t>
+            </w:r>
+          </w:p>
+        </w:tc>
+      </w:tr>
     </w:tbl>
     <w:p>
       <w:pPr>
@@ -844,8 +1455,8 @@
         <w:t xml:space="preserve">Las fechas se escriben en formato ISO 8601 (año-mes-día). Elaborado por el equipo de desarrollo.</w:t>
       </w:r>
     </w:p>
-    <w:bookmarkEnd w:id="20"/>
-    <w:bookmarkStart w:id="21" w:name="tabla-de-contenido"/>
+    <w:bookmarkEnd w:id="9"/>
+    <w:bookmarkStart w:id="10" w:name="tabla-de-contenido"/>
     <w:p>
       <w:pPr>
         <w:pStyle w:val="Heading2"/>
@@ -1861,6 +2472,23 @@
       <w:pPr>
         <w:pStyle w:val="Compact"/>
         <w:numPr>
+          <w:ilvl w:val="1"/>
+          <w:numId w:val="1012"/>
+        </w:numPr>
+      </w:pPr>
+      <w:hyperlink w:anchor="X25602494ff828533feeab09b5c30bdc8adbc759">
+        <w:r>
+          <w:rPr>
+            <w:rStyle w:val="Hyperlink"/>
+          </w:rPr>
+          <w:t xml:space="preserve">15.4 Integración y Despliegue Continuos</w:t>
+        </w:r>
+      </w:hyperlink>
+    </w:p>
+    <w:p>
+      <w:pPr>
+        <w:pStyle w:val="Compact"/>
+        <w:numPr>
           <w:ilvl w:val="0"/>
           <w:numId w:val="1001"/>
         </w:numPr>
@@ -2112,8 +2740,26 @@
         </w:r>
       </w:hyperlink>
     </w:p>
-    <w:bookmarkEnd w:id="21"/>
-    <w:bookmarkStart w:id="23" w:name="X9c8e56b31f04f265094927552a1a13f42047fc6"/>
+    <w:p>
+      <w:pPr>
+        <w:pStyle w:val="FirstParagraph"/>
+      </w:pPr>
+      <w:r>
+        <w:rPr>
+          <w:i/>
+          <w:iCs/>
+        </w:rPr>
+        <w:t xml:space="preserve">Nota.</w:t>
+      </w:r>
+      <w:r>
+        <w:t xml:space="preserve"> </w:t>
+      </w:r>
+      <w:r>
+        <w:t xml:space="preserve">La numeración empieza en 4 porque las secciones 1 a 3 son la portada, el control de versiones y la tabla de contenido, que no llevan número en el título. Se conserva así para que sigan valiendo las referencias entre documentos por número de sección (por ejemplo, "Manual de Instalación, sección 10").</w:t>
+      </w:r>
+    </w:p>
+    <w:bookmarkEnd w:id="10"/>
+    <w:bookmarkStart w:id="12" w:name="X9c8e56b31f04f265094927552a1a13f42047fc6"/>
     <w:p>
       <w:pPr>
         <w:pStyle w:val="Heading2"/>
@@ -2159,7 +2805,7 @@
         <w:t xml:space="preserve">La arquitectura se apoya en conceptos ampliamente documentados: los microservicios (Newman, 2021), el diseño guiado por el dominio (Evans, 2004), la arquitectura hexagonal de puertos y adaptadores (Cockburn, 2005), el patrón de mensajería de publicación y suscripción (Hohpe y Woolf, 2003) y el estilo arquitectónico REST (Fielding, 2000).</w:t>
       </w:r>
     </w:p>
-    <w:bookmarkStart w:id="22" w:name="X7ad912c4b5b71a516932cbbf5443df6b324d7f7"/>
+    <w:bookmarkStart w:id="11" w:name="X7ad912c4b5b71a516932cbbf5443df6b324d7f7"/>
     <w:p>
       <w:pPr>
         <w:pStyle w:val="Heading3"/>
@@ -2215,9 +2861,9 @@
         <w:t xml:space="preserve">, 16 de octubre de 2026): las cifras de tablas, changelogs y pruebas salen de consultas a la base de datos y de la ejecución de las pruebas, no de documentos anteriores. La versión 4.5 se revisó contra el código del 21 de octubre de 2026. El Anexo B lista las discrepancias encontradas entre el código, la documentación y las versiones anteriores de los manuales, como exige la guía para elaborar manuales (Servicio Nacional de Aprendizaje [SENA], 2026). Los identificadores (esquemas, tablas, columnas, endpoints, eventos y clases) se escriben exactamente como en el código.</w:t>
       </w:r>
     </w:p>
-    <w:bookmarkEnd w:id="22"/>
-    <w:bookmarkEnd w:id="23"/>
-    <w:bookmarkStart w:id="26" w:name="Xe8bcdfe774ed1132eef387629be23702fa62a97"/>
+    <w:bookmarkEnd w:id="11"/>
+    <w:bookmarkEnd w:id="12"/>
+    <w:bookmarkStart w:id="15" w:name="Xe8bcdfe774ed1132eef387629be23702fa62a97"/>
     <w:p>
       <w:pPr>
         <w:pStyle w:val="Heading2"/>
@@ -2226,7 +2872,7 @@
         <w:t xml:space="preserve">5. Objetivo</w:t>
       </w:r>
     </w:p>
-    <w:bookmarkStart w:id="24" w:name="X9af3d5aabb1b945e64d1151322f03e34820c24e"/>
+    <w:bookmarkStart w:id="13" w:name="X9af3d5aabb1b945e64d1151322f03e34820c24e"/>
     <w:p>
       <w:pPr>
         <w:pStyle w:val="Heading3"/>
@@ -2243,8 +2889,8 @@
         <w:t xml:space="preserve">Documentar la arquitectura, las tecnologías, la estructura, el modelo de datos, la comunicación entre servicios, la API, la seguridad y las reglas de negocio del Sistema de Gestión de Lavado Vehicular, de modo que otro desarrollador pueda entender, mantener y continuar el proyecto.</w:t>
       </w:r>
     </w:p>
-    <w:bookmarkEnd w:id="24"/>
-    <w:bookmarkStart w:id="25" w:name="Xdf220aecf5fa2a9f322f3a38c708451f603b16c"/>
+    <w:bookmarkEnd w:id="13"/>
+    <w:bookmarkStart w:id="14" w:name="Xdf220aecf5fa2a9f322f3a38c708451f603b16c"/>
     <w:p>
       <w:pPr>
         <w:pStyle w:val="Heading3"/>
@@ -2325,9 +2971,9 @@
         <w:t xml:space="preserve">Dejar recomendaciones de mantenimiento y pruebas, y registrar la deuda técnica y las discrepancias encontradas.</w:t>
       </w:r>
     </w:p>
-    <w:bookmarkEnd w:id="25"/>
-    <w:bookmarkEnd w:id="26"/>
-    <w:bookmarkStart w:id="29" w:name="X3b064709b715aa72af87e979a6f3d82392ca678"/>
+    <w:bookmarkEnd w:id="14"/>
+    <w:bookmarkEnd w:id="15"/>
+    <w:bookmarkStart w:id="18" w:name="X3b064709b715aa72af87e979a6f3d82392ca678"/>
     <w:p>
       <w:pPr>
         <w:pStyle w:val="Heading2"/>
@@ -2336,7 +2982,7 @@
         <w:t xml:space="preserve">6. Alcance Técnico</w:t>
       </w:r>
     </w:p>
-    <w:bookmarkStart w:id="27" w:name="Xc045f19d654e9c05671e0283a8a56a19a9685f6"/>
+    <w:bookmarkStart w:id="16" w:name="Xc045f19d654e9c05671e0283a8a56a19a9685f6"/>
     <w:p>
       <w:pPr>
         <w:pStyle w:val="Heading3"/>
@@ -2405,8 +3051,8 @@
         <w:t xml:space="preserve">El entorno local con Docker.</w:t>
       </w:r>
     </w:p>
-    <w:bookmarkEnd w:id="27"/>
-    <w:bookmarkStart w:id="28" w:name="X83c002576cfb7263198e8a5a1198ee18be97c7c"/>
+    <w:bookmarkEnd w:id="16"/>
+    <w:bookmarkStart w:id="17" w:name="X83c002576cfb7263198e8a5a1198ee18be97c7c"/>
     <w:p>
       <w:pPr>
         <w:pStyle w:val="Heading3"/>
@@ -2463,9 +3109,9 @@
         <w:t xml:space="preserve">Las pasarelas de pago, la facturación electrónica y la gestión de inventario, que no forman parte del sistema.</w:t>
       </w:r>
     </w:p>
-    <w:bookmarkEnd w:id="28"/>
-    <w:bookmarkEnd w:id="29"/>
-    <w:bookmarkStart w:id="36" w:name="X95d8c97275c8f81a939e1c762cd97d9839d709e"/>
+    <w:bookmarkEnd w:id="17"/>
+    <w:bookmarkEnd w:id="18"/>
+    <w:bookmarkStart w:id="25" w:name="X95d8c97275c8f81a939e1c762cd97d9839d709e"/>
     <w:p>
       <w:pPr>
         <w:pStyle w:val="Heading2"/>
@@ -2474,7 +3120,7 @@
         <w:t xml:space="preserve">7. Descripción General del Sistema</w:t>
       </w:r>
     </w:p>
-    <w:bookmarkStart w:id="30" w:name="X68e5170d3c3a68fada19b8799b67e1263833eb3"/>
+    <w:bookmarkStart w:id="19" w:name="X68e5170d3c3a68fada19b8799b67e1263833eb3"/>
     <w:p>
       <w:pPr>
         <w:pStyle w:val="Heading3"/>
@@ -2491,8 +3137,8 @@
         <w:t xml:space="preserve">El sistema atiende a un solo lavadero. Interactúan con él tres roles fijos: el cliente, que registra vehículos, reserva turnos, paga, acumula puntos, canjea cupones y califica; el operario, que ejecuta los servicios asignados; y el administrador, que gestiona reservas, operarios, pagos, promociones, horarios y reportes. El pago no usa una pasarela externa: el cliente transfiere desde una aplicación bancaria y sube el comprobante, que el administrador aprueba o rechaza manualmente (ADR-008). No se recogen datos de tarjetas.</w:t>
       </w:r>
     </w:p>
-    <w:bookmarkEnd w:id="30"/>
-    <w:bookmarkStart w:id="34" w:name="X3cd3a546fd8b53d9ecb33eb78f7f116d8174cdc"/>
+    <w:bookmarkEnd w:id="19"/>
+    <w:bookmarkStart w:id="23" w:name="X3cd3a546fd8b53d9ecb33eb78f7f116d8174cdc"/>
     <w:p>
       <w:pPr>
         <w:pStyle w:val="Heading3"/>
@@ -2540,20 +3186,20 @@
       <w:r>
         <w:drawing>
           <wp:inline>
-            <wp:extent cx="5334000" cy="8152534"/>
+            <wp:extent cx="5334000" cy="7013222"/>
             <wp:effectExtent b="0" l="0" r="0" t="0"/>
-            <wp:docPr descr="" title="" id="32" name="Picture"/>
+            <wp:docPr descr="Diagrama" title="" id="21" name="Picture"/>
             <a:graphic>
               <a:graphicData uri="http://schemas.openxmlformats.org/drawingml/2006/picture">
                 <pic:pic>
                   <pic:nvPicPr>
-                    <pic:cNvPr descr="diagrama-1.png" id="33" name="Picture"/>
+                    <pic:cNvPr descr="C:/Users/MERARI~1/AppData/Local/Temp/claude/C--Users-MERARI-URBANO-Lavado-Vehicular/fbac9d65-987c-4365-8841-0c86e8c3ca54/scratchpad/mermaid/ES-1.png" id="22" name="Picture"/>
                     <pic:cNvPicPr>
                       <a:picLocks noChangeArrowheads="1" noChangeAspect="1"/>
                     </pic:cNvPicPr>
                   </pic:nvPicPr>
                   <pic:blipFill>
-                    <a:blip r:embed="rId31"/>
+                    <a:blip r:embed="rId20"/>
                     <a:stretch>
                       <a:fillRect/>
                     </a:stretch>
@@ -2561,7 +3207,7 @@
                   <pic:spPr bwMode="auto">
                     <a:xfrm>
                       <a:off x="0" y="0"/>
-                      <a:ext cx="5334000" cy="8152534"/>
+                      <a:ext cx="5334000" cy="7013222"/>
                     </a:xfrm>
                     <a:prstGeom prst="rect">
                       <a:avLst/>
@@ -2861,7 +3507,23 @@
               <w:t xml:space="preserve"> </w:t>
             </w:r>
             <w:r>
-              <w:t xml:space="preserve">por ruta; CORS; corta los tokens de sesiones cerradas (desde el 21 de octubre de 2026).</w:t>
+              <w:t xml:space="preserve">por ruta; CORS; corta los tokens de sesiones cerradas (desde el 21 de octubre de 2026) con cualquier esquema del encabezado (desde el 24 de octubre); limita</w:t>
+            </w:r>
+            <w:r>
+              <w:t xml:space="preserve"> </w:t>
+            </w:r>
+            <w:r>
+              <w:rPr>
+                <w:i/>
+                <w:iCs/>
+              </w:rPr>
+              <w:t xml:space="preserve">/api/v1/auth/*</w:t>
+            </w:r>
+            <w:r>
+              <w:t xml:space="preserve"> </w:t>
+            </w:r>
+            <w:r>
+              <w:t xml:space="preserve">a 60 peticiones por minuto por IP y fija 5 s para conectar y 60 s para leer cada ruta (desde el 24 de octubre).</w:t>
             </w:r>
           </w:p>
         </w:tc>
@@ -3338,8 +4000,8 @@
         <w:t xml:space="preserve">. El gateway es infraestructura y no se cuenta como servicio de dominio.</w:t>
       </w:r>
     </w:p>
-    <w:bookmarkEnd w:id="34"/>
-    <w:bookmarkStart w:id="35" w:name="X295149337452c1fcb499ada199b6b0f262a264b"/>
+    <w:bookmarkEnd w:id="23"/>
+    <w:bookmarkStart w:id="24" w:name="X295149337452c1fcb499ada199b6b0f262a264b"/>
     <w:p>
       <w:pPr>
         <w:pStyle w:val="Heading3"/>
@@ -3421,9 +4083,9 @@
         <w:t xml:space="preserve">El entorno de ejecución es local con Docker.</w:t>
       </w:r>
     </w:p>
-    <w:bookmarkEnd w:id="35"/>
-    <w:bookmarkEnd w:id="36"/>
-    <w:bookmarkStart w:id="37" w:name="X279f11923096b263cc46bba594eca8973cdb246"/>
+    <w:bookmarkEnd w:id="24"/>
+    <w:bookmarkEnd w:id="25"/>
+    <w:bookmarkStart w:id="26" w:name="X279f11923096b263cc46bba594eca8973cdb246"/>
     <w:p>
       <w:pPr>
         <w:pStyle w:val="Heading2"/>
@@ -4002,7 +4664,23 @@
               <w:pStyle w:val="Compact"/>
             </w:pPr>
             <w:r>
-              <w:t xml:space="preserve">JUnit 5 y Spring Boot Test (Java), xUnit (.NET), Vitest (web)</w:t>
+              <w:t xml:space="preserve">JUnit 5 y Spring Boot Test (Java), xUnit (.NET), Vitest (web), Jest con</w:t>
+            </w:r>
+            <w:r>
+              <w:t xml:space="preserve"> </w:t>
+            </w:r>
+            <w:r>
+              <w:rPr>
+                <w:i/>
+                <w:iCs/>
+              </w:rPr>
+              <w:t xml:space="preserve">jest-expo</w:t>
+            </w:r>
+            <w:r>
+              <w:t xml:space="preserve"> </w:t>
+            </w:r>
+            <w:r>
+              <w:t xml:space="preserve">(móvil, desde el 23 de octubre de 2026)</w:t>
             </w:r>
           </w:p>
         </w:tc>
@@ -4026,10 +4704,7 @@
               <w:t xml:space="preserve">dotnet test</w:t>
             </w:r>
             <w:r>
-              <w:t xml:space="preserve"> </w:t>
-            </w:r>
-            <w:r>
-              <w:t xml:space="preserve">y</w:t>
+              <w:t xml:space="preserve">,</w:t>
             </w:r>
             <w:r>
               <w:t xml:space="preserve"> </w:t>
@@ -4041,6 +4716,22 @@
               </w:rPr>
               <w:t xml:space="preserve">ng test</w:t>
             </w:r>
+            <w:r>
+              <w:t xml:space="preserve"> </w:t>
+            </w:r>
+            <w:r>
+              <w:t xml:space="preserve">y</w:t>
+            </w:r>
+            <w:r>
+              <w:t xml:space="preserve"> </w:t>
+            </w:r>
+            <w:r>
+              <w:rPr>
+                <w:i/>
+                <w:iCs/>
+              </w:rPr>
+              <w:t xml:space="preserve">npm test</w:t>
+            </w:r>
           </w:p>
         </w:tc>
       </w:tr>
@@ -4087,7 +4778,58 @@
               <w:t xml:space="preserve">main</w:t>
             </w:r>
             <w:r>
-              <w:t xml:space="preserve">,</w:t>
+              <w:t xml:space="preserve"> </w:t>
+            </w:r>
+            <w:r>
+              <w:t xml:space="preserve">(versiones etiquetadas:</w:t>
+            </w:r>
+            <w:r>
+              <w:t xml:space="preserve"> </w:t>
+            </w:r>
+            <w:r>
+              <w:rPr>
+                <w:i/>
+                <w:iCs/>
+              </w:rPr>
+              <w:t xml:space="preserve">v1.0.0</w:t>
+            </w:r>
+            <w:r>
+              <w:t xml:space="preserve"> </w:t>
+            </w:r>
+            <w:r>
+              <w:t xml:space="preserve">en 8 repositorios el 23 de octubre de 2026 y en payment-service el 24;</w:t>
+            </w:r>
+            <w:r>
+              <w:t xml:space="preserve"> </w:t>
+            </w:r>
+            <w:r>
+              <w:rPr>
+                <w:i/>
+                <w:iCs/>
+              </w:rPr>
+              <w:t xml:space="preserve">v1.1.0</w:t>
+            </w:r>
+            <w:r>
+              <w:t xml:space="preserve"> </w:t>
+            </w:r>
+            <w:r>
+              <w:t xml:space="preserve">en los 10 repositorios el 26 de octubre, y</w:t>
+            </w:r>
+            <w:r>
+              <w:t xml:space="preserve"> </w:t>
+            </w:r>
+            <w:r>
+              <w:rPr>
+                <w:i/>
+                <w:iCs/>
+              </w:rPr>
+              <w:t xml:space="preserve">v1.1.1</w:t>
+            </w:r>
+            <w:r>
+              <w:t xml:space="preserve"> </w:t>
+            </w:r>
+            <w:r>
+              <w:t xml:space="preserve">en la web, la app móvil, payment-service e infra ese mismo día),</w:t>
             </w:r>
             <w:r>
               <w:t xml:space="preserve"> </w:t>
@@ -4100,10 +4842,7 @@
               <w:t xml:space="preserve">develop</w:t>
             </w:r>
             <w:r>
-              <w:t xml:space="preserve"> </w:t>
-            </w:r>
-            <w:r>
-              <w:t xml:space="preserve">y</w:t>
+              <w:t xml:space="preserve">,</w:t>
             </w:r>
             <w:r>
               <w:t xml:space="preserve"> </w:t>
@@ -4115,6 +4854,22 @@
               </w:rPr>
               <w:t xml:space="preserve">feature/*</w:t>
             </w:r>
+            <w:r>
+              <w:t xml:space="preserve"> </w:t>
+            </w:r>
+            <w:r>
+              <w:t xml:space="preserve">y</w:t>
+            </w:r>
+            <w:r>
+              <w:t xml:space="preserve"> </w:t>
+            </w:r>
+            <w:r>
+              <w:rPr>
+                <w:i/>
+                <w:iCs/>
+              </w:rPr>
+              <w:t xml:space="preserve">fix/*</w:t>
+            </w:r>
           </w:p>
         </w:tc>
       </w:tr>
@@ -4201,7 +4956,7 @@
               <w:t xml:space="preserve"> </w:t>
             </w:r>
             <w:r>
-              <w:t xml:space="preserve">tiene además el despliegue manual a Azure</w:t>
+              <w:t xml:space="preserve">tiene además el flujo manual "Desplegar en Azure" (sin ejecutar todavía) y el despliegue continuo preparado en una rama sin fusionar (sección 15.4)</w:t>
             </w:r>
           </w:p>
         </w:tc>
@@ -4318,8 +5073,8 @@
         <w:t xml:space="preserve">de cada repositorio.</w:t>
       </w:r>
     </w:p>
-    <w:bookmarkEnd w:id="37"/>
-    <w:bookmarkStart w:id="50" w:name="Xcade969bd530bb91cbb218181cc2a6239e914ce"/>
+    <w:bookmarkEnd w:id="26"/>
+    <w:bookmarkStart w:id="39" w:name="Xcade969bd530bb91cbb218181cc2a6239e914ce"/>
     <w:p>
       <w:pPr>
         <w:pStyle w:val="Heading2"/>
@@ -4328,7 +5083,7 @@
         <w:t xml:space="preserve">9. Arquitectura del Sistema</w:t>
       </w:r>
     </w:p>
-    <w:bookmarkStart w:id="38" w:name="X9a0099f5a68db43427989cffd91ab9814be7d64"/>
+    <w:bookmarkStart w:id="27" w:name="X9a0099f5a68db43427989cffd91ab9814be7d64"/>
     <w:p>
       <w:pPr>
         <w:pStyle w:val="Heading3"/>
@@ -4741,8 +5496,8 @@
         <w:t xml:space="preserve">el 16 de octubre de 2026. Fuente: changelogs de cada servicio.</w:t>
       </w:r>
     </w:p>
-    <w:bookmarkEnd w:id="38"/>
-    <w:bookmarkStart w:id="39" w:name="X09d0d99804d0147631cebacb06b53f6095f17a0"/>
+    <w:bookmarkEnd w:id="27"/>
+    <w:bookmarkStart w:id="28" w:name="X09d0d99804d0147631cebacb06b53f6095f17a0"/>
     <w:p>
       <w:pPr>
         <w:pStyle w:val="Heading3"/>
@@ -5297,8 +6052,8 @@
         <w:t xml:space="preserve">Las direcciones se configuran con ROUTE_SECURITY_URL, ROUTE_CUSTOMER_URL, ROUTE_BOOKING_URL, ROUTE_OPERATIONS_URL, ROUTE_PAYMENT_URL y ROUTE_NOTIFICATION_URL; el archivo de Compose las define todas con los nombres de los contenedores.</w:t>
       </w:r>
     </w:p>
-    <w:bookmarkEnd w:id="39"/>
-    <w:bookmarkStart w:id="40" w:name="Xee070325fe678b7091e1c0a0c5f80e15521538c"/>
+    <w:bookmarkEnd w:id="28"/>
+    <w:bookmarkStart w:id="29" w:name="Xee070325fe678b7091e1c0a0c5f80e15521538c"/>
     <w:p>
       <w:pPr>
         <w:pStyle w:val="Heading3"/>
@@ -6946,8 +7701,8 @@
         <w:t xml:space="preserve">.</w:t>
       </w:r>
     </w:p>
-    <w:bookmarkEnd w:id="40"/>
-    <w:bookmarkStart w:id="43" w:name="Xa83801a3bf1c8870797ef0f75b1b528e24f16ef"/>
+    <w:bookmarkEnd w:id="29"/>
+    <w:bookmarkStart w:id="32" w:name="Xa83801a3bf1c8870797ef0f75b1b528e24f16ef"/>
     <w:p>
       <w:pPr>
         <w:pStyle w:val="Heading3"/>
@@ -6956,7 +7711,7 @@
         <w:t xml:space="preserve">9.4 Comunicación entre Componentes</w:t>
       </w:r>
     </w:p>
-    <w:bookmarkStart w:id="41" w:name="Xe7cd72d1c08b6a179614ecdfc0e827a3dbf04bd"/>
+    <w:bookmarkStart w:id="30" w:name="Xe7cd72d1c08b6a179614ecdfc0e827a3dbf04bd"/>
     <w:p>
       <w:pPr>
         <w:pStyle w:val="Heading4"/>
@@ -7309,6 +8064,77 @@
               <w:pStyle w:val="Compact"/>
             </w:pPr>
             <w:r>
+              <w:t xml:space="preserve">booking-service</w:t>
+            </w:r>
+          </w:p>
+        </w:tc>
+        <w:tc>
+          <w:tcPr/>
+          <w:p>
+            <w:pPr>
+              <w:pStyle w:val="Compact"/>
+            </w:pPr>
+            <w:r>
+              <w:t xml:space="preserve">payment-service GET /internal/v1/payments/bookings/{bookingId}/reported (encabezado X-Internal-Key, 3 s;</w:t>
+            </w:r>
+            <w:r>
+              <w:t xml:space="preserve"> </w:t>
+            </w:r>
+            <w:r>
+              <w:rPr>
+                <w:i/>
+                <w:iCs/>
+              </w:rPr>
+              <w:t xml:space="preserve">PAYMENT_SERVICE_URL</w:t>
+            </w:r>
+            <w:r>
+              <w:t xml:space="preserve">)</w:t>
+            </w:r>
+          </w:p>
+        </w:tc>
+        <w:tc>
+          <w:tcPr/>
+          <w:p>
+            <w:pPr>
+              <w:pStyle w:val="Compact"/>
+            </w:pPr>
+            <w:r>
+              <w:t xml:space="preserve">Desde el 26 de octubre de 2026: antes de cancelar por falta de pago, saber si la reserva ya tiene un pago en revisión o aprobado (</w:t>
+            </w:r>
+            <w:r>
+              <w:rPr>
+                <w:i/>
+                <w:iCs/>
+              </w:rPr>
+              <w:t xml:space="preserve">PaymentStatusDirectory</w:t>
+            </w:r>
+            <w:r>
+              <w:t xml:space="preserve">,</w:t>
+            </w:r>
+            <w:r>
+              <w:t xml:space="preserve"> </w:t>
+            </w:r>
+            <w:r>
+              <w:rPr>
+                <w:i/>
+                <w:iCs/>
+              </w:rPr>
+              <w:t xml:space="preserve">PaymentServiceDirectory</w:t>
+            </w:r>
+            <w:r>
+              <w:t xml:space="preserve">).</w:t>
+            </w:r>
+          </w:p>
+        </w:tc>
+      </w:tr>
+      <w:tr>
+        <w:tc>
+          <w:tcPr/>
+          <w:p>
+            <w:pPr>
+              <w:pStyle w:val="Compact"/>
+            </w:pPr>
+            <w:r>
               <w:t xml:space="preserve">api-gateway</w:t>
             </w:r>
           </w:p>
@@ -7355,8 +8181,8 @@
         <w:t xml:space="preserve">Si el destino no responde, quien llama responde 503 con un código estable (CUSTOMER_SERVICE_UNAVAILABLE o BOOKING_SERVICE_UNAVAILABLE). Tiempos de espera por defecto: 3 s (5 s en payment-service).</w:t>
       </w:r>
     </w:p>
-    <w:bookmarkEnd w:id="41"/>
-    <w:bookmarkStart w:id="42" w:name="X48a0f109306c0e3d650b39f6e3f994848726e56"/>
+    <w:bookmarkEnd w:id="30"/>
+    <w:bookmarkStart w:id="31" w:name="X48a0f109306c0e3d650b39f6e3f994848726e56"/>
     <w:p>
       <w:pPr>
         <w:pStyle w:val="Heading4"/>
@@ -7386,9 +8212,9 @@
         <w:t xml:space="preserve">; en otro caso se escriben en el registro. El catálogo de eventos está en la sección 13.4.</w:t>
       </w:r>
     </w:p>
-    <w:bookmarkEnd w:id="42"/>
-    <w:bookmarkEnd w:id="43"/>
-    <w:bookmarkStart w:id="49" w:name="X8ff6d818c42242ca0f555ab92df763b046e1d2b"/>
+    <w:bookmarkEnd w:id="31"/>
+    <w:bookmarkEnd w:id="32"/>
+    <w:bookmarkStart w:id="38" w:name="X8ff6d818c42242ca0f555ab92df763b046e1d2b"/>
     <w:p>
       <w:pPr>
         <w:pStyle w:val="Heading3"/>
@@ -7397,7 +8223,7 @@
         <w:t xml:space="preserve">9.5 Aspectos Transversales</w:t>
       </w:r>
     </w:p>
-    <w:bookmarkStart w:id="44" w:name="X939fcf8136ccdc2b5a18bd5627e68c50927ffea"/>
+    <w:bookmarkStart w:id="33" w:name="X939fcf8136ccdc2b5a18bd5627e68c50927ffea"/>
     <w:p>
       <w:pPr>
         <w:pStyle w:val="Heading4"/>
@@ -7612,8 +8438,8 @@
         <w:t xml:space="preserve">: los changelogs no crean disparadores de auditoría y los servicios no fijan el contexto de sesión. Se registra como discrepancia (Anexo B) y como acción ACO-04 del documento de acciones correctivas, preventivas y de mejoramiento.</w:t>
       </w:r>
     </w:p>
-    <w:bookmarkEnd w:id="44"/>
-    <w:bookmarkStart w:id="45" w:name="X912f68c29aee55462c50f61c8b3a8a54c3bd46e"/>
+    <w:bookmarkEnd w:id="33"/>
+    <w:bookmarkStart w:id="34" w:name="X912f68c29aee55462c50f61c8b3a8a54c3bd46e"/>
     <w:p>
       <w:pPr>
         <w:pStyle w:val="Heading4"/>
@@ -7762,8 +8588,8 @@
         <w:t xml:space="preserve">en la asignación manual y la automática (desde el 21 de octubre de 2026), con una espera máxima de 10 segundos. Cada caso de uso abre una transacción local que solo escribe los esquemas de su propio servicio; no hay transacciones distribuidas.</w:t>
       </w:r>
     </w:p>
-    <w:bookmarkEnd w:id="45"/>
-    <w:bookmarkStart w:id="46" w:name="X71dc05bab3f005bc7e5a63ba4f5a4c080653511"/>
+    <w:bookmarkEnd w:id="34"/>
+    <w:bookmarkStart w:id="35" w:name="X71dc05bab3f005bc7e5a63ba4f5a4c080653511"/>
     <w:p>
       <w:pPr>
         <w:pStyle w:val="Heading4"/>
@@ -8215,8 +9041,8 @@
         <w:t xml:space="preserve">Códigos tomados de los manejadores de excepciones de los servicios y del archivo de traducción de la aplicación web.</w:t>
       </w:r>
     </w:p>
-    <w:bookmarkEnd w:id="46"/>
-    <w:bookmarkStart w:id="47" w:name="X131595b0ae8541f75a81a5cf62fbc213069a5b9"/>
+    <w:bookmarkEnd w:id="35"/>
+    <w:bookmarkStart w:id="36" w:name="X131595b0ae8541f75a81a5cf62fbc213069a5b9"/>
     <w:p>
       <w:pPr>
         <w:pStyle w:val="Heading4"/>
@@ -8298,8 +9124,8 @@
         <w:t xml:space="preserve">(America/Bogota), y las respuestas también llevan los instantes en UTC. El backend devuelve códigos estables, y los clientes los traducen al español, inglés, francés o portugués.</w:t>
       </w:r>
     </w:p>
-    <w:bookmarkEnd w:id="47"/>
-    <w:bookmarkStart w:id="48" w:name="X0bd9fa19a0978bed73a4728c3eee66dfd33ca8e"/>
+    <w:bookmarkEnd w:id="36"/>
+    <w:bookmarkStart w:id="37" w:name="X0bd9fa19a0978bed73a4728c3eee66dfd33ca8e"/>
     <w:p>
       <w:pPr>
         <w:pStyle w:val="Heading4"/>
@@ -8316,10 +9142,10 @@
         <w:t xml:space="preserve">El proyecto decidió no adoptar en esta versión Outbox, Saga, CQRS, Event Sourcing, BFF, malla de servicios, Redis, base de datos por servicio, interruptor de circuito formal ni pasarela de pagos. La consecuencia más importante es la ausencia de Outbox: un evento se puede perder si el servicio se detiene entre el commit y la publicación (TD-011).</w:t>
       </w:r>
     </w:p>
-    <w:bookmarkEnd w:id="48"/>
-    <w:bookmarkEnd w:id="49"/>
-    <w:bookmarkEnd w:id="50"/>
-    <w:bookmarkStart w:id="56" w:name="X6c6d0a25c1a26afb8672b5f4fb6ef91c6ca0e09"/>
+    <w:bookmarkEnd w:id="37"/>
+    <w:bookmarkEnd w:id="38"/>
+    <w:bookmarkEnd w:id="39"/>
+    <w:bookmarkStart w:id="45" w:name="X6c6d0a25c1a26afb8672b5f4fb6ef91c6ca0e09"/>
     <w:p>
       <w:pPr>
         <w:pStyle w:val="Heading2"/>
@@ -8328,7 +9154,7 @@
         <w:t xml:space="preserve">10. Estructura del Proyecto</w:t>
       </w:r>
     </w:p>
-    <w:bookmarkStart w:id="51" w:name="Xf20c169bf4eb845a7836cfd6c621206f8f13475"/>
+    <w:bookmarkStart w:id="40" w:name="Xf20c169bf4eb845a7836cfd6c621206f8f13475"/>
     <w:p>
       <w:pPr>
         <w:pStyle w:val="Heading3"/>
@@ -8648,8 +9474,8 @@
         <w:t xml:space="preserve">Las direcciones de los repositorios se listan en el Manual de Instalación, sección 8.</w:t>
       </w:r>
     </w:p>
-    <w:bookmarkEnd w:id="51"/>
-    <w:bookmarkStart w:id="52" w:name="X3c60e3595c70e57aeebe31c08c73d7b5fd26083"/>
+    <w:bookmarkEnd w:id="40"/>
+    <w:bookmarkStart w:id="41" w:name="X3c60e3595c70e57aeebe31c08c73d7b5fd26083"/>
     <w:p>
       <w:pPr>
         <w:pStyle w:val="Heading3"/>
@@ -8920,8 +9746,8 @@
         <w:t xml:space="preserve">    `-- test/java/...      pruebas de dominio, casos de uso, seguridad y web</w:t>
       </w:r>
     </w:p>
-    <w:bookmarkEnd w:id="52"/>
-    <w:bookmarkStart w:id="53" w:name="X79672d835495c718392c7118cb1a8b213319c21"/>
+    <w:bookmarkEnd w:id="41"/>
+    <w:bookmarkStart w:id="42" w:name="X79672d835495c718392c7118cb1a8b213319c21"/>
     <w:p>
       <w:pPr>
         <w:pStyle w:val="Heading3"/>
@@ -9058,8 +9884,8 @@
         <w:t xml:space="preserve">            PaymentService.Infrastructure.IntegrationTests</w:t>
       </w:r>
     </w:p>
-    <w:bookmarkEnd w:id="53"/>
-    <w:bookmarkStart w:id="54" w:name="X51afa470e23a9bba6203ca17ca3312573adac82"/>
+    <w:bookmarkEnd w:id="42"/>
+    <w:bookmarkStart w:id="43" w:name="X51afa470e23a9bba6203ca17ca3312573adac82"/>
     <w:p>
       <w:pPr>
         <w:pStyle w:val="Heading3"/>
@@ -9324,8 +10150,204 @@
         <w:t xml:space="preserve">.</w:t>
       </w:r>
     </w:p>
-    <w:bookmarkEnd w:id="54"/>
-    <w:bookmarkStart w:id="55" w:name="Xaa6065e37e3accd9dc777cb8a13061544eef53b"/>
+    <w:p>
+      <w:pPr>
+        <w:pStyle w:val="BodyText"/>
+      </w:pPr>
+      <w:r>
+        <w:rPr>
+          <w:b/>
+          <w:bCs/>
+        </w:rPr>
+        <w:t xml:space="preserve">Patrón MVVM.</w:t>
+      </w:r>
+      <w:r>
+        <w:t xml:space="preserve"> </w:t>
+      </w:r>
+      <w:r>
+        <w:t xml:space="preserve">Cada página de</w:t>
+      </w:r>
+      <w:r>
+        <w:t xml:space="preserve"> </w:t>
+      </w:r>
+      <w:r>
+        <w:rPr>
+          <w:i/>
+          <w:iCs/>
+        </w:rPr>
+        <w:t xml:space="preserve">features/&lt;área&gt;/pages</w:t>
+      </w:r>
+      <w:r>
+        <w:t xml:space="preserve"> </w:t>
+      </w:r>
+      <w:r>
+        <w:t xml:space="preserve">es la vista: un componente</w:t>
+      </w:r>
+      <w:r>
+        <w:t xml:space="preserve"> </w:t>
+      </w:r>
+      <w:r>
+        <w:rPr>
+          <w:i/>
+          <w:iCs/>
+        </w:rPr>
+        <w:t xml:space="preserve">standalone</w:t>
+      </w:r>
+      <w:r>
+        <w:t xml:space="preserve"> </w:t>
+      </w:r>
+      <w:r>
+        <w:t xml:space="preserve">que solo muestra y reenvía eventos. Su lógica está en un ViewModel (</w:t>
+      </w:r>
+      <w:r>
+        <w:rPr>
+          <w:i/>
+          <w:iCs/>
+        </w:rPr>
+        <w:t xml:space="preserve">@Injectable</w:t>
+      </w:r>
+      <w:r>
+        <w:t xml:space="preserve">) de</w:t>
+      </w:r>
+      <w:r>
+        <w:t xml:space="preserve"> </w:t>
+      </w:r>
+      <w:r>
+        <w:rPr>
+          <w:i/>
+          <w:iCs/>
+        </w:rPr>
+        <w:t xml:space="preserve">features/&lt;área&gt;/viewmodels</w:t>
+      </w:r>
+      <w:r>
+        <w:t xml:space="preserve"> </w:t>
+      </w:r>
+      <w:r>
+        <w:t xml:space="preserve">o, si la comparten varias áreas (perfil, configuración, crear usuario, barra lateral), de</w:t>
+      </w:r>
+      <w:r>
+        <w:t xml:space="preserve"> </w:t>
+      </w:r>
+      <w:r>
+        <w:rPr>
+          <w:i/>
+          <w:iCs/>
+        </w:rPr>
+        <w:t xml:space="preserve">shared/viewmodels</w:t>
+      </w:r>
+      <w:r>
+        <w:t xml:space="preserve">: guarda el estado en señales (</w:t>
+      </w:r>
+      <w:r>
+        <w:rPr>
+          <w:i/>
+          <w:iCs/>
+        </w:rPr>
+        <w:t xml:space="preserve">signal</w:t>
+      </w:r>
+      <w:r>
+        <w:t xml:space="preserve">,</w:t>
+      </w:r>
+      <w:r>
+        <w:t xml:space="preserve"> </w:t>
+      </w:r>
+      <w:r>
+        <w:rPr>
+          <w:i/>
+          <w:iCs/>
+        </w:rPr>
+        <w:t xml:space="preserve">computed</w:t>
+      </w:r>
+      <w:r>
+        <w:t xml:space="preserve">), valida los formularios y llama a los servicios de</w:t>
+      </w:r>
+      <w:r>
+        <w:t xml:space="preserve"> </w:t>
+      </w:r>
+      <w:r>
+        <w:rPr>
+          <w:i/>
+          <w:iCs/>
+        </w:rPr>
+        <w:t xml:space="preserve">core/services</w:t>
+      </w:r>
+      <w:r>
+        <w:t xml:space="preserve">, que son el modelo. La página lo recibe por</w:t>
+      </w:r>
+      <w:r>
+        <w:t xml:space="preserve"> </w:t>
+      </w:r>
+      <w:r>
+        <w:rPr>
+          <w:i/>
+          <w:iCs/>
+        </w:rPr>
+        <w:t xml:space="preserve">providers</w:t>
+      </w:r>
+      <w:r>
+        <w:t xml:space="preserve"> </w:t>
+      </w:r>
+      <w:r>
+        <w:t xml:space="preserve">e</w:t>
+      </w:r>
+      <w:r>
+        <w:t xml:space="preserve"> </w:t>
+      </w:r>
+      <w:r>
+        <w:rPr>
+          <w:i/>
+          <w:iCs/>
+        </w:rPr>
+        <w:t xml:space="preserve">inject()</w:t>
+      </w:r>
+      <w:r>
+        <w:t xml:space="preserve">. Al 23 de octubre de 2026 hay 36 ViewModels (14 del administrador, 6 del operario, 5 del cliente, 3 de autenticación, 1 de la bienvenida, 1 del informe público y 6 compartidos); se pueden probar con Vitest sin montar la vista y 9 tienen ya su</w:t>
+      </w:r>
+      <w:r>
+        <w:t xml:space="preserve"> </w:t>
+      </w:r>
+      <w:r>
+        <w:rPr>
+          <w:i/>
+          <w:iCs/>
+        </w:rPr>
+        <w:t xml:space="preserve">*.viewmodel.spec.ts</w:t>
+      </w:r>
+      <w:r>
+        <w:t xml:space="preserve">. Algunos ViewModels del administrador exponen</w:t>
+      </w:r>
+      <w:r>
+        <w:t xml:space="preserve"> </w:t>
+      </w:r>
+      <w:r>
+        <w:rPr>
+          <w:i/>
+          <w:iCs/>
+        </w:rPr>
+        <w:t xml:space="preserve">getters</w:t>
+      </w:r>
+      <w:r>
+        <w:t xml:space="preserve"> </w:t>
+      </w:r>
+      <w:r>
+        <w:t xml:space="preserve">en lugar de señales (por ejemplo</w:t>
+      </w:r>
+      <w:r>
+        <w:t xml:space="preserve"> </w:t>
+      </w:r>
+      <w:r>
+        <w:rPr>
+          <w:i/>
+          <w:iCs/>
+        </w:rPr>
+        <w:t xml:space="preserve">reservations.viewmodel.ts</w:t>
+      </w:r>
+      <w:r>
+        <w:t xml:space="preserve">). Una regla nueva de una pantalla va en su ViewModel, no en la plantilla ni en el componente.</w:t>
+      </w:r>
+    </w:p>
+    <w:bookmarkEnd w:id="43"/>
+    <w:bookmarkStart w:id="44" w:name="Xaa6065e37e3accd9dc777cb8a13061544eef53b"/>
     <w:p>
       <w:pPr>
         <w:pStyle w:val="Heading3"/>
@@ -9339,30 +10361,162 @@
         <w:pStyle w:val="FirstParagraph"/>
       </w:pPr>
       <w:r>
-        <w:t xml:space="preserve">La aplicación móvil se organiza en</w:t>
-      </w:r>
-      <w:r>
-        <w:t xml:space="preserve"> </w:t>
-      </w:r>
-      <w:r>
-        <w:rPr>
-          <w:i/>
-          <w:iCs/>
-        </w:rPr>
-        <w:t xml:space="preserve">src/modules</w:t>
-      </w:r>
-      <w:r>
-        <w:t xml:space="preserve"> </w:t>
-      </w:r>
-      <w:r>
-        <w:t xml:space="preserve">por rol (</w:t>
-      </w:r>
-      <w:r>
-        <w:rPr>
-          <w:i/>
-          <w:iCs/>
-        </w:rPr>
-        <w:t xml:space="preserve">auth</w:t>
+        <w:t xml:space="preserve">La aplicación móvil se organiza por capas y por rol. Todas las llamadas van al gateway mediante</w:t>
+      </w:r>
+      <w:r>
+        <w:t xml:space="preserve"> </w:t>
+      </w:r>
+      <w:r>
+        <w:rPr>
+          <w:i/>
+          <w:iCs/>
+        </w:rPr>
+        <w:t xml:space="preserve">EXPO_PUBLIC_API_URL</w:t>
+      </w:r>
+      <w:r>
+        <w:t xml:space="preserve">:</w:t>
+      </w:r>
+    </w:p>
+    <w:p>
+      <w:pPr>
+        <w:pStyle w:val="SourceCode"/>
+      </w:pPr>
+      <w:r>
+        <w:rPr>
+          <w:rStyle w:val="VerbatimChar"/>
+        </w:rPr>
+        <w:t xml:space="preserve">LavadoVehicular-Movil/src/</w:t>
+      </w:r>
+      <w:r>
+        <w:br/>
+      </w:r>
+      <w:r>
+        <w:rPr>
+          <w:rStyle w:val="VerbatimChar"/>
+        </w:rPr>
+        <w:t xml:space="preserve">|-- app/        config (i18n y locales es, en, fr, pt), providers (sesión, tema, AppUpdatesCheck,</w:t>
+      </w:r>
+      <w:r>
+        <w:br/>
+      </w:r>
+      <w:r>
+        <w:rPr>
+          <w:rStyle w:val="VerbatimChar"/>
+        </w:rPr>
+        <w:t xml:space="preserve">|               sincronización de push), theme</w:t>
+      </w:r>
+      <w:r>
+        <w:br/>
+      </w:r>
+      <w:r>
+        <w:rPr>
+          <w:rStyle w:val="VerbatimChar"/>
+        </w:rPr>
+        <w:t xml:space="preserve">|-- core/       api (cliente fetch y apiError, que traduce los códigos de error), services (un cliente</w:t>
+      </w:r>
+      <w:r>
+        <w:br/>
+      </w:r>
+      <w:r>
+        <w:rPr>
+          <w:rStyle w:val="VerbatimChar"/>
+        </w:rPr>
+        <w:t xml:space="preserve">|               por servicio del backend), navigation (RootNavigator: cada rol solo registra sus</w:t>
+      </w:r>
+      <w:r>
+        <w:br/>
+      </w:r>
+      <w:r>
+        <w:rPr>
+          <w:rStyle w:val="VerbatimChar"/>
+        </w:rPr>
+        <w:t xml:space="preserve">|               pantallas), storage (sesión en almacenamiento seguro, SecureStore)</w:t>
+      </w:r>
+      <w:r>
+        <w:br/>
+      </w:r>
+      <w:r>
+        <w:rPr>
+          <w:rStyle w:val="VerbatimChar"/>
+        </w:rPr>
+        <w:t xml:space="preserve">|-- modules/    auth, client, operator, admin: cada uno con screens (vista), viewmodels (hooks use*.ts</w:t>
+      </w:r>
+      <w:r>
+        <w:br/>
+      </w:r>
+      <w:r>
+        <w:rPr>
+          <w:rStyle w:val="VerbatimChar"/>
+        </w:rPr>
+        <w:t xml:space="preserve">|               con el estado y las acciones), components, hooks, models y constants</w:t>
+      </w:r>
+      <w:r>
+        <w:br/>
+      </w:r>
+      <w:r>
+        <w:rPr>
+          <w:rStyle w:val="VerbatimChar"/>
+        </w:rPr>
+        <w:t xml:space="preserve">`-- shared/     components, pantallas compartidas (notificaciones, perfil, configuración), layouts</w:t>
+      </w:r>
+      <w:r>
+        <w:br/>
+      </w:r>
+      <w:r>
+        <w:rPr>
+          <w:rStyle w:val="VerbatimChar"/>
+        </w:rPr>
+        <w:t xml:space="preserve">                (barra inferior y menú "Más" por rol), validators, utils, hooks, i18n</w:t>
+      </w:r>
+    </w:p>
+    <w:p>
+      <w:pPr>
+        <w:pStyle w:val="FirstParagraph"/>
+      </w:pPr>
+      <w:r>
+        <w:t xml:space="preserve">La app sigue la misma idea MVVM que la web con hooks de React: la pantalla de</w:t>
+      </w:r>
+      <w:r>
+        <w:t xml:space="preserve"> </w:t>
+      </w:r>
+      <w:r>
+        <w:rPr>
+          <w:i/>
+          <w:iCs/>
+        </w:rPr>
+        <w:t xml:space="preserve">screens</w:t>
+      </w:r>
+      <w:r>
+        <w:t xml:space="preserve"> </w:t>
+      </w:r>
+      <w:r>
+        <w:t xml:space="preserve">dibuja y llama a su hook de</w:t>
+      </w:r>
+      <w:r>
+        <w:t xml:space="preserve"> </w:t>
+      </w:r>
+      <w:r>
+        <w:rPr>
+          <w:i/>
+          <w:iCs/>
+        </w:rPr>
+        <w:t xml:space="preserve">viewmodels</w:t>
+      </w:r>
+      <w:r>
+        <w:t xml:space="preserve"> </w:t>
+      </w:r>
+      <w:r>
+        <w:t xml:space="preserve">(por ejemplo</w:t>
+      </w:r>
+      <w:r>
+        <w:t xml:space="preserve"> </w:t>
+      </w:r>
+      <w:r>
+        <w:rPr>
+          <w:i/>
+          <w:iCs/>
+        </w:rPr>
+        <w:t xml:space="preserve">useLoginViewModel</w:t>
       </w:r>
       <w:r>
         <w:t xml:space="preserve">,</w:t>
@@ -9375,7 +10529,49 @@
           <w:i/>
           <w:iCs/>
         </w:rPr>
-        <w:t xml:space="preserve">client</w:t>
+        <w:t xml:space="preserve">useInspection</w:t>
+      </w:r>
+      <w:r>
+        <w:t xml:space="preserve"> </w:t>
+      </w:r>
+      <w:r>
+        <w:t xml:space="preserve">o</w:t>
+      </w:r>
+      <w:r>
+        <w:t xml:space="preserve"> </w:t>
+      </w:r>
+      <w:r>
+        <w:rPr>
+          <w:i/>
+          <w:iCs/>
+        </w:rPr>
+        <w:t xml:space="preserve">useSettings</w:t>
+      </w:r>
+      <w:r>
+        <w:t xml:space="preserve">; 20 en total), que guarda el estado y usa los servicios de</w:t>
+      </w:r>
+      <w:r>
+        <w:t xml:space="preserve"> </w:t>
+      </w:r>
+      <w:r>
+        <w:rPr>
+          <w:i/>
+          <w:iCs/>
+        </w:rPr>
+        <w:t xml:space="preserve">core/services</w:t>
+      </w:r>
+      <w:r>
+        <w:t xml:space="preserve">. Hay 31 pantallas: 3 de autenticación, 8 del cliente, 8 del operario y 12 del administrador. Todavía hay 10 pantallas o componentes que llaman a los servicios sin pasar por un ViewModel (por ejemplo</w:t>
+      </w:r>
+      <w:r>
+        <w:t xml:space="preserve"> </w:t>
+      </w:r>
+      <w:r>
+        <w:rPr>
+          <w:i/>
+          <w:iCs/>
+        </w:rPr>
+        <w:t xml:space="preserve">ClientPaymentScreen</w:t>
       </w:r>
       <w:r>
         <w:t xml:space="preserve">,</w:t>
@@ -9388,7 +10584,7 @@
           <w:i/>
           <w:iCs/>
         </w:rPr>
-        <w:t xml:space="preserve">operator</w:t>
+        <w:t xml:space="preserve">ClientReserveScreen</w:t>
       </w:r>
       <w:r>
         <w:t xml:space="preserve"> </w:t>
@@ -9404,65 +10600,101 @@
           <w:i/>
           <w:iCs/>
         </w:rPr>
-        <w:t xml:space="preserve">admin</w:t>
-      </w:r>
-      <w:r>
-        <w:t xml:space="preserve">, cada uno con sus</w:t>
-      </w:r>
-      <w:r>
-        <w:t xml:space="preserve"> </w:t>
-      </w:r>
-      <w:r>
-        <w:rPr>
-          <w:i/>
-          <w:iCs/>
-        </w:rPr>
-        <w:t xml:space="preserve">screens</w:t>
-      </w:r>
-      <w:r>
-        <w:t xml:space="preserve">),</w:t>
-      </w:r>
-      <w:r>
-        <w:t xml:space="preserve"> </w:t>
-      </w:r>
-      <w:r>
-        <w:rPr>
-          <w:i/>
-          <w:iCs/>
-        </w:rPr>
-        <w:t xml:space="preserve">src/shared</w:t>
-      </w:r>
-      <w:r>
-        <w:t xml:space="preserve"> </w:t>
-      </w:r>
-      <w:r>
-        <w:t xml:space="preserve">(componentes y pantallas compartidas de notificaciones, perfil y configuración) y</w:t>
-      </w:r>
-      <w:r>
-        <w:t xml:space="preserve"> </w:t>
-      </w:r>
-      <w:r>
-        <w:rPr>
-          <w:i/>
-          <w:iCs/>
-        </w:rPr>
-        <w:t xml:space="preserve">src/app/config/locales</w:t>
-      </w:r>
-      <w:r>
-        <w:t xml:space="preserve"> </w:t>
-      </w:r>
-      <w:r>
-        <w:t xml:space="preserve">(es, en, fr y pt). Todas las llamadas van al gateway mediante</w:t>
-      </w:r>
-      <w:r>
-        <w:t xml:space="preserve"> </w:t>
-      </w:r>
-      <w:r>
-        <w:rPr>
-          <w:i/>
-          <w:iCs/>
-        </w:rPr>
-        <w:t xml:space="preserve">EXPO_PUBLIC_API_URL</w:t>
+        <w:t xml:space="preserve">OperatorHomeScreen</w:t>
+      </w:r>
+      <w:r>
+        <w:t xml:space="preserve">); está registrado como deuda técnica. Las notificaciones push siguen el patrón Command (</w:t>
+      </w:r>
+      <w:r>
+        <w:rPr>
+          <w:i/>
+          <w:iCs/>
+        </w:rPr>
+        <w:t xml:space="preserve">RegisterDeviceCommand</w:t>
+      </w:r>
+      <w:r>
+        <w:t xml:space="preserve"> </w:t>
+      </w:r>
+      <w:r>
+        <w:t xml:space="preserve">y</w:t>
+      </w:r>
+      <w:r>
+        <w:t xml:space="preserve"> </w:t>
+      </w:r>
+      <w:r>
+        <w:rPr>
+          <w:i/>
+          <w:iCs/>
+        </w:rPr>
+        <w:t xml:space="preserve">UnregisterDeviceCommand</w:t>
+      </w:r>
+      <w:r>
+        <w:t xml:space="preserve">). Desde el 23 de octubre de 2026 la app tiene sus primeras pruebas con</w:t>
+      </w:r>
+      <w:r>
+        <w:t xml:space="preserve"> </w:t>
+      </w:r>
+      <w:r>
+        <w:rPr>
+          <w:i/>
+          <w:iCs/>
+        </w:rPr>
+        <w:t xml:space="preserve">jest-expo</w:t>
+      </w:r>
+      <w:r>
+        <w:t xml:space="preserve"> </w:t>
+      </w:r>
+      <w:r>
+        <w:t xml:space="preserve">(</w:t>
+      </w:r>
+      <w:r>
+        <w:rPr>
+          <w:i/>
+          <w:iCs/>
+        </w:rPr>
+        <w:t xml:space="preserve">src/shared/validators/authValidators.test.ts</w:t>
+      </w:r>
+      <w:r>
+        <w:t xml:space="preserve">,</w:t>
+      </w:r>
+      <w:r>
+        <w:t xml:space="preserve"> </w:t>
+      </w:r>
+      <w:r>
+        <w:rPr>
+          <w:i/>
+          <w:iCs/>
+        </w:rPr>
+        <w:t xml:space="preserve">src/modules/admin/utils/managementUtils.test.ts</w:t>
+      </w:r>
+      <w:r>
+        <w:t xml:space="preserve"> </w:t>
+      </w:r>
+      <w:r>
+        <w:t xml:space="preserve">y</w:t>
+      </w:r>
+      <w:r>
+        <w:t xml:space="preserve"> </w:t>
+      </w:r>
+      <w:r>
+        <w:rPr>
+          <w:i/>
+          <w:iCs/>
+        </w:rPr>
+        <w:t xml:space="preserve">src/core/services/__tests__/services.test.ts</w:t>
+      </w:r>
+      <w:r>
+        <w:t xml:space="preserve">, 13 pruebas), que el CI corre con</w:t>
+      </w:r>
+      <w:r>
+        <w:t xml:space="preserve"> </w:t>
+      </w:r>
+      <w:r>
+        <w:rPr>
+          <w:i/>
+          <w:iCs/>
+        </w:rPr>
+        <w:t xml:space="preserve">npm test -- --ci</w:t>
       </w:r>
       <w:r>
         <w:t xml:space="preserve">.</w:t>
@@ -9722,9 +10954,228 @@
         <w:t xml:space="preserve">).</w:t>
       </w:r>
     </w:p>
-    <w:bookmarkEnd w:id="55"/>
-    <w:bookmarkEnd w:id="56"/>
-    <w:bookmarkStart w:id="68" w:name="Xab440b7b04058d3d95cf74800f32d7d96ed8f7f"/>
+    <w:p>
+      <w:pPr>
+        <w:pStyle w:val="BodyText"/>
+      </w:pPr>
+      <w:r>
+        <w:rPr>
+          <w:b/>
+          <w:bCs/>
+        </w:rPr>
+        <w:t xml:space="preserve">Actualizaciones (APK y EAS Update).</w:t>
+      </w:r>
+      <w:r>
+        <w:t xml:space="preserve"> </w:t>
+      </w:r>
+      <w:r>
+        <w:t xml:space="preserve">La app recibe los cambios por dos vías, que decide</w:t>
+      </w:r>
+      <w:r>
+        <w:t xml:space="preserve"> </w:t>
+      </w:r>
+      <w:r>
+        <w:rPr>
+          <w:i/>
+          <w:iCs/>
+        </w:rPr>
+        <w:t xml:space="preserve">app/providers/AppUpdatesCheck.tsx</w:t>
+      </w:r>
+      <w:r>
+        <w:t xml:space="preserve">. Si el servidor publica un APK con</w:t>
+      </w:r>
+      <w:r>
+        <w:t xml:space="preserve"> </w:t>
+      </w:r>
+      <w:r>
+        <w:rPr>
+          <w:i/>
+          <w:iCs/>
+        </w:rPr>
+        <w:t xml:space="preserve">versionCode</w:t>
+      </w:r>
+      <w:r>
+        <w:t xml:space="preserve"> </w:t>
+      </w:r>
+      <w:r>
+        <w:t xml:space="preserve">mayor (</w:t>
+      </w:r>
+      <w:r>
+        <w:rPr>
+          <w:i/>
+          <w:iCs/>
+        </w:rPr>
+        <w:t xml:space="preserve">/app/version.json</w:t>
+      </w:r>
+      <w:r>
+        <w:t xml:space="preserve">), la app se bloquea hasta descargarlo: es la única forma de entregar cambios nativos (un paquete nativo, permisos, ícono o</w:t>
+      </w:r>
+      <w:r>
+        <w:t xml:space="preserve"> </w:t>
+      </w:r>
+      <w:r>
+        <w:rPr>
+          <w:i/>
+          <w:iCs/>
+        </w:rPr>
+        <w:t xml:space="preserve">app.json</w:t>
+      </w:r>
+      <w:r>
+        <w:t xml:space="preserve">); se compila con</w:t>
+      </w:r>
+      <w:r>
+        <w:t xml:space="preserve"> </w:t>
+      </w:r>
+      <w:r>
+        <w:rPr>
+          <w:i/>
+          <w:iCs/>
+        </w:rPr>
+        <w:t xml:space="preserve">eas build -p android --profile preview</w:t>
+      </w:r>
+      <w:r>
+        <w:t xml:space="preserve"> </w:t>
+      </w:r>
+      <w:r>
+        <w:t xml:space="preserve">y se publica con</w:t>
+      </w:r>
+      <w:r>
+        <w:t xml:space="preserve"> </w:t>
+      </w:r>
+      <w:r>
+        <w:rPr>
+          <w:i/>
+          <w:iCs/>
+        </w:rPr>
+        <w:t xml:space="preserve">npm run publish:apk</w:t>
+      </w:r>
+      <w:r>
+        <w:t xml:space="preserve">. Los cambios solo de pantallas y lógica llegan por internet con EAS Update (</w:t>
+      </w:r>
+      <w:r>
+        <w:rPr>
+          <w:i/>
+          <w:iCs/>
+        </w:rPr>
+        <w:t xml:space="preserve">expo-updates</w:t>
+      </w:r>
+      <w:r>
+        <w:t xml:space="preserve">, canal</w:t>
+      </w:r>
+      <w:r>
+        <w:t xml:space="preserve"> </w:t>
+      </w:r>
+      <w:r>
+        <w:rPr>
+          <w:i/>
+          <w:iCs/>
+        </w:rPr>
+        <w:t xml:space="preserve">preview</w:t>
+      </w:r>
+      <w:r>
+        <w:t xml:space="preserve">,</w:t>
+      </w:r>
+      <w:r>
+        <w:t xml:space="preserve"> </w:t>
+      </w:r>
+      <w:r>
+        <w:rPr>
+          <w:i/>
+          <w:iCs/>
+        </w:rPr>
+        <w:t xml:space="preserve">runtimeVersion</w:t>
+      </w:r>
+      <w:r>
+        <w:t xml:space="preserve"> </w:t>
+      </w:r>
+      <w:r>
+        <w:t xml:space="preserve">con política</w:t>
+      </w:r>
+      <w:r>
+        <w:t xml:space="preserve"> </w:t>
+      </w:r>
+      <w:r>
+        <w:rPr>
+          <w:i/>
+          <w:iCs/>
+        </w:rPr>
+        <w:t xml:space="preserve">fingerprint</w:t>
+      </w:r>
+      <w:r>
+        <w:t xml:space="preserve"> </w:t>
+      </w:r>
+      <w:r>
+        <w:t xml:space="preserve">y revisión al abrir la app,</w:t>
+      </w:r>
+      <w:r>
+        <w:t xml:space="preserve"> </w:t>
+      </w:r>
+      <w:r>
+        <w:rPr>
+          <w:i/>
+          <w:iCs/>
+        </w:rPr>
+        <w:t xml:space="preserve">checkAutomatically: ON_LOAD</w:t>
+      </w:r>
+      <w:r>
+        <w:t xml:space="preserve">): la app baja la actualización y ofrece reiniciar; se publican con</w:t>
+      </w:r>
+      <w:r>
+        <w:t xml:space="preserve"> </w:t>
+      </w:r>
+      <w:r>
+        <w:rPr>
+          <w:i/>
+          <w:iCs/>
+        </w:rPr>
+        <w:t xml:space="preserve">npm run publish:update -- "qué cambió"</w:t>
+      </w:r>
+      <w:r>
+        <w:t xml:space="preserve"> </w:t>
+      </w:r>
+      <w:r>
+        <w:t xml:space="preserve">(</w:t>
+      </w:r>
+      <w:r>
+        <w:rPr>
+          <w:i/>
+          <w:iCs/>
+        </w:rPr>
+        <w:t xml:space="preserve">scripts/publish-update.mjs</w:t>
+      </w:r>
+      <w:r>
+        <w:t xml:space="preserve">, que fija la misma dirección del backend que el APK). Una actualización por internet no llega a un APK con otra</w:t>
+      </w:r>
+      <w:r>
+        <w:t xml:space="preserve"> </w:t>
+      </w:r>
+      <w:r>
+        <w:rPr>
+          <w:i/>
+          <w:iCs/>
+        </w:rPr>
+        <w:t xml:space="preserve">runtimeVersion</w:t>
+      </w:r>
+      <w:r>
+        <w:t xml:space="preserve">. La versión de la app es 1.1.0 (</w:t>
+      </w:r>
+      <w:r>
+        <w:rPr>
+          <w:i/>
+          <w:iCs/>
+        </w:rPr>
+        <w:t xml:space="preserve">versionCode</w:t>
+      </w:r>
+      <w:r>
+        <w:t xml:space="preserve"> </w:t>
+      </w:r>
+      <w:r>
+        <w:t xml:space="preserve">5).</w:t>
+      </w:r>
+    </w:p>
+    <w:bookmarkEnd w:id="44"/>
+    <w:bookmarkEnd w:id="45"/>
+    <w:bookmarkStart w:id="57" w:name="Xab440b7b04058d3d95cf74800f32d7d96ed8f7f"/>
     <w:p>
       <w:pPr>
         <w:pStyle w:val="Heading2"/>
@@ -9754,7 +11205,7 @@
         <w:t xml:space="preserve">, dividida en nueve esquemas que pertenecen a seis servicios, con 57 tablas.</w:t>
       </w:r>
     </w:p>
-    <w:bookmarkStart w:id="60" w:name="X6071b9d2fbbb5bb53b1c45b99eaef0a3a1fbab5"/>
+    <w:bookmarkStart w:id="49" w:name="X6071b9d2fbbb5bb53b1c45b99eaef0a3a1fbab5"/>
     <w:p>
       <w:pPr>
         <w:pStyle w:val="Heading3"/>
@@ -9891,18 +11342,18 @@
           <wp:inline>
             <wp:extent cx="5334000" cy="3273742"/>
             <wp:effectExtent b="0" l="0" r="0" t="0"/>
-            <wp:docPr descr="Diagrama entidad-relación del sistema" title="" id="58" name="Picture"/>
+            <wp:docPr descr="Diagrama entidad-relación del sistema" title="" id="47" name="Picture"/>
             <a:graphic>
               <a:graphicData uri="http://schemas.openxmlformats.org/drawingml/2006/picture">
                 <pic:pic>
                   <pic:nvPicPr>
-                    <pic:cNvPr descr="capturas/data-model.png" id="59" name="Picture"/>
+                    <pic:cNvPr descr="capturas/data-model.png" id="48" name="Picture"/>
                     <pic:cNvPicPr>
                       <a:picLocks noChangeArrowheads="1" noChangeAspect="1"/>
                     </pic:cNvPicPr>
                   </pic:nvPicPr>
                   <pic:blipFill>
-                    <a:blip r:embed="rId57"/>
+                    <a:blip r:embed="rId46"/>
                     <a:stretch>
                       <a:fillRect/>
                     </a:stretch>
@@ -9929,8 +11380,8 @@
         </w:drawing>
       </w:r>
     </w:p>
-    <w:bookmarkEnd w:id="60"/>
-    <w:bookmarkStart w:id="64" w:name="X05abb2a0f7679380d57c0428f7d58bcbeae5d33"/>
+    <w:bookmarkEnd w:id="49"/>
+    <w:bookmarkStart w:id="53" w:name="X05abb2a0f7679380d57c0428f7d58bcbeae5d33"/>
     <w:p>
       <w:pPr>
         <w:pStyle w:val="Heading3"/>
@@ -9939,7 +11390,7 @@
         <w:t xml:space="preserve">11.2 Tablas Principales</w:t>
       </w:r>
     </w:p>
-    <w:bookmarkStart w:id="61" w:name="X03450b588211b88d6c7ac259cbb41e1141a1c2b"/>
+    <w:bookmarkStart w:id="50" w:name="X03450b588211b88d6c7ac259cbb41e1141a1c2b"/>
     <w:p>
       <w:pPr>
         <w:pStyle w:val="Heading4"/>
@@ -10516,8 +11967,8 @@
         <w:t xml:space="preserve">Elaborado por los autores a partir de los changelogs y de los modelos de datos de los servicios.</w:t>
       </w:r>
     </w:p>
-    <w:bookmarkEnd w:id="61"/>
-    <w:bookmarkStart w:id="62" w:name="X84070697df778c7ca48f788024b02c01a1b07d0"/>
+    <w:bookmarkEnd w:id="50"/>
+    <w:bookmarkStart w:id="51" w:name="X84070697df778c7ca48f788024b02c01a1b07d0"/>
     <w:p>
       <w:pPr>
         <w:pStyle w:val="Heading4"/>
@@ -10915,8 +12366,8 @@
         <w:t xml:space="preserve">en inglés en la base de datos (SCHEDULED, CONFIRMED, IN_PROGRESS, COMPLETED, CANCELLED, NO_SHOW; PENDING, IN_REVIEW, APPROVED, REJECTED, REFUNDED; PENDING, IN_PROGRESS, PAUSED, COMPLETED, WITH_ISSUE). Los códigos de los métodos de pago siguen en español (EFECTIVO, NEQUI, DAVIPLATA, TRANSFERENCIA).</w:t>
       </w:r>
     </w:p>
-    <w:bookmarkEnd w:id="62"/>
-    <w:bookmarkStart w:id="63" w:name="X281555a533b14fe544245bf3b3523b14e2a4269"/>
+    <w:bookmarkEnd w:id="51"/>
+    <w:bookmarkStart w:id="52" w:name="X281555a533b14fe544245bf3b3523b14e2a4269"/>
     <w:p>
       <w:pPr>
         <w:pStyle w:val="Heading4"/>
@@ -11221,9 +12672,9 @@
         <w:t xml:space="preserve">Elaborado por los autores a partir de la estrategia de migraciones y de los modelos de datos de los servicios.</w:t>
       </w:r>
     </w:p>
-    <w:bookmarkEnd w:id="63"/>
-    <w:bookmarkEnd w:id="64"/>
-    <w:bookmarkStart w:id="65" w:name="X44eab2420c2e887a27f6a75b603531f5e34f42c"/>
+    <w:bookmarkEnd w:id="52"/>
+    <w:bookmarkEnd w:id="53"/>
+    <w:bookmarkStart w:id="54" w:name="X44eab2420c2e887a27f6a75b603531f5e34f42c"/>
     <w:p>
       <w:pPr>
         <w:pStyle w:val="Heading3"/>
@@ -18251,8 +19702,8 @@
         <w:t xml:space="preserve">Fuente: modelo de datos y changelogs de notification-service. Las columnas de device_token, processed_event y booking_reminder se deben completar desde sus changelogs (Anexo B).</w:t>
       </w:r>
     </w:p>
-    <w:bookmarkEnd w:id="65"/>
-    <w:bookmarkStart w:id="66" w:name="Xf76e961919889295702da65589273b66decfbb7"/>
+    <w:bookmarkEnd w:id="54"/>
+    <w:bookmarkStart w:id="55" w:name="Xf76e961919889295702da65589273b66decfbb7"/>
     <w:p>
       <w:pPr>
         <w:pStyle w:val="Heading3"/>
@@ -18524,18 +19975,109 @@
               <w:pStyle w:val="Compact"/>
             </w:pPr>
             <w:r>
-              <w:t xml:space="preserve">Solo el operario asignado inicia o finaliza; solo el día de la reserva; un servicio a la vez.</w:t>
-            </w:r>
-          </w:p>
-        </w:tc>
-        <w:tc>
-          <w:tcPr/>
-          <w:p>
-            <w:pPr>
-              <w:pStyle w:val="Compact"/>
-            </w:pPr>
-            <w:r>
-              <w:t xml:space="preserve">operations-service.</w:t>
+              <w:t xml:space="preserve">Solo el operario asignado inicia o finaliza; se puede iniciar desde 15 minutos antes de la hora de la reserva y hasta 4 horas después de su hora de fin (</w:t>
+            </w:r>
+            <w:r>
+              <w:rPr>
+                <w:i/>
+                <w:iCs/>
+              </w:rPr>
+              <w:t xml:space="preserve">START_LATE_LIMIT</w:t>
+            </w:r>
+            <w:r>
+              <w:t xml:space="preserve">, desde el 24 de octubre de 2026), para registrar tarde un servicio que sí se hizo (</w:t>
+            </w:r>
+            <w:r>
+              <w:rPr>
+                <w:i/>
+                <w:iCs/>
+              </w:rPr>
+              <w:t xml:space="preserve">StartPolicy</w:t>
+            </w:r>
+            <w:r>
+              <w:t xml:space="preserve">,</w:t>
+            </w:r>
+            <w:r>
+              <w:t xml:space="preserve"> </w:t>
+            </w:r>
+            <w:r>
+              <w:rPr>
+                <w:i/>
+                <w:iCs/>
+              </w:rPr>
+              <w:t xml:space="preserve">SERVICE_TOO_EARLY</w:t>
+            </w:r>
+            <w:r>
+              <w:t xml:space="preserve">,</w:t>
+            </w:r>
+            <w:r>
+              <w:t xml:space="preserve"> </w:t>
+            </w:r>
+            <w:r>
+              <w:rPr>
+                <w:i/>
+                <w:iCs/>
+              </w:rPr>
+              <w:t xml:space="preserve">SERVICE_TOO_LATE</w:t>
+            </w:r>
+            <w:r>
+              <w:t xml:space="preserve">; la respuesta trae</w:t>
+            </w:r>
+            <w:r>
+              <w:t xml:space="preserve"> </w:t>
+            </w:r>
+            <w:r>
+              <w:rPr>
+                <w:i/>
+                <w:iCs/>
+              </w:rPr>
+              <w:t xml:space="preserve">startableAt</w:t>
+            </w:r>
+            <w:r>
+              <w:t xml:space="preserve"> </w:t>
+            </w:r>
+            <w:r>
+              <w:t xml:space="preserve">y</w:t>
+            </w:r>
+            <w:r>
+              <w:t xml:space="preserve"> </w:t>
+            </w:r>
+            <w:r>
+              <w:rPr>
+                <w:i/>
+                <w:iCs/>
+              </w:rPr>
+              <w:t xml:space="preserve">startableUntil</w:t>
+            </w:r>
+            <w:r>
+              <w:t xml:space="preserve">); un servicio a la vez. Iniciar, terminar y cerrar guardan la ejecución antes de llamar a booking-service y, si booking responde 409 porque el cambio ya se aplicó, lo dan por hecho (OPS-01); las ejecuciones se bloquean por fila (OPS-03).</w:t>
+            </w:r>
+          </w:p>
+        </w:tc>
+        <w:tc>
+          <w:tcPr/>
+          <w:p>
+            <w:pPr>
+              <w:pStyle w:val="Compact"/>
+            </w:pPr>
+            <w:r>
+              <w:t xml:space="preserve">operations-service (y booking-service desde</w:t>
+            </w:r>
+            <w:r>
+              <w:t xml:space="preserve"> </w:t>
+            </w:r>
+            <w:r>
+              <w:rPr>
+                <w:i/>
+                <w:iCs/>
+              </w:rPr>
+              <w:t xml:space="preserve">develop</w:t>
+            </w:r>
+            <w:r>
+              <w:t xml:space="preserve"> </w:t>
+            </w:r>
+            <w:r>
+              <w:t xml:space="preserve">del 23 de octubre de 2026, E-01).</w:t>
             </w:r>
           </w:p>
         </w:tc>
@@ -18713,8 +20255,8 @@
         <w:t xml:space="preserve">Elaborado por los autores a partir del código y de los modelos de datos de los servicios.</w:t>
       </w:r>
     </w:p>
-    <w:bookmarkEnd w:id="66"/>
-    <w:bookmarkStart w:id="67" w:name="X6f24232dee6abd2f4ff6906f66fe260a4318752"/>
+    <w:bookmarkEnd w:id="55"/>
+    <w:bookmarkStart w:id="56" w:name="X6f24232dee6abd2f4ff6906f66fe260a4318752"/>
     <w:p>
       <w:pPr>
         <w:pStyle w:val="Heading3"/>
@@ -18832,25 +20374,93 @@
         <w:t xml:space="preserve"> </w:t>
       </w:r>
       <w:r>
-        <w:t xml:space="preserve">converge con una creada por los servicios. La numeración es compartida (001 a 013 esquemas iniciales, 014 en adelante cambios posteriores, 101 a 112 semillas), salvo en payment-service, que usa su propia numeración 001 a 020 (TD-019). El número más alto de la numeración global es 041 (040 de operations-service y 041 de notification-service, del 21 de octubre de 2026); el siguiente changeset compartido es el 042. La semilla más reciente es la 112 de booking-service (motivo de cancelación</w:t>
-      </w:r>
-      <w:r>
-        <w:t xml:space="preserve"> </w:t>
-      </w:r>
-      <w:r>
-        <w:rPr>
-          <w:i/>
-          <w:iCs/>
-        </w:rPr>
-        <w:t xml:space="preserve">EXPIRED</w:t>
-      </w:r>
-      <w:r>
-        <w:t xml:space="preserve">, 21 de octubre de 2026). La lista de changelogs de cada servicio está en el Manual de Instalación, sección 11.2.</w:t>
-      </w:r>
-    </w:p>
-    <w:bookmarkEnd w:id="67"/>
-    <w:bookmarkEnd w:id="68"/>
-    <w:bookmarkStart w:id="80" w:name="X5336dbf235dc64b31da6708149e2e592fd888c8"/>
+        <w:t xml:space="preserve">converge con una creada por los servicios. La numeración es compartida (001 a 013 esquemas iniciales, 014 en adelante cambios posteriores, 101 en adelante semillas), salvo en payment-service, que usa su propia numeración (TD-019; va en la 023). Al 26 de octubre de 2026, el número más alto de la numeración global es 049 (</w:t>
+      </w:r>
+      <w:r>
+        <w:rPr>
+          <w:i/>
+          <w:iCs/>
+        </w:rPr>
+        <w:t xml:space="preserve">049-booking-payment-mode-deadline.sql</w:t>
+      </w:r>
+      <w:r>
+        <w:t xml:space="preserve"> </w:t>
+      </w:r>
+      <w:r>
+        <w:t xml:space="preserve">de booking-service:</w:t>
+      </w:r>
+      <w:r>
+        <w:t xml:space="preserve"> </w:t>
+      </w:r>
+      <w:r>
+        <w:rPr>
+          <w:i/>
+          <w:iCs/>
+        </w:rPr>
+        <w:t xml:space="preserve">payment_mode</w:t>
+      </w:r>
+      <w:r>
+        <w:t xml:space="preserve">,</w:t>
+      </w:r>
+      <w:r>
+        <w:t xml:space="preserve"> </w:t>
+      </w:r>
+      <w:r>
+        <w:rPr>
+          <w:i/>
+          <w:iCs/>
+        </w:rPr>
+        <w:t xml:space="preserve">payment_deadline</w:t>
+      </w:r>
+      <w:r>
+        <w:t xml:space="preserve">,</w:t>
+      </w:r>
+      <w:r>
+        <w:t xml:space="preserve"> </w:t>
+      </w:r>
+      <w:r>
+        <w:rPr>
+          <w:i/>
+          <w:iCs/>
+        </w:rPr>
+        <w:t xml:space="preserve">payment_reported_at</w:t>
+      </w:r>
+      <w:r>
+        <w:t xml:space="preserve"> </w:t>
+      </w:r>
+      <w:r>
+        <w:t xml:space="preserve">y el índice filtrado</w:t>
+      </w:r>
+      <w:r>
+        <w:t xml:space="preserve"> </w:t>
+      </w:r>
+      <w:r>
+        <w:rPr>
+          <w:i/>
+          <w:iCs/>
+        </w:rPr>
+        <w:t xml:space="preserve">ix_booking_payment_pending</w:t>
+      </w:r>
+      <w:r>
+        <w:t xml:space="preserve">); el siguiente changeset compartido es el 050. La semilla más reciente es la 117 de booking-service (motivo de cancelación</w:t>
+      </w:r>
+      <w:r>
+        <w:t xml:space="preserve"> </w:t>
+      </w:r>
+      <w:r>
+        <w:rPr>
+          <w:i/>
+          <w:iCs/>
+        </w:rPr>
+        <w:t xml:space="preserve">PAYMENT_TIMEOUT</w:t>
+      </w:r>
+      <w:r>
+        <w:t xml:space="preserve">); la siguiente es la 118. La lista de changelogs de cada servicio está en el Manual de Instalación, sección 11.2.</w:t>
+      </w:r>
+    </w:p>
+    <w:bookmarkEnd w:id="56"/>
+    <w:bookmarkEnd w:id="57"/>
+    <w:bookmarkStart w:id="69" w:name="X5336dbf235dc64b31da6708149e2e592fd888c8"/>
     <w:p>
       <w:pPr>
         <w:pStyle w:val="Heading2"/>
@@ -18859,7 +20469,7 @@
         <w:t xml:space="preserve">12. Módulos Técnicos</w:t>
       </w:r>
     </w:p>
-    <w:bookmarkStart w:id="69" w:name="X8832eaed2e07a8f28a446d1f3ebd89941bad654"/>
+    <w:bookmarkStart w:id="58" w:name="X8832eaed2e07a8f28a446d1f3ebd89941bad654"/>
     <w:p>
       <w:pPr>
         <w:pStyle w:val="Heading3"/>
@@ -19100,8 +20710,8 @@
         <w:t xml:space="preserve">contacto de un usuario con sus interruptores y lista de los administradores activos.</w:t>
       </w:r>
     </w:p>
-    <w:bookmarkEnd w:id="69"/>
-    <w:bookmarkStart w:id="70" w:name="Xb36e5d7efc09fa5ffb47026d005252ad986c588"/>
+    <w:bookmarkEnd w:id="58"/>
+    <w:bookmarkStart w:id="59" w:name="Xb36e5d7efc09fa5ffb47026d005252ad986c588"/>
     <w:p>
       <w:pPr>
         <w:pStyle w:val="Heading3"/>
@@ -19243,8 +20853,8 @@
         <w:t xml:space="preserve">); sus eventos de dominio solo se registran en el log.</w:t>
       </w:r>
     </w:p>
-    <w:bookmarkEnd w:id="70"/>
-    <w:bookmarkStart w:id="71" w:name="X0dc1db07244742b09aaf75d2a7ce7a3ff5a0b3e"/>
+    <w:bookmarkEnd w:id="59"/>
+    <w:bookmarkStart w:id="60" w:name="X0dc1db07244742b09aaf75d2a7ce7a3ff5a0b3e"/>
     <w:p>
       <w:pPr>
         <w:pStyle w:val="Heading3"/>
@@ -19593,224 +21203,481 @@
         <w:t xml:space="preserve">publica BookingConfirmed (creada o reprogramada) y BookingCancelled (también al cancelar una reserva vencida; el paso a NO_SHOW no publica evento).</w:t>
       </w:r>
     </w:p>
-    <w:bookmarkEnd w:id="71"/>
-    <w:bookmarkStart w:id="72" w:name="Xcb0980fa106e16c90cce61876c9b9b1c66c4b08"/>
-    <w:p>
-      <w:pPr>
-        <w:pStyle w:val="Heading3"/>
-      </w:pPr>
-      <w:r>
-        <w:t xml:space="preserve">12.4 operations-service</w:t>
-      </w:r>
-    </w:p>
-    <w:p>
-      <w:pPr>
-        <w:pStyle w:val="FirstParagraph"/>
+    <w:p>
+      <w:pPr>
+        <w:pStyle w:val="BodyText"/>
       </w:pPr>
       <w:r>
         <w:rPr>
           <w:b/>
           <w:bCs/>
         </w:rPr>
-        <w:t xml:space="preserve">Función:</w:t>
-      </w:r>
-      <w:r>
-        <w:t xml:space="preserve"> </w:t>
-      </w:r>
-      <w:r>
-        <w:t xml:space="preserve">operarios, turnos semanales, ausencias, perfil y habilidades del operario, asignación manual y automática, ejecución, calificaciones e informes de inspección (ADR-014).</w:t>
-      </w:r>
-    </w:p>
-    <w:p>
-      <w:pPr>
-        <w:pStyle w:val="BodyText"/>
+        <w:t xml:space="preserve">Pago al reservar (desde el 26 de octubre de 2026):</w:t>
+      </w:r>
+      <w:r>
+        <w:t xml:space="preserve"> </w:t>
+      </w:r>
+      <w:r>
+        <w:t xml:space="preserve">el cliente debe enviar</w:t>
+      </w:r>
+      <w:r>
+        <w:t xml:space="preserve"> </w:t>
+      </w:r>
+      <w:r>
+        <w:rPr>
+          <w:i/>
+          <w:iCs/>
+        </w:rPr>
+        <w:t xml:space="preserve">paymentMode</w:t>
+      </w:r>
+      <w:r>
+        <w:t xml:space="preserve"> </w:t>
+      </w:r>
+      <w:r>
+        <w:t xml:space="preserve">(</w:t>
+      </w:r>
+      <w:r>
+        <w:rPr>
+          <w:i/>
+          <w:iCs/>
+        </w:rPr>
+        <w:t xml:space="preserve">DIGITAL</w:t>
+      </w:r>
+      <w:r>
+        <w:t xml:space="preserve"> </w:t>
+      </w:r>
+      <w:r>
+        <w:t xml:space="preserve">o</w:t>
+      </w:r>
+      <w:r>
+        <w:t xml:space="preserve"> </w:t>
+      </w:r>
+      <w:r>
+        <w:rPr>
+          <w:i/>
+          <w:iCs/>
+        </w:rPr>
+        <w:t xml:space="preserve">CASH</w:t>
+      </w:r>
+      <w:r>
+        <w:t xml:space="preserve">) al crear la reserva (400</w:t>
+      </w:r>
+      <w:r>
+        <w:t xml:space="preserve"> </w:t>
+      </w:r>
+      <w:r>
+        <w:rPr>
+          <w:i/>
+          <w:iCs/>
+        </w:rPr>
+        <w:t xml:space="preserve">INVALID_PAYMENT_MODE</w:t>
+      </w:r>
+      <w:r>
+        <w:t xml:space="preserve">); el administrador no está obligado, y sus reservas no tienen plazo ni límite.</w:t>
+      </w:r>
+      <w:r>
+        <w:t xml:space="preserve"> </w:t>
+      </w:r>
+      <w:r>
+        <w:rPr>
+          <w:i/>
+          <w:iCs/>
+        </w:rPr>
+        <w:t xml:space="preserve">PaymentPolicy</w:t>
+      </w:r>
+      <w:r>
+        <w:t xml:space="preserve"> </w:t>
+      </w:r>
+      <w:r>
+        <w:t xml:space="preserve">aplica dos reglas: como máximo</w:t>
+      </w:r>
+      <w:r>
+        <w:t xml:space="preserve"> </w:t>
+      </w:r>
+      <w:r>
+        <w:rPr>
+          <w:i/>
+          <w:iCs/>
+        </w:rPr>
+        <w:t xml:space="preserve">BOOKING_CASH_ACTIVE_LIMIT</w:t>
+      </w:r>
+      <w:r>
+        <w:t xml:space="preserve"> </w:t>
+      </w:r>
+      <w:r>
+        <w:t xml:space="preserve">(1) reservas activas (SCHEDULED, CONFIRMED o IN_PROGRESS) en efectivo hechas por el propio cliente (</w:t>
+      </w:r>
+      <w:r>
+        <w:rPr>
+          <w:i/>
+          <w:iCs/>
+        </w:rPr>
+        <w:t xml:space="preserve">booked_by</w:t>
+      </w:r>
+      <w:r>
+        <w:t xml:space="preserve">), contadas con la agenda bloqueada (</w:t>
+      </w:r>
+      <w:r>
+        <w:rPr>
+          <w:i/>
+          <w:iCs/>
+        </w:rPr>
+        <w:t xml:space="preserve">lockSchedule</w:t>
+      </w:r>
+      <w:r>
+        <w:t xml:space="preserve">; 409</w:t>
+      </w:r>
+      <w:r>
+        <w:t xml:space="preserve"> </w:t>
+      </w:r>
+      <w:r>
+        <w:rPr>
+          <w:i/>
+          <w:iCs/>
+        </w:rPr>
+        <w:t xml:space="preserve">CASH_BOOKING_LIMIT</w:t>
+      </w:r>
+      <w:r>
+        <w:t xml:space="preserve">), y, para</w:t>
+      </w:r>
+      <w:r>
+        <w:t xml:space="preserve"> </w:t>
+      </w:r>
+      <w:r>
+        <w:rPr>
+          <w:i/>
+          <w:iCs/>
+        </w:rPr>
+        <w:t xml:space="preserve">DIGITAL</w:t>
+      </w:r>
+      <w:r>
+        <w:t xml:space="preserve">,</w:t>
+      </w:r>
+      <w:r>
+        <w:t xml:space="preserve"> </w:t>
+      </w:r>
+      <w:r>
+        <w:rPr>
+          <w:i/>
+          <w:iCs/>
+        </w:rPr>
+        <w:t xml:space="preserve">paymentDeadline</w:t>
+      </w:r>
+      <w:r>
+        <w:t xml:space="preserve"> </w:t>
+      </w:r>
+      <w:r>
+        <w:t xml:space="preserve">= min(creación +</w:t>
+      </w:r>
+      <w:r>
+        <w:t xml:space="preserve"> </w:t>
+      </w:r>
+      <w:r>
+        <w:rPr>
+          <w:i/>
+          <w:iCs/>
+        </w:rPr>
+        <w:t xml:space="preserve">BOOKING_PAYMENT_WINDOW</w:t>
+      </w:r>
+      <w:r>
+        <w:t xml:space="preserve"> </w:t>
+      </w:r>
+      <w:r>
+        <w:t xml:space="preserve">(30 min), inicio).</w:t>
+      </w:r>
+      <w:r>
+        <w:t xml:space="preserve"> </w:t>
+      </w:r>
+      <w:r>
+        <w:rPr>
+          <w:i/>
+          <w:iCs/>
+        </w:rPr>
+        <w:t xml:space="preserve">PaymentEventsListener</w:t>
+      </w:r>
+      <w:r>
+        <w:t xml:space="preserve"> </w:t>
+      </w:r>
+      <w:r>
+        <w:t xml:space="preserve">consume</w:t>
+      </w:r>
+      <w:r>
+        <w:t xml:space="preserve"> </w:t>
+      </w:r>
+      <w:r>
+        <w:rPr>
+          <w:i/>
+          <w:iCs/>
+        </w:rPr>
+        <w:t xml:space="preserve">payment.reported</w:t>
+      </w:r>
+      <w:r>
+        <w:t xml:space="preserve"> </w:t>
+      </w:r>
+      <w:r>
+        <w:t xml:space="preserve">y</w:t>
+      </w:r>
+      <w:r>
+        <w:t xml:space="preserve"> </w:t>
+      </w:r>
+      <w:r>
+        <w:rPr>
+          <w:i/>
+          <w:iCs/>
+        </w:rPr>
+        <w:t xml:space="preserve">payment.confirmed</w:t>
+      </w:r>
+      <w:r>
+        <w:t xml:space="preserve"> </w:t>
+      </w:r>
+      <w:r>
+        <w:t xml:space="preserve">y marca</w:t>
+      </w:r>
+      <w:r>
+        <w:t xml:space="preserve"> </w:t>
+      </w:r>
+      <w:r>
+        <w:rPr>
+          <w:i/>
+          <w:iCs/>
+        </w:rPr>
+        <w:t xml:space="preserve">payment_reported_at</w:t>
+      </w:r>
+      <w:r>
+        <w:t xml:space="preserve"> </w:t>
+      </w:r>
+      <w:r>
+        <w:t xml:space="preserve">(</w:t>
+      </w:r>
+      <w:r>
+        <w:rPr>
+          <w:i/>
+          <w:iCs/>
+        </w:rPr>
+        <w:t xml:space="preserve">Booking.markPaymentReported</w:t>
+      </w:r>
+      <w:r>
+        <w:t xml:space="preserve">, idempotente).</w:t>
+      </w:r>
+      <w:r>
+        <w:t xml:space="preserve"> </w:t>
+      </w:r>
+      <w:r>
+        <w:rPr>
+          <w:i/>
+          <w:iCs/>
+        </w:rPr>
+        <w:t xml:space="preserve">PaymentDeadlineJob</w:t>
+      </w:r>
+      <w:r>
+        <w:t xml:space="preserve"> </w:t>
+      </w:r>
+      <w:r>
+        <w:t xml:space="preserve">corre cada</w:t>
+      </w:r>
+      <w:r>
+        <w:t xml:space="preserve"> </w:t>
+      </w:r>
+      <w:r>
+        <w:rPr>
+          <w:i/>
+          <w:iCs/>
+        </w:rPr>
+        <w:t xml:space="preserve">BOOKING_PAYMENT_EXPIRY_INTERVAL</w:t>
+      </w:r>
+      <w:r>
+        <w:t xml:space="preserve"> </w:t>
+      </w:r>
+      <w:r>
+        <w:t xml:space="preserve">(60 s; se apaga con</w:t>
+      </w:r>
+      <w:r>
+        <w:t xml:space="preserve"> </w:t>
+      </w:r>
+      <w:r>
+        <w:rPr>
+          <w:i/>
+          <w:iCs/>
+        </w:rPr>
+        <w:t xml:space="preserve">BOOKING_PAYMENT_EXPIRY_ENABLED=false</w:t>
+      </w:r>
+      <w:r>
+        <w:t xml:space="preserve">) y, antes de cancelar una reserva vencida (</w:t>
+      </w:r>
+      <w:r>
+        <w:rPr>
+          <w:i/>
+          <w:iCs/>
+        </w:rPr>
+        <w:t xml:space="preserve">Booking.paymentOverdue</w:t>
+      </w:r>
+      <w:r>
+        <w:t xml:space="preserve">), le pregunta a payment-service: con</w:t>
+      </w:r>
+      <w:r>
+        <w:t xml:space="preserve"> </w:t>
+      </w:r>
+      <w:r>
+        <w:rPr>
+          <w:i/>
+          <w:iCs/>
+        </w:rPr>
+        <w:t xml:space="preserve">reported=true</w:t>
+      </w:r>
+      <w:r>
+        <w:t xml:space="preserve"> </w:t>
+      </w:r>
+      <w:r>
+        <w:t xml:space="preserve">la marca y no la cancela; con</w:t>
+      </w:r>
+      <w:r>
+        <w:t xml:space="preserve"> </w:t>
+      </w:r>
+      <w:r>
+        <w:rPr>
+          <w:i/>
+          <w:iCs/>
+        </w:rPr>
+        <w:t xml:space="preserve">false</w:t>
+      </w:r>
+      <w:r>
+        <w:t xml:space="preserve"> </w:t>
+      </w:r>
+      <w:r>
+        <w:t xml:space="preserve">la cancela con</w:t>
+      </w:r>
+      <w:r>
+        <w:t xml:space="preserve"> </w:t>
+      </w:r>
+      <w:r>
+        <w:rPr>
+          <w:i/>
+          <w:iCs/>
+        </w:rPr>
+        <w:t xml:space="preserve">PAYMENT_TIMEOUT</w:t>
+      </w:r>
+      <w:r>
+        <w:t xml:space="preserve"> </w:t>
+      </w:r>
+      <w:r>
+        <w:t xml:space="preserve">y publica</w:t>
+      </w:r>
+      <w:r>
+        <w:t xml:space="preserve"> </w:t>
+      </w:r>
+      <w:r>
+        <w:rPr>
+          <w:i/>
+          <w:iCs/>
+        </w:rPr>
+        <w:t xml:space="preserve">BookingCancelled</w:t>
+      </w:r>
+      <w:r>
+        <w:t xml:space="preserve">; si payment no responde, la deja para la siguiente vuelta (</w:t>
+      </w:r>
+      <w:r>
+        <w:rPr>
+          <w:i/>
+          <w:iCs/>
+        </w:rPr>
+        <w:t xml:space="preserve">PaymentTimeoutOutcome</w:t>
+      </w:r>
+      <w:r>
+        <w:t xml:space="preserve">: CANCELLED, PAYMENT_REPORTED o NOT_OVERDUE). Reprogramar no cambia el modo ni el plazo, y las reservas anteriores tienen</w:t>
+      </w:r>
+      <w:r>
+        <w:t xml:space="preserve"> </w:t>
+      </w:r>
+      <w:r>
+        <w:rPr>
+          <w:i/>
+          <w:iCs/>
+        </w:rPr>
+        <w:t xml:space="preserve">payment_mode</w:t>
+      </w:r>
+      <w:r>
+        <w:t xml:space="preserve"> </w:t>
+      </w:r>
+      <w:r>
+        <w:t xml:space="preserve">NULL y ninguna de estas reglas.</w:t>
+      </w:r>
+    </w:p>
+    <w:bookmarkEnd w:id="60"/>
+    <w:bookmarkStart w:id="61" w:name="Xcb0980fa106e16c90cce61876c9b9b1c66c4b08"/>
+    <w:p>
+      <w:pPr>
+        <w:pStyle w:val="Heading3"/>
+      </w:pPr>
+      <w:r>
+        <w:t xml:space="preserve">12.4 operations-service</w:t>
+      </w:r>
+    </w:p>
+    <w:p>
+      <w:pPr>
+        <w:pStyle w:val="FirstParagraph"/>
       </w:pPr>
       <w:r>
         <w:rPr>
           <w:b/>
           <w:bCs/>
         </w:rPr>
-        <w:t xml:space="preserve">Reglas:</w:t>
-      </w:r>
-      <w:r>
-        <w:t xml:space="preserve"> </w:t>
-      </w:r>
-      <w:r>
-        <w:t xml:space="preserve">las filas de operarios se crean a partir de las cuentas con el rol OPERATOR; si dos solicitudes crean el mismo operario a la vez, la segunda vuelve a leer la fila ya creada en lugar de fallar;</w:t>
-      </w:r>
-      <w:r>
-        <w:t xml:space="preserve"> </w:t>
-      </w:r>
-      <w:r>
-        <w:rPr>
-          <w:i/>
-          <w:iCs/>
-        </w:rPr>
-        <w:t xml:space="preserve">AssignmentPolicy</w:t>
-      </w:r>
-      <w:r>
-        <w:t xml:space="preserve"> </w:t>
-      </w:r>
-      <w:r>
-        <w:t xml:space="preserve">devuelve el motivo que bloquea a un operario (OPERATOR_INACTIVE, OPERATOR_NOT_ON_SHIFT, OPERATOR_ABSENT, OPERATOR_BUSY); solo se asignan reservas SCHEDULED o CONFIRMED, y se crea una</w:t>
-      </w:r>
-      <w:r>
-        <w:t xml:space="preserve"> </w:t>
-      </w:r>
-      <w:r>
-        <w:rPr>
-          <w:i/>
-          <w:iCs/>
-        </w:rPr>
-        <w:t xml:space="preserve">service_execution</w:t>
-      </w:r>
-      <w:r>
-        <w:t xml:space="preserve"> </w:t>
-      </w:r>
-      <w:r>
-        <w:t xml:space="preserve">por línea de reserva.</w:t>
-      </w:r>
-      <w:r>
-        <w:t xml:space="preserve"> </w:t>
-      </w:r>
+        <w:t xml:space="preserve">Función:</w:t>
+      </w:r>
+      <w:r>
+        <w:t xml:space="preserve"> </w:t>
+      </w:r>
+      <w:r>
+        <w:t xml:space="preserve">operarios, turnos semanales, ausencias, perfil y habilidades del operario, asignación manual y automática, ejecución, calificaciones e informes de inspección (ADR-014).</w:t>
+      </w:r>
+    </w:p>
+    <w:p>
+      <w:pPr>
+        <w:pStyle w:val="BodyText"/>
+      </w:pPr>
       <w:r>
         <w:rPr>
           <w:b/>
           <w:bCs/>
         </w:rPr>
-        <w:t xml:space="preserve">Asignación automática (RF-008):</w:t>
-      </w:r>
-      <w:r>
-        <w:t xml:space="preserve"> </w:t>
-      </w:r>
-      <w:r>
-        <w:t xml:space="preserve">al consumir BookingConfirmed,</w:t>
-      </w:r>
-      <w:r>
-        <w:t xml:space="preserve"> </w:t>
-      </w:r>
-      <w:r>
-        <w:rPr>
-          <w:i/>
-          <w:iCs/>
-        </w:rPr>
-        <w:t xml:space="preserve">AutoAssignmentPolicy</w:t>
-      </w:r>
-      <w:r>
-        <w:t xml:space="preserve"> </w:t>
-      </w:r>
-      <w:r>
-        <w:t xml:space="preserve">elige al operario que pidió el cliente si sigue libre y, si no, al libre con menos reservas ese día (a igualdad, el de id menor); si nadie está libre, la reserva queda sin operario para el administrador, y una reprogramación conserva al operario que ya tenía.</w:t>
-      </w:r>
-      <w:r>
-        <w:t xml:space="preserve"> </w:t>
-      </w:r>
-      <w:r>
-        <w:rPr>
-          <w:i/>
-          <w:iCs/>
-        </w:rPr>
-        <w:t xml:space="preserve">GET /api/v1/operators/available</w:t>
-      </w:r>
-      <w:r>
-        <w:t xml:space="preserve"> </w:t>
-      </w:r>
-      <w:r>
-        <w:t xml:space="preserve">lista los operarios libres que el cliente puede elegir al reservar. Un servicio se puede iniciar desde 15 minutos antes de la hora reservada (</w:t>
-      </w:r>
-      <w:r>
-        <w:rPr>
-          <w:i/>
-          <w:iCs/>
-        </w:rPr>
-        <w:t xml:space="preserve">StartPolicy</w:t>
-      </w:r>
-      <w:r>
-        <w:t xml:space="preserve">); iniciar y finalizar mueven la reserva en booking-service; las asignaciones que devuelve</w:t>
-      </w:r>
-      <w:r>
-        <w:t xml:space="preserve"> </w:t>
-      </w:r>
-      <w:r>
-        <w:rPr>
-          <w:i/>
-          <w:iCs/>
-        </w:rPr>
-        <w:t xml:space="preserve">GET /api/v1/admin/assignments</w:t>
-      </w:r>
-      <w:r>
-        <w:t xml:space="preserve"> </w:t>
-      </w:r>
-      <w:r>
-        <w:t xml:space="preserve">incluyen la bahía de la reserva (ADR-015). Desde el 21 de octubre de 2026 la asignación manual y la automática toman el mismo candado (</w:t>
-      </w:r>
-      <w:r>
-        <w:rPr>
-          <w:i/>
-          <w:iCs/>
-        </w:rPr>
-        <w:t xml:space="preserve">ExecutionRepository.lockAssignments</w:t>
-      </w:r>
-      <w:r>
-        <w:t xml:space="preserve">,</w:t>
-      </w:r>
-      <w:r>
-        <w:t xml:space="preserve"> </w:t>
-      </w:r>
-      <w:r>
-        <w:rPr>
-          <w:i/>
-          <w:iCs/>
-        </w:rPr>
-        <w:t xml:space="preserve">sp_getapplock</w:t>
-      </w:r>
-      <w:r>
-        <w:t xml:space="preserve"> </w:t>
-      </w:r>
-      <w:r>
-        <w:t xml:space="preserve">sobre</w:t>
-      </w:r>
-      <w:r>
-        <w:t xml:space="preserve"> </w:t>
-      </w:r>
-      <w:r>
-        <w:rPr>
-          <w:i/>
-          <w:iCs/>
-        </w:rPr>
-        <w:t xml:space="preserve">operations-assignment</w:t>
-      </w:r>
-      <w:r>
-        <w:t xml:space="preserve">) antes de leer las reservas del operario y guardar, y</w:t>
-      </w:r>
-      <w:r>
-        <w:t xml:space="preserve"> </w:t>
-      </w:r>
-      <w:r>
-        <w:rPr>
-          <w:i/>
-          <w:iCs/>
-        </w:rPr>
-        <w:t xml:space="preserve">GET /api/v1/admin/assignments/unassigned</w:t>
-      </w:r>
-      <w:r>
-        <w:t xml:space="preserve"> </w:t>
-      </w:r>
-      <w:r>
-        <w:t xml:space="preserve">devuelve</w:t>
-      </w:r>
-      <w:r>
-        <w:t xml:space="preserve"> </w:t>
-      </w:r>
-      <w:r>
-        <w:rPr>
-          <w:i/>
-          <w:iCs/>
-        </w:rPr>
-        <w:t xml:space="preserve">{count, bookingIds}</w:t>
-      </w:r>
-      <w:r>
-        <w:t xml:space="preserve">, el único conteo de reservas sin operario (SCHEDULED o CONFIRMED, sin operario en ninguna línea y cuya hora no ha terminado) que usan el panel y la pantalla de reservas de la web y de la app móvil.</w:t>
+        <w:t xml:space="preserve">Reglas:</w:t>
+      </w:r>
+      <w:r>
+        <w:t xml:space="preserve"> </w:t>
+      </w:r>
+      <w:r>
+        <w:t xml:space="preserve">las filas de operarios se crean a partir de las cuentas con el rol OPERATOR; si dos solicitudes crean el mismo operario a la vez, la segunda vuelve a leer la fila ya creada en lugar de fallar;</w:t>
+      </w:r>
+      <w:r>
+        <w:t xml:space="preserve"> </w:t>
+      </w:r>
+      <w:r>
+        <w:rPr>
+          <w:i/>
+          <w:iCs/>
+        </w:rPr>
+        <w:t xml:space="preserve">AssignmentPolicy</w:t>
+      </w:r>
+      <w:r>
+        <w:t xml:space="preserve"> </w:t>
+      </w:r>
+      <w:r>
+        <w:t xml:space="preserve">devuelve el motivo que bloquea a un operario (OPERATOR_INACTIVE, OPERATOR_NOT_ON_SHIFT, OPERATOR_ABSENT, OPERATOR_BUSY); solo se asignan reservas SCHEDULED o CONFIRMED, y se crea una</w:t>
+      </w:r>
+      <w:r>
+        <w:t xml:space="preserve"> </w:t>
+      </w:r>
+      <w:r>
+        <w:rPr>
+          <w:i/>
+          <w:iCs/>
+        </w:rPr>
+        <w:t xml:space="preserve">service_execution</w:t>
+      </w:r>
+      <w:r>
+        <w:t xml:space="preserve"> </w:t>
+      </w:r>
+      <w:r>
+        <w:t xml:space="preserve">por línea de reserva.</w:t>
       </w:r>
       <w:r>
         <w:t xml:space="preserve"> </w:t>
@@ -19820,133 +21687,78 @@
           <w:b/>
           <w:bCs/>
         </w:rPr>
-        <w:t xml:space="preserve">Reservas que terminaron sin cerrarse (desde el 21 de octubre de 2026):</w:t>
-      </w:r>
-      <w:r>
-        <w:t xml:space="preserve"> </w:t>
-      </w:r>
-      <w:r>
-        <w:t xml:space="preserve">cada 5 minutos</w:t>
-      </w:r>
-      <w:r>
-        <w:t xml:space="preserve"> </w:t>
-      </w:r>
-      <w:r>
-        <w:rPr>
-          <w:i/>
-          <w:iCs/>
-        </w:rPr>
-        <w:t xml:space="preserve">FollowUpJob</w:t>
-      </w:r>
-      <w:r>
-        <w:t xml:space="preserve"> </w:t>
-      </w:r>
-      <w:r>
-        <w:t xml:space="preserve">llama a</w:t>
-      </w:r>
-      <w:r>
-        <w:t xml:space="preserve"> </w:t>
-      </w:r>
-      <w:r>
-        <w:rPr>
-          <w:i/>
-          <w:iCs/>
-        </w:rPr>
-        <w:t xml:space="preserve">FollowUpService.followUp</w:t>
-      </w:r>
-      <w:r>
-        <w:t xml:space="preserve">, que revisa las reservas de los últimos 7 días con</w:t>
-      </w:r>
-      <w:r>
-        <w:t xml:space="preserve"> </w:t>
-      </w:r>
-      <w:r>
-        <w:rPr>
-          <w:i/>
-          <w:iCs/>
-        </w:rPr>
-        <w:t xml:space="preserve">FollowUpPolicy</w:t>
-      </w:r>
-      <w:r>
-        <w:t xml:space="preserve">. La política solo decide sola cuando está segura: NO_OPERATOR (CONFIRMED sin operario, una hora después de su fin) se cierra como NO_SHOW mediante la ruta interna de booking-service; NOT_STARTED (CONFIRMED con operario, sin iniciar cuando terminó su hora) y NOT_FINISHED (IN_PROGRESS sin finalizar una hora después de su fin) nunca se marcan solas y quedan "por cerrar". Para estas dos, operations-service publica una sola vez ServiceNotStarted o ServiceNotFinished y guarda la hora del aviso en</w:t>
-      </w:r>
-      <w:r>
-        <w:t xml:space="preserve"> </w:t>
-      </w:r>
-      <w:r>
-        <w:rPr>
-          <w:i/>
-          <w:iCs/>
-        </w:rPr>
-        <w:t xml:space="preserve">execution.service_execution.follow_up_notice_at</w:t>
-      </w:r>
-      <w:r>
-        <w:t xml:space="preserve"> </w:t>
-      </w:r>
-      <w:r>
-        <w:t xml:space="preserve">(changelog 040), que se borra al iniciar el servicio.</w:t>
-      </w:r>
-      <w:r>
-        <w:t xml:space="preserve"> </w:t>
-      </w:r>
-      <w:r>
-        <w:rPr>
-          <w:i/>
-          <w:iCs/>
-        </w:rPr>
-        <w:t xml:space="preserve">GET /api/v1/admin/assignments/to-close</w:t>
-      </w:r>
-      <w:r>
-        <w:t xml:space="preserve"> </w:t>
-      </w:r>
-      <w:r>
-        <w:t xml:space="preserve">lista las reservas por cerrar (por defecto, la última semana) y</w:t>
-      </w:r>
-      <w:r>
-        <w:t xml:space="preserve"> </w:t>
-      </w:r>
-      <w:r>
-        <w:rPr>
-          <w:i/>
-          <w:iCs/>
-        </w:rPr>
-        <w:t xml:space="preserve">POST /api/v1/admin/assignments/{bookingId}/attended</w:t>
-      </w:r>
-      <w:r>
-        <w:t xml:space="preserve"> </w:t>
-      </w:r>
-      <w:r>
-        <w:t xml:space="preserve">(</w:t>
-      </w:r>
-      <w:r>
-        <w:rPr>
-          <w:i/>
-          <w:iCs/>
-        </w:rPr>
-        <w:t xml:space="preserve">FollowUpService.closeAsAttended</w:t>
-      </w:r>
-      <w:r>
-        <w:t xml:space="preserve">) cierra una como atendida: las líneas abiertas quedan COMPLETED sin inventar horas (sin hora de inicio no cuenta para la puntualidad y sin hora de fin no suma horas trabajadas, pero sí cuenta como servicio hecho y como ingreso), la reserva avanza a IN_PROGRESS si hacía falta y luego a COMPLETED, y no se publica ServiceCompleted, para que al cliente no le llegue "ya puedes recogerlo" horas después; el cliente sí puede calificar. Si la reserva no está por cerrar, responde 409 BOOKING_NOT_TO_CLOSE. El "No asistió" del administrador sigue siendo el cambio de estado de booking-service (</w:t>
-      </w:r>
-      <w:r>
-        <w:rPr>
-          <w:i/>
-          <w:iCs/>
-        </w:rPr>
-        <w:t xml:space="preserve">PATCH /api/v1/admin/bookings/{id}/status</w:t>
-      </w:r>
-      <w:r>
-        <w:t xml:space="preserve">) y solo aplica a una reserva que nunca se inició. Las listas del operario ya no muestran reservas NO_SHOW ni CANCELLED. La tarea usa</w:t>
-      </w:r>
-      <w:r>
-        <w:t xml:space="preserve"> </w:t>
-      </w:r>
-      <w:r>
-        <w:rPr>
-          <w:i/>
-          <w:iCs/>
-        </w:rPr>
-        <w:t xml:space="preserve">FOLLOW_UP_ENABLED</w:t>
+        <w:t xml:space="preserve">Asignación automática (RF-008):</w:t>
+      </w:r>
+      <w:r>
+        <w:t xml:space="preserve"> </w:t>
+      </w:r>
+      <w:r>
+        <w:t xml:space="preserve">al consumir BookingConfirmed,</w:t>
+      </w:r>
+      <w:r>
+        <w:t xml:space="preserve"> </w:t>
+      </w:r>
+      <w:r>
+        <w:rPr>
+          <w:i/>
+          <w:iCs/>
+        </w:rPr>
+        <w:t xml:space="preserve">AutoAssignmentPolicy</w:t>
+      </w:r>
+      <w:r>
+        <w:t xml:space="preserve"> </w:t>
+      </w:r>
+      <w:r>
+        <w:t xml:space="preserve">elige al operario que pidió el cliente si sigue libre y, si no, al libre con menos reservas ese día (a igualdad, el de id menor); si nadie está libre, la reserva queda sin operario para el administrador, y una reprogramación conserva al operario que ya tenía.</w:t>
+      </w:r>
+      <w:r>
+        <w:t xml:space="preserve"> </w:t>
+      </w:r>
+      <w:r>
+        <w:rPr>
+          <w:i/>
+          <w:iCs/>
+        </w:rPr>
+        <w:t xml:space="preserve">GET /api/v1/operators/available</w:t>
+      </w:r>
+      <w:r>
+        <w:t xml:space="preserve"> </w:t>
+      </w:r>
+      <w:r>
+        <w:t xml:space="preserve">lista los operarios libres que el cliente puede elegir al reservar. Un servicio se puede iniciar desde 15 minutos antes de la hora reservada (</w:t>
+      </w:r>
+      <w:r>
+        <w:rPr>
+          <w:i/>
+          <w:iCs/>
+        </w:rPr>
+        <w:t xml:space="preserve">StartPolicy</w:t>
+      </w:r>
+      <w:r>
+        <w:t xml:space="preserve">); iniciar y finalizar mueven la reserva en booking-service; las asignaciones que devuelve</w:t>
+      </w:r>
+      <w:r>
+        <w:t xml:space="preserve"> </w:t>
+      </w:r>
+      <w:r>
+        <w:rPr>
+          <w:i/>
+          <w:iCs/>
+        </w:rPr>
+        <w:t xml:space="preserve">GET /api/v1/admin/assignments</w:t>
+      </w:r>
+      <w:r>
+        <w:t xml:space="preserve"> </w:t>
+      </w:r>
+      <w:r>
+        <w:t xml:space="preserve">incluyen la bahía de la reserva (ADR-015). Desde el 21 de octubre de 2026 la asignación manual y la automática toman el mismo candado (</w:t>
+      </w:r>
+      <w:r>
+        <w:rPr>
+          <w:i/>
+          <w:iCs/>
+        </w:rPr>
+        <w:t xml:space="preserve">ExecutionRepository.lockAssignments</w:t>
       </w:r>
       <w:r>
         <w:t xml:space="preserve">,</w:t>
@@ -19959,39 +21771,55 @@
           <w:i/>
           <w:iCs/>
         </w:rPr>
-        <w:t xml:space="preserve">FOLLOW_UP_INTERVAL</w:t>
-      </w:r>
-      <w:r>
-        <w:t xml:space="preserve"> </w:t>
-      </w:r>
-      <w:r>
-        <w:t xml:space="preserve">y</w:t>
-      </w:r>
-      <w:r>
-        <w:t xml:space="preserve"> </w:t>
-      </w:r>
-      <w:r>
-        <w:rPr>
-          <w:i/>
-          <w:iCs/>
-        </w:rPr>
-        <w:t xml:space="preserve">BOOKING_EXPIRY_GRACE_MINUTES</w:t>
-      </w:r>
-      <w:r>
-        <w:t xml:space="preserve">, y necesita</w:t>
-      </w:r>
-      <w:r>
-        <w:t xml:space="preserve"> </w:t>
-      </w:r>
-      <w:r>
-        <w:rPr>
-          <w:i/>
-          <w:iCs/>
-        </w:rPr>
-        <w:t xml:space="preserve">INTERNAL_API_KEY</w:t>
-      </w:r>
-      <w:r>
-        <w:t xml:space="preserve">.</w:t>
+        <w:t xml:space="preserve">sp_getapplock</w:t>
+      </w:r>
+      <w:r>
+        <w:t xml:space="preserve"> </w:t>
+      </w:r>
+      <w:r>
+        <w:t xml:space="preserve">sobre</w:t>
+      </w:r>
+      <w:r>
+        <w:t xml:space="preserve"> </w:t>
+      </w:r>
+      <w:r>
+        <w:rPr>
+          <w:i/>
+          <w:iCs/>
+        </w:rPr>
+        <w:t xml:space="preserve">operations-assignment</w:t>
+      </w:r>
+      <w:r>
+        <w:t xml:space="preserve">) antes de leer las reservas del operario y guardar, y</w:t>
+      </w:r>
+      <w:r>
+        <w:t xml:space="preserve"> </w:t>
+      </w:r>
+      <w:r>
+        <w:rPr>
+          <w:i/>
+          <w:iCs/>
+        </w:rPr>
+        <w:t xml:space="preserve">GET /api/v1/admin/assignments/unassigned</w:t>
+      </w:r>
+      <w:r>
+        <w:t xml:space="preserve"> </w:t>
+      </w:r>
+      <w:r>
+        <w:t xml:space="preserve">devuelve</w:t>
+      </w:r>
+      <w:r>
+        <w:t xml:space="preserve"> </w:t>
+      </w:r>
+      <w:r>
+        <w:rPr>
+          <w:i/>
+          <w:iCs/>
+        </w:rPr>
+        <w:t xml:space="preserve">{count, bookingIds}</w:t>
+      </w:r>
+      <w:r>
+        <w:t xml:space="preserve">, el único conteo de reservas sin operario (SCHEDULED o CONFIRMED, sin operario en ninguna línea y cuya hora no ha terminado) que usan el panel y la pantalla de reservas de la web y de la app móvil.</w:t>
       </w:r>
       <w:r>
         <w:t xml:space="preserve"> </w:t>
@@ -20001,26 +21829,191 @@
           <w:b/>
           <w:bCs/>
         </w:rPr>
-        <w:t xml:space="preserve">Inspección (RF-036):</w:t>
-      </w:r>
-      <w:r>
-        <w:t xml:space="preserve"> </w:t>
-      </w:r>
-      <w:r>
-        <w:t xml:space="preserve">solo para servicios de 180 minutos o más; fases Recepción, Exterior, Interior, Motor y Entrega; hasta cinco fotos de 2 MB por hallazgo, guardadas en</w:t>
-      </w:r>
-      <w:r>
-        <w:t xml:space="preserve"> </w:t>
-      </w:r>
-      <w:r>
-        <w:rPr>
-          <w:i/>
-          <w:iCs/>
-        </w:rPr>
-        <w:t xml:space="preserve">execution.inspection_photo</w:t>
-      </w:r>
-      <w:r>
-        <w:t xml:space="preserve">; el enlace público usa un token aleatorio y solo funciona después de publicar.</w:t>
+        <w:t xml:space="preserve">Reservas que terminaron sin cerrarse (desde el 21 de octubre de 2026):</w:t>
+      </w:r>
+      <w:r>
+        <w:t xml:space="preserve"> </w:t>
+      </w:r>
+      <w:r>
+        <w:t xml:space="preserve">cada 5 minutos</w:t>
+      </w:r>
+      <w:r>
+        <w:t xml:space="preserve"> </w:t>
+      </w:r>
+      <w:r>
+        <w:rPr>
+          <w:i/>
+          <w:iCs/>
+        </w:rPr>
+        <w:t xml:space="preserve">FollowUpJob</w:t>
+      </w:r>
+      <w:r>
+        <w:t xml:space="preserve"> </w:t>
+      </w:r>
+      <w:r>
+        <w:t xml:space="preserve">llama a</w:t>
+      </w:r>
+      <w:r>
+        <w:t xml:space="preserve"> </w:t>
+      </w:r>
+      <w:r>
+        <w:rPr>
+          <w:i/>
+          <w:iCs/>
+        </w:rPr>
+        <w:t xml:space="preserve">FollowUpService.followUp</w:t>
+      </w:r>
+      <w:r>
+        <w:t xml:space="preserve">, que revisa las reservas de los últimos 7 días con</w:t>
+      </w:r>
+      <w:r>
+        <w:t xml:space="preserve"> </w:t>
+      </w:r>
+      <w:r>
+        <w:rPr>
+          <w:i/>
+          <w:iCs/>
+        </w:rPr>
+        <w:t xml:space="preserve">FollowUpPolicy</w:t>
+      </w:r>
+      <w:r>
+        <w:t xml:space="preserve">. La política solo decide sola cuando está segura: NO_OPERATOR (CONFIRMED sin operario, una hora después de su fin) se cierra como NO_SHOW mediante la ruta interna de booking-service; NOT_STARTED (CONFIRMED con operario, sin iniciar cuando terminó su hora) y NOT_FINISHED (IN_PROGRESS sin finalizar una hora después de su fin) nunca se marcan solas y quedan "por cerrar". Para estas dos, operations-service publica una sola vez ServiceNotStarted o ServiceNotFinished y guarda la hora del aviso en</w:t>
+      </w:r>
+      <w:r>
+        <w:t xml:space="preserve"> </w:t>
+      </w:r>
+      <w:r>
+        <w:rPr>
+          <w:i/>
+          <w:iCs/>
+        </w:rPr>
+        <w:t xml:space="preserve">execution.service_execution.follow_up_notice_at</w:t>
+      </w:r>
+      <w:r>
+        <w:t xml:space="preserve"> </w:t>
+      </w:r>
+      <w:r>
+        <w:t xml:space="preserve">(changelog 040), que se borra al iniciar el servicio.</w:t>
+      </w:r>
+      <w:r>
+        <w:t xml:space="preserve"> </w:t>
+      </w:r>
+      <w:r>
+        <w:rPr>
+          <w:i/>
+          <w:iCs/>
+        </w:rPr>
+        <w:t xml:space="preserve">GET /api/v1/admin/assignments/to-close</w:t>
+      </w:r>
+      <w:r>
+        <w:t xml:space="preserve"> </w:t>
+      </w:r>
+      <w:r>
+        <w:t xml:space="preserve">lista las reservas por cerrar (por defecto, los últimos 28 días,</w:t>
+      </w:r>
+      <w:r>
+        <w:t xml:space="preserve"> </w:t>
+      </w:r>
+      <w:r>
+        <w:rPr>
+          <w:i/>
+          <w:iCs/>
+        </w:rPr>
+        <w:t xml:space="preserve">FOLLOW_UP_LOOK_BACK_DAYS</w:t>
+      </w:r>
+      <w:r>
+        <w:t xml:space="preserve">) y</w:t>
+      </w:r>
+      <w:r>
+        <w:t xml:space="preserve"> </w:t>
+      </w:r>
+      <w:r>
+        <w:rPr>
+          <w:i/>
+          <w:iCs/>
+        </w:rPr>
+        <w:t xml:space="preserve">POST /api/v1/admin/assignments/{bookingId}/attended</w:t>
+      </w:r>
+      <w:r>
+        <w:t xml:space="preserve"> </w:t>
+      </w:r>
+      <w:r>
+        <w:t xml:space="preserve">(</w:t>
+      </w:r>
+      <w:r>
+        <w:rPr>
+          <w:i/>
+          <w:iCs/>
+        </w:rPr>
+        <w:t xml:space="preserve">FollowUpService.closeAsAttended</w:t>
+      </w:r>
+      <w:r>
+        <w:t xml:space="preserve">) cierra una como atendida: las líneas abiertas quedan COMPLETED sin inventar horas (sin hora de inicio no cuenta para la puntualidad y sin hora de fin no suma horas trabajadas, pero sí cuenta como servicio hecho y como ingreso), la reserva avanza a IN_PROGRESS si hacía falta y luego a COMPLETED, y no se publica ServiceCompleted, para que al cliente no le llegue "ya puedes recogerlo" horas después; el cliente sí puede calificar. Si la reserva no está por cerrar, responde 409 BOOKING_NOT_TO_CLOSE. El "No asistió" del administrador sigue siendo el cambio de estado de booking-service (</w:t>
+      </w:r>
+      <w:r>
+        <w:rPr>
+          <w:i/>
+          <w:iCs/>
+        </w:rPr>
+        <w:t xml:space="preserve">PATCH /api/v1/admin/bookings/{id}/status</w:t>
+      </w:r>
+      <w:r>
+        <w:t xml:space="preserve">) y solo aplica a una reserva que nunca se inició. Las listas del operario ya no muestran reservas NO_SHOW ni CANCELLED. La tarea usa</w:t>
+      </w:r>
+      <w:r>
+        <w:t xml:space="preserve"> </w:t>
+      </w:r>
+      <w:r>
+        <w:rPr>
+          <w:i/>
+          <w:iCs/>
+        </w:rPr>
+        <w:t xml:space="preserve">FOLLOW_UP_ENABLED</w:t>
+      </w:r>
+      <w:r>
+        <w:t xml:space="preserve">,</w:t>
+      </w:r>
+      <w:r>
+        <w:t xml:space="preserve"> </w:t>
+      </w:r>
+      <w:r>
+        <w:rPr>
+          <w:i/>
+          <w:iCs/>
+        </w:rPr>
+        <w:t xml:space="preserve">FOLLOW_UP_INTERVAL</w:t>
+      </w:r>
+      <w:r>
+        <w:t xml:space="preserve"> </w:t>
+      </w:r>
+      <w:r>
+        <w:t xml:space="preserve">y</w:t>
+      </w:r>
+      <w:r>
+        <w:t xml:space="preserve"> </w:t>
+      </w:r>
+      <w:r>
+        <w:rPr>
+          <w:i/>
+          <w:iCs/>
+        </w:rPr>
+        <w:t xml:space="preserve">BOOKING_EXPIRY_GRACE_MINUTES</w:t>
+      </w:r>
+      <w:r>
+        <w:t xml:space="preserve">, y necesita</w:t>
+      </w:r>
+      <w:r>
+        <w:t xml:space="preserve"> </w:t>
+      </w:r>
+      <w:r>
+        <w:rPr>
+          <w:i/>
+          <w:iCs/>
+        </w:rPr>
+        <w:t xml:space="preserve">INTERNAL_API_KEY</w:t>
+      </w:r>
+      <w:r>
+        <w:t xml:space="preserve">.</w:t>
       </w:r>
       <w:r>
         <w:t xml:space="preserve"> </w:t>
@@ -20030,191 +22023,211 @@
           <w:b/>
           <w:bCs/>
         </w:rPr>
-        <w:t xml:space="preserve">Eventos:</w:t>
-      </w:r>
-      <w:r>
-        <w:t xml:space="preserve"> </w:t>
-      </w:r>
-      <w:r>
-        <w:t xml:space="preserve">consume</w:t>
-      </w:r>
-      <w:r>
-        <w:t xml:space="preserve"> </w:t>
-      </w:r>
-      <w:r>
-        <w:rPr>
-          <w:i/>
-          <w:iCs/>
-        </w:rPr>
-        <w:t xml:space="preserve">booking.confirmed</w:t>
-      </w:r>
-      <w:r>
-        <w:t xml:space="preserve"> </w:t>
-      </w:r>
-      <w:r>
-        <w:t xml:space="preserve">y publica OperatorAssigned, ServiceStarted, ServiceCompleted, InspectionShared, ServiceNotStarted y ServiceNotFinished.</w:t>
-      </w:r>
-    </w:p>
-    <w:bookmarkEnd w:id="72"/>
-    <w:bookmarkStart w:id="73" w:name="X30f2bc1aa1d68dc99d9df21019caaa55e516fe8"/>
-    <w:p>
-      <w:pPr>
-        <w:pStyle w:val="Heading3"/>
-      </w:pPr>
-      <w:r>
-        <w:t xml:space="preserve">12.5 payment-service</w:t>
-      </w:r>
-    </w:p>
-    <w:p>
-      <w:pPr>
-        <w:pStyle w:val="FirstParagraph"/>
-      </w:pPr>
+        <w:t xml:space="preserve">Inspección (RF-036):</w:t>
+      </w:r>
+      <w:r>
+        <w:t xml:space="preserve"> </w:t>
+      </w:r>
+      <w:r>
+        <w:t xml:space="preserve">solo para servicios de 180 minutos o más; fases Recepción, Exterior, Interior, Motor y Entrega; hasta cinco fotos de 2 MB por hallazgo, guardadas en</w:t>
+      </w:r>
+      <w:r>
+        <w:t xml:space="preserve"> </w:t>
+      </w:r>
+      <w:r>
+        <w:rPr>
+          <w:i/>
+          <w:iCs/>
+        </w:rPr>
+        <w:t xml:space="preserve">execution.inspection_photo</w:t>
+      </w:r>
+      <w:r>
+        <w:t xml:space="preserve">; el enlace público usa un token aleatorio y solo funciona después de publicar.</w:t>
+      </w:r>
+      <w:r>
+        <w:t xml:space="preserve"> </w:t>
+      </w:r>
       <w:r>
         <w:rPr>
           <w:b/>
           <w:bCs/>
         </w:rPr>
-        <w:t xml:space="preserve">Función:</w:t>
-      </w:r>
-      <w:r>
-        <w:t xml:space="preserve"> </w:t>
-      </w:r>
-      <w:r>
-        <w:t xml:space="preserve">cuentas de pago con QR, pagos con comprobante, revisión, reembolsos, pagos manuales, promociones y puntos de fidelización (ADR-008, ADR-013 y ADR-015).</w:t>
-      </w:r>
-    </w:p>
-    <w:p>
-      <w:pPr>
-        <w:pStyle w:val="BodyText"/>
+        <w:t xml:space="preserve">Eventos:</w:t>
+      </w:r>
+      <w:r>
+        <w:t xml:space="preserve"> </w:t>
+      </w:r>
+      <w:r>
+        <w:t xml:space="preserve">consume</w:t>
+      </w:r>
+      <w:r>
+        <w:t xml:space="preserve"> </w:t>
+      </w:r>
+      <w:r>
+        <w:rPr>
+          <w:i/>
+          <w:iCs/>
+        </w:rPr>
+        <w:t xml:space="preserve">booking.confirmed</w:t>
+      </w:r>
+      <w:r>
+        <w:t xml:space="preserve"> </w:t>
+      </w:r>
+      <w:r>
+        <w:t xml:space="preserve">y publica OperatorAssigned, ServiceStarted, ServiceCompleted, InspectionShared, ServiceNotStarted y ServiceNotFinished.</w:t>
+      </w:r>
+    </w:p>
+    <w:bookmarkEnd w:id="61"/>
+    <w:bookmarkStart w:id="62" w:name="X30f2bc1aa1d68dc99d9df21019caaa55e516fe8"/>
+    <w:p>
+      <w:pPr>
+        <w:pStyle w:val="Heading3"/>
+      </w:pPr>
+      <w:r>
+        <w:t xml:space="preserve">12.5 payment-service</w:t>
+      </w:r>
+    </w:p>
+    <w:p>
+      <w:pPr>
+        <w:pStyle w:val="FirstParagraph"/>
       </w:pPr>
       <w:r>
         <w:rPr>
           <w:b/>
           <w:bCs/>
         </w:rPr>
-        <w:t xml:space="preserve">Reglas:</w:t>
-      </w:r>
-      <w:r>
-        <w:t xml:space="preserve"> </w:t>
-      </w:r>
-      <w:r>
-        <w:t xml:space="preserve">solo se pueden pagar reservas CONFIRMED, IN_PROGRESS o COMPLETED, y</w:t>
-      </w:r>
-      <w:r>
-        <w:t xml:space="preserve"> </w:t>
-      </w:r>
-      <w:r>
-        <w:rPr>
-          <w:i/>
-          <w:iCs/>
-        </w:rPr>
-        <w:t xml:space="preserve">PaymentPolicy.CanReportPayment</w:t>
-      </w:r>
-      <w:r>
-        <w:t xml:space="preserve"> </w:t>
-      </w:r>
-      <w:r>
-        <w:t xml:space="preserve">exige además que no haya un pago aprobado ni uno pendiente o en revisión (expuesto como</w:t>
-      </w:r>
-      <w:r>
-        <w:t xml:space="preserve"> </w:t>
-      </w:r>
-      <w:r>
-        <w:rPr>
-          <w:i/>
-          <w:iCs/>
-        </w:rPr>
-        <w:t xml:space="preserve">payable</w:t>
-      </w:r>
-      <w:r>
-        <w:t xml:space="preserve"> </w:t>
-      </w:r>
-      <w:r>
-        <w:t xml:space="preserve">en</w:t>
-      </w:r>
-      <w:r>
-        <w:t xml:space="preserve"> </w:t>
-      </w:r>
-      <w:r>
-        <w:rPr>
-          <w:i/>
-          <w:iCs/>
-        </w:rPr>
-        <w:t xml:space="preserve">GET /api/v1/payments/me/bookings</w:t>
-      </w:r>
-      <w:r>
-        <w:t xml:space="preserve">); el monto a pagar es el total que devuelve booking-service menos el cupón canjeado (</w:t>
-      </w:r>
-      <w:r>
-        <w:rPr>
-          <w:i/>
-          <w:iCs/>
-        </w:rPr>
-        <w:t xml:space="preserve">AmountDueCalculator</w:t>
-      </w:r>
-      <w:r>
-        <w:t xml:space="preserve">); el pago que reporta el cliente pasa directamente a IN_REVIEW con el monto declarado; una referencia de transacción reutilizada se rechaza; el comprobante pesa como máximo 2 MB (400 RECEIPT_TOO_LARGE; la web y la app lo comprimen antes de enviarlo);</w:t>
-      </w:r>
-      <w:r>
-        <w:t xml:space="preserve"> </w:t>
-      </w:r>
-      <w:r>
-        <w:rPr>
-          <w:i/>
-          <w:iCs/>
-        </w:rPr>
-        <w:t xml:space="preserve">GET /api/v1/payment-accounts</w:t>
-      </w:r>
-      <w:r>
-        <w:t xml:space="preserve"> </w:t>
-      </w:r>
-      <w:r>
-        <w:t xml:space="preserve">devuelve las cuentas activas, incluida la de efectivo mientras está activa; el rechazo exige un motivo de hasta 200 caracteres; un pago manual queda aprobado de inmediato; la máquina de estados es PENDING → IN_REVIEW → APPROVED o REJECTED, y APPROVED → REFUNDED.</w:t>
-      </w:r>
-      <w:r>
-        <w:t xml:space="preserve"> </w:t>
-      </w:r>
+        <w:t xml:space="preserve">Función:</w:t>
+      </w:r>
+      <w:r>
+        <w:t xml:space="preserve"> </w:t>
+      </w:r>
+      <w:r>
+        <w:t xml:space="preserve">cuentas de pago con QR, pagos con comprobante, revisión, reembolsos, pagos manuales, promociones y puntos de fidelización (ADR-008, ADR-013 y ADR-015).</w:t>
+      </w:r>
+    </w:p>
+    <w:p>
+      <w:pPr>
+        <w:pStyle w:val="BodyText"/>
+      </w:pPr>
       <w:r>
         <w:rPr>
           <w:b/>
           <w:bCs/>
         </w:rPr>
-        <w:t xml:space="preserve">Fidelización y promociones (ADR-015):</w:t>
-      </w:r>
-      <w:r>
-        <w:t xml:space="preserve"> </w:t>
-      </w:r>
-      <w:r>
-        <w:t xml:space="preserve">una aprobación acredita los puntos de la reserva como EARNED (idempotente por cliente y reserva); un reembolso los revierte (REVERSED); el saldo es el</w:t>
-      </w:r>
-      <w:r>
-        <w:t xml:space="preserve"> </w:t>
-      </w:r>
-      <w:r>
-        <w:rPr>
-          <w:i/>
-          <w:iCs/>
-        </w:rPr>
-        <w:t xml:space="preserve">balance_after</w:t>
-      </w:r>
-      <w:r>
-        <w:t xml:space="preserve"> </w:t>
-      </w:r>
-      <w:r>
-        <w:t xml:space="preserve">del último movimiento; un cupón es un descuento porcentual que se desbloquea cuando el saldo alcanza</w:t>
-      </w:r>
-      <w:r>
-        <w:t xml:space="preserve"> </w:t>
-      </w:r>
-      <w:r>
-        <w:rPr>
-          <w:i/>
-          <w:iCs/>
-        </w:rPr>
-        <w:t xml:space="preserve">required_points</w:t>
-      </w:r>
-      <w:r>
-        <w:t xml:space="preserve">, y canjearlo no consume puntos.</w:t>
+        <w:t xml:space="preserve">Reglas:</w:t>
+      </w:r>
+      <w:r>
+        <w:t xml:space="preserve"> </w:t>
+      </w:r>
+      <w:r>
+        <w:t xml:space="preserve">solo se pueden pagar reservas CONFIRMED, IN_PROGRESS o COMPLETED, y</w:t>
+      </w:r>
+      <w:r>
+        <w:t xml:space="preserve"> </w:t>
+      </w:r>
+      <w:r>
+        <w:rPr>
+          <w:i/>
+          <w:iCs/>
+        </w:rPr>
+        <w:t xml:space="preserve">PaymentPolicy.CanReportPayment</w:t>
+      </w:r>
+      <w:r>
+        <w:t xml:space="preserve"> </w:t>
+      </w:r>
+      <w:r>
+        <w:t xml:space="preserve">exige además que no haya un pago aprobado ni uno pendiente o en revisión (expuesto como</w:t>
+      </w:r>
+      <w:r>
+        <w:t xml:space="preserve"> </w:t>
+      </w:r>
+      <w:r>
+        <w:rPr>
+          <w:i/>
+          <w:iCs/>
+        </w:rPr>
+        <w:t xml:space="preserve">payable</w:t>
+      </w:r>
+      <w:r>
+        <w:t xml:space="preserve"> </w:t>
+      </w:r>
+      <w:r>
+        <w:t xml:space="preserve">en</w:t>
+      </w:r>
+      <w:r>
+        <w:t xml:space="preserve"> </w:t>
+      </w:r>
+      <w:r>
+        <w:rPr>
+          <w:i/>
+          <w:iCs/>
+        </w:rPr>
+        <w:t xml:space="preserve">GET /api/v1/payments/me/bookings</w:t>
+      </w:r>
+      <w:r>
+        <w:t xml:space="preserve">); el monto a pagar es el total que devuelve booking-service menos el cupón canjeado (</w:t>
+      </w:r>
+      <w:r>
+        <w:rPr>
+          <w:i/>
+          <w:iCs/>
+        </w:rPr>
+        <w:t xml:space="preserve">AmountDueCalculator</w:t>
+      </w:r>
+      <w:r>
+        <w:t xml:space="preserve">); el monto del pago lo calcula el servidor (</w:t>
+      </w:r>
+      <w:r>
+        <w:rPr>
+          <w:i/>
+          <w:iCs/>
+        </w:rPr>
+        <w:t xml:space="preserve">AmountDueCalculator</w:t>
+      </w:r>
+      <w:r>
+        <w:t xml:space="preserve">, en</w:t>
+      </w:r>
+      <w:r>
+        <w:t xml:space="preserve"> </w:t>
+      </w:r>
+      <w:r>
+        <w:rPr>
+          <w:i/>
+          <w:iCs/>
+        </w:rPr>
+        <w:t xml:space="preserve">PaymentCommandService</w:t>
+      </w:r>
+      <w:r>
+        <w:t xml:space="preserve"> </w:t>
+      </w:r>
+      <w:r>
+        <w:t xml:space="preserve">al reportar y al registrar un pago en persona), no la pantalla; lo que el cliente dice que pagó se guarda aparte en el comprobante (</w:t>
+      </w:r>
+      <w:r>
+        <w:rPr>
+          <w:i/>
+          <w:iCs/>
+        </w:rPr>
+        <w:t xml:space="preserve">reported_amount</w:t>
+      </w:r>
+      <w:r>
+        <w:t xml:space="preserve">) para que el administrador lo compare, y el pago pasa directamente a IN_REVIEW; una referencia de transacción reutilizada se rechaza; el comprobante pesa como máximo 2 MB (400 RECEIPT_TOO_LARGE; la web y la app lo comprimen antes de enviarlo);</w:t>
+      </w:r>
+      <w:r>
+        <w:t xml:space="preserve"> </w:t>
+      </w:r>
+      <w:r>
+        <w:rPr>
+          <w:i/>
+          <w:iCs/>
+        </w:rPr>
+        <w:t xml:space="preserve">GET /api/v1/payment-accounts</w:t>
+      </w:r>
+      <w:r>
+        <w:t xml:space="preserve"> </w:t>
+      </w:r>
+      <w:r>
+        <w:t xml:space="preserve">devuelve las cuentas activas, incluida la de efectivo mientras está activa; el rechazo exige un motivo de hasta 200 caracteres; un pago manual queda aprobado de inmediato; la máquina de estados es PENDING → IN_REVIEW → APPROVED o REJECTED, y APPROVED → REFUNDED.</w:t>
       </w:r>
       <w:r>
         <w:t xml:space="preserve"> </w:t>
@@ -20224,26 +22237,42 @@
           <w:b/>
           <w:bCs/>
         </w:rPr>
-        <w:t xml:space="preserve">Eventos:</w:t>
-      </w:r>
-      <w:r>
-        <w:t xml:space="preserve"> </w:t>
-      </w:r>
-      <w:r>
-        <w:t xml:space="preserve">publica PaymentConfirmed, PaymentRejected, PaymentRefunded, PromotionRedeemed y LoyaltyPointsEarned después del commit, solo con</w:t>
-      </w:r>
-      <w:r>
-        <w:t xml:space="preserve"> </w:t>
-      </w:r>
-      <w:r>
-        <w:rPr>
-          <w:i/>
-          <w:iCs/>
-        </w:rPr>
-        <w:t xml:space="preserve">MESSAGING_ENABLED=true</w:t>
-      </w:r>
-      <w:r>
-        <w:t xml:space="preserve">.</w:t>
+        <w:t xml:space="preserve">Fidelización y promociones (ADR-015):</w:t>
+      </w:r>
+      <w:r>
+        <w:t xml:space="preserve"> </w:t>
+      </w:r>
+      <w:r>
+        <w:t xml:space="preserve">una aprobación acredita los puntos de la reserva como EARNED (idempotente por cliente y reserva); un reembolso los revierte (REVERSED); el saldo es el</w:t>
+      </w:r>
+      <w:r>
+        <w:t xml:space="preserve"> </w:t>
+      </w:r>
+      <w:r>
+        <w:rPr>
+          <w:i/>
+          <w:iCs/>
+        </w:rPr>
+        <w:t xml:space="preserve">balance_after</w:t>
+      </w:r>
+      <w:r>
+        <w:t xml:space="preserve"> </w:t>
+      </w:r>
+      <w:r>
+        <w:t xml:space="preserve">del último movimiento; un cupón es un descuento porcentual que se desbloquea cuando el saldo alcanza</w:t>
+      </w:r>
+      <w:r>
+        <w:t xml:space="preserve"> </w:t>
+      </w:r>
+      <w:r>
+        <w:rPr>
+          <w:i/>
+          <w:iCs/>
+        </w:rPr>
+        <w:t xml:space="preserve">required_points</w:t>
+      </w:r>
+      <w:r>
+        <w:t xml:space="preserve">, y canjearlo no consume puntos.</w:t>
       </w:r>
       <w:r>
         <w:t xml:space="preserve"> </w:t>
@@ -20253,99 +22282,100 @@
           <w:b/>
           <w:bCs/>
         </w:rPr>
-        <w:t xml:space="preserve">Correlación y salud:</w:t>
-      </w:r>
-      <w:r>
-        <w:t xml:space="preserve"> </w:t>
-      </w:r>
-      <w:r>
-        <w:rPr>
-          <w:i/>
-          <w:iCs/>
-        </w:rPr>
-        <w:t xml:space="preserve">CorrelationIdMiddleware</w:t>
-      </w:r>
-      <w:r>
-        <w:t xml:space="preserve"> </w:t>
-      </w:r>
-      <w:r>
-        <w:t xml:space="preserve">toma o crea el</w:t>
-      </w:r>
-      <w:r>
-        <w:t xml:space="preserve"> </w:t>
-      </w:r>
-      <w:r>
-        <w:rPr>
-          <w:i/>
-          <w:iCs/>
-        </w:rPr>
-        <w:t xml:space="preserve">X-Correlation-Id</w:t>
-      </w:r>
-      <w:r>
-        <w:t xml:space="preserve"> </w:t>
-      </w:r>
-      <w:r>
-        <w:t xml:space="preserve">y lo reenvía a booking-service;</w:t>
-      </w:r>
-      <w:r>
-        <w:t xml:space="preserve"> </w:t>
-      </w:r>
-      <w:r>
-        <w:rPr>
-          <w:i/>
-          <w:iCs/>
-        </w:rPr>
-        <w:t xml:space="preserve">/health</w:t>
-      </w:r>
-      <w:r>
-        <w:t xml:space="preserve"> </w:t>
-      </w:r>
-      <w:r>
-        <w:t xml:space="preserve">y</w:t>
-      </w:r>
-      <w:r>
-        <w:t xml:space="preserve"> </w:t>
-      </w:r>
-      <w:r>
-        <w:rPr>
-          <w:i/>
-          <w:iCs/>
-        </w:rPr>
-        <w:t xml:space="preserve">/actuator/health</w:t>
-      </w:r>
-      <w:r>
-        <w:t xml:space="preserve"> </w:t>
-      </w:r>
-      <w:r>
-        <w:t xml:space="preserve">comprueban SQL Server con un límite de 3 segundos.</w:t>
-      </w:r>
-    </w:p>
-    <w:bookmarkEnd w:id="73"/>
-    <w:bookmarkStart w:id="74" w:name="X01593e6397c2185ce5cb4bb6e1786f136dba97f"/>
-    <w:p>
-      <w:pPr>
-        <w:pStyle w:val="Heading3"/>
-      </w:pPr>
-      <w:r>
-        <w:t xml:space="preserve">12.6 notification-service</w:t>
-      </w:r>
-    </w:p>
-    <w:p>
-      <w:pPr>
-        <w:pStyle w:val="FirstParagraph"/>
-      </w:pPr>
+        <w:t xml:space="preserve">Eventos:</w:t>
+      </w:r>
+      <w:r>
+        <w:t xml:space="preserve"> </w:t>
+      </w:r>
+      <w:r>
+        <w:t xml:space="preserve">publica PaymentConfirmed, PaymentRejected, PaymentRefunded, PromotionRedeemed y LoyaltyPointsEarned después del commit, solo con</w:t>
+      </w:r>
+      <w:r>
+        <w:t xml:space="preserve"> </w:t>
+      </w:r>
+      <w:r>
+        <w:rPr>
+          <w:i/>
+          <w:iCs/>
+        </w:rPr>
+        <w:t xml:space="preserve">MESSAGING_ENABLED=true</w:t>
+      </w:r>
+      <w:r>
+        <w:t xml:space="preserve">.</w:t>
+      </w:r>
+      <w:r>
+        <w:t xml:space="preserve"> </w:t>
+      </w:r>
       <w:r>
         <w:rPr>
           <w:b/>
           <w:bCs/>
         </w:rPr>
-        <w:t xml:space="preserve">Función:</w:t>
-      </w:r>
-      <w:r>
-        <w:t xml:space="preserve"> </w:t>
-      </w:r>
-      <w:r>
-        <w:t xml:space="preserve">convierte eventos en notificaciones (bandeja, push mediante Expo y correo) y programa los recordatorios de las reservas (ADR-011).</w:t>
+        <w:t xml:space="preserve">Correlación y salud:</w:t>
+      </w:r>
+      <w:r>
+        <w:t xml:space="preserve"> </w:t>
+      </w:r>
+      <w:r>
+        <w:rPr>
+          <w:i/>
+          <w:iCs/>
+        </w:rPr>
+        <w:t xml:space="preserve">CorrelationIdMiddleware</w:t>
+      </w:r>
+      <w:r>
+        <w:t xml:space="preserve"> </w:t>
+      </w:r>
+      <w:r>
+        <w:t xml:space="preserve">toma o crea el</w:t>
+      </w:r>
+      <w:r>
+        <w:t xml:space="preserve"> </w:t>
+      </w:r>
+      <w:r>
+        <w:rPr>
+          <w:i/>
+          <w:iCs/>
+        </w:rPr>
+        <w:t xml:space="preserve">X-Correlation-Id</w:t>
+      </w:r>
+      <w:r>
+        <w:t xml:space="preserve"> </w:t>
+      </w:r>
+      <w:r>
+        <w:t xml:space="preserve">y lo reenvía a booking-service;</w:t>
+      </w:r>
+      <w:r>
+        <w:t xml:space="preserve"> </w:t>
+      </w:r>
+      <w:r>
+        <w:rPr>
+          <w:i/>
+          <w:iCs/>
+        </w:rPr>
+        <w:t xml:space="preserve">/health</w:t>
+      </w:r>
+      <w:r>
+        <w:t xml:space="preserve"> </w:t>
+      </w:r>
+      <w:r>
+        <w:t xml:space="preserve">y</w:t>
+      </w:r>
+      <w:r>
+        <w:t xml:space="preserve"> </w:t>
+      </w:r>
+      <w:r>
+        <w:rPr>
+          <w:i/>
+          <w:iCs/>
+        </w:rPr>
+        <w:t xml:space="preserve">/actuator/health</w:t>
+      </w:r>
+      <w:r>
+        <w:t xml:space="preserve"> </w:t>
+      </w:r>
+      <w:r>
+        <w:t xml:space="preserve">comprueban SQL Server con un límite de 3 segundos.</w:t>
       </w:r>
     </w:p>
     <w:p>
@@ -20357,23 +22387,46 @@
           <w:b/>
           <w:bCs/>
         </w:rPr>
-        <w:t xml:space="preserve">Reglas:</w:t>
-      </w:r>
-      <w:r>
-        <w:t xml:space="preserve"> </w:t>
-      </w:r>
-      <w:r>
-        <w:t xml:space="preserve">la notificación siempre se guarda primero, y una falla del push nunca hace fallar la solicitud; el consumo es idempotente por</w:t>
-      </w:r>
-      <w:r>
-        <w:t xml:space="preserve"> </w:t>
-      </w:r>
-      <w:r>
-        <w:rPr>
-          <w:i/>
-          <w:iCs/>
-        </w:rPr>
-        <w:t xml:space="preserve">eventId</w:t>
+        <w:t xml:space="preserve">Pago al reservar (desde el 26 de octubre de 2026):</w:t>
+      </w:r>
+      <w:r>
+        <w:t xml:space="preserve"> </w:t>
+      </w:r>
+      <w:r>
+        <w:t xml:space="preserve">cuando el cliente reporta un pago con comprobante (</w:t>
+      </w:r>
+      <w:r>
+        <w:rPr>
+          <w:i/>
+          <w:iCs/>
+        </w:rPr>
+        <w:t xml:space="preserve">POST /api/v1/payments</w:t>
+      </w:r>
+      <w:r>
+        <w:t xml:space="preserve">,</w:t>
+      </w:r>
+      <w:r>
+        <w:t xml:space="preserve"> </w:t>
+      </w:r>
+      <w:r>
+        <w:rPr>
+          <w:i/>
+          <w:iCs/>
+        </w:rPr>
+        <w:t xml:space="preserve">Payment.ReportWithReceipt</w:t>
+      </w:r>
+      <w:r>
+        <w:t xml:space="preserve">), también al volver a reportarlo después de un rechazo, payment-service publica</w:t>
+      </w:r>
+      <w:r>
+        <w:t xml:space="preserve"> </w:t>
+      </w:r>
+      <w:r>
+        <w:rPr>
+          <w:i/>
+          <w:iCs/>
+        </w:rPr>
+        <w:t xml:space="preserve">PaymentReported</w:t>
       </w:r>
       <w:r>
         <w:t xml:space="preserve"> </w:t>
@@ -20386,190 +22439,427 @@
           <w:i/>
           <w:iCs/>
         </w:rPr>
-        <w:t xml:space="preserve">processed_event</w:t>
-      </w:r>
-      <w:r>
-        <w:t xml:space="preserve">); BookingConfirmed programa recordatorios 24 h y 1 h antes, BookingCancelled los cancela y una reprogramación los mueve; los correos al cliente leen la dirección vigente y los interruptores desde security-service mediante la ruta interna; un aviso se envía por correo solo cuando cambia algo para el cliente (reserva, recordatorio, resultado de pago, cupón e informe de inspección), mientras que el avance del servicio, los puntos ganados y todos los avisos al personal se quedan en la bandeja y en push; la proyección</w:t>
-      </w:r>
-      <w:r>
-        <w:t xml:space="preserve"> </w:t>
-      </w:r>
-      <w:r>
-        <w:rPr>
-          <w:i/>
-          <w:iCs/>
-        </w:rPr>
-        <w:t xml:space="preserve">booking_tracking</w:t>
-      </w:r>
-      <w:r>
-        <w:t xml:space="preserve"> </w:t>
-      </w:r>
-      <w:r>
-        <w:t xml:space="preserve">alimenta los avisos al personal (reprogramada, cancelada y desasignada para el operario; creada, reprogramada y cancelada para todo administrador activo); el endpoint del administrador acepta solo</w:t>
-      </w:r>
-      <w:r>
-        <w:t xml:space="preserve"> </w:t>
-      </w:r>
-      <w:r>
-        <w:rPr>
-          <w:i/>
-          <w:iCs/>
-        </w:rPr>
-        <w:t xml:space="preserve">SYSTEM_MESSAGE</w:t>
-      </w:r>
-      <w:r>
-        <w:t xml:space="preserve"> </w:t>
-      </w:r>
-      <w:r>
-        <w:t xml:space="preserve">e</w:t>
-      </w:r>
-      <w:r>
-        <w:t xml:space="preserve"> </w:t>
-      </w:r>
-      <w:r>
-        <w:rPr>
-          <w:i/>
-          <w:iCs/>
-        </w:rPr>
-        <w:t xml:space="preserve">INSPECTION_REPORT</w:t>
-      </w:r>
-      <w:r>
-        <w:t xml:space="preserve">; InspectionShared genera el aviso al cliente con el enlace público del informe (</w:t>
-      </w:r>
-      <w:r>
-        <w:rPr>
-          <w:i/>
-          <w:iCs/>
-        </w:rPr>
-        <w:t xml:space="preserve">/report/{token}</w:t>
-      </w:r>
-      <w:r>
-        <w:t xml:space="preserve">); cada pocos minutos</w:t>
-      </w:r>
-      <w:r>
-        <w:t xml:space="preserve"> </w:t>
-      </w:r>
-      <w:r>
-        <w:rPr>
-          <w:i/>
-          <w:iCs/>
-        </w:rPr>
-        <w:t xml:space="preserve">UnassignedBookingAlertService</w:t>
-      </w:r>
-      <w:r>
-        <w:t xml:space="preserve"> </w:t>
-      </w:r>
-      <w:r>
-        <w:t xml:space="preserve">avisa a los administradores de las reservas confirmadas que empiezan en menos de 2 horas y siguen sin operario (una vez por reserva); la ruta interna</w:t>
-      </w:r>
-      <w:r>
-        <w:t xml:space="preserve"> </w:t>
-      </w:r>
-      <w:r>
-        <w:rPr>
-          <w:i/>
-          <w:iCs/>
-        </w:rPr>
-        <w:t xml:space="preserve">POST /internal/v1/notifications/app-update</w:t>
-      </w:r>
-      <w:r>
-        <w:t xml:space="preserve">, que llama</w:t>
-      </w:r>
-      <w:r>
-        <w:t xml:space="preserve"> </w:t>
-      </w:r>
-      <w:r>
-        <w:rPr>
-          <w:i/>
-          <w:iCs/>
-        </w:rPr>
-        <w:t xml:space="preserve">deploy/publish-apk.sh</w:t>
-      </w:r>
-      <w:r>
-        <w:t xml:space="preserve">, avisa por push que hay una versión nueva de la aplicación; desde el 21 de octubre de 2026, ServiceNotStarted y ServiceNotFinished (</w:t>
-      </w:r>
-      <w:r>
-        <w:rPr>
-          <w:i/>
-          <w:iCs/>
-        </w:rPr>
-        <w:t xml:space="preserve">execution.service_not_started</w:t>
-      </w:r>
-      <w:r>
-        <w:t xml:space="preserve"> </w:t>
-      </w:r>
-      <w:r>
-        <w:t xml:space="preserve">y</w:t>
-      </w:r>
-      <w:r>
-        <w:t xml:space="preserve"> </w:t>
-      </w:r>
-      <w:r>
-        <w:rPr>
-          <w:i/>
-          <w:iCs/>
-        </w:rPr>
-        <w:t xml:space="preserve">execution.service_not_finished</w:t>
-      </w:r>
-      <w:r>
-        <w:t xml:space="preserve">) generan</w:t>
-      </w:r>
-      <w:r>
-        <w:t xml:space="preserve"> </w:t>
-      </w:r>
-      <w:r>
-        <w:rPr>
-          <w:i/>
-          <w:iCs/>
-        </w:rPr>
-        <w:t xml:space="preserve">OPERATOR_SERVICE_NOT_REGISTERED</w:t>
-      </w:r>
-      <w:r>
-        <w:t xml:space="preserve"> </w:t>
-      </w:r>
-      <w:r>
-        <w:t xml:space="preserve">para el operario ("¿Atendiste este servicio?") y</w:t>
-      </w:r>
-      <w:r>
-        <w:t xml:space="preserve"> </w:t>
-      </w:r>
-      <w:r>
-        <w:rPr>
-          <w:i/>
-          <w:iCs/>
-        </w:rPr>
-        <w:t xml:space="preserve">ADMIN_SERVICE_NOT_REGISTERED</w:t>
-      </w:r>
-      <w:r>
-        <w:t xml:space="preserve"> </w:t>
-      </w:r>
-      <w:r>
-        <w:t xml:space="preserve">para cada administrador activo ("Servicio sin registrar"), solo en la bandeja y en push, con los tipos sembrados en el changelog 041, y un campo</w:t>
-      </w:r>
-      <w:r>
-        <w:t xml:space="preserve"> </w:t>
-      </w:r>
-      <w:r>
-        <w:rPr>
-          <w:i/>
-          <w:iCs/>
-        </w:rPr>
-        <w:t xml:space="preserve">null</w:t>
-      </w:r>
-      <w:r>
-        <w:t xml:space="preserve"> </w:t>
-      </w:r>
-      <w:r>
-        <w:t xml:space="preserve">en el payload de un evento se ignora en lugar de mandar el mensaje entero a la DLQ.</w:t>
-      </w:r>
-      <w:r>
-        <w:t xml:space="preserve"> </w:t>
-      </w:r>
+        <w:t xml:space="preserve">payment.reported</w:t>
+      </w:r>
+      <w:r>
+        <w:t xml:space="preserve">; payload</w:t>
+      </w:r>
+      <w:r>
+        <w:t xml:space="preserve"> </w:t>
+      </w:r>
+      <w:r>
+        <w:rPr>
+          <w:i/>
+          <w:iCs/>
+        </w:rPr>
+        <w:t xml:space="preserve">paymentId</w:t>
+      </w:r>
+      <w:r>
+        <w:t xml:space="preserve">,</w:t>
+      </w:r>
+      <w:r>
+        <w:t xml:space="preserve"> </w:t>
+      </w:r>
+      <w:r>
+        <w:rPr>
+          <w:i/>
+          <w:iCs/>
+        </w:rPr>
+        <w:t xml:space="preserve">bookingId</w:t>
+      </w:r>
+      <w:r>
+        <w:t xml:space="preserve">,</w:t>
+      </w:r>
+      <w:r>
+        <w:t xml:space="preserve"> </w:t>
+      </w:r>
+      <w:r>
+        <w:rPr>
+          <w:i/>
+          <w:iCs/>
+        </w:rPr>
+        <w:t xml:space="preserve">customerUserId</w:t>
+      </w:r>
+      <w:r>
+        <w:t xml:space="preserve">,</w:t>
+      </w:r>
+      <w:r>
+        <w:t xml:space="preserve"> </w:t>
+      </w:r>
+      <w:r>
+        <w:rPr>
+          <w:i/>
+          <w:iCs/>
+        </w:rPr>
+        <w:t xml:space="preserve">amount</w:t>
+      </w:r>
+      <w:r>
+        <w:t xml:space="preserve">). La ruta interna</w:t>
+      </w:r>
+      <w:r>
+        <w:t xml:space="preserve"> </w:t>
+      </w:r>
+      <w:r>
+        <w:rPr>
+          <w:i/>
+          <w:iCs/>
+        </w:rPr>
+        <w:t xml:space="preserve">GET /internal/v1/payments/bookings/{bookingId}/reported</w:t>
+      </w:r>
+      <w:r>
+        <w:t xml:space="preserve"> </w:t>
+      </w:r>
+      <w:r>
+        <w:t xml:space="preserve">responde</w:t>
+      </w:r>
+      <w:r>
+        <w:t xml:space="preserve"> </w:t>
+      </w:r>
+      <w:r>
+        <w:rPr>
+          <w:i/>
+          <w:iCs/>
+        </w:rPr>
+        <w:t xml:space="preserve">{"bookingId":123,"reported":true}</w:t>
+      </w:r>
+      <w:r>
+        <w:t xml:space="preserve">, con</w:t>
+      </w:r>
+      <w:r>
+        <w:t xml:space="preserve"> </w:t>
+      </w:r>
+      <w:r>
+        <w:rPr>
+          <w:i/>
+          <w:iCs/>
+        </w:rPr>
+        <w:t xml:space="preserve">reported</w:t>
+      </w:r>
+      <w:r>
+        <w:t xml:space="preserve"> </w:t>
+      </w:r>
+      <w:r>
+        <w:t xml:space="preserve">verdadero si hay un pago IN_REVIEW o APPROVED; la protege</w:t>
+      </w:r>
+      <w:r>
+        <w:t xml:space="preserve"> </w:t>
+      </w:r>
+      <w:r>
+        <w:rPr>
+          <w:i/>
+          <w:iCs/>
+        </w:rPr>
+        <w:t xml:space="preserve">InternalApiKeyAuthenticationHandler</w:t>
+      </w:r>
+      <w:r>
+        <w:t xml:space="preserve"> </w:t>
+      </w:r>
+      <w:r>
+        <w:t xml:space="preserve">(</w:t>
+      </w:r>
+      <w:r>
+        <w:rPr>
+          <w:i/>
+          <w:iCs/>
+        </w:rPr>
+        <w:t xml:space="preserve">X-Internal-Key</w:t>
+      </w:r>
+      <w:r>
+        <w:t xml:space="preserve"> </w:t>
+      </w:r>
+      <w:r>
+        <w:t xml:space="preserve">=</w:t>
+      </w:r>
+      <w:r>
+        <w:t xml:space="preserve"> </w:t>
+      </w:r>
+      <w:r>
+        <w:rPr>
+          <w:i/>
+          <w:iCs/>
+        </w:rPr>
+        <w:t xml:space="preserve">INTERNAL_API_KEY</w:t>
+      </w:r>
+      <w:r>
+        <w:t xml:space="preserve">; 401 sin llave o con una errada, y un JWT de usuario no sirve). Hasta ese día payment-service no validaba ninguna llave interna. Reportar o aprobar el pago de una reserva cancelada sigue respondiendo 409</w:t>
+      </w:r>
+      <w:r>
+        <w:t xml:space="preserve"> </w:t>
+      </w:r>
+      <w:r>
+        <w:rPr>
+          <w:i/>
+          <w:iCs/>
+        </w:rPr>
+        <w:t xml:space="preserve">BOOKING_NOT_PAYABLE</w:t>
+      </w:r>
+      <w:r>
+        <w:t xml:space="preserve"> </w:t>
+      </w:r>
+      <w:r>
+        <w:t xml:space="preserve">(</w:t>
+      </w:r>
+      <w:r>
+        <w:rPr>
+          <w:i/>
+          <w:iCs/>
+        </w:rPr>
+        <w:t xml:space="preserve">BookingPaymentGuard.EnsureBookingIsPayable</w:t>
+      </w:r>
+      <w:r>
+        <w:t xml:space="preserve">).</w:t>
+      </w:r>
+    </w:p>
+    <w:bookmarkEnd w:id="62"/>
+    <w:bookmarkStart w:id="63" w:name="X01593e6397c2185ce5cb4bb6e1786f136dba97f"/>
+    <w:p>
+      <w:pPr>
+        <w:pStyle w:val="Heading3"/>
+      </w:pPr>
+      <w:r>
+        <w:t xml:space="preserve">12.6 notification-service</w:t>
+      </w:r>
+    </w:p>
+    <w:p>
+      <w:pPr>
+        <w:pStyle w:val="FirstParagraph"/>
+      </w:pPr>
       <w:r>
         <w:rPr>
           <w:b/>
           <w:bCs/>
         </w:rPr>
+        <w:t xml:space="preserve">Función:</w:t>
+      </w:r>
+      <w:r>
+        <w:t xml:space="preserve"> </w:t>
+      </w:r>
+      <w:r>
+        <w:t xml:space="preserve">convierte eventos en notificaciones (bandeja, push mediante Expo y correo) y programa los recordatorios de las reservas (ADR-011).</w:t>
+      </w:r>
+    </w:p>
+    <w:p>
+      <w:pPr>
+        <w:pStyle w:val="BodyText"/>
+      </w:pPr>
+      <w:r>
+        <w:rPr>
+          <w:b/>
+          <w:bCs/>
+        </w:rPr>
+        <w:t xml:space="preserve">Reglas:</w:t>
+      </w:r>
+      <w:r>
+        <w:t xml:space="preserve"> </w:t>
+      </w:r>
+      <w:r>
+        <w:t xml:space="preserve">la notificación siempre se guarda primero, y una falla del push nunca hace fallar la solicitud; el consumo es idempotente por</w:t>
+      </w:r>
+      <w:r>
+        <w:t xml:space="preserve"> </w:t>
+      </w:r>
+      <w:r>
+        <w:rPr>
+          <w:i/>
+          <w:iCs/>
+        </w:rPr>
+        <w:t xml:space="preserve">eventId</w:t>
+      </w:r>
+      <w:r>
+        <w:t xml:space="preserve"> </w:t>
+      </w:r>
+      <w:r>
+        <w:t xml:space="preserve">(</w:t>
+      </w:r>
+      <w:r>
+        <w:rPr>
+          <w:i/>
+          <w:iCs/>
+        </w:rPr>
+        <w:t xml:space="preserve">processed_event</w:t>
+      </w:r>
+      <w:r>
+        <w:t xml:space="preserve">); BookingConfirmed programa recordatorios 24 h y 1 h antes, BookingCancelled los cancela y una reprogramación los mueve; los correos al cliente leen la dirección vigente y los interruptores desde security-service mediante la ruta interna; un aviso se envía por correo solo cuando cambia algo para el cliente (reserva, recordatorio, resultado de pago, cupón e informe de inspección), mientras que el avance del servicio, los puntos ganados y todos los avisos al personal se quedan en la bandeja y en push; la proyección</w:t>
+      </w:r>
+      <w:r>
+        <w:t xml:space="preserve"> </w:t>
+      </w:r>
+      <w:r>
+        <w:rPr>
+          <w:i/>
+          <w:iCs/>
+        </w:rPr>
+        <w:t xml:space="preserve">booking_tracking</w:t>
+      </w:r>
+      <w:r>
+        <w:t xml:space="preserve"> </w:t>
+      </w:r>
+      <w:r>
+        <w:t xml:space="preserve">alimenta los avisos al personal (reprogramada, cancelada y desasignada para el operario; creada, reprogramada y cancelada para todo administrador activo); el endpoint del administrador acepta solo</w:t>
+      </w:r>
+      <w:r>
+        <w:t xml:space="preserve"> </w:t>
+      </w:r>
+      <w:r>
+        <w:rPr>
+          <w:i/>
+          <w:iCs/>
+        </w:rPr>
+        <w:t xml:space="preserve">SYSTEM_MESSAGE</w:t>
+      </w:r>
+      <w:r>
+        <w:t xml:space="preserve"> </w:t>
+      </w:r>
+      <w:r>
+        <w:t xml:space="preserve">e</w:t>
+      </w:r>
+      <w:r>
+        <w:t xml:space="preserve"> </w:t>
+      </w:r>
+      <w:r>
+        <w:rPr>
+          <w:i/>
+          <w:iCs/>
+        </w:rPr>
+        <w:t xml:space="preserve">INSPECTION_REPORT</w:t>
+      </w:r>
+      <w:r>
+        <w:t xml:space="preserve">; InspectionShared genera el aviso al cliente con el enlace público del informe (</w:t>
+      </w:r>
+      <w:r>
+        <w:rPr>
+          <w:i/>
+          <w:iCs/>
+        </w:rPr>
+        <w:t xml:space="preserve">/report/{token}</w:t>
+      </w:r>
+      <w:r>
+        <w:t xml:space="preserve">); cada pocos minutos</w:t>
+      </w:r>
+      <w:r>
+        <w:t xml:space="preserve"> </w:t>
+      </w:r>
+      <w:r>
+        <w:rPr>
+          <w:i/>
+          <w:iCs/>
+        </w:rPr>
+        <w:t xml:space="preserve">UnassignedBookingAlertService</w:t>
+      </w:r>
+      <w:r>
+        <w:t xml:space="preserve"> </w:t>
+      </w:r>
+      <w:r>
+        <w:t xml:space="preserve">avisa a los administradores de las reservas confirmadas que empiezan en menos de 2 horas y siguen sin operario (una vez por reserva); la ruta interna</w:t>
+      </w:r>
+      <w:r>
+        <w:t xml:space="preserve"> </w:t>
+      </w:r>
+      <w:r>
+        <w:rPr>
+          <w:i/>
+          <w:iCs/>
+        </w:rPr>
+        <w:t xml:space="preserve">POST /internal/v1/notifications/app-update</w:t>
+      </w:r>
+      <w:r>
+        <w:t xml:space="preserve">, que llama</w:t>
+      </w:r>
+      <w:r>
+        <w:t xml:space="preserve"> </w:t>
+      </w:r>
+      <w:r>
+        <w:rPr>
+          <w:i/>
+          <w:iCs/>
+        </w:rPr>
+        <w:t xml:space="preserve">deploy/publish-apk.sh</w:t>
+      </w:r>
+      <w:r>
+        <w:t xml:space="preserve">, avisa por push que hay una versión nueva de la aplicación; desde el 21 de octubre de 2026, ServiceNotStarted y ServiceNotFinished (</w:t>
+      </w:r>
+      <w:r>
+        <w:rPr>
+          <w:i/>
+          <w:iCs/>
+        </w:rPr>
+        <w:t xml:space="preserve">execution.service_not_started</w:t>
+      </w:r>
+      <w:r>
+        <w:t xml:space="preserve"> </w:t>
+      </w:r>
+      <w:r>
+        <w:t xml:space="preserve">y</w:t>
+      </w:r>
+      <w:r>
+        <w:t xml:space="preserve"> </w:t>
+      </w:r>
+      <w:r>
+        <w:rPr>
+          <w:i/>
+          <w:iCs/>
+        </w:rPr>
+        <w:t xml:space="preserve">execution.service_not_finished</w:t>
+      </w:r>
+      <w:r>
+        <w:t xml:space="preserve">) generan</w:t>
+      </w:r>
+      <w:r>
+        <w:t xml:space="preserve"> </w:t>
+      </w:r>
+      <w:r>
+        <w:rPr>
+          <w:i/>
+          <w:iCs/>
+        </w:rPr>
+        <w:t xml:space="preserve">OPERATOR_SERVICE_NOT_REGISTERED</w:t>
+      </w:r>
+      <w:r>
+        <w:t xml:space="preserve"> </w:t>
+      </w:r>
+      <w:r>
+        <w:t xml:space="preserve">para el operario ("¿Atendiste este servicio?") y</w:t>
+      </w:r>
+      <w:r>
+        <w:t xml:space="preserve"> </w:t>
+      </w:r>
+      <w:r>
+        <w:rPr>
+          <w:i/>
+          <w:iCs/>
+        </w:rPr>
+        <w:t xml:space="preserve">ADMIN_SERVICE_NOT_REGISTERED</w:t>
+      </w:r>
+      <w:r>
+        <w:t xml:space="preserve"> </w:t>
+      </w:r>
+      <w:r>
+        <w:t xml:space="preserve">para cada administrador activo ("Servicio sin registrar"), solo en la bandeja y en push, con los tipos sembrados en el changelog 041, y un campo</w:t>
+      </w:r>
+      <w:r>
+        <w:t xml:space="preserve"> </w:t>
+      </w:r>
+      <w:r>
+        <w:rPr>
+          <w:i/>
+          <w:iCs/>
+        </w:rPr>
+        <w:t xml:space="preserve">null</w:t>
+      </w:r>
+      <w:r>
+        <w:t xml:space="preserve"> </w:t>
+      </w:r>
+      <w:r>
+        <w:t xml:space="preserve">en el payload de un evento se ignora en lugar de mandar el mensaje entero a la DLQ.</w:t>
+      </w:r>
+      <w:r>
+        <w:t xml:space="preserve"> </w:t>
+      </w:r>
+      <w:r>
+        <w:rPr>
+          <w:b/>
+          <w:bCs/>
+        </w:rPr>
         <w:t xml:space="preserve">Configuración:</w:t>
       </w:r>
       <w:r>
@@ -20579,8 +22869,8 @@
         <w:t xml:space="preserve">MESSAGING_ENABLED, PUSH_ENABLED, MAIL_ENABLED, INTERNAL_API_KEY, REMINDERS_ENABLED, REMINDER_LEADS y REMINDER_CHECK_INTERVAL.</w:t>
       </w:r>
     </w:p>
-    <w:bookmarkEnd w:id="74"/>
-    <w:bookmarkStart w:id="75" w:name="X498016a05b5ac926db246cf0d64bed175be5368"/>
+    <w:bookmarkEnd w:id="63"/>
+    <w:bookmarkStart w:id="64" w:name="X498016a05b5ac926db246cf0d64bed175be5368"/>
     <w:p>
       <w:pPr>
         <w:pStyle w:val="Heading3"/>
@@ -20881,8 +23171,8 @@
         <w:t xml:space="preserve">para el conteo de reservas sin operario (si operations-service no responde, aplican la misma regla con los datos que tienen). En la app, además, el formulario de reserva del administrador guarda el operario y el estado elegidos, la barra de puntos del cliente queda completa cuando no queda nada por desbloquear y no muestra "0% OFF", el operario ve "—" en la calificación cuando no tiene calificaciones y su inicio no repite el contador "En progreso", la pestaña de roles dice que los tres roles son fijos y los permisos son de referencia, y los avisos nuevos abren la pantalla de servicios del operario o el inicio del administrador.</w:t>
       </w:r>
     </w:p>
-    <w:bookmarkEnd w:id="75"/>
-    <w:bookmarkStart w:id="79" w:name="X8d05ee315f0ada1ca7abf761a53ac6ac931c934"/>
+    <w:bookmarkEnd w:id="64"/>
+    <w:bookmarkStart w:id="68" w:name="X8d05ee315f0ada1ca7abf761a53ac6ac931c934"/>
     <w:p>
       <w:pPr>
         <w:pStyle w:val="Heading3"/>
@@ -21154,20 +23444,20 @@
       <w:r>
         <w:drawing>
           <wp:inline>
-            <wp:extent cx="5334000" cy="974173"/>
+            <wp:extent cx="5334000" cy="1267648"/>
             <wp:effectExtent b="0" l="0" r="0" t="0"/>
-            <wp:docPr descr="" title="" id="77" name="Picture"/>
+            <wp:docPr descr="Diagrama" title="" id="66" name="Picture"/>
             <a:graphic>
               <a:graphicData uri="http://schemas.openxmlformats.org/drawingml/2006/picture">
                 <pic:pic>
                   <pic:nvPicPr>
-                    <pic:cNvPr descr="diagrama-2.png" id="78" name="Picture"/>
+                    <pic:cNvPr descr="C:/Users/MERARI~1/AppData/Local/Temp/claude/C--Users-MERARI-URBANO-Lavado-Vehicular/fbac9d65-987c-4365-8841-0c86e8c3ca54/scratchpad/mermaid/ES-2.png" id="67" name="Picture"/>
                     <pic:cNvPicPr>
                       <a:picLocks noChangeArrowheads="1" noChangeAspect="1"/>
                     </pic:cNvPicPr>
                   </pic:nvPicPr>
                   <pic:blipFill>
-                    <a:blip r:embed="rId76"/>
+                    <a:blip r:embed="rId65"/>
                     <a:stretch>
                       <a:fillRect/>
                     </a:stretch>
@@ -21175,7 +23465,7 @@
                   <pic:spPr bwMode="auto">
                     <a:xfrm>
                       <a:off x="0" y="0"/>
-                      <a:ext cx="5334000" cy="974173"/>
+                      <a:ext cx="5334000" cy="1267648"/>
                     </a:xfrm>
                     <a:prstGeom prst="rect">
                       <a:avLst/>
@@ -21286,9 +23576,9 @@
         <w:t xml:space="preserve">de operations-service (sección 12.4). Una reserva confirmada con operario que nadie registró no cambia de estado sola: la resuelve el administrador desde "Por cerrar" (Se atendió → IN_PROGRESS → COMPLETED, o No asistió).</w:t>
       </w:r>
     </w:p>
-    <w:bookmarkEnd w:id="79"/>
-    <w:bookmarkEnd w:id="80"/>
-    <w:bookmarkStart w:id="87" w:name="X80317fcf918be39c19e1ca08085df0c1151753e"/>
+    <w:bookmarkEnd w:id="68"/>
+    <w:bookmarkEnd w:id="69"/>
+    <w:bookmarkStart w:id="76" w:name="X80317fcf918be39c19e1ca08085df0c1151753e"/>
     <w:p>
       <w:pPr>
         <w:pStyle w:val="Heading2"/>
@@ -21363,7 +23653,7 @@
         <w:t xml:space="preserve">en el entorno Development.</w:t>
       </w:r>
     </w:p>
-    <w:bookmarkStart w:id="81" w:name="Xc1c1e27dfded9a5532efd1b8890f40777ce12b2"/>
+    <w:bookmarkStart w:id="70" w:name="Xc1c1e27dfded9a5532efd1b8890f40777ce12b2"/>
     <w:p>
       <w:pPr>
         <w:pStyle w:val="Heading3"/>
@@ -21663,8 +23953,8 @@
         <w:t xml:space="preserve">; el gateway no las enruta.</w:t>
       </w:r>
     </w:p>
-    <w:bookmarkEnd w:id="81"/>
-    <w:bookmarkStart w:id="82" w:name="Xa0dcf3599d324def821e8c2b0e9b76a2b4582ee"/>
+    <w:bookmarkEnd w:id="70"/>
+    <w:bookmarkStart w:id="71" w:name="Xa0dcf3599d324def821e8c2b0e9b76a2b4582ee"/>
     <w:p>
       <w:pPr>
         <w:pStyle w:val="Heading3"/>
@@ -21836,8 +24126,8 @@
         <w:t xml:space="preserve">) antes de pasar cualquier petición a los demás servicios, con la respuesta guardada 30 segundos por token (sección 9.2). Todo servicio valida la firma, el emisor y la audiencia con el mismo secreto.</w:t>
       </w:r>
     </w:p>
-    <w:bookmarkEnd w:id="82"/>
-    <w:bookmarkStart w:id="84" w:name="X689eaf3c7cf75b7581ad9d6d763df8ed6d35c46"/>
+    <w:bookmarkEnd w:id="71"/>
+    <w:bookmarkStart w:id="73" w:name="X689eaf3c7cf75b7581ad9d6d763df8ed6d35c46"/>
     <w:p>
       <w:pPr>
         <w:pStyle w:val="Heading3"/>
@@ -23914,7 +26204,17 @@
               <w:pStyle w:val="Compact"/>
             </w:pPr>
             <w:r>
-              <w:t xml:space="preserve">Reservas con operario que terminaron sin registrarse (NOT_STARTED o NOT_FINISHED); por defecto, la última semana.</w:t>
+              <w:t xml:space="preserve">Reservas con operario que terminaron sin registrarse (NOT_STARTED o NOT_FINISHED); por defecto, los últimos 28 días (</w:t>
+            </w:r>
+            <w:r>
+              <w:rPr>
+                <w:i/>
+                <w:iCs/>
+              </w:rPr>
+              <w:t xml:space="preserve">FOLLOW_UP_LOOK_BACK_DAYS</w:t>
+            </w:r>
+            <w:r>
+              <w:t xml:space="preserve">).</w:t>
             </w:r>
           </w:p>
         </w:tc>
@@ -25255,6 +27555,62 @@
               <w:pStyle w:val="Compact"/>
             </w:pPr>
             <w:r>
+              <w:t xml:space="preserve">/internal/v1/payments/bookings/{bookingId}/reported</w:t>
+            </w:r>
+          </w:p>
+        </w:tc>
+        <w:tc>
+          <w:tcPr/>
+          <w:p>
+            <w:pPr>
+              <w:pStyle w:val="Compact"/>
+            </w:pPr>
+            <w:r>
+              <w:t xml:space="preserve">Llave interna</w:t>
+            </w:r>
+          </w:p>
+        </w:tc>
+        <w:tc>
+          <w:tcPr/>
+          <w:p>
+            <w:pPr>
+              <w:pStyle w:val="Compact"/>
+            </w:pPr>
+            <w:r>
+              <w:t xml:space="preserve">Desde el 26 de octubre de 2026, payment-service: si la reserva tiene un pago IN_REVIEW o APPROVED (</w:t>
+            </w:r>
+            <w:r>
+              <w:rPr>
+                <w:i/>
+                <w:iCs/>
+              </w:rPr>
+              <w:t xml:space="preserve">{"bookingId":123,"reported":true}</w:t>
+            </w:r>
+            <w:r>
+              <w:t xml:space="preserve">); solo la llama booking-service antes de cancelar por falta de pago.</w:t>
+            </w:r>
+          </w:p>
+        </w:tc>
+      </w:tr>
+      <w:tr>
+        <w:tc>
+          <w:tcPr/>
+          <w:p>
+            <w:pPr>
+              <w:pStyle w:val="Compact"/>
+            </w:pPr>
+            <w:r>
+              <w:t xml:space="preserve">GET</w:t>
+            </w:r>
+          </w:p>
+        </w:tc>
+        <w:tc>
+          <w:tcPr/>
+          <w:p>
+            <w:pPr>
+              <w:pStyle w:val="Compact"/>
+            </w:pPr>
+            <w:r>
               <w:t xml:space="preserve">/actuator/health</w:t>
             </w:r>
           </w:p>
@@ -25301,7 +27657,7 @@
         <w:t xml:space="preserve">Elaborado por los autores a partir de los controladores de los servicios y de la documentación de los servicios.</w:t>
       </w:r>
     </w:p>
-    <w:bookmarkStart w:id="83" w:name="X89e11b7958078437b80c96b7eaa0e877331b2db"/>
+    <w:bookmarkStart w:id="72" w:name="X89e11b7958078437b80c96b7eaa0e877331b2db"/>
     <w:p>
       <w:pPr>
         <w:pStyle w:val="Heading4"/>
@@ -25401,7 +27757,16 @@
         <w:rPr>
           <w:rStyle w:val="VerbatimChar"/>
         </w:rPr>
-        <w:t xml:space="preserve">  "notes": "Revisar la tapicería"</w:t>
+        <w:t xml:space="preserve">  "notes": "Revisar la tapicería",</w:t>
+      </w:r>
+      <w:r>
+        <w:br/>
+      </w:r>
+      <w:r>
+        <w:rPr>
+          <w:rStyle w:val="VerbatimChar"/>
+        </w:rPr>
+        <w:t xml:space="preserve">  "paymentMode": "DIGITAL"</w:t>
       </w:r>
       <w:r>
         <w:br/>
@@ -25676,6 +28041,118 @@
           </w:p>
         </w:tc>
       </w:tr>
+      <w:tr>
+        <w:tc>
+          <w:tcPr/>
+          <w:p>
+            <w:pPr>
+              <w:pStyle w:val="Compact"/>
+            </w:pPr>
+            <w:r>
+              <w:t xml:space="preserve">El cliente no envió</w:t>
+            </w:r>
+            <w:r>
+              <w:t xml:space="preserve"> </w:t>
+            </w:r>
+            <w:r>
+              <w:rPr>
+                <w:i/>
+                <w:iCs/>
+              </w:rPr>
+              <w:t xml:space="preserve">paymentMode</w:t>
+            </w:r>
+            <w:r>
+              <w:t xml:space="preserve"> </w:t>
+            </w:r>
+            <w:r>
+              <w:t xml:space="preserve">o no es</w:t>
+            </w:r>
+            <w:r>
+              <w:t xml:space="preserve"> </w:t>
+            </w:r>
+            <w:r>
+              <w:rPr>
+                <w:i/>
+                <w:iCs/>
+              </w:rPr>
+              <w:t xml:space="preserve">DIGITAL</w:t>
+            </w:r>
+            <w:r>
+              <w:t xml:space="preserve"> </w:t>
+            </w:r>
+            <w:r>
+              <w:t xml:space="preserve">ni</w:t>
+            </w:r>
+            <w:r>
+              <w:t xml:space="preserve"> </w:t>
+            </w:r>
+            <w:r>
+              <w:rPr>
+                <w:i/>
+                <w:iCs/>
+              </w:rPr>
+              <w:t xml:space="preserve">CASH</w:t>
+            </w:r>
+            <w:r>
+              <w:t xml:space="preserve"> </w:t>
+            </w:r>
+            <w:r>
+              <w:t xml:space="preserve">(desde el 26 de octubre de 2026)</w:t>
+            </w:r>
+          </w:p>
+        </w:tc>
+        <w:tc>
+          <w:tcPr/>
+          <w:p>
+            <w:pPr>
+              <w:pStyle w:val="Compact"/>
+            </w:pPr>
+            <w:r>
+              <w:t xml:space="preserve">400 INVALID_PAYMENT_MODE.</w:t>
+            </w:r>
+          </w:p>
+        </w:tc>
+      </w:tr>
+      <w:tr>
+        <w:tc>
+          <w:tcPr/>
+          <w:p>
+            <w:pPr>
+              <w:pStyle w:val="Compact"/>
+            </w:pPr>
+            <w:r>
+              <w:t xml:space="preserve">El cliente ya tiene</w:t>
+            </w:r>
+            <w:r>
+              <w:t xml:space="preserve"> </w:t>
+            </w:r>
+            <w:r>
+              <w:rPr>
+                <w:i/>
+                <w:iCs/>
+              </w:rPr>
+              <w:t xml:space="preserve">BOOKING_CASH_ACTIVE_LIMIT</w:t>
+            </w:r>
+            <w:r>
+              <w:t xml:space="preserve"> </w:t>
+            </w:r>
+            <w:r>
+              <w:t xml:space="preserve">reservas activas en efectivo</w:t>
+            </w:r>
+          </w:p>
+        </w:tc>
+        <w:tc>
+          <w:tcPr/>
+          <w:p>
+            <w:pPr>
+              <w:pStyle w:val="Compact"/>
+            </w:pPr>
+            <w:r>
+              <w:t xml:space="preserve">409 CASH_BOOKING_LIMIT.</w:t>
+            </w:r>
+          </w:p>
+        </w:tc>
+      </w:tr>
     </w:tbl>
     <w:p>
       <w:pPr>
@@ -25695,9 +28172,9 @@
         <w:t xml:space="preserve">Códigos tomados del archivo de traducción de la aplicación web y de la documentación de booking-service.</w:t>
       </w:r>
     </w:p>
-    <w:bookmarkEnd w:id="83"/>
-    <w:bookmarkEnd w:id="84"/>
-    <w:bookmarkStart w:id="85" w:name="X7727c82f2869687db87aa8953b4885a396c08d9"/>
+    <w:bookmarkEnd w:id="72"/>
+    <w:bookmarkEnd w:id="73"/>
+    <w:bookmarkStart w:id="74" w:name="X7727c82f2869687db87aa8953b4885a396c08d9"/>
     <w:p>
       <w:pPr>
         <w:pStyle w:val="Heading3"/>
@@ -26367,7 +28844,100 @@
               <w:pStyle w:val="Compact"/>
             </w:pPr>
             <w:r>
-              <w:t xml:space="preserve">Publicado (también cuando el sistema cancela una reserva vencida)</w:t>
+              <w:t xml:space="preserve">Publicado; lleva</w:t>
+            </w:r>
+            <w:r>
+              <w:t xml:space="preserve"> </w:t>
+            </w:r>
+            <w:r>
+              <w:rPr>
+                <w:i/>
+                <w:iCs/>
+              </w:rPr>
+              <w:t xml:space="preserve">reason</w:t>
+            </w:r>
+            <w:r>
+              <w:t xml:space="preserve"> </w:t>
+            </w:r>
+            <w:r>
+              <w:t xml:space="preserve">y, desde el 24 de octubre de 2026,</w:t>
+            </w:r>
+            <w:r>
+              <w:t xml:space="preserve"> </w:t>
+            </w:r>
+            <w:r>
+              <w:rPr>
+                <w:i/>
+                <w:iCs/>
+              </w:rPr>
+              <w:t xml:space="preserve">reasonCode</w:t>
+            </w:r>
+          </w:p>
+        </w:tc>
+      </w:tr>
+      <w:tr>
+        <w:tc>
+          <w:tcPr/>
+          <w:p>
+            <w:pPr>
+              <w:pStyle w:val="Compact"/>
+            </w:pPr>
+            <w:r>
+              <w:t xml:space="preserve">BookingStatusChanged</w:t>
+            </w:r>
+          </w:p>
+        </w:tc>
+        <w:tc>
+          <w:tcPr/>
+          <w:p>
+            <w:pPr>
+              <w:pStyle w:val="Compact"/>
+            </w:pPr>
+            <w:r>
+              <w:t xml:space="preserve">booking.status_changed</w:t>
+            </w:r>
+          </w:p>
+        </w:tc>
+        <w:tc>
+          <w:tcPr/>
+          <w:p>
+            <w:pPr>
+              <w:pStyle w:val="Compact"/>
+            </w:pPr>
+            <w:r>
+              <w:t xml:space="preserve">booking-service</w:t>
+            </w:r>
+          </w:p>
+        </w:tc>
+        <w:tc>
+          <w:tcPr/>
+          <w:p>
+            <w:pPr>
+              <w:pStyle w:val="Compact"/>
+            </w:pPr>
+            <w:r>
+              <w:t xml:space="preserve">notification-service</w:t>
+            </w:r>
+          </w:p>
+        </w:tc>
+        <w:tc>
+          <w:tcPr/>
+          <w:p>
+            <w:pPr>
+              <w:pStyle w:val="Compact"/>
+            </w:pPr>
+            <w:r>
+              <w:t xml:space="preserve">Publicado cuando el administrador cambia el estado (desde el 23 de octubre de 2026); con IN_PROGRESS, COMPLETED o NO_SHOW cancela los recordatorios y NO_SHOW tiene su aviso (</w:t>
+            </w:r>
+            <w:r>
+              <w:rPr>
+                <w:i/>
+                <w:iCs/>
+              </w:rPr>
+              <w:t xml:space="preserve">BOOKING_NO_SHOW</w:t>
+            </w:r>
+            <w:r>
+              <w:t xml:space="preserve">, desde el 24 de octubre)</w:t>
             </w:r>
           </w:p>
         </w:tc>
@@ -26437,6 +29007,63 @@
               <w:pStyle w:val="Compact"/>
             </w:pPr>
             <w:r>
+              <w:t xml:space="preserve">OperatorUnassigned</w:t>
+            </w:r>
+          </w:p>
+        </w:tc>
+        <w:tc>
+          <w:tcPr/>
+          <w:p>
+            <w:pPr>
+              <w:pStyle w:val="Compact"/>
+            </w:pPr>
+            <w:r>
+              <w:t xml:space="preserve">execution.operator_unassigned</w:t>
+            </w:r>
+          </w:p>
+        </w:tc>
+        <w:tc>
+          <w:tcPr/>
+          <w:p>
+            <w:pPr>
+              <w:pStyle w:val="Compact"/>
+            </w:pPr>
+            <w:r>
+              <w:t xml:space="preserve">operations-service</w:t>
+            </w:r>
+          </w:p>
+        </w:tc>
+        <w:tc>
+          <w:tcPr/>
+          <w:p>
+            <w:pPr>
+              <w:pStyle w:val="Compact"/>
+            </w:pPr>
+            <w:r>
+              <w:t xml:space="preserve">notification-service</w:t>
+            </w:r>
+          </w:p>
+        </w:tc>
+        <w:tc>
+          <w:tcPr/>
+          <w:p>
+            <w:pPr>
+              <w:pStyle w:val="Compact"/>
+            </w:pPr>
+            <w:r>
+              <w:t xml:space="preserve">Publicado desde el 24 de octubre de 2026 cuando una reserva reprogramada queda sin operario libre: avisa al operario liberado y a los administradores</w:t>
+            </w:r>
+          </w:p>
+        </w:tc>
+      </w:tr>
+      <w:tr>
+        <w:tc>
+          <w:tcPr/>
+          <w:p>
+            <w:pPr>
+              <w:pStyle w:val="Compact"/>
+            </w:pPr>
+            <w:r>
               <w:t xml:space="preserve">ServiceStarted</w:t>
             </w:r>
           </w:p>
@@ -26665,18 +29292,18 @@
               <w:pStyle w:val="Compact"/>
             </w:pPr>
             <w:r>
-              <w:t xml:space="preserve">PaymentConfirmed, PaymentRejected, PaymentRefunded</w:t>
-            </w:r>
-          </w:p>
-        </w:tc>
-        <w:tc>
-          <w:tcPr/>
-          <w:p>
-            <w:pPr>
-              <w:pStyle w:val="Compact"/>
-            </w:pPr>
-            <w:r>
-              <w:t xml:space="preserve">payment.confirmed, payment.rejected, payment.refunded</w:t>
+              <w:t xml:space="preserve">PaymentReported</w:t>
+            </w:r>
+          </w:p>
+        </w:tc>
+        <w:tc>
+          <w:tcPr/>
+          <w:p>
+            <w:pPr>
+              <w:pStyle w:val="Compact"/>
+            </w:pPr>
+            <w:r>
+              <w:t xml:space="preserve">payment.reported</w:t>
             </w:r>
           </w:p>
         </w:tc>
@@ -26698,6 +29325,120 @@
               <w:pStyle w:val="Compact"/>
             </w:pPr>
             <w:r>
+              <w:t xml:space="preserve">booking-service</w:t>
+            </w:r>
+          </w:p>
+        </w:tc>
+        <w:tc>
+          <w:tcPr/>
+          <w:p>
+            <w:pPr>
+              <w:pStyle w:val="Compact"/>
+            </w:pPr>
+            <w:r>
+              <w:t xml:space="preserve">Publicado desde el 26 de octubre de 2026, al reportar un pago con comprobante</w:t>
+            </w:r>
+          </w:p>
+        </w:tc>
+      </w:tr>
+      <w:tr>
+        <w:tc>
+          <w:tcPr/>
+          <w:p>
+            <w:pPr>
+              <w:pStyle w:val="Compact"/>
+            </w:pPr>
+            <w:r>
+              <w:t xml:space="preserve">PaymentConfirmed</w:t>
+            </w:r>
+          </w:p>
+        </w:tc>
+        <w:tc>
+          <w:tcPr/>
+          <w:p>
+            <w:pPr>
+              <w:pStyle w:val="Compact"/>
+            </w:pPr>
+            <w:r>
+              <w:t xml:space="preserve">payment.confirmed</w:t>
+            </w:r>
+          </w:p>
+        </w:tc>
+        <w:tc>
+          <w:tcPr/>
+          <w:p>
+            <w:pPr>
+              <w:pStyle w:val="Compact"/>
+            </w:pPr>
+            <w:r>
+              <w:t xml:space="preserve">payment-service</w:t>
+            </w:r>
+          </w:p>
+        </w:tc>
+        <w:tc>
+          <w:tcPr/>
+          <w:p>
+            <w:pPr>
+              <w:pStyle w:val="Compact"/>
+            </w:pPr>
+            <w:r>
+              <w:t xml:space="preserve">notification-service; booking-service desde el 26 de octubre de 2026</w:t>
+            </w:r>
+          </w:p>
+        </w:tc>
+        <w:tc>
+          <w:tcPr/>
+          <w:p>
+            <w:pPr>
+              <w:pStyle w:val="Compact"/>
+            </w:pPr>
+            <w:r>
+              <w:t xml:space="preserve">Publicado</w:t>
+            </w:r>
+          </w:p>
+        </w:tc>
+      </w:tr>
+      <w:tr>
+        <w:tc>
+          <w:tcPr/>
+          <w:p>
+            <w:pPr>
+              <w:pStyle w:val="Compact"/>
+            </w:pPr>
+            <w:r>
+              <w:t xml:space="preserve">PaymentRejected, PaymentRefunded</w:t>
+            </w:r>
+          </w:p>
+        </w:tc>
+        <w:tc>
+          <w:tcPr/>
+          <w:p>
+            <w:pPr>
+              <w:pStyle w:val="Compact"/>
+            </w:pPr>
+            <w:r>
+              <w:t xml:space="preserve">payment.rejected, payment.refunded</w:t>
+            </w:r>
+          </w:p>
+        </w:tc>
+        <w:tc>
+          <w:tcPr/>
+          <w:p>
+            <w:pPr>
+              <w:pStyle w:val="Compact"/>
+            </w:pPr>
+            <w:r>
+              <w:t xml:space="preserve">payment-service</w:t>
+            </w:r>
+          </w:p>
+        </w:tc>
+        <w:tc>
+          <w:tcPr/>
+          <w:p>
+            <w:pPr>
+              <w:pStyle w:val="Compact"/>
+            </w:pPr>
+            <w:r>
               <w:t xml:space="preserve">notification-service</w:t>
             </w:r>
           </w:p>
@@ -26869,18 +29610,18 @@
               <w:pStyle w:val="Compact"/>
             </w:pPr>
             <w:r>
-              <w:t xml:space="preserve">notification-service (enlazado)</w:t>
-            </w:r>
-          </w:p>
-        </w:tc>
-        <w:tc>
-          <w:tcPr/>
-          <w:p>
-            <w:pPr>
-              <w:pStyle w:val="Compact"/>
-            </w:pPr>
-            <w:r>
-              <w:t xml:space="preserve">No publicado</w:t>
+              <w:t xml:space="preserve">—</w:t>
+            </w:r>
+          </w:p>
+        </w:tc>
+        <w:tc>
+          <w:tcPr/>
+          <w:p>
+            <w:pPr>
+              <w:pStyle w:val="Compact"/>
+            </w:pPr>
+            <w:r>
+              <w:t xml:space="preserve">No publicado; desde el 24 de octubre de 2026 notification-service ya no lo escucha (H-12)</w:t>
             </w:r>
           </w:p>
         </w:tc>
@@ -26911,7 +29652,68 @@
         <w:t xml:space="preserve">.dlq</w:t>
       </w:r>
       <w:r>
-        <w:t xml:space="preserve">); publicación después del commit, sin Outbox. Cada evento que genera una notificación lleva el identificador de usuario del destinatario (</w:t>
+        <w:t xml:space="preserve">); publicación después del commit, sin Outbox. Desde el 24 de octubre de 2026 operations-service consume de</w:t>
+      </w:r>
+      <w:r>
+        <w:t xml:space="preserve"> </w:t>
+      </w:r>
+      <w:r>
+        <w:rPr>
+          <w:i/>
+          <w:iCs/>
+        </w:rPr>
+        <w:t xml:space="preserve">operations-service.booking-confirmed</w:t>
+      </w:r>
+      <w:r>
+        <w:t xml:space="preserve"> </w:t>
+      </w:r>
+      <w:r>
+        <w:t xml:space="preserve">con su</w:t>
+      </w:r>
+      <w:r>
+        <w:t xml:space="preserve"> </w:t>
+      </w:r>
+      <w:r>
+        <w:rPr>
+          <w:i/>
+          <w:iCs/>
+        </w:rPr>
+        <w:t xml:space="preserve">.dlq</w:t>
+      </w:r>
+      <w:r>
+        <w:t xml:space="preserve"> </w:t>
+      </w:r>
+      <w:r>
+        <w:t xml:space="preserve">(la cola vieja</w:t>
+      </w:r>
+      <w:r>
+        <w:t xml:space="preserve"> </w:t>
+      </w:r>
+      <w:r>
+        <w:rPr>
+          <w:i/>
+          <w:iCs/>
+        </w:rPr>
+        <w:t xml:space="preserve">operations-service.events</w:t>
+      </w:r>
+      <w:r>
+        <w:t xml:space="preserve"> </w:t>
+      </w:r>
+      <w:r>
+        <w:t xml:space="preserve">se vacía y se borra al arrancar) y publica con confirmación del broker; notification-service guarda en la tabla</w:t>
+      </w:r>
+      <w:r>
+        <w:t xml:space="preserve"> </w:t>
+      </w:r>
+      <w:r>
+        <w:rPr>
+          <w:i/>
+          <w:iCs/>
+        </w:rPr>
+        <w:t xml:space="preserve">pending_delivery</w:t>
+      </w:r>
+      <w:r>
+        <w:t xml:space="preserve">, en la misma transacción, el correo y la push que envía después del commit, y los reintenta (1, 2, 4… minutos, máximo 1 hora, hasta 5 intentos). Cada evento que genera una notificación lleva el identificador de usuario del destinatario (</w:t>
       </w:r>
       <w:r>
         <w:rPr>
@@ -26937,11 +29739,117 @@
         <w:t xml:space="preserve">operatorUserId</w:t>
       </w:r>
       <w:r>
-        <w:t xml:space="preserve">), de modo que notification-service no consulta otros servicios (ADR-011).</w:t>
-      </w:r>
-    </w:p>
-    <w:bookmarkEnd w:id="85"/>
-    <w:bookmarkStart w:id="86" w:name="Xef10381537be6a9cf6b6ae4fdf4b46128f3df3e"/>
+        <w:t xml:space="preserve">), de modo que notification-service no consulta otros servicios (ADR-011). Desde el 26 de octubre de 2026 booking-service consume de</w:t>
+      </w:r>
+      <w:r>
+        <w:t xml:space="preserve"> </w:t>
+      </w:r>
+      <w:r>
+        <w:rPr>
+          <w:i/>
+          <w:iCs/>
+        </w:rPr>
+        <w:t xml:space="preserve">booking.payment-events</w:t>
+      </w:r>
+      <w:r>
+        <w:t xml:space="preserve"> </w:t>
+      </w:r>
+      <w:r>
+        <w:t xml:space="preserve">(llaves</w:t>
+      </w:r>
+      <w:r>
+        <w:t xml:space="preserve"> </w:t>
+      </w:r>
+      <w:r>
+        <w:rPr>
+          <w:i/>
+          <w:iCs/>
+        </w:rPr>
+        <w:t xml:space="preserve">payment.reported</w:t>
+      </w:r>
+      <w:r>
+        <w:t xml:space="preserve"> </w:t>
+      </w:r>
+      <w:r>
+        <w:t xml:space="preserve">y</w:t>
+      </w:r>
+      <w:r>
+        <w:t xml:space="preserve"> </w:t>
+      </w:r>
+      <w:r>
+        <w:rPr>
+          <w:i/>
+          <w:iCs/>
+        </w:rPr>
+        <w:t xml:space="preserve">payment.confirmed</w:t>
+      </w:r>
+      <w:r>
+        <w:t xml:space="preserve">), con su cola de mensajes muertos</w:t>
+      </w:r>
+      <w:r>
+        <w:t xml:space="preserve"> </w:t>
+      </w:r>
+      <w:r>
+        <w:rPr>
+          <w:i/>
+          <w:iCs/>
+        </w:rPr>
+        <w:t xml:space="preserve">booking.payment-events.dlq</w:t>
+      </w:r>
+      <w:r>
+        <w:t xml:space="preserve"> </w:t>
+      </w:r>
+      <w:r>
+        <w:t xml:space="preserve">por el exchange</w:t>
+      </w:r>
+      <w:r>
+        <w:t xml:space="preserve"> </w:t>
+      </w:r>
+      <w:r>
+        <w:rPr>
+          <w:i/>
+          <w:iCs/>
+        </w:rPr>
+        <w:t xml:space="preserve">carwash.events.dlx</w:t>
+      </w:r>
+      <w:r>
+        <w:t xml:space="preserve">. Como no hay Outbox, un</w:t>
+      </w:r>
+      <w:r>
+        <w:t xml:space="preserve"> </w:t>
+      </w:r>
+      <w:r>
+        <w:rPr>
+          <w:i/>
+          <w:iCs/>
+        </w:rPr>
+        <w:t xml:space="preserve">payment.reported</w:t>
+      </w:r>
+      <w:r>
+        <w:t xml:space="preserve"> </w:t>
+      </w:r>
+      <w:r>
+        <w:t xml:space="preserve">puede perderse; por eso</w:t>
+      </w:r>
+      <w:r>
+        <w:t xml:space="preserve"> </w:t>
+      </w:r>
+      <w:r>
+        <w:rPr>
+          <w:i/>
+          <w:iCs/>
+        </w:rPr>
+        <w:t xml:space="preserve">PaymentDeadlineJob</w:t>
+      </w:r>
+      <w:r>
+        <w:t xml:space="preserve"> </w:t>
+      </w:r>
+      <w:r>
+        <w:t xml:space="preserve">confirma con payment-service antes de cancelar (AC-89).</w:t>
+      </w:r>
+    </w:p>
+    <w:bookmarkEnd w:id="74"/>
+    <w:bookmarkStart w:id="75" w:name="Xef10381537be6a9cf6b6ae4fdf4b46128f3df3e"/>
     <w:p>
       <w:pPr>
         <w:pStyle w:val="Heading3"/>
@@ -27058,12 +29966,12 @@
         <w:t xml:space="preserve"> </w:t>
       </w:r>
       <w:r>
-        <w:t xml:space="preserve">recorren los flujos completos contra los contenedores.</w:t>
-      </w:r>
-    </w:p>
-    <w:bookmarkEnd w:id="86"/>
-    <w:bookmarkEnd w:id="87"/>
-    <w:bookmarkStart w:id="95" w:name="X13763f5b47a434d63b6f92e6a94a2da9af9682c"/>
+        <w:t xml:space="preserve">recorren los flujos completos contra los contenedores; corren solo en local, porque el CI solo revisa su sintaxis.</w:t>
+      </w:r>
+    </w:p>
+    <w:bookmarkEnd w:id="75"/>
+    <w:bookmarkEnd w:id="76"/>
+    <w:bookmarkStart w:id="84" w:name="X13763f5b47a434d63b6f92e6a94a2da9af9682c"/>
     <w:p>
       <w:pPr>
         <w:pStyle w:val="Heading2"/>
@@ -27080,7 +29988,7 @@
         <w:t xml:space="preserve">La política de seguridad del proyecto se basa en la defensa en profundidad, el mínimo privilegio, los valores seguros por defecto, la seguridad desde el diseño y la confianza cero, y su lista de verificación sigue el OWASP Top 10 (OWASP Foundation, 2021).</w:t>
       </w:r>
     </w:p>
-    <w:bookmarkStart w:id="88" w:name="Xc6b400e46db74759cd95431194f97a1b35bb22f"/>
+    <w:bookmarkStart w:id="77" w:name="Xc6b400e46db74759cd95431194f97a1b35bb22f"/>
     <w:p>
       <w:pPr>
         <w:pStyle w:val="Heading3"/>
@@ -27386,7 +30294,56 @@
               <w:t xml:space="preserve">SessionCheckFilter</w:t>
             </w:r>
             <w:r>
-              <w:t xml:space="preserve">, respuesta guardada 30 segundos por token; si security-service no responde, la petición sigue).</w:t>
+              <w:t xml:space="preserve">, respuesta guardada 30 segundos por token; si security-service no responde, la petición sigue: riesgo aceptado D-02). Desde el 24 de octubre de 2026 el filtro revisa toda petición con</w:t>
+            </w:r>
+            <w:r>
+              <w:t xml:space="preserve"> </w:t>
+            </w:r>
+            <w:r>
+              <w:rPr>
+                <w:i/>
+                <w:iCs/>
+              </w:rPr>
+              <w:t xml:space="preserve">Authorization</w:t>
+            </w:r>
+            <w:r>
+              <w:t xml:space="preserve">, con cualquier esquema (</w:t>
+            </w:r>
+            <w:r>
+              <w:rPr>
+                <w:i/>
+                <w:iCs/>
+              </w:rPr>
+              <w:t xml:space="preserve">bearer</w:t>
+            </w:r>
+            <w:r>
+              <w:t xml:space="preserve">,</w:t>
+            </w:r>
+            <w:r>
+              <w:t xml:space="preserve"> </w:t>
+            </w:r>
+            <w:r>
+              <w:rPr>
+                <w:i/>
+                <w:iCs/>
+              </w:rPr>
+              <w:t xml:space="preserve">Bearer</w:t>
+            </w:r>
+            <w:r>
+              <w:t xml:space="preserve">,</w:t>
+            </w:r>
+            <w:r>
+              <w:t xml:space="preserve"> </w:t>
+            </w:r>
+            <w:r>
+              <w:rPr>
+                <w:i/>
+                <w:iCs/>
+              </w:rPr>
+              <w:t xml:space="preserve">BEARER</w:t>
+            </w:r>
+            <w:r>
+              <w:t xml:space="preserve">), y el cierre de sesión borra la caché en todas sus variantes (SEC-01).</w:t>
             </w:r>
           </w:p>
         </w:tc>
@@ -27410,8 +30367,8 @@
         <w:t xml:space="preserve">Fuente: configuración y código de security-service y ADR-006.</w:t>
       </w:r>
     </w:p>
-    <w:bookmarkEnd w:id="88"/>
-    <w:bookmarkStart w:id="89" w:name="X13c0d5e4189444b7085ecc4c1cb24f7becbaefb"/>
+    <w:bookmarkEnd w:id="77"/>
+    <w:bookmarkStart w:id="78" w:name="X13c0d5e4189444b7085ecc4c1cb24f7becbaefb"/>
     <w:p>
       <w:pPr>
         <w:pStyle w:val="Heading3"/>
@@ -27528,8 +30485,8 @@
         <w:t xml:space="preserve">; si la llave está vacía, las rutas permanecen cerradas.</w:t>
       </w:r>
     </w:p>
-    <w:bookmarkEnd w:id="89"/>
-    <w:bookmarkStart w:id="90" w:name="X0153b224e7b6f47e6b7d0e2f02322fc8efd9a8f"/>
+    <w:bookmarkEnd w:id="78"/>
+    <w:bookmarkStart w:id="79" w:name="X0153b224e7b6f47e6b7d0e2f02322fc8efd9a8f"/>
     <w:p>
       <w:pPr>
         <w:pStyle w:val="Heading3"/>
@@ -27618,8 +30575,8 @@
         <w:t xml:space="preserve">Los precios, los totales, los descuentos y las horas de finalización nunca vienen del cliente.</w:t>
       </w:r>
     </w:p>
-    <w:bookmarkEnd w:id="90"/>
-    <w:bookmarkStart w:id="91" w:name="X6212f0ca8b96d02f9d3b9219d33f0137d7310e1"/>
+    <w:bookmarkEnd w:id="79"/>
+    <w:bookmarkStart w:id="80" w:name="X6212f0ca8b96d02f9d3b9219d33f0137d7310e1"/>
     <w:p>
       <w:pPr>
         <w:pStyle w:val="Heading3"/>
@@ -27815,8 +30772,8 @@
         <w:t xml:space="preserve">.</w:t>
       </w:r>
     </w:p>
-    <w:bookmarkEnd w:id="91"/>
-    <w:bookmarkStart w:id="92" w:name="Xb5d22207c9823b22d080dfcfa8522949f3bf4d6"/>
+    <w:bookmarkEnd w:id="80"/>
+    <w:bookmarkStart w:id="81" w:name="Xb5d22207c9823b22d080dfcfa8522949f3bf4d6"/>
     <w:p>
       <w:pPr>
         <w:pStyle w:val="Heading3"/>
@@ -28127,7 +31084,93 @@
               <w:pStyle w:val="Compact"/>
             </w:pPr>
             <w:r>
-              <w:t xml:space="preserve">Token de una hora; el token de una sesión cerrada deja de servir; bloqueo temporal por intentos fallidos; sin límite de solicitudes en el gateway.</w:t>
+              <w:t xml:space="preserve">Token de una hora; el token de una sesión cerrada deja de servir con cualquier esquema; bloqueo temporal por intentos fallidos, también del código de recuperación y de la contraseña actual; límite de 60 peticiones por minuto por IP en</w:t>
+            </w:r>
+            <w:r>
+              <w:t xml:space="preserve"> </w:t>
+            </w:r>
+            <w:r>
+              <w:rPr>
+                <w:i/>
+                <w:iCs/>
+              </w:rPr>
+              <w:t xml:space="preserve">/api/v1/auth/*</w:t>
+            </w:r>
+            <w:r>
+              <w:t xml:space="preserve"> </w:t>
+            </w:r>
+            <w:r>
+              <w:t xml:space="preserve">con la IP real del cliente (desde el 24 de octubre de 2026); consentimiento exigido en el registro.</w:t>
+            </w:r>
+          </w:p>
+        </w:tc>
+        <w:tc>
+          <w:tcPr/>
+          <w:p>
+            <w:pPr>
+              <w:pStyle w:val="Compact"/>
+            </w:pPr>
+            <w:r>
+              <w:t xml:space="preserve">Aplicado</w:t>
+            </w:r>
+          </w:p>
+        </w:tc>
+      </w:tr>
+      <w:tr>
+        <w:tc>
+          <w:tcPr/>
+          <w:p>
+            <w:pPr>
+              <w:pStyle w:val="Compact"/>
+            </w:pPr>
+            <w:r>
+              <w:t xml:space="preserve">A08 Fallas de integridad del software y de los datos</w:t>
+            </w:r>
+          </w:p>
+        </w:tc>
+        <w:tc>
+          <w:tcPr/>
+          <w:p>
+            <w:pPr>
+              <w:pStyle w:val="Compact"/>
+            </w:pPr>
+            <w:r>
+              <w:t xml:space="preserve">Versiones fijas; validación de los mensajes; mensajes no válidos a la DLQ.</w:t>
+            </w:r>
+          </w:p>
+        </w:tc>
+        <w:tc>
+          <w:tcPr/>
+          <w:p>
+            <w:pPr>
+              <w:pStyle w:val="Compact"/>
+            </w:pPr>
+            <w:r>
+              <w:t xml:space="preserve">Aplicado</w:t>
+            </w:r>
+          </w:p>
+        </w:tc>
+      </w:tr>
+      <w:tr>
+        <w:tc>
+          <w:tcPr/>
+          <w:p>
+            <w:pPr>
+              <w:pStyle w:val="Compact"/>
+            </w:pPr>
+            <w:r>
+              <w:t xml:space="preserve">A09 Fallas de registro y monitoreo de seguridad</w:t>
+            </w:r>
+          </w:p>
+        </w:tc>
+        <w:tc>
+          <w:tcPr/>
+          <w:p>
+            <w:pPr>
+              <w:pStyle w:val="Compact"/>
+            </w:pPr>
+            <w:r>
+              <w:t xml:space="preserve">Registros sin datos personales y con identificador de correlación; auditoría no poblada.</w:t>
             </w:r>
           </w:p>
         </w:tc>
@@ -28151,18 +31194,18 @@
               <w:pStyle w:val="Compact"/>
             </w:pPr>
             <w:r>
-              <w:t xml:space="preserve">A08 Fallas de integridad del software y de los datos</w:t>
-            </w:r>
-          </w:p>
-        </w:tc>
-        <w:tc>
-          <w:tcPr/>
-          <w:p>
-            <w:pPr>
-              <w:pStyle w:val="Compact"/>
-            </w:pPr>
-            <w:r>
-              <w:t xml:space="preserve">Versiones fijas; validación de los mensajes; mensajes no válidos a la DLQ.</w:t>
+              <w:t xml:space="preserve">A10 Falsificación de solicitudes del lado del servidor</w:t>
+            </w:r>
+          </w:p>
+        </w:tc>
+        <w:tc>
+          <w:tcPr/>
+          <w:p>
+            <w:pPr>
+              <w:pStyle w:val="Compact"/>
+            </w:pPr>
+            <w:r>
+              <w:t xml:space="preserve">Los servicios solo llaman a direcciones internas configuradas.</w:t>
             </w:r>
           </w:p>
         </w:tc>
@@ -28178,76 +31221,6 @@
           </w:p>
         </w:tc>
       </w:tr>
-      <w:tr>
-        <w:tc>
-          <w:tcPr/>
-          <w:p>
-            <w:pPr>
-              <w:pStyle w:val="Compact"/>
-            </w:pPr>
-            <w:r>
-              <w:t xml:space="preserve">A09 Fallas de registro y monitoreo de seguridad</w:t>
-            </w:r>
-          </w:p>
-        </w:tc>
-        <w:tc>
-          <w:tcPr/>
-          <w:p>
-            <w:pPr>
-              <w:pStyle w:val="Compact"/>
-            </w:pPr>
-            <w:r>
-              <w:t xml:space="preserve">Registros sin datos personales y con identificador de correlación; auditoría no poblada.</w:t>
-            </w:r>
-          </w:p>
-        </w:tc>
-        <w:tc>
-          <w:tcPr/>
-          <w:p>
-            <w:pPr>
-              <w:pStyle w:val="Compact"/>
-            </w:pPr>
-            <w:r>
-              <w:t xml:space="preserve">Parcial</w:t>
-            </w:r>
-          </w:p>
-        </w:tc>
-      </w:tr>
-      <w:tr>
-        <w:tc>
-          <w:tcPr/>
-          <w:p>
-            <w:pPr>
-              <w:pStyle w:val="Compact"/>
-            </w:pPr>
-            <w:r>
-              <w:t xml:space="preserve">A10 Falsificación de solicitudes del lado del servidor</w:t>
-            </w:r>
-          </w:p>
-        </w:tc>
-        <w:tc>
-          <w:tcPr/>
-          <w:p>
-            <w:pPr>
-              <w:pStyle w:val="Compact"/>
-            </w:pPr>
-            <w:r>
-              <w:t xml:space="preserve">Los servicios solo llaman a direcciones internas configuradas.</w:t>
-            </w:r>
-          </w:p>
-        </w:tc>
-        <w:tc>
-          <w:tcPr/>
-          <w:p>
-            <w:pPr>
-              <w:pStyle w:val="Compact"/>
-            </w:pPr>
-            <w:r>
-              <w:t xml:space="preserve">Aplicado</w:t>
-            </w:r>
-          </w:p>
-        </w:tc>
-      </w:tr>
     </w:tbl>
     <w:p>
       <w:pPr>
@@ -28267,8 +31240,8 @@
         <w:t xml:space="preserve">Elaborado por los autores a partir de la política de seguridad y del código.</w:t>
       </w:r>
     </w:p>
-    <w:bookmarkEnd w:id="92"/>
-    <w:bookmarkStart w:id="93" w:name="X563bd585c057acf505f635523f125155a46e5d4"/>
+    <w:bookmarkEnd w:id="81"/>
+    <w:bookmarkStart w:id="82" w:name="X563bd585c057acf505f635523f125155a46e5d4"/>
     <w:p>
       <w:pPr>
         <w:pStyle w:val="Heading3"/>
@@ -28391,8 +31364,8 @@
         <w:t xml:space="preserve">los omite para que no lleguen a los registros.</w:t>
       </w:r>
     </w:p>
-    <w:bookmarkEnd w:id="93"/>
-    <w:bookmarkStart w:id="94" w:name="X7c4f5e5cd0694e75a491bdca6076753b0ac3a9b"/>
+    <w:bookmarkEnd w:id="82"/>
+    <w:bookmarkStart w:id="83" w:name="X7c4f5e5cd0694e75a491bdca6076753b0ac3a9b"/>
     <w:p>
       <w:pPr>
         <w:pStyle w:val="Heading3"/>
@@ -28434,7 +31407,20 @@
         </w:numPr>
       </w:pPr>
       <w:r>
-        <w:t xml:space="preserve">Sin límite de solicitudes en el gateway; el bloqueo de cuentas solo frena los intentos sobre una misma cuenta.</w:t>
+        <w:t xml:space="preserve">El límite de solicitudes cubre solo</w:t>
+      </w:r>
+      <w:r>
+        <w:t xml:space="preserve"> </w:t>
+      </w:r>
+      <w:r>
+        <w:rPr>
+          <w:i/>
+          <w:iCs/>
+        </w:rPr>
+        <w:t xml:space="preserve">/api/v1/auth/*</w:t>
+      </w:r>
+      <w:r>
+        <w:t xml:space="preserve">, vive en la memoria del gateway (por réplica) y no agrupa IPv6 por /64; el resto de la API no tiene límite.</w:t>
       </w:r>
     </w:p>
     <w:p>
@@ -28501,9 +31487,9 @@
         <w:t xml:space="preserve">Campos de presentación y de descuento de una promoción que ninguna restricción mantiene coherentes (ADR-015).</w:t>
       </w:r>
     </w:p>
-    <w:bookmarkEnd w:id="94"/>
-    <w:bookmarkEnd w:id="95"/>
-    <w:bookmarkStart w:id="99" w:name="Xb0d403725a415abf60be976e765e65d012012d4"/>
+    <w:bookmarkEnd w:id="83"/>
+    <w:bookmarkEnd w:id="84"/>
+    <w:bookmarkStart w:id="89" w:name="Xb0d403725a415abf60be976e765e65d012012d4"/>
     <w:p>
       <w:pPr>
         <w:pStyle w:val="Heading2"/>
@@ -28512,7 +31498,7 @@
         <w:t xml:space="preserve">15. Control de Versiones</w:t>
       </w:r>
     </w:p>
-    <w:bookmarkStart w:id="96" w:name="Xfc762bd56fd8a3ed7f4fd73028032a96c2a982f"/>
+    <w:bookmarkStart w:id="85" w:name="Xfc762bd56fd8a3ed7f4fd73028032a96c2a982f"/>
     <w:p>
       <w:pPr>
         <w:pStyle w:val="Heading3"/>
@@ -28539,6 +31525,19 @@
         <w:t xml:space="preserve">feature/*</w:t>
       </w:r>
       <w:r>
+        <w:t xml:space="preserve">,</w:t>
+      </w:r>
+      <w:r>
+        <w:t xml:space="preserve"> </w:t>
+      </w:r>
+      <w:r>
+        <w:rPr>
+          <w:i/>
+          <w:iCs/>
+        </w:rPr>
+        <w:t xml:space="preserve">feat/*</w:t>
+      </w:r>
+      <w:r>
         <w:t xml:space="preserve"> </w:t>
       </w:r>
       <w:r>
@@ -28552,7 +31551,7 @@
           <w:i/>
           <w:iCs/>
         </w:rPr>
-        <w:t xml:space="preserve">feat/*</w:t>
+        <w:t xml:space="preserve">fix/*</w:t>
       </w:r>
       <w:r>
         <w:t xml:space="preserve"> </w:t>
@@ -28590,7 +31589,7 @@
         <w:t xml:space="preserve"> </w:t>
       </w:r>
       <w:r>
-        <w:t xml:space="preserve">guarda las versiones estables y, en el momento de esta revisión, está detrás de</w:t>
+        <w:t xml:space="preserve">guarda las versiones estables. El 23 de octubre de 2026 se pasó</w:t>
       </w:r>
       <w:r>
         <w:t xml:space="preserve"> </w:t>
@@ -28606,7 +31605,97 @@
         <w:t xml:space="preserve"> </w:t>
       </w:r>
       <w:r>
-        <w:t xml:space="preserve">en los servicios del backend. Los commits siguen el formato</w:t>
+        <w:t xml:space="preserve">a</w:t>
+      </w:r>
+      <w:r>
+        <w:t xml:space="preserve"> </w:t>
+      </w:r>
+      <w:r>
+        <w:rPr>
+          <w:i/>
+          <w:iCs/>
+        </w:rPr>
+        <w:t xml:space="preserve">main</w:t>
+      </w:r>
+      <w:r>
+        <w:t xml:space="preserve"> </w:t>
+      </w:r>
+      <w:r>
+        <w:t xml:space="preserve">y se etiquetó</w:t>
+      </w:r>
+      <w:r>
+        <w:t xml:space="preserve"> </w:t>
+      </w:r>
+      <w:r>
+        <w:rPr>
+          <w:i/>
+          <w:iCs/>
+        </w:rPr>
+        <w:t xml:space="preserve">v1.0.0</w:t>
+      </w:r>
+      <w:r>
+        <w:t xml:space="preserve"> </w:t>
+      </w:r>
+      <w:r>
+        <w:t xml:space="preserve">en 8 repositorios (web, api-gateway, security, customer, booking, operations, notification e infra); payment-service la tuvo el 24 de octubre (PR #2 fusionado), y ese mismo día</w:t>
+      </w:r>
+      <w:r>
+        <w:t xml:space="preserve"> </w:t>
+      </w:r>
+      <w:r>
+        <w:rPr>
+          <w:i/>
+          <w:iCs/>
+        </w:rPr>
+        <w:t xml:space="preserve">develop</w:t>
+      </w:r>
+      <w:r>
+        <w:t xml:space="preserve"> </w:t>
+      </w:r>
+      <w:r>
+        <w:t xml:space="preserve">volvió a avanzar con los arreglos de la auditoría. Esos arreglos salieron el 26 de octubre de 2026 en</w:t>
+      </w:r>
+      <w:r>
+        <w:t xml:space="preserve"> </w:t>
+      </w:r>
+      <w:r>
+        <w:rPr>
+          <w:i/>
+          <w:iCs/>
+        </w:rPr>
+        <w:t xml:space="preserve">v1.1.0</w:t>
+      </w:r>
+      <w:r>
+        <w:t xml:space="preserve">, en los 10 repositorios, incluida la app móvil, cuya primera versión es esta (PR #1 «Release v1.1.0»). Ese mismo día salió</w:t>
+      </w:r>
+      <w:r>
+        <w:t xml:space="preserve"> </w:t>
+      </w:r>
+      <w:r>
+        <w:rPr>
+          <w:i/>
+          <w:iCs/>
+        </w:rPr>
+        <w:t xml:space="preserve">v1.1.1</w:t>
+      </w:r>
+      <w:r>
+        <w:t xml:space="preserve"> </w:t>
+      </w:r>
+      <w:r>
+        <w:t xml:space="preserve">en la web y la app móvil (términos y condiciones en tercera persona, con el apartado del informe de inspección y sus fotografías), en payment-service (conteo de pruebas del README) y en infra (payment-service se despliega desde</w:t>
+      </w:r>
+      <w:r>
+        <w:t xml:space="preserve"> </w:t>
+      </w:r>
+      <w:r>
+        <w:rPr>
+          <w:i/>
+          <w:iCs/>
+        </w:rPr>
+        <w:t xml:space="preserve">main</w:t>
+      </w:r>
+      <w:r>
+        <w:t xml:space="preserve">, como los demás). Los commits siguen el formato</w:t>
       </w:r>
       <w:r>
         <w:t xml:space="preserve"> </w:t>
@@ -28651,8 +31740,8 @@
         <w:t xml:space="preserve">.</w:t>
       </w:r>
     </w:p>
-    <w:bookmarkEnd w:id="96"/>
-    <w:bookmarkStart w:id="97" w:name="X0d81f1ed4381f06598bd2eff9caf9a1b16fefdd"/>
+    <w:bookmarkEnd w:id="85"/>
+    <w:bookmarkStart w:id="86" w:name="X0d81f1ed4381f06598bd2eff9caf9a1b16fefdd"/>
     <w:p>
       <w:pPr>
         <w:pStyle w:val="Heading3"/>
@@ -28669,8 +31758,8 @@
         <w:t xml:space="preserve">El esquema se versiona con Liquibase: cada cambio es un changeset con un identificador y un autor, y Liquibase guarda una suma de comprobación. Los changesets son inmutables y solo avanzan; un cambio posterior se registra en un changeset nuevo.</w:t>
       </w:r>
     </w:p>
-    <w:bookmarkEnd w:id="97"/>
-    <w:bookmarkStart w:id="98" w:name="X2c4818ec85e0f39b5865e86856defd23cfa22fe"/>
+    <w:bookmarkEnd w:id="86"/>
+    <w:bookmarkStart w:id="87" w:name="X2c4818ec85e0f39b5865e86856defd23cfa22fe"/>
     <w:p>
       <w:pPr>
         <w:pStyle w:val="Heading3"/>
@@ -29312,9 +32401,967 @@
         <w:t xml:space="preserve">de la documentación.</w:t>
       </w:r>
     </w:p>
-    <w:bookmarkEnd w:id="98"/>
-    <w:bookmarkEnd w:id="99"/>
-    <w:bookmarkStart w:id="108" w:name="X691387749e89fa9fb1df46fcccbad5749f40988"/>
+    <w:bookmarkEnd w:id="87"/>
+    <w:bookmarkStart w:id="88" w:name="X25602494ff828533feeab09b5c30bdc8adbc759"/>
+    <w:p>
+      <w:pPr>
+        <w:pStyle w:val="Heading3"/>
+      </w:pPr>
+      <w:r>
+        <w:t xml:space="preserve">15.4 Integración y Despliegue Continuos</w:t>
+      </w:r>
+    </w:p>
+    <w:p>
+      <w:pPr>
+        <w:pStyle w:val="FirstParagraph"/>
+      </w:pPr>
+      <w:r>
+        <w:rPr>
+          <w:b/>
+          <w:bCs/>
+        </w:rPr>
+        <w:t xml:space="preserve">Integración continua.</w:t>
+      </w:r>
+      <w:r>
+        <w:t xml:space="preserve"> </w:t>
+      </w:r>
+      <w:r>
+        <w:t xml:space="preserve">Cada uno de los 10 repositorios de código tiene</w:t>
+      </w:r>
+      <w:r>
+        <w:t xml:space="preserve"> </w:t>
+      </w:r>
+      <w:r>
+        <w:rPr>
+          <w:i/>
+          <w:iCs/>
+        </w:rPr>
+        <w:t xml:space="preserve">.github/workflows/ci.yml</w:t>
+      </w:r>
+      <w:r>
+        <w:t xml:space="preserve">, que corre en cada push o pull request a</w:t>
+      </w:r>
+      <w:r>
+        <w:t xml:space="preserve"> </w:t>
+      </w:r>
+      <w:r>
+        <w:rPr>
+          <w:i/>
+          <w:iCs/>
+        </w:rPr>
+        <w:t xml:space="preserve">develop</w:t>
+      </w:r>
+      <w:r>
+        <w:t xml:space="preserve"> </w:t>
+      </w:r>
+      <w:r>
+        <w:t xml:space="preserve">y</w:t>
+      </w:r>
+      <w:r>
+        <w:t xml:space="preserve"> </w:t>
+      </w:r>
+      <w:r>
+        <w:rPr>
+          <w:i/>
+          <w:iCs/>
+        </w:rPr>
+        <w:t xml:space="preserve">main</w:t>
+      </w:r>
+      <w:r>
+        <w:t xml:space="preserve">:</w:t>
+      </w:r>
+      <w:r>
+        <w:t xml:space="preserve"> </w:t>
+      </w:r>
+      <w:r>
+        <w:rPr>
+          <w:i/>
+          <w:iCs/>
+        </w:rPr>
+        <w:t xml:space="preserve">./mvnw verify</w:t>
+      </w:r>
+      <w:r>
+        <w:t xml:space="preserve"> </w:t>
+      </w:r>
+      <w:r>
+        <w:t xml:space="preserve">en los servicios Java y el gateway,</w:t>
+      </w:r>
+      <w:r>
+        <w:t xml:space="preserve"> </w:t>
+      </w:r>
+      <w:r>
+        <w:rPr>
+          <w:i/>
+          <w:iCs/>
+        </w:rPr>
+        <w:t xml:space="preserve">dotnet build</w:t>
+      </w:r>
+      <w:r>
+        <w:t xml:space="preserve"> </w:t>
+      </w:r>
+      <w:r>
+        <w:t xml:space="preserve">y</w:t>
+      </w:r>
+      <w:r>
+        <w:t xml:space="preserve"> </w:t>
+      </w:r>
+      <w:r>
+        <w:rPr>
+          <w:i/>
+          <w:iCs/>
+        </w:rPr>
+        <w:t xml:space="preserve">dotnet test</w:t>
+      </w:r>
+      <w:r>
+        <w:t xml:space="preserve"> </w:t>
+      </w:r>
+      <w:r>
+        <w:t xml:space="preserve">en payment-service, la compilación de producción y</w:t>
+      </w:r>
+      <w:r>
+        <w:t xml:space="preserve"> </w:t>
+      </w:r>
+      <w:r>
+        <w:rPr>
+          <w:i/>
+          <w:iCs/>
+        </w:rPr>
+        <w:t xml:space="preserve">ng test</w:t>
+      </w:r>
+      <w:r>
+        <w:t xml:space="preserve"> </w:t>
+      </w:r>
+      <w:r>
+        <w:t xml:space="preserve">en la web,</w:t>
+      </w:r>
+      <w:r>
+        <w:t xml:space="preserve"> </w:t>
+      </w:r>
+      <w:r>
+        <w:rPr>
+          <w:i/>
+          <w:iCs/>
+        </w:rPr>
+        <w:t xml:space="preserve">tsc --noEmit</w:t>
+      </w:r>
+      <w:r>
+        <w:t xml:space="preserve"> </w:t>
+      </w:r>
+      <w:r>
+        <w:t xml:space="preserve">y</w:t>
+      </w:r>
+      <w:r>
+        <w:t xml:space="preserve"> </w:t>
+      </w:r>
+      <w:r>
+        <w:rPr>
+          <w:i/>
+          <w:iCs/>
+        </w:rPr>
+        <w:t xml:space="preserve">npm test -- --ci</w:t>
+      </w:r>
+      <w:r>
+        <w:t xml:space="preserve"> </w:t>
+      </w:r>
+      <w:r>
+        <w:t xml:space="preserve">en la app móvil, y</w:t>
+      </w:r>
+      <w:r>
+        <w:t xml:space="preserve"> </w:t>
+      </w:r>
+      <w:r>
+        <w:rPr>
+          <w:i/>
+          <w:iCs/>
+        </w:rPr>
+        <w:t xml:space="preserve">shellcheck</w:t>
+      </w:r>
+      <w:r>
+        <w:t xml:space="preserve">,</w:t>
+      </w:r>
+      <w:r>
+        <w:t xml:space="preserve"> </w:t>
+      </w:r>
+      <w:r>
+        <w:rPr>
+          <w:i/>
+          <w:iCs/>
+        </w:rPr>
+        <w:t xml:space="preserve">actionlint</w:t>
+      </w:r>
+      <w:r>
+        <w:t xml:space="preserve">,</w:t>
+      </w:r>
+      <w:r>
+        <w:t xml:space="preserve"> </w:t>
+      </w:r>
+      <w:r>
+        <w:rPr>
+          <w:i/>
+          <w:iCs/>
+        </w:rPr>
+        <w:t xml:space="preserve">docker compose config</w:t>
+      </w:r>
+      <w:r>
+        <w:t xml:space="preserve"> </w:t>
+      </w:r>
+      <w:r>
+        <w:t xml:space="preserve">y la sintaxis de</w:t>
+      </w:r>
+      <w:r>
+        <w:t xml:space="preserve"> </w:t>
+      </w:r>
+      <w:r>
+        <w:rPr>
+          <w:i/>
+          <w:iCs/>
+        </w:rPr>
+        <w:t xml:space="preserve">e2e/</w:t>
+      </w:r>
+      <w:r>
+        <w:t xml:space="preserve"> </w:t>
+      </w:r>
+      <w:r>
+        <w:t xml:space="preserve">y</w:t>
+      </w:r>
+      <w:r>
+        <w:t xml:space="preserve"> </w:t>
+      </w:r>
+      <w:r>
+        <w:rPr>
+          <w:i/>
+          <w:iCs/>
+        </w:rPr>
+        <w:t xml:space="preserve">e2e/remote/</w:t>
+      </w:r>
+      <w:r>
+        <w:t xml:space="preserve"> </w:t>
+      </w:r>
+      <w:r>
+        <w:t xml:space="preserve">en</w:t>
+      </w:r>
+      <w:r>
+        <w:t xml:space="preserve"> </w:t>
+      </w:r>
+      <w:r>
+        <w:rPr>
+          <w:i/>
+          <w:iCs/>
+        </w:rPr>
+        <w:t xml:space="preserve">lavarapido-infra</w:t>
+      </w:r>
+      <w:r>
+        <w:t xml:space="preserve">. Al 24 de octubre de 2026 la última corrida de</w:t>
+      </w:r>
+      <w:r>
+        <w:t xml:space="preserve"> </w:t>
+      </w:r>
+      <w:r>
+        <w:rPr>
+          <w:i/>
+          <w:iCs/>
+        </w:rPr>
+        <w:t xml:space="preserve">develop</w:t>
+      </w:r>
+      <w:r>
+        <w:t xml:space="preserve"> </w:t>
+      </w:r>
+      <w:r>
+        <w:t xml:space="preserve">está en verde en los 10. La rama</w:t>
+      </w:r>
+      <w:r>
+        <w:t xml:space="preserve"> </w:t>
+      </w:r>
+      <w:r>
+        <w:rPr>
+          <w:i/>
+          <w:iCs/>
+        </w:rPr>
+        <w:t xml:space="preserve">main</w:t>
+      </w:r>
+      <w:r>
+        <w:t xml:space="preserve"> </w:t>
+      </w:r>
+      <w:r>
+        <w:t xml:space="preserve">tiene protección (revisión obligatoria y CI) en los repositorios de Brayan Cabrera, customer y booking; payment-service y la app móvil no tienen protección y</w:t>
+      </w:r>
+      <w:r>
+        <w:t xml:space="preserve"> </w:t>
+      </w:r>
+      <w:r>
+        <w:rPr>
+          <w:i/>
+          <w:iCs/>
+        </w:rPr>
+        <w:t xml:space="preserve">develop</w:t>
+      </w:r>
+      <w:r>
+        <w:t xml:space="preserve"> </w:t>
+      </w:r>
+      <w:r>
+        <w:t xml:space="preserve">no está protegida en ninguno.</w:t>
+      </w:r>
+    </w:p>
+    <w:p>
+      <w:pPr>
+        <w:pStyle w:val="BodyText"/>
+      </w:pPr>
+      <w:r>
+        <w:rPr>
+          <w:b/>
+          <w:bCs/>
+        </w:rPr>
+        <w:t xml:space="preserve">Despliegue.</w:t>
+      </w:r>
+      <w:r>
+        <w:t xml:space="preserve"> </w:t>
+      </w:r>
+      <w:r>
+        <w:t xml:space="preserve">El servidor de Azure se actualiza con</w:t>
+      </w:r>
+      <w:r>
+        <w:t xml:space="preserve"> </w:t>
+      </w:r>
+      <w:r>
+        <w:rPr>
+          <w:i/>
+          <w:iCs/>
+        </w:rPr>
+        <w:t xml:space="preserve">deploy/update-server.sh</w:t>
+      </w:r>
+      <w:r>
+        <w:t xml:space="preserve"> </w:t>
+      </w:r>
+      <w:r>
+        <w:t xml:space="preserve">(respaldo,</w:t>
+      </w:r>
+      <w:r>
+        <w:t xml:space="preserve"> </w:t>
+      </w:r>
+      <w:r>
+        <w:rPr>
+          <w:i/>
+          <w:iCs/>
+        </w:rPr>
+        <w:t xml:space="preserve">git pull</w:t>
+      </w:r>
+      <w:r>
+        <w:t xml:space="preserve"> </w:t>
+      </w:r>
+      <w:r>
+        <w:t xml:space="preserve">de cada repositorio,</w:t>
+      </w:r>
+      <w:r>
+        <w:t xml:space="preserve"> </w:t>
+      </w:r>
+      <w:r>
+        <w:rPr>
+          <w:i/>
+          <w:iCs/>
+        </w:rPr>
+        <w:t xml:space="preserve">docker compose up -d --build</w:t>
+      </w:r>
+      <w:r>
+        <w:t xml:space="preserve">). Desde el 24 de octubre de 2026, antes de reconstruir guarda la versión que corre como</w:t>
+      </w:r>
+      <w:r>
+        <w:t xml:space="preserve"> </w:t>
+      </w:r>
+      <w:r>
+        <w:rPr>
+          <w:i/>
+          <w:iCs/>
+        </w:rPr>
+        <w:t xml:space="preserve">:prev</w:t>
+      </w:r>
+      <w:r>
+        <w:t xml:space="preserve">, después espera hasta 8 minutos a que los 11 contenedores queden sanos, reinicia Caddy si cambió su</w:t>
+      </w:r>
+      <w:r>
+        <w:t xml:space="preserve"> </w:t>
+      </w:r>
+      <w:r>
+        <w:rPr>
+          <w:i/>
+          <w:iCs/>
+        </w:rPr>
+        <w:t xml:space="preserve">Caddyfile</w:t>
+      </w:r>
+      <w:r>
+        <w:t xml:space="preserve"> </w:t>
+      </w:r>
+      <w:r>
+        <w:t xml:space="preserve">y, si todo quedó sano, limpia las imágenes sin uso;</w:t>
+      </w:r>
+      <w:r>
+        <w:t xml:space="preserve"> </w:t>
+      </w:r>
+      <w:r>
+        <w:rPr>
+          <w:i/>
+          <w:iCs/>
+        </w:rPr>
+        <w:t xml:space="preserve">deploy/rollback.sh</w:t>
+      </w:r>
+      <w:r>
+        <w:t xml:space="preserve"> </w:t>
+      </w:r>
+      <w:r>
+        <w:t xml:space="preserve">vuelve a</w:t>
+      </w:r>
+      <w:r>
+        <w:t xml:space="preserve"> </w:t>
+      </w:r>
+      <w:r>
+        <w:rPr>
+          <w:i/>
+          <w:iCs/>
+        </w:rPr>
+        <w:t xml:space="preserve">:prev</w:t>
+      </w:r>
+      <w:r>
+        <w:t xml:space="preserve"> </w:t>
+      </w:r>
+      <w:r>
+        <w:t xml:space="preserve">sin compilar, y</w:t>
+      </w:r>
+      <w:r>
+        <w:t xml:space="preserve"> </w:t>
+      </w:r>
+      <w:r>
+        <w:rPr>
+          <w:i/>
+          <w:iCs/>
+        </w:rPr>
+        <w:t xml:space="preserve">setup-server.sh</w:t>
+      </w:r>
+      <w:r>
+        <w:t xml:space="preserve"> </w:t>
+      </w:r>
+      <w:r>
+        <w:t xml:space="preserve">nunca baja de versión (</w:t>
+      </w:r>
+      <w:r>
+        <w:rPr>
+          <w:i/>
+          <w:iCs/>
+        </w:rPr>
+        <w:t xml:space="preserve">merge-base --is-ancestor</w:t>
+      </w:r>
+      <w:r>
+        <w:t xml:space="preserve">;</w:t>
+      </w:r>
+      <w:r>
+        <w:t xml:space="preserve"> </w:t>
+      </w:r>
+      <w:r>
+        <w:rPr>
+          <w:i/>
+          <w:iCs/>
+        </w:rPr>
+        <w:t xml:space="preserve">ALLOW_DOWNGRADE=1</w:t>
+      </w:r>
+      <w:r>
+        <w:t xml:space="preserve"> </w:t>
+      </w:r>
+      <w:r>
+        <w:t xml:space="preserve">lo permite a propósito). Ese día se desplegó</w:t>
+      </w:r>
+      <w:r>
+        <w:t xml:space="preserve"> </w:t>
+      </w:r>
+      <w:r>
+        <w:rPr>
+          <w:i/>
+          <w:iCs/>
+        </w:rPr>
+        <w:t xml:space="preserve">develop</w:t>
+      </w:r>
+      <w:r>
+        <w:t xml:space="preserve"> </w:t>
+      </w:r>
+      <w:r>
+        <w:t xml:space="preserve">en dos corridas por SSH (la segunda con</w:t>
+      </w:r>
+      <w:r>
+        <w:t xml:space="preserve"> </w:t>
+      </w:r>
+      <w:r>
+        <w:rPr>
+          <w:i/>
+          <w:iCs/>
+        </w:rPr>
+        <w:t xml:space="preserve">BRANCH=develop</w:t>
+      </w:r>
+      <w:r>
+        <w:t xml:space="preserve">, que hizo falta hasta</w:t>
+      </w:r>
+      <w:r>
+        <w:t xml:space="preserve"> </w:t>
+      </w:r>
+      <w:r>
+        <w:rPr>
+          <w:i/>
+          <w:iCs/>
+        </w:rPr>
+        <w:t xml:space="preserve">v1.1.0</w:t>
+      </w:r>
+      <w:r>
+        <w:t xml:space="preserve">): 11 contenedores sanos y las migraciones 044, 045, 113, 047, 116, 022 y 023 aplicadas (Documento de Despliegue, sección 1.3.9). En</w:t>
+      </w:r>
+      <w:r>
+        <w:t xml:space="preserve"> </w:t>
+      </w:r>
+      <w:r>
+        <w:rPr>
+          <w:i/>
+          <w:iCs/>
+        </w:rPr>
+        <w:t xml:space="preserve">main</w:t>
+      </w:r>
+      <w:r>
+        <w:t xml:space="preserve"> </w:t>
+      </w:r>
+      <w:r>
+        <w:t xml:space="preserve">(</w:t>
+      </w:r>
+      <w:r>
+        <w:rPr>
+          <w:i/>
+          <w:iCs/>
+        </w:rPr>
+        <w:t xml:space="preserve">v1.0.0</w:t>
+      </w:r>
+      <w:r>
+        <w:t xml:space="preserve">) también está el flujo manual "Desplegar en Azure" (</w:t>
+      </w:r>
+      <w:r>
+        <w:rPr>
+          <w:i/>
+          <w:iCs/>
+        </w:rPr>
+        <w:t xml:space="preserve">deploy.yml</w:t>
+      </w:r>
+      <w:r>
+        <w:t xml:space="preserve">), que entra por SSH con una llave limitada a</w:t>
+      </w:r>
+      <w:r>
+        <w:t xml:space="preserve"> </w:t>
+      </w:r>
+      <w:r>
+        <w:rPr>
+          <w:i/>
+          <w:iCs/>
+        </w:rPr>
+        <w:t xml:space="preserve">deploy/ci-deploy.sh</w:t>
+      </w:r>
+      <w:r>
+        <w:t xml:space="preserve">; al 24 de octubre de 2026 no se ha ejecutado nunca y el repositorio no tiene sus secretos.</w:t>
+      </w:r>
+    </w:p>
+    <w:p>
+      <w:pPr>
+        <w:pStyle w:val="BodyText"/>
+      </w:pPr>
+      <w:r>
+        <w:rPr>
+          <w:b/>
+          <w:bCs/>
+        </w:rPr>
+        <w:t xml:space="preserve">Despliegue continuo (fusionado en</w:t>
+      </w:r>
+      <w:r>
+        <w:rPr>
+          <w:b/>
+          <w:bCs/>
+        </w:rPr>
+        <w:t xml:space="preserve"> </w:t>
+      </w:r>
+      <w:r>
+        <w:rPr>
+          <w:b/>
+          <w:bCs/>
+          <w:i/>
+          <w:iCs/>
+        </w:rPr>
+        <w:t xml:space="preserve">develop</w:t>
+      </w:r>
+      <w:r>
+        <w:rPr>
+          <w:b/>
+          <w:bCs/>
+        </w:rPr>
+        <w:t xml:space="preserve"> </w:t>
+      </w:r>
+      <w:r>
+        <w:rPr>
+          <w:b/>
+          <w:bCs/>
+        </w:rPr>
+        <w:t xml:space="preserve">el 24 de octubre de 2026, sin secretos).</w:t>
+      </w:r>
+      <w:r>
+        <w:t xml:space="preserve"> </w:t>
+      </w:r>
+      <w:r>
+        <w:rPr>
+          <w:i/>
+          <w:iCs/>
+        </w:rPr>
+        <w:t xml:space="preserve">lavarapido-infra</w:t>
+      </w:r>
+      <w:r>
+        <w:t xml:space="preserve"> </w:t>
+      </w:r>
+      <w:r>
+        <w:t xml:space="preserve">(</w:t>
+      </w:r>
+      <w:r>
+        <w:rPr>
+          <w:i/>
+          <w:iCs/>
+        </w:rPr>
+        <w:t xml:space="preserve">006b5b0</w:t>
+      </w:r>
+      <w:r>
+        <w:t xml:space="preserve">) y el job "Pedir despliegue" de los 8 repositorios que se despliegan en Azure (web, api-gateway, security, customer, booking, operations, notification y payment) hacen que cada fusión aprobada a</w:t>
+      </w:r>
+      <w:r>
+        <w:t xml:space="preserve"> </w:t>
+      </w:r>
+      <w:r>
+        <w:rPr>
+          <w:i/>
+          <w:iCs/>
+        </w:rPr>
+        <w:t xml:space="preserve">main</w:t>
+      </w:r>
+      <w:r>
+        <w:t xml:space="preserve"> </w:t>
+      </w:r>
+      <w:r>
+        <w:t xml:space="preserve">despliegue sola: el CI del repositorio, si pasa, lanza</w:t>
+      </w:r>
+      <w:r>
+        <w:t xml:space="preserve"> </w:t>
+      </w:r>
+      <w:r>
+        <w:rPr>
+          <w:i/>
+          <w:iCs/>
+        </w:rPr>
+        <w:t xml:space="preserve">deploy.yml</w:t>
+      </w:r>
+      <w:r>
+        <w:t xml:space="preserve"> </w:t>
+      </w:r>
+      <w:r>
+        <w:t xml:space="preserve">con</w:t>
+      </w:r>
+      <w:r>
+        <w:t xml:space="preserve"> </w:t>
+      </w:r>
+      <w:r>
+        <w:rPr>
+          <w:i/>
+          <w:iCs/>
+        </w:rPr>
+        <w:t xml:space="preserve">automatic=true</w:t>
+      </w:r>
+      <w:r>
+        <w:t xml:space="preserve"> </w:t>
+      </w:r>
+      <w:r>
+        <w:t xml:space="preserve">(secreto</w:t>
+      </w:r>
+      <w:r>
+        <w:t xml:space="preserve"> </w:t>
+      </w:r>
+      <w:r>
+        <w:rPr>
+          <w:i/>
+          <w:iCs/>
+        </w:rPr>
+        <w:t xml:space="preserve">DEPLOY_DISPATCH_TOKEN</w:t>
+      </w:r>
+      <w:r>
+        <w:t xml:space="preserve">); el flujo respalda, baja</w:t>
+      </w:r>
+      <w:r>
+        <w:t xml:space="preserve"> </w:t>
+      </w:r>
+      <w:r>
+        <w:rPr>
+          <w:i/>
+          <w:iCs/>
+        </w:rPr>
+        <w:t xml:space="preserve">main</w:t>
+      </w:r>
+      <w:r>
+        <w:t xml:space="preserve"> </w:t>
+      </w:r>
+      <w:r>
+        <w:t xml:space="preserve">de todos los repositorios (hasta</w:t>
+      </w:r>
+      <w:r>
+        <w:t xml:space="preserve"> </w:t>
+      </w:r>
+      <w:r>
+        <w:rPr>
+          <w:i/>
+          <w:iCs/>
+        </w:rPr>
+        <w:t xml:space="preserve">v1.1.0</w:t>
+      </w:r>
+      <w:r>
+        <w:t xml:space="preserve">, payment-service se quedaba en</w:t>
+      </w:r>
+      <w:r>
+        <w:t xml:space="preserve"> </w:t>
+      </w:r>
+      <w:r>
+        <w:rPr>
+          <w:i/>
+          <w:iCs/>
+        </w:rPr>
+        <w:t xml:space="preserve">develop</w:t>
+      </w:r>
+      <w:r>
+        <w:t xml:space="preserve"> </w:t>
+      </w:r>
+      <w:r>
+        <w:t xml:space="preserve">por</w:t>
+      </w:r>
+      <w:r>
+        <w:t xml:space="preserve"> </w:t>
+      </w:r>
+      <w:r>
+        <w:rPr>
+          <w:i/>
+          <w:iCs/>
+        </w:rPr>
+        <w:t xml:space="preserve">DEVELOP_ONLY</w:t>
+      </w:r>
+      <w:r>
+        <w:t xml:space="preserve">; desde</w:t>
+      </w:r>
+      <w:r>
+        <w:t xml:space="preserve"> </w:t>
+      </w:r>
+      <w:r>
+        <w:rPr>
+          <w:i/>
+          <w:iCs/>
+        </w:rPr>
+        <w:t xml:space="preserve">v1.1.1</w:t>
+      </w:r>
+      <w:r>
+        <w:t xml:space="preserve"> </w:t>
+      </w:r>
+      <w:r>
+        <w:t xml:space="preserve">de infra también baja</w:t>
+      </w:r>
+      <w:r>
+        <w:t xml:space="preserve"> </w:t>
+      </w:r>
+      <w:r>
+        <w:rPr>
+          <w:i/>
+          <w:iCs/>
+        </w:rPr>
+        <w:t xml:space="preserve">main</w:t>
+      </w:r>
+      <w:r>
+        <w:t xml:space="preserve">), espera a otra actualización en curso hasta 20 minutos, exige que todos los contenedores queden sanos en 8 minutos, reinicia Caddy si cambió su</w:t>
+      </w:r>
+      <w:r>
+        <w:t xml:space="preserve"> </w:t>
+      </w:r>
+      <w:r>
+        <w:rPr>
+          <w:i/>
+          <w:iCs/>
+        </w:rPr>
+        <w:t xml:space="preserve">Caddyfile</w:t>
+      </w:r>
+      <w:r>
+        <w:t xml:space="preserve"> </w:t>
+      </w:r>
+      <w:r>
+        <w:t xml:space="preserve">y comprueba la web y la API. Con la máquina apagada deja un aviso y no falla; al encenderla,</w:t>
+      </w:r>
+      <w:r>
+        <w:t xml:space="preserve"> </w:t>
+      </w:r>
+      <w:r>
+        <w:rPr>
+          <w:i/>
+          <w:iCs/>
+        </w:rPr>
+        <w:t xml:space="preserve">deploy/boot-update.sh</w:t>
+      </w:r>
+      <w:r>
+        <w:t xml:space="preserve"> </w:t>
+      </w:r>
+      <w:r>
+        <w:t xml:space="preserve">(tarea</w:t>
+      </w:r>
+      <w:r>
+        <w:t xml:space="preserve"> </w:t>
+      </w:r>
+      <w:r>
+        <w:rPr>
+          <w:i/>
+          <w:iCs/>
+        </w:rPr>
+        <w:t xml:space="preserve">@reboot</w:t>
+      </w:r>
+      <w:r>
+        <w:t xml:space="preserve">) despliega lo pendiente comparando con</w:t>
+      </w:r>
+      <w:r>
+        <w:t xml:space="preserve"> </w:t>
+      </w:r>
+      <w:r>
+        <w:rPr>
+          <w:i/>
+          <w:iCs/>
+        </w:rPr>
+        <w:t xml:space="preserve">~/lavarapido/backups/deployed-heads</w:t>
+      </w:r>
+      <w:r>
+        <w:t xml:space="preserve">. La app móvil tiene</w:t>
+      </w:r>
+      <w:r>
+        <w:t xml:space="preserve"> </w:t>
+      </w:r>
+      <w:r>
+        <w:rPr>
+          <w:i/>
+          <w:iCs/>
+        </w:rPr>
+        <w:t xml:space="preserve">cd.yml</w:t>
+      </w:r>
+      <w:r>
+        <w:t xml:space="preserve">: con cada push a</w:t>
+      </w:r>
+      <w:r>
+        <w:t xml:space="preserve"> </w:t>
+      </w:r>
+      <w:r>
+        <w:rPr>
+          <w:i/>
+          <w:iCs/>
+        </w:rPr>
+        <w:t xml:space="preserve">main</w:t>
+      </w:r>
+      <w:r>
+        <w:t xml:space="preserve"> </w:t>
+      </w:r>
+      <w:r>
+        <w:t xml:space="preserve">repite el CI, compara la huella nativa del código con la del APK publicado y, si coincide, publica la actualización por internet (</w:t>
+      </w:r>
+      <w:r>
+        <w:rPr>
+          <w:i/>
+          <w:iCs/>
+        </w:rPr>
+        <w:t xml:space="preserve">eas update</w:t>
+      </w:r>
+      <w:r>
+        <w:t xml:space="preserve">, secreto</w:t>
+      </w:r>
+      <w:r>
+        <w:t xml:space="preserve"> </w:t>
+      </w:r>
+      <w:r>
+        <w:rPr>
+          <w:i/>
+          <w:iCs/>
+        </w:rPr>
+        <w:t xml:space="preserve">EXPO_TOKEN</w:t>
+      </w:r>
+      <w:r>
+        <w:t xml:space="preserve">); si cambió, pide un APK nuevo. Activarlo exige crear</w:t>
+      </w:r>
+      <w:r>
+        <w:t xml:space="preserve"> </w:t>
+      </w:r>
+      <w:r>
+        <w:rPr>
+          <w:i/>
+          <w:iCs/>
+        </w:rPr>
+        <w:t xml:space="preserve">AZURE_SSH_KEY</w:t>
+      </w:r>
+      <w:r>
+        <w:t xml:space="preserve"> </w:t>
+      </w:r>
+      <w:r>
+        <w:t xml:space="preserve">y</w:t>
+      </w:r>
+      <w:r>
+        <w:t xml:space="preserve"> </w:t>
+      </w:r>
+      <w:r>
+        <w:rPr>
+          <w:i/>
+          <w:iCs/>
+        </w:rPr>
+        <w:t xml:space="preserve">DEPLOY_DISPATCH_TOKEN</w:t>
+      </w:r>
+      <w:r>
+        <w:t xml:space="preserve"> </w:t>
+      </w:r>
+      <w:r>
+        <w:t xml:space="preserve">(en customer, booking y payment los crea su dueño o un administrador) y</w:t>
+      </w:r>
+      <w:r>
+        <w:t xml:space="preserve"> </w:t>
+      </w:r>
+      <w:r>
+        <w:rPr>
+          <w:i/>
+          <w:iCs/>
+        </w:rPr>
+        <w:t xml:space="preserve">EXPO_TOKEN</w:t>
+      </w:r>
+      <w:r>
+        <w:t xml:space="preserve">, (</w:t>
+      </w:r>
+      <w:r>
+        <w:rPr>
+          <w:i/>
+          <w:iCs/>
+        </w:rPr>
+        <w:t xml:space="preserve">v1.1.0</w:t>
+      </w:r>
+      <w:r>
+        <w:t xml:space="preserve"> </w:t>
+      </w:r>
+      <w:r>
+        <w:t xml:space="preserve">ya se liberó el 26 de octubre de 2026, con</w:t>
+      </w:r>
+      <w:r>
+        <w:t xml:space="preserve"> </w:t>
+      </w:r>
+      <w:r>
+        <w:rPr>
+          <w:i/>
+          <w:iCs/>
+        </w:rPr>
+        <w:t xml:space="preserve">lavarapido-infra</w:t>
+      </w:r>
+      <w:r>
+        <w:t xml:space="preserve"> </w:t>
+      </w:r>
+      <w:r>
+        <w:t xml:space="preserve">al final; Documento de Despliegue, sección 4.3.4). Se registra como acción abierta ACO-19 en el documento de acciones correctivas.</w:t>
+      </w:r>
+    </w:p>
+    <w:bookmarkEnd w:id="88"/>
+    <w:bookmarkEnd w:id="89"/>
+    <w:bookmarkStart w:id="98" w:name="X691387749e89fa9fb1df46fcccbad5749f40988"/>
     <w:p>
       <w:pPr>
         <w:pStyle w:val="Heading2"/>
@@ -29323,7 +33370,7 @@
         <w:t xml:space="preserve">16. Recomendaciones de Mantenimiento</w:t>
       </w:r>
     </w:p>
-    <w:bookmarkStart w:id="100" w:name="X27d87fe01a292d535bcf86f4d5993c5d26f7d07"/>
+    <w:bookmarkStart w:id="90" w:name="X27d87fe01a292d535bcf86f4d5993c5d26f7d07"/>
     <w:p>
       <w:pPr>
         <w:pStyle w:val="Heading3"/>
@@ -29340,8 +33387,8 @@
         <w:t xml:space="preserve">El entorno local y su orden de arranque se describen en el Manual de Instalación. SQL Server y RabbitMQ deben estar sanos antes de los servicios; cada servicio debe tolerar que una dependencia no esté lista y responder 503 con un código estable.</w:t>
       </w:r>
     </w:p>
-    <w:bookmarkEnd w:id="100"/>
-    <w:bookmarkStart w:id="101" w:name="X2f46221d47794aa2dfac9ef2f335f5e71cfb338"/>
+    <w:bookmarkEnd w:id="90"/>
+    <w:bookmarkStart w:id="91" w:name="X2f46221d47794aa2dfac9ef2f335f5e71cfb338"/>
     <w:p>
       <w:pPr>
         <w:pStyle w:val="Heading3"/>
@@ -29458,6 +33505,19 @@
         <w:t xml:space="preserve">FOLLOW_UP_ENABLED</w:t>
       </w:r>
       <w:r>
+        <w:t xml:space="preserve">,</w:t>
+      </w:r>
+      <w:r>
+        <w:t xml:space="preserve"> </w:t>
+      </w:r>
+      <w:r>
+        <w:rPr>
+          <w:i/>
+          <w:iCs/>
+        </w:rPr>
+        <w:t xml:space="preserve">FOLLOW_UP_INTERVAL</w:t>
+      </w:r>
+      <w:r>
         <w:t xml:space="preserve"> </w:t>
       </w:r>
       <w:r>
@@ -29471,17 +33531,191 @@
           <w:i/>
           <w:iCs/>
         </w:rPr>
-        <w:t xml:space="preserve">FOLLOW_UP_INTERVAL</w:t>
-      </w:r>
-      <w:r>
-        <w:t xml:space="preserve"> </w:t>
-      </w:r>
-      <w:r>
-        <w:t xml:space="preserve">de operations-service) todavía no están en esos archivos, así que en Docker quedan con su valor por defecto (acción ACO-14).</w:t>
-      </w:r>
-    </w:p>
-    <w:bookmarkEnd w:id="101"/>
-    <w:bookmarkStart w:id="102" w:name="X8c5eb78ea1d59c453b0a22e41728ca21060e953"/>
+        <w:t xml:space="preserve">FOLLOW_UP_LOOK_BACK_DAYS</w:t>
+      </w:r>
+      <w:r>
+        <w:t xml:space="preserve"> </w:t>
+      </w:r>
+      <w:r>
+        <w:t xml:space="preserve">de operations-service; nueve en total) ya están en esos archivos (acción ACO-14, cerrada). Las del 23 de octubre de 2026 (</w:t>
+      </w:r>
+      <w:r>
+        <w:rPr>
+          <w:i/>
+          <w:iCs/>
+        </w:rPr>
+        <w:t xml:space="preserve">ALLOWED_EMAIL_DOMAINS</w:t>
+      </w:r>
+      <w:r>
+        <w:t xml:space="preserve"> </w:t>
+      </w:r>
+      <w:r>
+        <w:t xml:space="preserve">y</w:t>
+      </w:r>
+      <w:r>
+        <w:t xml:space="preserve"> </w:t>
+      </w:r>
+      <w:r>
+        <w:rPr>
+          <w:i/>
+          <w:iCs/>
+        </w:rPr>
+        <w:t xml:space="preserve">DEMO_*_PASSWORD</w:t>
+      </w:r>
+      <w:r>
+        <w:t xml:space="preserve"> </w:t>
+      </w:r>
+      <w:r>
+        <w:t xml:space="preserve">de security-service) también.</w:t>
+      </w:r>
+      <w:r>
+        <w:t xml:space="preserve"> </w:t>
+      </w:r>
+      <w:r>
+        <w:rPr>
+          <w:i/>
+          <w:iCs/>
+        </w:rPr>
+        <w:t xml:space="preserve">ADMIN_DOCUMENT</w:t>
+      </w:r>
+      <w:r>
+        <w:t xml:space="preserve"> </w:t>
+      </w:r>
+      <w:r>
+        <w:t xml:space="preserve">y</w:t>
+      </w:r>
+      <w:r>
+        <w:t xml:space="preserve"> </w:t>
+      </w:r>
+      <w:r>
+        <w:rPr>
+          <w:i/>
+          <w:iCs/>
+        </w:rPr>
+        <w:t xml:space="preserve">ADMIN_PHONE</w:t>
+      </w:r>
+      <w:r>
+        <w:t xml:space="preserve"> </w:t>
+      </w:r>
+      <w:r>
+        <w:t xml:space="preserve">completan los datos del primer administrador en producción. Las del 26 de octubre de 2026 (</w:t>
+      </w:r>
+      <w:r>
+        <w:rPr>
+          <w:i/>
+          <w:iCs/>
+        </w:rPr>
+        <w:t xml:space="preserve">BOOKING_CASH_ACTIVE_LIMIT</w:t>
+      </w:r>
+      <w:r>
+        <w:t xml:space="preserve">,</w:t>
+      </w:r>
+      <w:r>
+        <w:t xml:space="preserve"> </w:t>
+      </w:r>
+      <w:r>
+        <w:rPr>
+          <w:i/>
+          <w:iCs/>
+        </w:rPr>
+        <w:t xml:space="preserve">BOOKING_PAYMENT_WINDOW</w:t>
+      </w:r>
+      <w:r>
+        <w:t xml:space="preserve">,</w:t>
+      </w:r>
+      <w:r>
+        <w:t xml:space="preserve"> </w:t>
+      </w:r>
+      <w:r>
+        <w:rPr>
+          <w:i/>
+          <w:iCs/>
+        </w:rPr>
+        <w:t xml:space="preserve">BOOKING_PAYMENT_EXPIRY_ENABLED</w:t>
+      </w:r>
+      <w:r>
+        <w:t xml:space="preserve">,</w:t>
+      </w:r>
+      <w:r>
+        <w:t xml:space="preserve"> </w:t>
+      </w:r>
+      <w:r>
+        <w:rPr>
+          <w:i/>
+          <w:iCs/>
+        </w:rPr>
+        <w:t xml:space="preserve">BOOKING_PAYMENT_EXPIRY_INTERVAL</w:t>
+      </w:r>
+      <w:r>
+        <w:t xml:space="preserve"> </w:t>
+      </w:r>
+      <w:r>
+        <w:t xml:space="preserve">y</w:t>
+      </w:r>
+      <w:r>
+        <w:t xml:space="preserve"> </w:t>
+      </w:r>
+      <w:r>
+        <w:rPr>
+          <w:i/>
+          <w:iCs/>
+        </w:rPr>
+        <w:t xml:space="preserve">PAYMENT_SERVICE_URL</w:t>
+      </w:r>
+      <w:r>
+        <w:t xml:space="preserve"> </w:t>
+      </w:r>
+      <w:r>
+        <w:t xml:space="preserve">de booking-service, e</w:t>
+      </w:r>
+      <w:r>
+        <w:t xml:space="preserve"> </w:t>
+      </w:r>
+      <w:r>
+        <w:rPr>
+          <w:i/>
+          <w:iCs/>
+        </w:rPr>
+        <w:t xml:space="preserve">INTERNAL_API_KEY</w:t>
+      </w:r>
+      <w:r>
+        <w:t xml:space="preserve">, que ahora también necesita payment-service y que</w:t>
+      </w:r>
+      <w:r>
+        <w:t xml:space="preserve"> </w:t>
+      </w:r>
+      <w:r>
+        <w:rPr>
+          <w:i/>
+          <w:iCs/>
+        </w:rPr>
+        <w:t xml:space="preserve">docker-compose.prod.yml</w:t>
+      </w:r>
+      <w:r>
+        <w:t xml:space="preserve"> </w:t>
+      </w:r>
+      <w:r>
+        <w:t xml:space="preserve">exige) están en</w:t>
+      </w:r>
+      <w:r>
+        <w:t xml:space="preserve"> </w:t>
+      </w:r>
+      <w:r>
+        <w:rPr>
+          <w:i/>
+          <w:iCs/>
+        </w:rPr>
+        <w:t xml:space="preserve">.env.example</w:t>
+      </w:r>
+      <w:r>
+        <w:t xml:space="preserve"> </w:t>
+      </w:r>
+      <w:r>
+        <w:t xml:space="preserve">y en el compose.</w:t>
+      </w:r>
+    </w:p>
+    <w:bookmarkEnd w:id="91"/>
+    <w:bookmarkStart w:id="92" w:name="X8c5eb78ea1d59c453b0a22e41728ca21060e953"/>
     <w:p>
       <w:pPr>
         <w:pStyle w:val="Heading3"/>
@@ -29591,8 +33825,8 @@
         <w:t xml:space="preserve">).</w:t>
       </w:r>
     </w:p>
-    <w:bookmarkEnd w:id="102"/>
-    <w:bookmarkStart w:id="103" w:name="X5777ab77daccc1c04882138f1abb0bbb9932305"/>
+    <w:bookmarkEnd w:id="92"/>
+    <w:bookmarkStart w:id="93" w:name="X5777ab77daccc1c04882138f1abb0bbb9932305"/>
     <w:p>
       <w:pPr>
         <w:pStyle w:val="Heading3"/>
@@ -29691,11 +33925,11 @@
         </w:numPr>
       </w:pPr>
       <w:r>
-        <w:t xml:space="preserve">El siguiente changeset de la numeración global es el 042.</w:t>
-      </w:r>
-    </w:p>
-    <w:bookmarkEnd w:id="103"/>
-    <w:bookmarkStart w:id="104" w:name="X79d55cfe7d2a3b8e93a150976ca0d2c12ecd019"/>
+        <w:t xml:space="preserve">El siguiente changeset de la numeración global es el 050, y la siguiente semilla, la 118 (al 26 de octubre de 2026); payment-service va en su 023.</w:t>
+      </w:r>
+    </w:p>
+    <w:bookmarkEnd w:id="93"/>
+    <w:bookmarkStart w:id="94" w:name="X79d55cfe7d2a3b8e93a150976ca0d2c12ecd019"/>
     <w:p>
       <w:pPr>
         <w:pStyle w:val="Heading3"/>
@@ -29709,7 +33943,23 @@
         <w:pStyle w:val="FirstParagraph"/>
       </w:pPr>
       <w:r>
-        <w:t xml:space="preserve">La estrategia de pruebas propone una pirámide de pruebas unitarias, de integración, de contrato y de punta a punta, con al menos un 80 % de cobertura de líneas y un 90 % en el dominio. En la noche del 21 de octubre de 2026 se ejecutaron todas las pruebas automatizadas con estos resultados: 707 pruebas unitarias y de integración aprobadas, ninguna omitida (web 62 en 41 archivos, gateway 40, security-service 155, customer-service 69, booking-service 50, operations-service 67, notification-service 114 y payment-service 150: 115 de dominio, 28 de aplicación y 7 de persistencia contra la base aislada</w:t>
+        <w:t xml:space="preserve">La estrategia de pruebas propone una pirámide de pruebas unitarias, de integración, de contrato y de punta a punta, con al menos un 80 % de cobertura de líneas y un 90 % en el dominio. Al 24 de octubre de 2026, el último CI de</w:t>
+      </w:r>
+      <w:r>
+        <w:t xml:space="preserve"> </w:t>
+      </w:r>
+      <w:r>
+        <w:rPr>
+          <w:i/>
+          <w:iCs/>
+        </w:rPr>
+        <w:t xml:space="preserve">develop</w:t>
+      </w:r>
+      <w:r>
+        <w:t xml:space="preserve"> </w:t>
+      </w:r>
+      <w:r>
+        <w:t xml:space="preserve">de cada repositorio aprobó 1 119 pruebas: web 212 en 66 archivos, gateway 62, security-service 200, customer-service 82, booking-service 95, operations-service 110, notification-service 133 y payment-service 225 (134 de dominio, 52 de aplicación, 34 de la API y 5 de infraestructura; las 11 de persistencia se omiten en el CI porque necesitan la base aislada</w:t>
       </w:r>
       <w:r>
         <w:t xml:space="preserve"> </w:t>
@@ -29722,6 +33972,58 @@
         <w:t xml:space="preserve">LavaRapidoPaymentIT</w:t>
       </w:r>
       <w:r>
+        <w:t xml:space="preserve">); la app móvil tiene 73 pruebas en 25 suites con</w:t>
+      </w:r>
+      <w:r>
+        <w:t xml:space="preserve"> </w:t>
+      </w:r>
+      <w:r>
+        <w:rPr>
+          <w:i/>
+          <w:iCs/>
+        </w:rPr>
+        <w:t xml:space="preserve">jest-expo</w:t>
+      </w:r>
+      <w:r>
+        <w:t xml:space="preserve">: 1 192 en total.</w:t>
+      </w:r>
+      <w:r>
+        <w:t xml:space="preserve"> </w:t>
+      </w:r>
+      <w:r>
+        <w:rPr>
+          <w:i/>
+          <w:iCs/>
+        </w:rPr>
+        <w:t xml:space="preserve">lavarapido-infra/e2e/remote</w:t>
+      </w:r>
+      <w:r>
+        <w:t xml:space="preserve"> </w:t>
+      </w:r>
+      <w:r>
+        <w:t xml:space="preserve">agrega una batería de 44 casos contra el servidor público (</w:t>
+      </w:r>
+      <w:r>
+        <w:rPr>
+          <w:i/>
+          <w:iCs/>
+        </w:rPr>
+        <w:t xml:space="preserve">e2e.yml</w:t>
+      </w:r>
+      <w:r>
+        <w:t xml:space="preserve">, a mano), probada solo contra un simulador. El 23 de octubre de 2026 eran 838. La ejecución completa anterior, en la noche del 21 de octubre de 2026, dio estos resultados: 707 pruebas unitarias y de integración aprobadas, ninguna omitida (web 62 en 41 archivos, gateway 40, security-service 155, customer-service 69, booking-service 50, operations-service 67, notification-service 114 y payment-service 150: 115 de dominio, 28 de aplicación y 7 de persistencia contra la base aislada</w:t>
+      </w:r>
+      <w:r>
+        <w:t xml:space="preserve"> </w:t>
+      </w:r>
+      <w:r>
+        <w:rPr>
+          <w:i/>
+          <w:iCs/>
+        </w:rPr>
+        <w:t xml:space="preserve">LavaRapidoPaymentIT</w:t>
+      </w:r>
+      <w:r>
         <w:t xml:space="preserve">), 18 más que en la ejecución anterior del mismo día por las clases nuevas</w:t>
       </w:r>
       <w:r>
@@ -29815,7 +34117,7 @@
         <w:t xml:space="preserve">reservations-store.spec.ts</w:t>
       </w:r>
       <w:r>
-        <w:t xml:space="preserve">; además, 19 de 19 pruebas de punta a punta, ya con el chequeo de sesión del gateway. La app móvil no tiene pruebas automatizadas: su integración continua revisa los tipos (</w:t>
+        <w:t xml:space="preserve">; además, 19 de 19 pruebas de punta a punta, ya con el chequeo de sesión del gateway. Hasta el 23 de octubre de 2026 la app móvil no tenía pruebas automatizadas y su integración continua solo revisaba los tipos (</w:t>
       </w:r>
       <w:r>
         <w:rPr>
@@ -29861,8 +34163,8 @@
         <w:t xml:space="preserve">, dos movimientos de puntos simultáneos del mismo cliente y la entrega duplicada del mismo evento.</w:t>
       </w:r>
     </w:p>
-    <w:bookmarkEnd w:id="104"/>
-    <w:bookmarkStart w:id="105" w:name="X4c1ff0a4e7537b130e2836e60b0e30c3c025119"/>
+    <w:bookmarkEnd w:id="94"/>
+    <w:bookmarkStart w:id="95" w:name="X4c1ff0a4e7537b130e2836e60b0e30c3c025119"/>
     <w:p>
       <w:pPr>
         <w:pStyle w:val="Heading3"/>
@@ -30440,8 +34742,8 @@
         <w:t xml:space="preserve">Elaborado por los autores a partir de los runbooks de los servicios.</w:t>
       </w:r>
     </w:p>
-    <w:bookmarkEnd w:id="105"/>
-    <w:bookmarkStart w:id="106" w:name="X4f3e55275bfe8dace1e00e098584ba77eb67b7e"/>
+    <w:bookmarkEnd w:id="95"/>
+    <w:bookmarkStart w:id="96" w:name="X4f3e55275bfe8dace1e00e098584ba77eb67b7e"/>
     <w:p>
       <w:pPr>
         <w:pStyle w:val="Heading3"/>
@@ -30768,8 +35070,8 @@
         <w:t xml:space="preserve">de la documentación (Equipo de Desarrollo Vehicle Washing, 2026a), revisado contra el código el 16 de octubre de 2026. Entre el 8 y el 16 de octubre de 2026 se resolvieron TD-001, TD-002, TD-003, TD-009, TD-013, TD-014, TD-015, TD-016, TD-017, TD-018, TD-020 y TD-021; su cierre se registra en el documento de acciones correctivas, preventivas y de mejoramiento. El 19 de octubre de 2026 se cerró también TD-006, con la integración continua en GitHub Actions. El 21 de octubre de 2026 se cerraron TD-024 (tokens de sesiones cerradas), TD-025 (reservas que nadie cerraba y conteo de reservas sin operario) y TD-026 (asignación doble de un operario); en la noche del mismo día se ajustó la regla de TD-025 para que una reserva con operario no quede en No asistió sin que lo decida el administrador; y TD-027 (pruebas de las pantallas del administrador) quedó resuelta para reservas, gestión y reportes.</w:t>
       </w:r>
     </w:p>
-    <w:bookmarkEnd w:id="106"/>
-    <w:bookmarkStart w:id="107" w:name="X74cd41a6a256b5fe1a5d74d2251aea905d9951f"/>
+    <w:bookmarkEnd w:id="96"/>
+    <w:bookmarkStart w:id="97" w:name="X74cd41a6a256b5fe1a5d74d2251aea905d9951f"/>
     <w:p>
       <w:pPr>
         <w:pStyle w:val="Heading3"/>
@@ -30783,12 +35085,25 @@
         <w:pStyle w:val="FirstParagraph"/>
       </w:pPr>
       <w:r>
-        <w:t xml:space="preserve">Si el proyecto sale del alcance académico, la documentación identifica como evolución natural: firma RS256, tokens de actualización, límite de solicitudes, Outbox, un inicio de sesión de base de datos por servicio (o una base de datos por servicio), disparadores de auditoría, aplicación real de la matriz de permisos, mTLS entre servicios, observabilidad (métricas y trazabilidad), almacenamiento de imágenes fuera de la base de datos y una pasarela de pagos. Cada cambio requiere un ADR.</w:t>
-      </w:r>
-    </w:p>
-    <w:bookmarkEnd w:id="107"/>
-    <w:bookmarkEnd w:id="108"/>
-    <w:bookmarkStart w:id="109" w:name="X5c5d60b771c24ae01308d34b8db86f688b0f152"/>
+        <w:t xml:space="preserve">Si el proyecto sale del alcance académico, la documentación identifica como evolución natural: firma RS256, tokens de actualización, límite de solicitudes en toda la API (hoy solo en</w:t>
+      </w:r>
+      <w:r>
+        <w:t xml:space="preserve"> </w:t>
+      </w:r>
+      <w:r>
+        <w:rPr>
+          <w:i/>
+          <w:iCs/>
+        </w:rPr>
+        <w:t xml:space="preserve">/api/v1/auth/*</w:t>
+      </w:r>
+      <w:r>
+        <w:t xml:space="preserve">), Outbox, un inicio de sesión de base de datos por servicio (o una base de datos por servicio), disparadores de auditoría, aplicación real de la matriz de permisos, mTLS entre servicios, observabilidad (métricas y trazabilidad), almacenamiento de imágenes fuera de la base de datos y una pasarela de pagos. Cada cambio requiere un ADR.</w:t>
+      </w:r>
+    </w:p>
+    <w:bookmarkEnd w:id="97"/>
+    <w:bookmarkEnd w:id="98"/>
+    <w:bookmarkStart w:id="99" w:name="X5c5d60b771c24ae01308d34b8db86f688b0f152"/>
     <w:p>
       <w:pPr>
         <w:pStyle w:val="Heading2"/>
@@ -31301,8 +35616,8 @@
         <w:t xml:space="preserve">Elaborado por los autores a partir del glosario del proyecto y de las referencias citadas.</w:t>
       </w:r>
     </w:p>
-    <w:bookmarkEnd w:id="109"/>
-    <w:bookmarkStart w:id="122" w:name="referencias"/>
+    <w:bookmarkEnd w:id="99"/>
+    <w:bookmarkStart w:id="112" w:name="referencias"/>
     <w:p>
       <w:pPr>
         <w:pStyle w:val="Heading2"/>
@@ -31334,7 +35649,7 @@
       <w:r>
         <w:t xml:space="preserve"> </w:t>
       </w:r>
-      <w:hyperlink r:id="rId110">
+      <w:hyperlink r:id="rId100">
         <w:r>
           <w:rPr>
             <w:rStyle w:val="Hyperlink"/>
@@ -31366,7 +35681,7 @@
       <w:r>
         <w:t xml:space="preserve"> </w:t>
       </w:r>
-      <w:hyperlink r:id="rId111">
+      <w:hyperlink r:id="rId101">
         <w:r>
           <w:rPr>
             <w:rStyle w:val="Hyperlink"/>
@@ -31401,7 +35716,7 @@
       <w:r>
         <w:t xml:space="preserve"> </w:t>
       </w:r>
-      <w:hyperlink r:id="rId112">
+      <w:hyperlink r:id="rId102">
         <w:r>
           <w:rPr>
             <w:rStyle w:val="Hyperlink"/>
@@ -31436,7 +35751,7 @@
       <w:r>
         <w:t xml:space="preserve"> </w:t>
       </w:r>
-      <w:hyperlink r:id="rId113">
+      <w:hyperlink r:id="rId103">
         <w:r>
           <w:rPr>
             <w:rStyle w:val="Hyperlink"/>
@@ -31471,7 +35786,7 @@
       <w:r>
         <w:t xml:space="preserve"> </w:t>
       </w:r>
-      <w:hyperlink r:id="rId114">
+      <w:hyperlink r:id="rId104">
         <w:r>
           <w:rPr>
             <w:rStyle w:val="Hyperlink"/>
@@ -31506,7 +35821,7 @@
       <w:r>
         <w:t xml:space="preserve"> </w:t>
       </w:r>
-      <w:hyperlink r:id="rId115">
+      <w:hyperlink r:id="rId105">
         <w:r>
           <w:rPr>
             <w:rStyle w:val="Hyperlink"/>
@@ -31541,7 +35856,7 @@
       <w:r>
         <w:t xml:space="preserve"> </w:t>
       </w:r>
-      <w:hyperlink r:id="rId116">
+      <w:hyperlink r:id="rId106">
         <w:r>
           <w:rPr>
             <w:rStyle w:val="Hyperlink"/>
@@ -31576,7 +35891,7 @@
       <w:r>
         <w:t xml:space="preserve"> </w:t>
       </w:r>
-      <w:hyperlink r:id="rId117">
+      <w:hyperlink r:id="rId107">
         <w:r>
           <w:rPr>
             <w:rStyle w:val="Hyperlink"/>
@@ -31632,7 +35947,7 @@
       <w:r>
         <w:t xml:space="preserve"> </w:t>
       </w:r>
-      <w:hyperlink r:id="rId118">
+      <w:hyperlink r:id="rId108">
         <w:r>
           <w:rPr>
             <w:rStyle w:val="Hyperlink"/>
@@ -31688,7 +36003,7 @@
       <w:r>
         <w:t xml:space="preserve"> </w:t>
       </w:r>
-      <w:hyperlink r:id="rId119">
+      <w:hyperlink r:id="rId109">
         <w:r>
           <w:rPr>
             <w:rStyle w:val="Hyperlink"/>
@@ -31747,7 +36062,7 @@
       <w:r>
         <w:t xml:space="preserve"> </w:t>
       </w:r>
-      <w:hyperlink r:id="rId120">
+      <w:hyperlink r:id="rId110">
         <w:r>
           <w:rPr>
             <w:rStyle w:val="Hyperlink"/>
@@ -31779,7 +36094,7 @@
       <w:r>
         <w:t xml:space="preserve"> </w:t>
       </w:r>
-      <w:hyperlink r:id="rId121">
+      <w:hyperlink r:id="rId111">
         <w:r>
           <w:rPr>
             <w:rStyle w:val="Hyperlink"/>
@@ -31836,8 +36151,8 @@
         <w:t xml:space="preserve">[Material de formación no publicado]. Programa Tecnólogo en Análisis y Desarrollo de Software.</w:t>
       </w:r>
     </w:p>
-    <w:bookmarkEnd w:id="122"/>
-    <w:bookmarkStart w:id="126" w:name="X2e3e49dda673ee34f20c24c82b99ea2a956b06e"/>
+    <w:bookmarkEnd w:id="112"/>
+    <w:bookmarkStart w:id="116" w:name="X2e3e49dda673ee34f20c24c82b99ea2a956b06e"/>
     <w:p>
       <w:pPr>
         <w:pStyle w:val="Heading2"/>
@@ -31846,7 +36161,7 @@
         <w:t xml:space="preserve">18. Anexos</w:t>
       </w:r>
     </w:p>
-    <w:bookmarkStart w:id="123" w:name="anexo-a-origen-de-las-figuras"/>
+    <w:bookmarkStart w:id="113" w:name="anexo-a-origen-de-las-figuras"/>
     <w:p>
       <w:pPr>
         <w:pStyle w:val="Heading3"/>
@@ -31863,8 +36178,8 @@
         <w:t xml:space="preserve">Las Figuras 1 y 3 son diagramas elaborados a partir del código. La Figura 2 se generó el 16 de octubre de 2026 desde la base de datos real, con todos los servicios arrancados, por lo que muestra las 57 tablas tal como existen. Ninguna figura contiene secretos ni datos personales.</w:t>
       </w:r>
     </w:p>
-    <w:bookmarkEnd w:id="123"/>
-    <w:bookmarkStart w:id="124" w:name="anexo-b-discrepancias-detectadas"/>
+    <w:bookmarkEnd w:id="113"/>
+    <w:bookmarkStart w:id="114" w:name="anexo-b-discrepancias-detectadas"/>
     <w:p>
       <w:pPr>
         <w:pStyle w:val="Heading3"/>
@@ -32763,8 +37078,8 @@
         <w:t xml:space="preserve">Elaborado por los autores a partir del análisis cruzado del código y de la documentación.</w:t>
       </w:r>
     </w:p>
-    <w:bookmarkEnd w:id="124"/>
-    <w:bookmarkStart w:id="125" w:name="X832cd81a41fbd9655dec1da0d7d96baa6df973c"/>
+    <w:bookmarkEnd w:id="114"/>
+    <w:bookmarkStart w:id="115" w:name="X832cd81a41fbd9655dec1da0d7d96baa6df973c"/>
     <w:p>
       <w:pPr>
         <w:pStyle w:val="Heading3"/>
@@ -33093,9 +37408,9 @@
         <w:t xml:space="preserve">Adaptado de la lista de verificación de la guía para elaborar manuales de software (SENA, 2026).</w:t>
       </w:r>
     </w:p>
-    <w:bookmarkEnd w:id="125"/>
-    <w:bookmarkEnd w:id="126"/>
-    <w:bookmarkEnd w:id="127"/>
+    <w:bookmarkEnd w:id="115"/>
+    <w:bookmarkEnd w:id="116"/>
+    <w:bookmarkEnd w:id="117"/>
     <w:sectPr>
       <w:footnotePr>
         <w:numRestart w:val="eachSect"/>

--- a/09_MANUALES/ES/WORD/09_Manual_Tecnico.docx
+++ b/09_MANUALES/ES/WORD/09_Manual_Tecnico.docx
@@ -72,7 +72,7 @@
         <w:pStyle w:val="BodyText"/>
       </w:pPr>
       <w:r>
-        <w:t xml:space="preserve">Tipo de manual: Manual técnico (desarrolladores y arquitectos de software) · Versión 4.10</w:t>
+        <w:t xml:space="preserve">Tipo de manual: Manual técnico (desarrolladores y arquitectos de software) · Versión 4.11</w:t>
       </w:r>
     </w:p>
     <w:bookmarkStart w:id="9" w:name="control-de-versiones"/>
@@ -1421,6 +1421,81 @@
             </w:r>
             <w:r>
               <w:t xml:space="preserve">(Tabla de tecnologías, 15.1 y 15.4).</w:t>
+            </w:r>
+          </w:p>
+        </w:tc>
+        <w:tc>
+          <w:tcPr/>
+          <w:p>
+            <w:pPr>
+              <w:pStyle w:val="Compact"/>
+            </w:pPr>
+            <w:r>
+              <w:t xml:space="preserve">Equipo de desarrollo</w:t>
+            </w:r>
+          </w:p>
+        </w:tc>
+      </w:tr>
+      <w:tr>
+        <w:tc>
+          <w:tcPr/>
+          <w:p>
+            <w:pPr>
+              <w:pStyle w:val="Compact"/>
+            </w:pPr>
+            <w:r>
+              <w:t xml:space="preserve">4.11</w:t>
+            </w:r>
+          </w:p>
+        </w:tc>
+        <w:tc>
+          <w:tcPr/>
+          <w:p>
+            <w:pPr>
+              <w:pStyle w:val="Compact"/>
+            </w:pPr>
+            <w:r>
+              <w:t xml:space="preserve">2026-10-26</w:t>
+            </w:r>
+          </w:p>
+        </w:tc>
+        <w:tc>
+          <w:tcPr/>
+          <w:p>
+            <w:pPr>
+              <w:pStyle w:val="Compact"/>
+            </w:pPr>
+            <w:r>
+              <w:t xml:space="preserve">Despliegue continuo comprobado: primera corrida automática del 26 de octubre por la noche, payment-service desde</w:t>
+            </w:r>
+            <w:r>
+              <w:t xml:space="preserve"> </w:t>
+            </w:r>
+            <w:r>
+              <w:rPr>
+                <w:i/>
+                <w:iCs/>
+              </w:rPr>
+              <w:t xml:space="preserve">main</w:t>
+            </w:r>
+            <w:r>
+              <w:t xml:space="preserve">, APK</w:t>
+            </w:r>
+            <w:r>
+              <w:t xml:space="preserve"> </w:t>
+            </w:r>
+            <w:r>
+              <w:rPr>
+                <w:i/>
+                <w:iCs/>
+              </w:rPr>
+              <w:t xml:space="preserve">versionCode</w:t>
+            </w:r>
+            <w:r>
+              <w:t xml:space="preserve"> </w:t>
+            </w:r>
+            <w:r>
+              <w:t xml:space="preserve">6 y actualización por internet publicada tras comparar la huella nativa; arreglos de SonarCloud (15.4).</w:t>
             </w:r>
           </w:p>
         </w:tc>
@@ -33356,7 +33431,264 @@
         <w:t xml:space="preserve"> </w:t>
       </w:r>
       <w:r>
-        <w:t xml:space="preserve">al final; Documento de Despliegue, sección 4.3.4). Se registra como acción abierta ACO-19 en el documento de acciones correctivas.</w:t>
+        <w:t xml:space="preserve">al final; Documento de Despliegue, sección 4.3.4). Quedó cerrado como AC-90 en el documento de acciones correctivas.</w:t>
+      </w:r>
+      <w:r>
+        <w:t xml:space="preserve"> </w:t>
+      </w:r>
+      <w:r>
+        <w:rPr>
+          <w:b/>
+          <w:bCs/>
+        </w:rPr>
+        <w:t xml:space="preserve">Primera corrida automática (26 de octubre de 2026, noche, hora de Colombia).</w:t>
+      </w:r>
+      <w:r>
+        <w:t xml:space="preserve"> </w:t>
+      </w:r>
+      <w:r>
+        <w:t xml:space="preserve">Con los secretos ya creados, la fusión del PR «Release v1.1.1» a</w:t>
+      </w:r>
+      <w:r>
+        <w:t xml:space="preserve"> </w:t>
+      </w:r>
+      <w:r>
+        <w:rPr>
+          <w:i/>
+          <w:iCs/>
+        </w:rPr>
+        <w:t xml:space="preserve">main</w:t>
+      </w:r>
+      <w:r>
+        <w:t xml:space="preserve"> </w:t>
+      </w:r>
+      <w:r>
+        <w:t xml:space="preserve">de</w:t>
+      </w:r>
+      <w:r>
+        <w:t xml:space="preserve"> </w:t>
+      </w:r>
+      <w:r>
+        <w:rPr>
+          <w:i/>
+          <w:iCs/>
+        </w:rPr>
+        <w:t xml:space="preserve">lavarapido-infra</w:t>
+      </w:r>
+      <w:r>
+        <w:t xml:space="preserve"> </w:t>
+      </w:r>
+      <w:r>
+        <w:t xml:space="preserve">lanzó a las 22:19 el flujo</w:t>
+      </w:r>
+      <w:r>
+        <w:t xml:space="preserve"> </w:t>
+      </w:r>
+      <w:r>
+        <w:rPr>
+          <w:b/>
+          <w:bCs/>
+        </w:rPr>
+        <w:t xml:space="preserve">Desplegar en Azure</w:t>
+      </w:r>
+      <w:r>
+        <w:t xml:space="preserve"> </w:t>
+      </w:r>
+      <w:r>
+        <w:t xml:space="preserve">con</w:t>
+      </w:r>
+      <w:r>
+        <w:t xml:space="preserve"> </w:t>
+      </w:r>
+      <w:r>
+        <w:rPr>
+          <w:i/>
+          <w:iCs/>
+        </w:rPr>
+        <w:t xml:space="preserve">automatic=true</w:t>
+      </w:r>
+      <w:r>
+        <w:t xml:space="preserve">, y los pedidos siguientes de los demás repositorios desplegaron solos hasta las 22:48 (los que llegaron mientras otro corría se cancelaron y los atendió el siguiente): todos terminaron en verde, con «Listo: todos los servicios están sanos» y «Web y API responden 200». Desde la corrida de las 22:46, payment-service también baja</w:t>
+      </w:r>
+      <w:r>
+        <w:t xml:space="preserve"> </w:t>
+      </w:r>
+      <w:r>
+        <w:rPr>
+          <w:i/>
+          <w:iCs/>
+        </w:rPr>
+        <w:t xml:space="preserve">main</w:t>
+      </w:r>
+      <w:r>
+        <w:t xml:space="preserve">. En la app móvil, la publicación de</w:t>
+      </w:r>
+      <w:r>
+        <w:t xml:space="preserve"> </w:t>
+      </w:r>
+      <w:r>
+        <w:rPr>
+          <w:i/>
+          <w:iCs/>
+        </w:rPr>
+        <w:t xml:space="preserve">v1.1.0</w:t>
+      </w:r>
+      <w:r>
+        <w:t xml:space="preserve"> </w:t>
+      </w:r>
+      <w:r>
+        <w:t xml:space="preserve">falló porque faltaba</w:t>
+      </w:r>
+      <w:r>
+        <w:t xml:space="preserve"> </w:t>
+      </w:r>
+      <w:r>
+        <w:rPr>
+          <w:i/>
+          <w:iCs/>
+        </w:rPr>
+        <w:t xml:space="preserve">EXPO_TOKEN</w:t>
+      </w:r>
+      <w:r>
+        <w:t xml:space="preserve"> </w:t>
+      </w:r>
+      <w:r>
+        <w:t xml:space="preserve">(no se publicó nada); con el secreto creado, el APK</w:t>
+      </w:r>
+      <w:r>
+        <w:t xml:space="preserve"> </w:t>
+      </w:r>
+      <w:r>
+        <w:rPr>
+          <w:i/>
+          <w:iCs/>
+        </w:rPr>
+        <w:t xml:space="preserve">versionCode</w:t>
+      </w:r>
+      <w:r>
+        <w:t xml:space="preserve"> </w:t>
+      </w:r>
+      <w:r>
+        <w:t xml:space="preserve">6 se publicó a las 22:39 y la corrida de</w:t>
+      </w:r>
+      <w:r>
+        <w:t xml:space="preserve"> </w:t>
+      </w:r>
+      <w:r>
+        <w:rPr>
+          <w:i/>
+          <w:iCs/>
+        </w:rPr>
+        <w:t xml:space="preserve">v1.1.1</w:t>
+      </w:r>
+      <w:r>
+        <w:t xml:space="preserve"> </w:t>
+      </w:r>
+      <w:r>
+        <w:t xml:space="preserve">comparó la huella nativa del commit con la de ese APK, vio que coincidía y publicó la actualización por internet (Documento de Despliegue, sección 1.3.12).</w:t>
+      </w:r>
+      <w:r>
+        <w:t xml:space="preserve"> </w:t>
+      </w:r>
+      <w:r>
+        <w:rPr>
+          <w:b/>
+          <w:bCs/>
+        </w:rPr>
+        <w:t xml:space="preserve">SonarCloud (26 de octubre de 2026).</w:t>
+      </w:r>
+      <w:r>
+        <w:t xml:space="preserve"> </w:t>
+      </w:r>
+      <w:r>
+        <w:t xml:space="preserve">Se corrigieron los hallazgos del análisis: en api-gateway, un acceso nulo real en la ruta de autenticación y la comparación de las redes CIDR por contenido; en security, operations y notification, los publicadores de RabbitMQ y los remitentes SMTP y Expo marcados como</w:t>
+      </w:r>
+      <w:r>
+        <w:t xml:space="preserve"> </w:t>
+      </w:r>
+      <w:r>
+        <w:rPr>
+          <w:i/>
+          <w:iCs/>
+        </w:rPr>
+        <w:t xml:space="preserve">@Primary</w:t>
+      </w:r>
+      <w:r>
+        <w:t xml:space="preserve"> </w:t>
+      </w:r>
+      <w:r>
+        <w:t xml:space="preserve">(regla</w:t>
+      </w:r>
+      <w:r>
+        <w:t xml:space="preserve"> </w:t>
+      </w:r>
+      <w:r>
+        <w:rPr>
+          <w:i/>
+          <w:iCs/>
+        </w:rPr>
+        <w:t xml:space="preserve">java:S9352</w:t>
+      </w:r>
+      <w:r>
+        <w:t xml:space="preserve">); en la web, el CI más estricto, la CLI de Angular fijada y el orden con</w:t>
+      </w:r>
+      <w:r>
+        <w:t xml:space="preserve"> </w:t>
+      </w:r>
+      <w:r>
+        <w:rPr>
+          <w:i/>
+          <w:iCs/>
+        </w:rPr>
+        <w:t xml:space="preserve">localeCompare</w:t>
+      </w:r>
+      <w:r>
+        <w:t xml:space="preserve">; y en la app móvil, promesas marcadas con</w:t>
+      </w:r>
+      <w:r>
+        <w:t xml:space="preserve"> </w:t>
+      </w:r>
+      <w:r>
+        <w:rPr>
+          <w:i/>
+          <w:iCs/>
+        </w:rPr>
+        <w:t xml:space="preserve">void</w:t>
+      </w:r>
+      <w:r>
+        <w:t xml:space="preserve">,</w:t>
+      </w:r>
+      <w:r>
+        <w:t xml:space="preserve"> </w:t>
+      </w:r>
+      <w:r>
+        <w:rPr>
+          <w:i/>
+          <w:iCs/>
+        </w:rPr>
+        <w:t xml:space="preserve">callbacks</w:t>
+      </w:r>
+      <w:r>
+        <w:t xml:space="preserve"> </w:t>
+      </w:r>
+      <w:r>
+        <w:t xml:space="preserve">envueltos en funciones flecha, el componente</w:t>
+      </w:r>
+      <w:r>
+        <w:t xml:space="preserve"> </w:t>
+      </w:r>
+      <w:r>
+        <w:rPr>
+          <w:i/>
+          <w:iCs/>
+        </w:rPr>
+        <w:t xml:space="preserve">Pill</w:t>
+      </w:r>
+      <w:r>
+        <w:t xml:space="preserve"> </w:t>
+      </w:r>
+      <w:r>
+        <w:t xml:space="preserve">compartido, la clave de traducción de la contraseña renombrada y los scripts y flujos del CI endurecidos.</w:t>
       </w:r>
     </w:p>
     <w:bookmarkEnd w:id="88"/>

--- a/09_MANUALES/ES/WORD/09_Manual_Tecnico.docx
+++ b/09_MANUALES/ES/WORD/09_Manual_Tecnico.docx
@@ -72,7 +72,7 @@
         <w:pStyle w:val="BodyText"/>
       </w:pPr>
       <w:r>
-        <w:t xml:space="preserve">Tipo de manual: Manual técnico (desarrolladores y arquitectos de software) · Versión 4.11</w:t>
+        <w:t xml:space="preserve">Tipo de manual: Manual técnico (desarrolladores y arquitectos de software) · Versión 4.12</w:t>
       </w:r>
     </w:p>
     <w:bookmarkStart w:id="9" w:name="control-de-versiones"/>
@@ -1496,6 +1496,68 @@
             </w:r>
             <w:r>
               <w:t xml:space="preserve">6 y actualización por internet publicada tras comparar la huella nativa; arreglos de SonarCloud (15.4).</w:t>
+            </w:r>
+          </w:p>
+        </w:tc>
+        <w:tc>
+          <w:tcPr/>
+          <w:p>
+            <w:pPr>
+              <w:pStyle w:val="Compact"/>
+            </w:pPr>
+            <w:r>
+              <w:t xml:space="preserve">Equipo de desarrollo</w:t>
+            </w:r>
+          </w:p>
+        </w:tc>
+      </w:tr>
+      <w:tr>
+        <w:tc>
+          <w:tcPr/>
+          <w:p>
+            <w:pPr>
+              <w:pStyle w:val="Compact"/>
+            </w:pPr>
+            <w:r>
+              <w:t xml:space="preserve">4.12</w:t>
+            </w:r>
+          </w:p>
+        </w:tc>
+        <w:tc>
+          <w:tcPr/>
+          <w:p>
+            <w:pPr>
+              <w:pStyle w:val="Compact"/>
+            </w:pPr>
+            <w:r>
+              <w:t xml:space="preserve">2026-10-27</w:t>
+            </w:r>
+          </w:p>
+        </w:tc>
+        <w:tc>
+          <w:tcPr/>
+          <w:p>
+            <w:pPr>
+              <w:pStyle w:val="Compact"/>
+            </w:pPr>
+            <w:r>
+              <w:t xml:space="preserve">Cambios del 27 de octubre de 2026: alternativas sin las horas que se cruzan con otra reserva del vehículo, máximo 10 servicios por reserva, 400 en la semana del horario inválida,</w:t>
+            </w:r>
+            <w:r>
+              <w:t xml:space="preserve"> </w:t>
+            </w:r>
+            <w:r>
+              <w:rPr>
+                <w:i/>
+                <w:iCs/>
+              </w:rPr>
+              <w:t xml:space="preserve">bookedBy</w:t>
+            </w:r>
+            <w:r>
+              <w:t xml:space="preserve"> </w:t>
+            </w:r>
+            <w:r>
+              <w:t xml:space="preserve">solo para el personal, consulta única de dueños en customer-service, pruebas de persistencia de payment en el CI y conteos (12.x, Tabla de errores y 16).</w:t>
             </w:r>
           </w:p>
         </w:tc>
@@ -20971,7 +21033,68 @@
         <w:t xml:space="preserve"> </w:t>
       </w:r>
       <w:r>
-        <w:t xml:space="preserve">la disponibilidad se calcula sobre una rejilla de 30 minutos dentro del horario de atención, fuera del descanso, no en el pasado, hasta 60 días adelante y con al menos una bahía activa libre durante toda la duración; una reserva se crea directamente como CONFIRMED con una bahía; si el turno no se puede reservar, no se guarda nada y la respuesta 409 SLOT_UNAVAILABLE trae hasta cinco horas alternativas del mismo día y el motivo (</w:t>
+        <w:t xml:space="preserve">la disponibilidad se calcula sobre una rejilla de 30 minutos dentro del horario de atención, fuera del descanso, no en el pasado, hasta 60 días adelante y con al menos una bahía activa libre durante toda la duración; una reserva se crea directamente como CONFIRMED con una bahía; si el turno no se puede reservar, no se guarda nada y la respuesta 409 SLOT_UNAVAILABLE trae hasta cinco horas alternativas del mismo día (desde el 27 de octubre de 2026, sin las que se cruzan con otra reserva activa del mismo vehículo:</w:t>
+      </w:r>
+      <w:r>
+        <w:t xml:space="preserve"> </w:t>
+      </w:r>
+      <w:r>
+        <w:rPr>
+          <w:i/>
+          <w:iCs/>
+        </w:rPr>
+        <w:t xml:space="preserve">AvailabilityPolicy.withoutBusyTimes</w:t>
+      </w:r>
+      <w:r>
+        <w:t xml:space="preserve">, para no ofrecer una hora que terminaría en VEHICLE_ALREADY_BOOKED; también al reprogramar);</w:t>
+      </w:r>
+      <w:r>
+        <w:t xml:space="preserve"> </w:t>
+      </w:r>
+      <w:r>
+        <w:rPr>
+          <w:i/>
+          <w:iCs/>
+        </w:rPr>
+        <w:t xml:space="preserve">serviceIds</w:t>
+      </w:r>
+      <w:r>
+        <w:t xml:space="preserve"> </w:t>
+      </w:r>
+      <w:r>
+        <w:t xml:space="preserve">admite como máximo 10 servicios, sin nulos ni negativos, y un elemento inválido de la semana del horario responde 400 VALIDATION_ERROR con</w:t>
+      </w:r>
+      <w:r>
+        <w:t xml:space="preserve"> </w:t>
+      </w:r>
+      <w:r>
+        <w:rPr>
+          <w:i/>
+          <w:iCs/>
+        </w:rPr>
+        <w:t xml:space="preserve">errors</w:t>
+      </w:r>
+      <w:r>
+        <w:t xml:space="preserve"> </w:t>
+      </w:r>
+      <w:r>
+        <w:t xml:space="preserve">por campo en lugar de 500;</w:t>
+      </w:r>
+      <w:r>
+        <w:t xml:space="preserve"> </w:t>
+      </w:r>
+      <w:r>
+        <w:rPr>
+          <w:i/>
+          <w:iCs/>
+        </w:rPr>
+        <w:t xml:space="preserve">bookedBy</w:t>
+      </w:r>
+      <w:r>
+        <w:t xml:space="preserve"> </w:t>
+      </w:r>
+      <w:r>
+        <w:t xml:space="preserve">(quién creó la reserva) solo viaja en las vistas del personal y el motivo (</w:t>
       </w:r>
       <w:r>
         <w:rPr>
@@ -28015,7 +28138,7 @@
               <w:pStyle w:val="Compact"/>
             </w:pPr>
             <w:r>
-              <w:t xml:space="preserve">409 SLOT_UNAVAILABLE con hasta cinco horas alternativas y el motivo: CLOSED_DAY, OUTSIDE_HOURS, TIME_PASSED o NO_FREE_BAY.</w:t>
+              <w:t xml:space="preserve">409 SLOT_UNAVAILABLE con hasta cinco horas alternativas que el vehículo puede tomar y el motivo: CLOSED_DAY, OUTSIDE_HOURS, TIME_PASSED o NO_FREE_BAY.</w:t>
             </w:r>
           </w:p>
         </w:tc>
@@ -34291,7 +34414,7 @@
         <w:t xml:space="preserve"> </w:t>
       </w:r>
       <w:r>
-        <w:t xml:space="preserve">de cada repositorio aprobó 1 119 pruebas: web 212 en 66 archivos, gateway 62, security-service 200, customer-service 82, booking-service 95, operations-service 110, notification-service 133 y payment-service 225 (134 de dominio, 52 de aplicación, 34 de la API y 5 de infraestructura; las 11 de persistencia se omiten en el CI porque necesitan la base aislada</w:t>
+        <w:t xml:space="preserve">de cada repositorio aprobó 1 119 pruebas: web 212 en 66 archivos, gateway 62, security-service 200, customer-service 82, booking-service 95, operations-service 110, notification-service 133 y payment-service 225 (134 de dominio, 52 de aplicación, 34 de la API y 5 de infraestructura; las 11 de persistencia se omitían en el CI porque necesitan la base aislada</w:t>
       </w:r>
       <w:r>
         <w:t xml:space="preserve"> </w:t>
@@ -34304,7 +34427,23 @@
         <w:t xml:space="preserve">LavaRapidoPaymentIT</w:t>
       </w:r>
       <w:r>
-        <w:t xml:space="preserve">); la app móvil tiene 73 pruebas en 25 suites con</w:t>
+        <w:t xml:space="preserve">; desde el 27 de octubre de 2026 el CI de payment tiene el job "Pruebas de integración", que levanta SQL Server 2022, aplica las migraciones de Liquibase como</w:t>
+      </w:r>
+      <w:r>
+        <w:t xml:space="preserve"> </w:t>
+      </w:r>
+      <w:r>
+        <w:rPr>
+          <w:i/>
+          <w:iCs/>
+        </w:rPr>
+        <w:t xml:space="preserve">payment-migrate</w:t>
+      </w:r>
+      <w:r>
+        <w:t xml:space="preserve"> </w:t>
+      </w:r>
+      <w:r>
+        <w:t xml:space="preserve">y las corre); la app móvil tiene 73 pruebas en 25 suites con</w:t>
       </w:r>
       <w:r>
         <w:t xml:space="preserve"> </w:t>
@@ -34343,7 +34482,7 @@
         <w:t xml:space="preserve">e2e.yml</w:t>
       </w:r>
       <w:r>
-        <w:t xml:space="preserve">, a mano), probada solo contra un simulador. El 23 de octubre de 2026 eran 838. La ejecución completa anterior, en la noche del 21 de octubre de 2026, dio estos resultados: 707 pruebas unitarias y de integración aprobadas, ninguna omitida (web 62 en 41 archivos, gateway 40, security-service 155, customer-service 69, booking-service 50, operations-service 67, notification-service 114 y payment-service 150: 115 de dominio, 28 de aplicación y 7 de persistencia contra la base aislada</w:t>
+        <w:t xml:space="preserve">, a mano), probada solo contra un simulador. El 23 de octubre de 2026 eran 838. El 27 de octubre de 2026 booking-service tiene 137 y customer-service 83 (la lista de vehículos del administrador lee los dueños en una sola consulta), y las pruebas de punta a punta envían la forma de pago al reservar. La ejecución completa anterior, en la noche del 21 de octubre de 2026, dio estos resultados: 707 pruebas unitarias y de integración aprobadas, ninguna omitida (web 62 en 41 archivos, gateway 40, security-service 155, customer-service 69, booking-service 50, operations-service 67, notification-service 114 y payment-service 150: 115 de dominio, 28 de aplicación y 7 de persistencia contra la base aislada</w:t>
       </w:r>
       <w:r>
         <w:t xml:space="preserve"> </w:t>

--- a/09_MANUALES/ES/WORD/09_Manual_Tecnico.docx
+++ b/09_MANUALES/ES/WORD/09_Manual_Tecnico.docx
@@ -3330,7 +3330,7 @@
               <a:graphicData uri="http://schemas.openxmlformats.org/drawingml/2006/picture">
                 <pic:pic>
                   <pic:nvPicPr>
-                    <pic:cNvPr descr="C:/Users/MERARI~1/AppData/Local/Temp/claude/C--Users-MERARI-URBANO-Lavado-Vehicular/fbac9d65-987c-4365-8841-0c86e8c3ca54/scratchpad/mermaid/ES-1.png" id="22" name="Picture"/>
+                    <pic:cNvPr descr="C:/Users/MERARI~1/AppData/Local/Temp/claude/C--Users-MERARI-URBANO-Lavado-Vehicular/fbac9d65-987c-4365-8841-0c86e8c3ca54/scratchpad/mermaid/manual_tecnico_md-1.png" id="22" name="Picture"/>
                     <pic:cNvPicPr>
                       <a:picLocks noChangeArrowheads="1" noChangeAspect="1"/>
                     </pic:cNvPicPr>
@@ -23649,7 +23649,7 @@
               <a:graphicData uri="http://schemas.openxmlformats.org/drawingml/2006/picture">
                 <pic:pic>
                   <pic:nvPicPr>
-                    <pic:cNvPr descr="C:/Users/MERARI~1/AppData/Local/Temp/claude/C--Users-MERARI-URBANO-Lavado-Vehicular/fbac9d65-987c-4365-8841-0c86e8c3ca54/scratchpad/mermaid/ES-2.png" id="67" name="Picture"/>
+                    <pic:cNvPr descr="C:/Users/MERARI~1/AppData/Local/Temp/claude/C--Users-MERARI-URBANO-Lavado-Vehicular/fbac9d65-987c-4365-8841-0c86e8c3ca54/scratchpad/mermaid/manual_tecnico_md-2.png" id="67" name="Picture"/>
                     <pic:cNvPicPr>
                       <a:picLocks noChangeArrowheads="1" noChangeAspect="1"/>
                     </pic:cNvPicPr>

--- a/09_MANUALES/ES/WORD/09_Manual_Tecnico.docx
+++ b/09_MANUALES/ES/WORD/09_Manual_Tecnico.docx
@@ -2,7 +2,7 @@
 <file path=word/document.xml><?xml version="1.0" encoding="utf-8"?>
 <w:document xmlns:w="http://schemas.openxmlformats.org/wordprocessingml/2006/main" xmlns:m="http://schemas.openxmlformats.org/officeDocument/2006/math" xmlns:r="http://schemas.openxmlformats.org/officeDocument/2006/relationships" xmlns:o="urn:schemas-microsoft-com:office:office" xmlns:v="urn:schemas-microsoft-com:vml" xmlns:w10="urn:schemas-microsoft-com:office:word" xmlns:a="http://schemas.openxmlformats.org/drawingml/2006/main" xmlns:pic="http://schemas.openxmlformats.org/drawingml/2006/picture" xmlns:wp="http://schemas.openxmlformats.org/drawingml/2006/wordprocessingDrawing">
   <w:body>
-    <w:bookmarkStart w:id="117" w:name="manual-técnico"/>
+    <w:bookmarkStart w:id="111" w:name="manual-técnico"/>
     <w:p>
       <w:pPr>
         <w:pStyle w:val="Heading1"/>
@@ -64,7 +64,7 @@
         <w:pStyle w:val="BodyText"/>
       </w:pPr>
       <w:r>
-        <w:t xml:space="preserve">26 de octubre de 2026</w:t>
+        <w:t xml:space="preserve">27 de octubre de 2026</w:t>
       </w:r>
     </w:p>
     <w:p>
@@ -72,7 +72,7 @@
         <w:pStyle w:val="BodyText"/>
       </w:pPr>
       <w:r>
-        <w:t xml:space="preserve">Tipo de manual: Manual técnico (desarrolladores y arquitectos de software) · Versión 4.12</w:t>
+        <w:t xml:space="preserve">Tipo de manual: Manual técnico (desarrolladores y arquitectos de software) · Versión 4.13</w:t>
       </w:r>
     </w:p>
     <w:bookmarkStart w:id="9" w:name="control-de-versiones"/>
@@ -1573,6 +1573,158 @@
           </w:p>
         </w:tc>
       </w:tr>
+      <w:tr>
+        <w:tc>
+          <w:tcPr/>
+          <w:p>
+            <w:pPr>
+              <w:pStyle w:val="Compact"/>
+            </w:pPr>
+            <w:r>
+              <w:t xml:space="preserve">4.13</w:t>
+            </w:r>
+          </w:p>
+        </w:tc>
+        <w:tc>
+          <w:tcPr/>
+          <w:p>
+            <w:pPr>
+              <w:pStyle w:val="Compact"/>
+            </w:pPr>
+            <w:r>
+              <w:t xml:space="preserve">2026-10-27</w:t>
+            </w:r>
+          </w:p>
+        </w:tc>
+        <w:tc>
+          <w:tcPr/>
+          <w:p>
+            <w:pPr>
+              <w:pStyle w:val="Compact"/>
+            </w:pPr>
+            <w:r>
+              <w:t xml:space="preserve">Revisión contra</w:t>
+            </w:r>
+            <w:r>
+              <w:t xml:space="preserve"> </w:t>
+            </w:r>
+            <w:r>
+              <w:rPr>
+                <w:i/>
+                <w:iCs/>
+              </w:rPr>
+              <w:t xml:space="preserve">main</w:t>
+            </w:r>
+            <w:r>
+              <w:t xml:space="preserve"> </w:t>
+            </w:r>
+            <w:r>
+              <w:t xml:space="preserve">del 27 de octubre de 2026: versiones</w:t>
+            </w:r>
+            <w:r>
+              <w:t xml:space="preserve"> </w:t>
+            </w:r>
+            <w:r>
+              <w:rPr>
+                <w:i/>
+                <w:iCs/>
+              </w:rPr>
+              <w:t xml:space="preserve">v1.1.1</w:t>
+            </w:r>
+            <w:r>
+              <w:t xml:space="preserve"> </w:t>
+            </w:r>
+            <w:r>
+              <w:t xml:space="preserve">y</w:t>
+            </w:r>
+            <w:r>
+              <w:t xml:space="preserve"> </w:t>
+            </w:r>
+            <w:r>
+              <w:rPr>
+                <w:i/>
+                <w:iCs/>
+              </w:rPr>
+              <w:t xml:space="preserve">v1.1.2</w:t>
+            </w:r>
+            <w:r>
+              <w:t xml:space="preserve"> </w:t>
+            </w:r>
+            <w:r>
+              <w:t xml:space="preserve">y</w:t>
+            </w:r>
+            <w:r>
+              <w:t xml:space="preserve"> </w:t>
+            </w:r>
+            <w:r>
+              <w:rPr>
+                <w:i/>
+                <w:iCs/>
+              </w:rPr>
+              <w:t xml:space="preserve">main</w:t>
+            </w:r>
+            <w:r>
+              <w:t xml:space="preserve"> </w:t>
+            </w:r>
+            <w:r>
+              <w:t xml:space="preserve">protegida en los 10 repositorios (Tabla de tecnologías y 15.1); despliegue continuo activo y corridas del 27 de octubre (15.4); 58 tablas y</w:t>
+            </w:r>
+            <w:r>
+              <w:t xml:space="preserve"> </w:t>
+            </w:r>
+            <w:r>
+              <w:rPr>
+                <w:i/>
+                <w:iCs/>
+              </w:rPr>
+              <w:t xml:space="preserve">notification</w:t>
+            </w:r>
+            <w:r>
+              <w:t xml:space="preserve"> </w:t>
+            </w:r>
+            <w:r>
+              <w:t xml:space="preserve">con 7 (componentes, modelo de datos y Anexo); pruebas del CI de</w:t>
+            </w:r>
+            <w:r>
+              <w:t xml:space="preserve"> </w:t>
+            </w:r>
+            <w:r>
+              <w:rPr>
+                <w:i/>
+                <w:iCs/>
+              </w:rPr>
+              <w:t xml:space="preserve">main</w:t>
+            </w:r>
+            <w:r>
+              <w:t xml:space="preserve">, 1 337 con las 17 de integración de payment, y 19 de 19 de punta a punta (16.5); el ciclo de vida de la reserva (12.x) y el diagnóstico de reservas cerradas solas (16.6) ya no citan</w:t>
+            </w:r>
+            <w:r>
+              <w:t xml:space="preserve"> </w:t>
+            </w:r>
+            <w:r>
+              <w:rPr>
+                <w:i/>
+                <w:iCs/>
+              </w:rPr>
+              <w:t xml:space="preserve">ExpiredBookingsJob</w:t>
+            </w:r>
+            <w:r>
+              <w:t xml:space="preserve">.</w:t>
+            </w:r>
+          </w:p>
+        </w:tc>
+        <w:tc>
+          <w:tcPr/>
+          <w:p>
+            <w:pPr>
+              <w:pStyle w:val="Compact"/>
+            </w:pPr>
+            <w:r>
+              <w:t xml:space="preserve">Equipo de desarrollo</w:t>
+            </w:r>
+          </w:p>
+        </w:tc>
+      </w:tr>
     </w:tbl>
     <w:p>
       <w:pPr>
@@ -3248,7 +3400,7 @@
     </w:p>
     <w:bookmarkEnd w:id="17"/>
     <w:bookmarkEnd w:id="18"/>
-    <w:bookmarkStart w:id="25" w:name="X95d8c97275c8f81a939e1c762cd97d9839d709e"/>
+    <w:bookmarkStart w:id="22" w:name="X95d8c97275c8f81a939e1c762cd97d9839d709e"/>
     <w:p>
       <w:pPr>
         <w:pStyle w:val="Heading2"/>
@@ -3275,7 +3427,7 @@
       </w:r>
     </w:p>
     <w:bookmarkEnd w:id="19"/>
-    <w:bookmarkStart w:id="23" w:name="X3cd3a546fd8b53d9ecb33eb78f7f116d8174cdc"/>
+    <w:bookmarkStart w:id="20" w:name="X3cd3a546fd8b53d9ecb33eb78f7f116d8174cdc"/>
     <w:p>
       <w:pPr>
         <w:pStyle w:val="Heading3"/>
@@ -3321,46 +3473,7 @@
         <w:pStyle w:val="BodyText"/>
       </w:pPr>
       <w:r>
-        <w:drawing>
-          <wp:inline>
-            <wp:extent cx="5334000" cy="7013222"/>
-            <wp:effectExtent b="0" l="0" r="0" t="0"/>
-            <wp:docPr descr="Diagrama" title="" id="21" name="Picture"/>
-            <a:graphic>
-              <a:graphicData uri="http://schemas.openxmlformats.org/drawingml/2006/picture">
-                <pic:pic>
-                  <pic:nvPicPr>
-                    <pic:cNvPr descr="C:/Users/MERARI~1/AppData/Local/Temp/claude/C--Users-MERARI-URBANO-Lavado-Vehicular/fbac9d65-987c-4365-8841-0c86e8c3ca54/scratchpad/mermaid/manual_tecnico_md-1.png" id="22" name="Picture"/>
-                    <pic:cNvPicPr>
-                      <a:picLocks noChangeArrowheads="1" noChangeAspect="1"/>
-                    </pic:cNvPicPr>
-                  </pic:nvPicPr>
-                  <pic:blipFill>
-                    <a:blip r:embed="rId20"/>
-                    <a:stretch>
-                      <a:fillRect/>
-                    </a:stretch>
-                  </pic:blipFill>
-                  <pic:spPr bwMode="auto">
-                    <a:xfrm>
-                      <a:off x="0" y="0"/>
-                      <a:ext cx="5334000" cy="7013222"/>
-                    </a:xfrm>
-                    <a:prstGeom prst="rect">
-                      <a:avLst/>
-                    </a:prstGeom>
-                    <a:noFill/>
-                    <a:ln w="9525">
-                      <a:noFill/>
-                      <a:headEnd/>
-                      <a:tailEnd/>
-                    </a:ln>
-                  </pic:spPr>
-                </pic:pic>
-              </a:graphicData>
-            </a:graphic>
-          </wp:inline>
-        </w:drawing>
+        <w:t xml:space="preserve">![Diagrama](C:/Users/JUAN CAMILO/Documents/PROYECTO FINAL_LAVADO VEICULAR/lavarapido-docs/_generador/work/mermaid/manual_tecnico_md-1.png)</w:t>
       </w:r>
     </w:p>
     <w:p>
@@ -3995,7 +4108,7 @@
               <w:t xml:space="preserve">LavaRapido</w:t>
             </w:r>
             <w:r>
-              <w:t xml:space="preserve">, nueve esquemas, 57 tablas.</w:t>
+              <w:t xml:space="preserve">, nueve esquemas, 58 tablas.</w:t>
             </w:r>
           </w:p>
         </w:tc>
@@ -4137,8 +4250,8 @@
         <w:t xml:space="preserve">. El gateway es infraestructura y no se cuenta como servicio de dominio.</w:t>
       </w:r>
     </w:p>
-    <w:bookmarkEnd w:id="23"/>
-    <w:bookmarkStart w:id="24" w:name="X295149337452c1fcb499ada199b6b0f262a264b"/>
+    <w:bookmarkEnd w:id="20"/>
+    <w:bookmarkStart w:id="21" w:name="X295149337452c1fcb499ada199b6b0f262a264b"/>
     <w:p>
       <w:pPr>
         <w:pStyle w:val="Heading3"/>
@@ -4220,9 +4333,9 @@
         <w:t xml:space="preserve">El entorno de ejecución es local con Docker.</w:t>
       </w:r>
     </w:p>
-    <w:bookmarkEnd w:id="24"/>
-    <w:bookmarkEnd w:id="25"/>
-    <w:bookmarkStart w:id="26" w:name="X279f11923096b263cc46bba594eca8973cdb246"/>
+    <w:bookmarkEnd w:id="21"/>
+    <w:bookmarkEnd w:id="22"/>
+    <w:bookmarkStart w:id="23" w:name="X279f11923096b263cc46bba594eca8973cdb246"/>
     <w:p>
       <w:pPr>
         <w:pStyle w:val="Heading2"/>
@@ -4950,7 +5063,7 @@
               <w:t xml:space="preserve"> </w:t>
             </w:r>
             <w:r>
-              <w:t xml:space="preserve">en los 10 repositorios el 26 de octubre, y</w:t>
+              <w:t xml:space="preserve">en los 10 repositorios el 26 de octubre,</w:t>
             </w:r>
             <w:r>
               <w:t xml:space="preserve"> </w:t>
@@ -4966,7 +5079,55 @@
               <w:t xml:space="preserve"> </w:t>
             </w:r>
             <w:r>
-              <w:t xml:space="preserve">en la web, la app móvil, payment-service e infra ese mismo día),</w:t>
+              <w:t xml:space="preserve">en la web, la app móvil, payment-service e infra ese mismo día, y el 27 de octubre</w:t>
+            </w:r>
+            <w:r>
+              <w:t xml:space="preserve"> </w:t>
+            </w:r>
+            <w:r>
+              <w:rPr>
+                <w:i/>
+                <w:iCs/>
+              </w:rPr>
+              <w:t xml:space="preserve">v1.1.1</w:t>
+            </w:r>
+            <w:r>
+              <w:t xml:space="preserve"> </w:t>
+            </w:r>
+            <w:r>
+              <w:t xml:space="preserve">en customer y booking y</w:t>
+            </w:r>
+            <w:r>
+              <w:t xml:space="preserve"> </w:t>
+            </w:r>
+            <w:r>
+              <w:rPr>
+                <w:i/>
+                <w:iCs/>
+              </w:rPr>
+              <w:t xml:space="preserve">v1.1.2</w:t>
+            </w:r>
+            <w:r>
+              <w:t xml:space="preserve"> </w:t>
+            </w:r>
+            <w:r>
+              <w:t xml:space="preserve">en la web, la app móvil, payment-service e infra;</w:t>
+            </w:r>
+            <w:r>
+              <w:t xml:space="preserve"> </w:t>
+            </w:r>
+            <w:r>
+              <w:rPr>
+                <w:i/>
+                <w:iCs/>
+              </w:rPr>
+              <w:t xml:space="preserve">main</w:t>
+            </w:r>
+            <w:r>
+              <w:t xml:space="preserve"> </w:t>
+            </w:r>
+            <w:r>
+              <w:t xml:space="preserve">protegida en los 10),</w:t>
             </w:r>
             <w:r>
               <w:t xml:space="preserve"> </w:t>
@@ -5093,7 +5254,23 @@
               <w:t xml:space="preserve"> </w:t>
             </w:r>
             <w:r>
-              <w:t xml:space="preserve">tiene además el flujo manual "Desplegar en Azure" (sin ejecutar todavía) y el despliegue continuo preparado en una rama sin fusionar (sección 15.4)</w:t>
+              <w:t xml:space="preserve">tiene además el flujo "Desplegar en Azure", que desde el 26 de octubre de 2026 corre solo con cada fusión aprobada a</w:t>
+            </w:r>
+            <w:r>
+              <w:t xml:space="preserve"> </w:t>
+            </w:r>
+            <w:r>
+              <w:rPr>
+                <w:i/>
+                <w:iCs/>
+              </w:rPr>
+              <w:t xml:space="preserve">main</w:t>
+            </w:r>
+            <w:r>
+              <w:t xml:space="preserve"> </w:t>
+            </w:r>
+            <w:r>
+              <w:t xml:space="preserve">(despliegue continuo activo, sección 15.4)</w:t>
             </w:r>
           </w:p>
         </w:tc>
@@ -5210,8 +5387,8 @@
         <w:t xml:space="preserve">de cada repositorio.</w:t>
       </w:r>
     </w:p>
-    <w:bookmarkEnd w:id="26"/>
-    <w:bookmarkStart w:id="39" w:name="Xcade969bd530bb91cbb218181cc2a6239e914ce"/>
+    <w:bookmarkEnd w:id="23"/>
+    <w:bookmarkStart w:id="36" w:name="Xcade969bd530bb91cbb218181cc2a6239e914ce"/>
     <w:p>
       <w:pPr>
         <w:pStyle w:val="Heading2"/>
@@ -5220,7 +5397,7 @@
         <w:t xml:space="preserve">9. Arquitectura del Sistema</w:t>
       </w:r>
     </w:p>
-    <w:bookmarkStart w:id="27" w:name="X9a0099f5a68db43427989cffd91ab9814be7d64"/>
+    <w:bookmarkStart w:id="24" w:name="X9a0099f5a68db43427989cffd91ab9814be7d64"/>
     <w:p>
       <w:pPr>
         <w:pStyle w:val="Heading3"/>
@@ -5582,18 +5759,28 @@
               <w:pStyle w:val="Compact"/>
             </w:pPr>
             <w:r>
-              <w:t xml:space="preserve">6</w:t>
-            </w:r>
-          </w:p>
-        </w:tc>
-        <w:tc>
-          <w:tcPr/>
-          <w:p>
-            <w:pPr>
-              <w:pStyle w:val="Compact"/>
-            </w:pPr>
-            <w:r>
-              <w:t xml:space="preserve">Media: bandeja, consumo idempotente, push, correo, recordatorios y seguimiento de reservas para los avisos al personal.</w:t>
+              <w:t xml:space="preserve">7</w:t>
+            </w:r>
+          </w:p>
+        </w:tc>
+        <w:tc>
+          <w:tcPr/>
+          <w:p>
+            <w:pPr>
+              <w:pStyle w:val="Compact"/>
+            </w:pPr>
+            <w:r>
+              <w:t xml:space="preserve">Media: bandeja, consumo idempotente, push, correo con entregas pendientes y reintentos (</w:t>
+            </w:r>
+            <w:r>
+              <w:rPr>
+                <w:i/>
+                <w:iCs/>
+              </w:rPr>
+              <w:t xml:space="preserve">pending_delivery</w:t>
+            </w:r>
+            <w:r>
+              <w:t xml:space="preserve">), recordatorios y seguimiento de reservas para los avisos al personal.</w:t>
             </w:r>
           </w:p>
         </w:tc>
@@ -5614,27 +5801,24 @@
         <w:t xml:space="preserve"> </w:t>
       </w:r>
       <w:r>
-        <w:t xml:space="preserve">Total: 57 tablas, comprobado con una consulta a</w:t>
-      </w:r>
-      <w:r>
-        <w:t xml:space="preserve"> </w:t>
-      </w:r>
-      <w:r>
-        <w:rPr>
-          <w:i/>
-          <w:iCs/>
-        </w:rPr>
-        <w:t xml:space="preserve">sys.tables</w:t>
-      </w:r>
-      <w:r>
-        <w:t xml:space="preserve"> </w:t>
-      </w:r>
-      <w:r>
-        <w:t xml:space="preserve">el 16 de octubre de 2026. Fuente: changelogs de cada servicio.</w:t>
-      </w:r>
-    </w:p>
-    <w:bookmarkEnd w:id="27"/>
-    <w:bookmarkStart w:id="28" w:name="X09d0d99804d0147631cebacb06b53f6095f17a0"/>
+        <w:t xml:space="preserve">Total: 58 tablas, contadas en la base real el 27 de octubre de 2026 (el 16 de octubre eran 57; la que se agregó es</w:t>
+      </w:r>
+      <w:r>
+        <w:t xml:space="preserve"> </w:t>
+      </w:r>
+      <w:r>
+        <w:rPr>
+          <w:i/>
+          <w:iCs/>
+        </w:rPr>
+        <w:t xml:space="preserve">notification.pending_delivery</w:t>
+      </w:r>
+      <w:r>
+        <w:t xml:space="preserve">, de la migración 047). Fuente: changelogs de cada servicio.</w:t>
+      </w:r>
+    </w:p>
+    <w:bookmarkEnd w:id="24"/>
+    <w:bookmarkStart w:id="25" w:name="X09d0d99804d0147631cebacb06b53f6095f17a0"/>
     <w:p>
       <w:pPr>
         <w:pStyle w:val="Heading3"/>
@@ -6189,8 +6373,8 @@
         <w:t xml:space="preserve">Las direcciones se configuran con ROUTE_SECURITY_URL, ROUTE_CUSTOMER_URL, ROUTE_BOOKING_URL, ROUTE_OPERATIONS_URL, ROUTE_PAYMENT_URL y ROUTE_NOTIFICATION_URL; el archivo de Compose las define todas con los nombres de los contenedores.</w:t>
       </w:r>
     </w:p>
-    <w:bookmarkEnd w:id="28"/>
-    <w:bookmarkStart w:id="29" w:name="Xee070325fe678b7091e1c0a0c5f80e15521538c"/>
+    <w:bookmarkEnd w:id="25"/>
+    <w:bookmarkStart w:id="26" w:name="Xee070325fe678b7091e1c0a0c5f80e15521538c"/>
     <w:p>
       <w:pPr>
         <w:pStyle w:val="Heading3"/>
@@ -7838,8 +8022,8 @@
         <w:t xml:space="preserve">.</w:t>
       </w:r>
     </w:p>
-    <w:bookmarkEnd w:id="29"/>
-    <w:bookmarkStart w:id="32" w:name="Xa83801a3bf1c8870797ef0f75b1b528e24f16ef"/>
+    <w:bookmarkEnd w:id="26"/>
+    <w:bookmarkStart w:id="29" w:name="Xa83801a3bf1c8870797ef0f75b1b528e24f16ef"/>
     <w:p>
       <w:pPr>
         <w:pStyle w:val="Heading3"/>
@@ -7848,7 +8032,7 @@
         <w:t xml:space="preserve">9.4 Comunicación entre Componentes</w:t>
       </w:r>
     </w:p>
-    <w:bookmarkStart w:id="30" w:name="Xe7cd72d1c08b6a179614ecdfc0e827a3dbf04bd"/>
+    <w:bookmarkStart w:id="27" w:name="Xe7cd72d1c08b6a179614ecdfc0e827a3dbf04bd"/>
     <w:p>
       <w:pPr>
         <w:pStyle w:val="Heading4"/>
@@ -8318,8 +8502,8 @@
         <w:t xml:space="preserve">Si el destino no responde, quien llama responde 503 con un código estable (CUSTOMER_SERVICE_UNAVAILABLE o BOOKING_SERVICE_UNAVAILABLE). Tiempos de espera por defecto: 3 s (5 s en payment-service).</w:t>
       </w:r>
     </w:p>
-    <w:bookmarkEnd w:id="30"/>
-    <w:bookmarkStart w:id="31" w:name="X48a0f109306c0e3d650b39f6e3f994848726e56"/>
+    <w:bookmarkEnd w:id="27"/>
+    <w:bookmarkStart w:id="28" w:name="X48a0f109306c0e3d650b39f6e3f994848726e56"/>
     <w:p>
       <w:pPr>
         <w:pStyle w:val="Heading4"/>
@@ -8349,9 +8533,9 @@
         <w:t xml:space="preserve">; en otro caso se escriben en el registro. El catálogo de eventos está en la sección 13.4.</w:t>
       </w:r>
     </w:p>
-    <w:bookmarkEnd w:id="31"/>
-    <w:bookmarkEnd w:id="32"/>
-    <w:bookmarkStart w:id="38" w:name="X8ff6d818c42242ca0f555ab92df763b046e1d2b"/>
+    <w:bookmarkEnd w:id="28"/>
+    <w:bookmarkEnd w:id="29"/>
+    <w:bookmarkStart w:id="35" w:name="X8ff6d818c42242ca0f555ab92df763b046e1d2b"/>
     <w:p>
       <w:pPr>
         <w:pStyle w:val="Heading3"/>
@@ -8360,7 +8544,7 @@
         <w:t xml:space="preserve">9.5 Aspectos Transversales</w:t>
       </w:r>
     </w:p>
-    <w:bookmarkStart w:id="33" w:name="X939fcf8136ccdc2b5a18bd5627e68c50927ffea"/>
+    <w:bookmarkStart w:id="30" w:name="X939fcf8136ccdc2b5a18bd5627e68c50927ffea"/>
     <w:p>
       <w:pPr>
         <w:pStyle w:val="Heading4"/>
@@ -8575,8 +8759,8 @@
         <w:t xml:space="preserve">: los changelogs no crean disparadores de auditoría y los servicios no fijan el contexto de sesión. Se registra como discrepancia (Anexo B) y como acción ACO-04 del documento de acciones correctivas, preventivas y de mejoramiento.</w:t>
       </w:r>
     </w:p>
-    <w:bookmarkEnd w:id="33"/>
-    <w:bookmarkStart w:id="34" w:name="X912f68c29aee55462c50f61c8b3a8a54c3bd46e"/>
+    <w:bookmarkEnd w:id="30"/>
+    <w:bookmarkStart w:id="31" w:name="X912f68c29aee55462c50f61c8b3a8a54c3bd46e"/>
     <w:p>
       <w:pPr>
         <w:pStyle w:val="Heading4"/>
@@ -8725,8 +8909,8 @@
         <w:t xml:space="preserve">en la asignación manual y la automática (desde el 21 de octubre de 2026), con una espera máxima de 10 segundos. Cada caso de uso abre una transacción local que solo escribe los esquemas de su propio servicio; no hay transacciones distribuidas.</w:t>
       </w:r>
     </w:p>
-    <w:bookmarkEnd w:id="34"/>
-    <w:bookmarkStart w:id="35" w:name="X71dc05bab3f005bc7e5a63ba4f5a4c080653511"/>
+    <w:bookmarkEnd w:id="31"/>
+    <w:bookmarkStart w:id="32" w:name="X71dc05bab3f005bc7e5a63ba4f5a4c080653511"/>
     <w:p>
       <w:pPr>
         <w:pStyle w:val="Heading4"/>
@@ -9178,111 +9362,111 @@
         <w:t xml:space="preserve">Códigos tomados de los manejadores de excepciones de los servicios y del archivo de traducción de la aplicación web.</w:t>
       </w:r>
     </w:p>
+    <w:bookmarkEnd w:id="32"/>
+    <w:bookmarkStart w:id="33" w:name="X131595b0ae8541f75a81a5cf62fbc213069a5b9"/>
+    <w:p>
+      <w:pPr>
+        <w:pStyle w:val="Heading4"/>
+      </w:pPr>
+      <w:r>
+        <w:t xml:space="preserve">9.5.4 Tiempo e Idioma</w:t>
+      </w:r>
+    </w:p>
+    <w:p>
+      <w:pPr>
+        <w:pStyle w:val="FirstParagraph"/>
+      </w:pPr>
+      <w:r>
+        <w:t xml:space="preserve">Todas las marcas de tiempo se guardan en UTC (</w:t>
+      </w:r>
+      <w:r>
+        <w:rPr>
+          <w:i/>
+          <w:iCs/>
+        </w:rPr>
+        <w:t xml:space="preserve">DATETIME2(3)</w:t>
+      </w:r>
+      <w:r>
+        <w:t xml:space="preserve">,</w:t>
+      </w:r>
+      <w:r>
+        <w:t xml:space="preserve"> </w:t>
+      </w:r>
+      <w:r>
+        <w:rPr>
+          <w:i/>
+          <w:iCs/>
+        </w:rPr>
+        <w:t xml:space="preserve">SYSUTCDATETIME()</w:t>
+      </w:r>
+      <w:r>
+        <w:t xml:space="preserve">). Las fechas y horas de las reservas se intercambian como fechas locales del lavadero (</w:t>
+      </w:r>
+      <w:r>
+        <w:rPr>
+          <w:i/>
+          <w:iCs/>
+        </w:rPr>
+        <w:t xml:space="preserve">yyyy-MM-dd</w:t>
+      </w:r>
+      <w:r>
+        <w:t xml:space="preserve"> </w:t>
+      </w:r>
+      <w:r>
+        <w:t xml:space="preserve">y</w:t>
+      </w:r>
+      <w:r>
+        <w:t xml:space="preserve"> </w:t>
+      </w:r>
+      <w:r>
+        <w:rPr>
+          <w:i/>
+          <w:iCs/>
+        </w:rPr>
+        <w:t xml:space="preserve">HH:mm</w:t>
+      </w:r>
+      <w:r>
+        <w:t xml:space="preserve">) en la zona</w:t>
+      </w:r>
+      <w:r>
+        <w:t xml:space="preserve"> </w:t>
+      </w:r>
+      <w:r>
+        <w:rPr>
+          <w:i/>
+          <w:iCs/>
+        </w:rPr>
+        <w:t xml:space="preserve">BOOKING_ZONE</w:t>
+      </w:r>
+      <w:r>
+        <w:t xml:space="preserve"> </w:t>
+      </w:r>
+      <w:r>
+        <w:t xml:space="preserve">(America/Bogota), y las respuestas también llevan los instantes en UTC. El backend devuelve códigos estables, y los clientes los traducen al español, inglés, francés o portugués.</w:t>
+      </w:r>
+    </w:p>
+    <w:bookmarkEnd w:id="33"/>
+    <w:bookmarkStart w:id="34" w:name="X0bd9fa19a0978bed73a4728c3eee66dfd33ca8e"/>
+    <w:p>
+      <w:pPr>
+        <w:pStyle w:val="Heading4"/>
+      </w:pPr>
+      <w:r>
+        <w:t xml:space="preserve">9.5.5 Patrones No Adoptados</w:t>
+      </w:r>
+    </w:p>
+    <w:p>
+      <w:pPr>
+        <w:pStyle w:val="FirstParagraph"/>
+      </w:pPr>
+      <w:r>
+        <w:t xml:space="preserve">El proyecto decidió no adoptar en esta versión Outbox, Saga, CQRS, Event Sourcing, BFF, malla de servicios, Redis, base de datos por servicio, interruptor de circuito formal ni pasarela de pagos. La consecuencia más importante es la ausencia de Outbox: un evento se puede perder si el servicio se detiene entre el commit y la publicación (TD-011).</w:t>
+      </w:r>
+    </w:p>
+    <w:bookmarkEnd w:id="34"/>
     <w:bookmarkEnd w:id="35"/>
-    <w:bookmarkStart w:id="36" w:name="X131595b0ae8541f75a81a5cf62fbc213069a5b9"/>
-    <w:p>
-      <w:pPr>
-        <w:pStyle w:val="Heading4"/>
-      </w:pPr>
-      <w:r>
-        <w:t xml:space="preserve">9.5.4 Tiempo e Idioma</w:t>
-      </w:r>
-    </w:p>
-    <w:p>
-      <w:pPr>
-        <w:pStyle w:val="FirstParagraph"/>
-      </w:pPr>
-      <w:r>
-        <w:t xml:space="preserve">Todas las marcas de tiempo se guardan en UTC (</w:t>
-      </w:r>
-      <w:r>
-        <w:rPr>
-          <w:i/>
-          <w:iCs/>
-        </w:rPr>
-        <w:t xml:space="preserve">DATETIME2(3)</w:t>
-      </w:r>
-      <w:r>
-        <w:t xml:space="preserve">,</w:t>
-      </w:r>
-      <w:r>
-        <w:t xml:space="preserve"> </w:t>
-      </w:r>
-      <w:r>
-        <w:rPr>
-          <w:i/>
-          <w:iCs/>
-        </w:rPr>
-        <w:t xml:space="preserve">SYSUTCDATETIME()</w:t>
-      </w:r>
-      <w:r>
-        <w:t xml:space="preserve">). Las fechas y horas de las reservas se intercambian como fechas locales del lavadero (</w:t>
-      </w:r>
-      <w:r>
-        <w:rPr>
-          <w:i/>
-          <w:iCs/>
-        </w:rPr>
-        <w:t xml:space="preserve">yyyy-MM-dd</w:t>
-      </w:r>
-      <w:r>
-        <w:t xml:space="preserve"> </w:t>
-      </w:r>
-      <w:r>
-        <w:t xml:space="preserve">y</w:t>
-      </w:r>
-      <w:r>
-        <w:t xml:space="preserve"> </w:t>
-      </w:r>
-      <w:r>
-        <w:rPr>
-          <w:i/>
-          <w:iCs/>
-        </w:rPr>
-        <w:t xml:space="preserve">HH:mm</w:t>
-      </w:r>
-      <w:r>
-        <w:t xml:space="preserve">) en la zona</w:t>
-      </w:r>
-      <w:r>
-        <w:t xml:space="preserve"> </w:t>
-      </w:r>
-      <w:r>
-        <w:rPr>
-          <w:i/>
-          <w:iCs/>
-        </w:rPr>
-        <w:t xml:space="preserve">BOOKING_ZONE</w:t>
-      </w:r>
-      <w:r>
-        <w:t xml:space="preserve"> </w:t>
-      </w:r>
-      <w:r>
-        <w:t xml:space="preserve">(America/Bogota), y las respuestas también llevan los instantes en UTC. El backend devuelve códigos estables, y los clientes los traducen al español, inglés, francés o portugués.</w:t>
-      </w:r>
-    </w:p>
     <w:bookmarkEnd w:id="36"/>
-    <w:bookmarkStart w:id="37" w:name="X0bd9fa19a0978bed73a4728c3eee66dfd33ca8e"/>
-    <w:p>
-      <w:pPr>
-        <w:pStyle w:val="Heading4"/>
-      </w:pPr>
-      <w:r>
-        <w:t xml:space="preserve">9.5.5 Patrones No Adoptados</w:t>
-      </w:r>
-    </w:p>
-    <w:p>
-      <w:pPr>
-        <w:pStyle w:val="FirstParagraph"/>
-      </w:pPr>
-      <w:r>
-        <w:t xml:space="preserve">El proyecto decidió no adoptar en esta versión Outbox, Saga, CQRS, Event Sourcing, BFF, malla de servicios, Redis, base de datos por servicio, interruptor de circuito formal ni pasarela de pagos. La consecuencia más importante es la ausencia de Outbox: un evento se puede perder si el servicio se detiene entre el commit y la publicación (TD-011).</w:t>
-      </w:r>
-    </w:p>
-    <w:bookmarkEnd w:id="37"/>
-    <w:bookmarkEnd w:id="38"/>
-    <w:bookmarkEnd w:id="39"/>
-    <w:bookmarkStart w:id="45" w:name="X6c6d0a25c1a26afb8672b5f4fb6ef91c6ca0e09"/>
+    <w:bookmarkStart w:id="42" w:name="X6c6d0a25c1a26afb8672b5f4fb6ef91c6ca0e09"/>
     <w:p>
       <w:pPr>
         <w:pStyle w:val="Heading2"/>
@@ -9291,7 +9475,7 @@
         <w:t xml:space="preserve">10. Estructura del Proyecto</w:t>
       </w:r>
     </w:p>
-    <w:bookmarkStart w:id="40" w:name="Xf20c169bf4eb845a7836cfd6c621206f8f13475"/>
+    <w:bookmarkStart w:id="37" w:name="Xf20c169bf4eb845a7836cfd6c621206f8f13475"/>
     <w:p>
       <w:pPr>
         <w:pStyle w:val="Heading3"/>
@@ -9611,8 +9795,8 @@
         <w:t xml:space="preserve">Las direcciones de los repositorios se listan en el Manual de Instalación, sección 8.</w:t>
       </w:r>
     </w:p>
-    <w:bookmarkEnd w:id="40"/>
-    <w:bookmarkStart w:id="41" w:name="X3c60e3595c70e57aeebe31c08c73d7b5fd26083"/>
+    <w:bookmarkEnd w:id="37"/>
+    <w:bookmarkStart w:id="38" w:name="X3c60e3595c70e57aeebe31c08c73d7b5fd26083"/>
     <w:p>
       <w:pPr>
         <w:pStyle w:val="Heading3"/>
@@ -9883,8 +10067,8 @@
         <w:t xml:space="preserve">    `-- test/java/...      pruebas de dominio, casos de uso, seguridad y web</w:t>
       </w:r>
     </w:p>
-    <w:bookmarkEnd w:id="41"/>
-    <w:bookmarkStart w:id="42" w:name="X79672d835495c718392c7118cb1a8b213319c21"/>
+    <w:bookmarkEnd w:id="38"/>
+    <w:bookmarkStart w:id="39" w:name="X79672d835495c718392c7118cb1a8b213319c21"/>
     <w:p>
       <w:pPr>
         <w:pStyle w:val="Heading3"/>
@@ -10021,8 +10205,8 @@
         <w:t xml:space="preserve">            PaymentService.Infrastructure.IntegrationTests</w:t>
       </w:r>
     </w:p>
-    <w:bookmarkEnd w:id="42"/>
-    <w:bookmarkStart w:id="43" w:name="X51afa470e23a9bba6203ca17ca3312573adac82"/>
+    <w:bookmarkEnd w:id="39"/>
+    <w:bookmarkStart w:id="40" w:name="X51afa470e23a9bba6203ca17ca3312573adac82"/>
     <w:p>
       <w:pPr>
         <w:pStyle w:val="Heading3"/>
@@ -10483,8 +10667,8 @@
         <w:t xml:space="preserve">). Una regla nueva de una pantalla va en su ViewModel, no en la plantilla ni en el componente.</w:t>
       </w:r>
     </w:p>
-    <w:bookmarkEnd w:id="43"/>
-    <w:bookmarkStart w:id="44" w:name="Xaa6065e37e3accd9dc777cb8a13061544eef53b"/>
+    <w:bookmarkEnd w:id="40"/>
+    <w:bookmarkStart w:id="41" w:name="Xaa6065e37e3accd9dc777cb8a13061544eef53b"/>
     <w:p>
       <w:pPr>
         <w:pStyle w:val="Heading3"/>
@@ -11310,9 +11494,9 @@
         <w:t xml:space="preserve">5).</w:t>
       </w:r>
     </w:p>
-    <w:bookmarkEnd w:id="44"/>
-    <w:bookmarkEnd w:id="45"/>
-    <w:bookmarkStart w:id="57" w:name="Xab440b7b04058d3d95cf74800f32d7d96ed8f7f"/>
+    <w:bookmarkEnd w:id="41"/>
+    <w:bookmarkEnd w:id="42"/>
+    <w:bookmarkStart w:id="54" w:name="Xab440b7b04058d3d95cf74800f32d7d96ed8f7f"/>
     <w:p>
       <w:pPr>
         <w:pStyle w:val="Heading2"/>
@@ -11339,10 +11523,10 @@
         <w:t xml:space="preserve">LavaRapido</w:t>
       </w:r>
       <w:r>
-        <w:t xml:space="preserve">, dividida en nueve esquemas que pertenecen a seis servicios, con 57 tablas.</w:t>
-      </w:r>
-    </w:p>
-    <w:bookmarkStart w:id="49" w:name="X6071b9d2fbbb5bb53b1c45b99eaef0a3a1fbab5"/>
+        <w:t xml:space="preserve">, dividida en nueve esquemas que pertenecen a seis servicios, con 58 tablas.</w:t>
+      </w:r>
+    </w:p>
+    <w:bookmarkStart w:id="46" w:name="X6071b9d2fbbb5bb53b1c45b99eaef0a3a1fbab5"/>
     <w:p>
       <w:pPr>
         <w:pStyle w:val="Heading3"/>
@@ -11479,18 +11663,18 @@
           <wp:inline>
             <wp:extent cx="5334000" cy="3273742"/>
             <wp:effectExtent b="0" l="0" r="0" t="0"/>
-            <wp:docPr descr="Diagrama entidad-relación del sistema" title="" id="47" name="Picture"/>
+            <wp:docPr descr="Diagrama entidad-relación del sistema" title="" id="44" name="Picture"/>
             <a:graphic>
               <a:graphicData uri="http://schemas.openxmlformats.org/drawingml/2006/picture">
                 <pic:pic>
                   <pic:nvPicPr>
-                    <pic:cNvPr descr="capturas/data-model.png" id="48" name="Picture"/>
+                    <pic:cNvPr descr="capturas/data-model.png" id="45" name="Picture"/>
                     <pic:cNvPicPr>
                       <a:picLocks noChangeArrowheads="1" noChangeAspect="1"/>
                     </pic:cNvPicPr>
                   </pic:nvPicPr>
                   <pic:blipFill>
-                    <a:blip r:embed="rId46"/>
+                    <a:blip r:embed="rId43"/>
                     <a:stretch>
                       <a:fillRect/>
                     </a:stretch>
@@ -11517,8 +11701,8 @@
         </w:drawing>
       </w:r>
     </w:p>
-    <w:bookmarkEnd w:id="49"/>
-    <w:bookmarkStart w:id="53" w:name="X05abb2a0f7679380d57c0428f7d58bcbeae5d33"/>
+    <w:bookmarkEnd w:id="46"/>
+    <w:bookmarkStart w:id="50" w:name="X05abb2a0f7679380d57c0428f7d58bcbeae5d33"/>
     <w:p>
       <w:pPr>
         <w:pStyle w:val="Heading3"/>
@@ -11527,7 +11711,7 @@
         <w:t xml:space="preserve">11.2 Tablas Principales</w:t>
       </w:r>
     </w:p>
-    <w:bookmarkStart w:id="50" w:name="X03450b588211b88d6c7ac259cbb41e1141a1c2b"/>
+    <w:bookmarkStart w:id="47" w:name="X03450b588211b88d6c7ac259cbb41e1141a1c2b"/>
     <w:p>
       <w:pPr>
         <w:pStyle w:val="Heading4"/>
@@ -12104,8 +12288,8 @@
         <w:t xml:space="preserve">Elaborado por los autores a partir de los changelogs y de los modelos de datos de los servicios.</w:t>
       </w:r>
     </w:p>
-    <w:bookmarkEnd w:id="50"/>
-    <w:bookmarkStart w:id="51" w:name="X84070697df778c7ca48f788024b02c01a1b07d0"/>
+    <w:bookmarkEnd w:id="47"/>
+    <w:bookmarkStart w:id="48" w:name="X84070697df778c7ca48f788024b02c01a1b07d0"/>
     <w:p>
       <w:pPr>
         <w:pStyle w:val="Heading4"/>
@@ -12503,8 +12687,8 @@
         <w:t xml:space="preserve">en inglés en la base de datos (SCHEDULED, CONFIRMED, IN_PROGRESS, COMPLETED, CANCELLED, NO_SHOW; PENDING, IN_REVIEW, APPROVED, REJECTED, REFUNDED; PENDING, IN_PROGRESS, PAUSED, COMPLETED, WITH_ISSUE). Los códigos de los métodos de pago siguen en español (EFECTIVO, NEQUI, DAVIPLATA, TRANSFERENCIA).</w:t>
       </w:r>
     </w:p>
-    <w:bookmarkEnd w:id="51"/>
-    <w:bookmarkStart w:id="52" w:name="X281555a533b14fe544245bf3b3523b14e2a4269"/>
+    <w:bookmarkEnd w:id="48"/>
+    <w:bookmarkStart w:id="49" w:name="X281555a533b14fe544245bf3b3523b14e2a4269"/>
     <w:p>
       <w:pPr>
         <w:pStyle w:val="Heading4"/>
@@ -12809,9 +12993,9 @@
         <w:t xml:space="preserve">Elaborado por los autores a partir de la estrategia de migraciones y de los modelos de datos de los servicios.</w:t>
       </w:r>
     </w:p>
-    <w:bookmarkEnd w:id="52"/>
-    <w:bookmarkEnd w:id="53"/>
-    <w:bookmarkStart w:id="54" w:name="X44eab2420c2e887a27f6a75b603531f5e34f42c"/>
+    <w:bookmarkEnd w:id="49"/>
+    <w:bookmarkEnd w:id="50"/>
+    <w:bookmarkStart w:id="51" w:name="X44eab2420c2e887a27f6a75b603531f5e34f42c"/>
     <w:p>
       <w:pPr>
         <w:pStyle w:val="Heading3"/>
@@ -19839,8 +20023,8 @@
         <w:t xml:space="preserve">Fuente: modelo de datos y changelogs de notification-service. Las columnas de device_token, processed_event y booking_reminder se deben completar desde sus changelogs (Anexo B).</w:t>
       </w:r>
     </w:p>
-    <w:bookmarkEnd w:id="54"/>
-    <w:bookmarkStart w:id="55" w:name="Xf76e961919889295702da65589273b66decfbb7"/>
+    <w:bookmarkEnd w:id="51"/>
+    <w:bookmarkStart w:id="52" w:name="Xf76e961919889295702da65589273b66decfbb7"/>
     <w:p>
       <w:pPr>
         <w:pStyle w:val="Heading3"/>
@@ -20392,8 +20576,8 @@
         <w:t xml:space="preserve">Elaborado por los autores a partir del código y de los modelos de datos de los servicios.</w:t>
       </w:r>
     </w:p>
-    <w:bookmarkEnd w:id="55"/>
-    <w:bookmarkStart w:id="56" w:name="X6f24232dee6abd2f4ff6906f66fe260a4318752"/>
+    <w:bookmarkEnd w:id="52"/>
+    <w:bookmarkStart w:id="53" w:name="X6f24232dee6abd2f4ff6906f66fe260a4318752"/>
     <w:p>
       <w:pPr>
         <w:pStyle w:val="Heading3"/>
@@ -20595,9 +20779,9 @@
         <w:t xml:space="preserve">); la siguiente es la 118. La lista de changelogs de cada servicio está en el Manual de Instalación, sección 11.2.</w:t>
       </w:r>
     </w:p>
-    <w:bookmarkEnd w:id="56"/>
-    <w:bookmarkEnd w:id="57"/>
-    <w:bookmarkStart w:id="69" w:name="X5336dbf235dc64b31da6708149e2e592fd888c8"/>
+    <w:bookmarkEnd w:id="53"/>
+    <w:bookmarkEnd w:id="54"/>
+    <w:bookmarkStart w:id="63" w:name="X5336dbf235dc64b31da6708149e2e592fd888c8"/>
     <w:p>
       <w:pPr>
         <w:pStyle w:val="Heading2"/>
@@ -20606,7 +20790,7 @@
         <w:t xml:space="preserve">12. Módulos Técnicos</w:t>
       </w:r>
     </w:p>
-    <w:bookmarkStart w:id="58" w:name="X8832eaed2e07a8f28a446d1f3ebd89941bad654"/>
+    <w:bookmarkStart w:id="55" w:name="X8832eaed2e07a8f28a446d1f3ebd89941bad654"/>
     <w:p>
       <w:pPr>
         <w:pStyle w:val="Heading3"/>
@@ -20847,8 +21031,8 @@
         <w:t xml:space="preserve">contacto de un usuario con sus interruptores y lista de los administradores activos.</w:t>
       </w:r>
     </w:p>
-    <w:bookmarkEnd w:id="58"/>
-    <w:bookmarkStart w:id="59" w:name="Xb36e5d7efc09fa5ffb47026d005252ad986c588"/>
+    <w:bookmarkEnd w:id="55"/>
+    <w:bookmarkStart w:id="56" w:name="Xb36e5d7efc09fa5ffb47026d005252ad986c588"/>
     <w:p>
       <w:pPr>
         <w:pStyle w:val="Heading3"/>
@@ -20990,8 +21174,8 @@
         <w:t xml:space="preserve">); sus eventos de dominio solo se registran en el log.</w:t>
       </w:r>
     </w:p>
-    <w:bookmarkEnd w:id="59"/>
-    <w:bookmarkStart w:id="60" w:name="X0dc1db07244742b09aaf75d2a7ce7a3ff5a0b3e"/>
+    <w:bookmarkEnd w:id="56"/>
+    <w:bookmarkStart w:id="57" w:name="X0dc1db07244742b09aaf75d2a7ce7a3ff5a0b3e"/>
     <w:p>
       <w:pPr>
         <w:pStyle w:val="Heading3"/>
@@ -21800,8 +21984,8 @@
         <w:t xml:space="preserve">NULL y ninguna de estas reglas.</w:t>
       </w:r>
     </w:p>
-    <w:bookmarkEnd w:id="60"/>
-    <w:bookmarkStart w:id="61" w:name="Xcb0980fa106e16c90cce61876c9b9b1c66c4b08"/>
+    <w:bookmarkEnd w:id="57"/>
+    <w:bookmarkStart w:id="58" w:name="Xcb0980fa106e16c90cce61876c9b9b1c66c4b08"/>
     <w:p>
       <w:pPr>
         <w:pStyle w:val="Heading3"/>
@@ -22275,8 +22459,8 @@
         <w:t xml:space="preserve">y publica OperatorAssigned, ServiceStarted, ServiceCompleted, InspectionShared, ServiceNotStarted y ServiceNotFinished.</w:t>
       </w:r>
     </w:p>
-    <w:bookmarkEnd w:id="61"/>
-    <w:bookmarkStart w:id="62" w:name="X30f2bc1aa1d68dc99d9df21019caaa55e516fe8"/>
+    <w:bookmarkEnd w:id="58"/>
+    <w:bookmarkStart w:id="59" w:name="X30f2bc1aa1d68dc99d9df21019caaa55e516fe8"/>
     <w:p>
       <w:pPr>
         <w:pStyle w:val="Heading3"/>
@@ -22808,8 +22992,8 @@
         <w:t xml:space="preserve">).</w:t>
       </w:r>
     </w:p>
-    <w:bookmarkEnd w:id="62"/>
-    <w:bookmarkStart w:id="63" w:name="X01593e6397c2185ce5cb4bb6e1786f136dba97f"/>
+    <w:bookmarkEnd w:id="59"/>
+    <w:bookmarkStart w:id="60" w:name="X01593e6397c2185ce5cb4bb6e1786f136dba97f"/>
     <w:p>
       <w:pPr>
         <w:pStyle w:val="Heading3"/>
@@ -23067,8 +23251,8 @@
         <w:t xml:space="preserve">MESSAGING_ENABLED, PUSH_ENABLED, MAIL_ENABLED, INTERNAL_API_KEY, REMINDERS_ENABLED, REMINDER_LEADS y REMINDER_CHECK_INTERVAL.</w:t>
       </w:r>
     </w:p>
-    <w:bookmarkEnd w:id="63"/>
-    <w:bookmarkStart w:id="64" w:name="X498016a05b5ac926db246cf0d64bed175be5368"/>
+    <w:bookmarkEnd w:id="60"/>
+    <w:bookmarkStart w:id="61" w:name="X498016a05b5ac926db246cf0d64bed175be5368"/>
     <w:p>
       <w:pPr>
         <w:pStyle w:val="Heading3"/>
@@ -23369,8 +23553,8 @@
         <w:t xml:space="preserve">para el conteo de reservas sin operario (si operations-service no responde, aplican la misma regla con los datos que tienen). En la app, además, el formulario de reserva del administrador guarda el operario y el estado elegidos, la barra de puntos del cliente queda completa cuando no queda nada por desbloquear y no muestra "0% OFF", el operario ve "—" en la calificación cuando no tiene calificaciones y su inicio no repite el contador "En progreso", la pestaña de roles dice que los tres roles son fijos y los permisos son de referencia, y los avisos nuevos abren la pantalla de servicios del operario o el inicio del administrador.</w:t>
       </w:r>
     </w:p>
-    <w:bookmarkEnd w:id="64"/>
-    <w:bookmarkStart w:id="68" w:name="X8d05ee315f0ada1ca7abf761a53ac6ac931c934"/>
+    <w:bookmarkEnd w:id="61"/>
+    <w:bookmarkStart w:id="62" w:name="X8d05ee315f0ada1ca7abf761a53ac6ac931c934"/>
     <w:p>
       <w:pPr>
         <w:pStyle w:val="Heading3"/>
@@ -23482,7 +23666,7 @@
               <w:pStyle w:val="Compact"/>
             </w:pPr>
             <w:r>
-              <w:t xml:space="preserve">Creación → CONFIRMED; SCHEDULED → CONFIRMED; CONFIRMED → IN_PROGRESS → COMPLETED; SCHEDULED o CONFIRMED → CANCELLED o NO_SHOW. El sistema solo cierra una reserva cuando está seguro, una hora después de su fin: SCHEDULED → CANCELLED con el motivo EXPIRED y CONFIRMED sin operario → NO_SHOW. Una CONFIRMED con operario que nadie registró no cambia sola: la resuelve el administrador (Se atendió → IN_PROGRESS → COMPLETED, o No asistió).</w:t>
+              <w:t xml:space="preserve">Creación → CONFIRMED; SCHEDULED → CONFIRMED; CONFIRMED → IN_PROGRESS → COMPLETED; SCHEDULED o CONFIRMED → CANCELLED o NO_SHOW. El sistema solo cierra una reserva cuando está seguro: una hora después de su fin, CONFIRMED sin operario → NO_SHOW, y una CONFIRMED con pago digital que llega a su plazo sin comprobante → CANCELLED con el motivo PAYMENT_TIMEOUT. La cancelación automática de la SCHEDULED vencida (EXPIRED) se quitó el 24 de octubre de 2026 (B-07). Una CONFIRMED con operario que nadie registró no cambia sola: la resuelve el administrador (Se atendió → IN_PROGRESS → COMPLETED, o No asistió).</w:t>
             </w:r>
           </w:p>
         </w:tc>
@@ -23640,46 +23824,7 @@
         <w:pStyle w:val="BodyText"/>
       </w:pPr>
       <w:r>
-        <w:drawing>
-          <wp:inline>
-            <wp:extent cx="5334000" cy="1267648"/>
-            <wp:effectExtent b="0" l="0" r="0" t="0"/>
-            <wp:docPr descr="Diagrama" title="" id="66" name="Picture"/>
-            <a:graphic>
-              <a:graphicData uri="http://schemas.openxmlformats.org/drawingml/2006/picture">
-                <pic:pic>
-                  <pic:nvPicPr>
-                    <pic:cNvPr descr="C:/Users/MERARI~1/AppData/Local/Temp/claude/C--Users-MERARI-URBANO-Lavado-Vehicular/fbac9d65-987c-4365-8841-0c86e8c3ca54/scratchpad/mermaid/manual_tecnico_md-2.png" id="67" name="Picture"/>
-                    <pic:cNvPicPr>
-                      <a:picLocks noChangeArrowheads="1" noChangeAspect="1"/>
-                    </pic:cNvPicPr>
-                  </pic:nvPicPr>
-                  <pic:blipFill>
-                    <a:blip r:embed="rId65"/>
-                    <a:stretch>
-                      <a:fillRect/>
-                    </a:stretch>
-                  </pic:blipFill>
-                  <pic:spPr bwMode="auto">
-                    <a:xfrm>
-                      <a:off x="0" y="0"/>
-                      <a:ext cx="5334000" cy="1267648"/>
-                    </a:xfrm>
-                    <a:prstGeom prst="rect">
-                      <a:avLst/>
-                    </a:prstGeom>
-                    <a:noFill/>
-                    <a:ln w="9525">
-                      <a:noFill/>
-                      <a:headEnd/>
-                      <a:tailEnd/>
-                    </a:ln>
-                  </pic:spPr>
-                </pic:pic>
-              </a:graphicData>
-            </a:graphic>
-          </wp:inline>
-        </w:drawing>
+        <w:t xml:space="preserve">![Diagrama](C:/Users/JUAN CAMILO/Documents/PROYECTO FINAL_LAVADO VEICULAR/lavarapido-docs/_generador/work/mermaid/manual_tecnico_md-2.png)</w:t>
       </w:r>
     </w:p>
     <w:p>
@@ -23717,13 +23862,61 @@
           <w:i/>
           <w:iCs/>
         </w:rPr>
-        <w:t xml:space="preserve">Vencida</w:t>
-      </w:r>
-      <w:r>
-        <w:t xml:space="preserve"> </w:t>
-      </w:r>
-      <w:r>
-        <w:t xml:space="preserve">es el cierre automático de</w:t>
+        <w:t xml:space="preserve">PAYMENT_TIMEOUT</w:t>
+      </w:r>
+      <w:r>
+        <w:t xml:space="preserve"> </w:t>
+      </w:r>
+      <w:r>
+        <w:t xml:space="preserve">es la cancelación de</w:t>
+      </w:r>
+      <w:r>
+        <w:t xml:space="preserve"> </w:t>
+      </w:r>
+      <w:r>
+        <w:rPr>
+          <w:i/>
+          <w:iCs/>
+        </w:rPr>
+        <w:t xml:space="preserve">PaymentDeadlineJob</w:t>
+      </w:r>
+      <w:r>
+        <w:t xml:space="preserve"> </w:t>
+      </w:r>
+      <w:r>
+        <w:t xml:space="preserve">(sección 12.3) y</w:t>
+      </w:r>
+      <w:r>
+        <w:t xml:space="preserve"> </w:t>
+      </w:r>
+      <w:r>
+        <w:rPr>
+          <w:i/>
+          <w:iCs/>
+        </w:rPr>
+        <w:t xml:space="preserve">terminó sin operario</w:t>
+      </w:r>
+      <w:r>
+        <w:t xml:space="preserve"> </w:t>
+      </w:r>
+      <w:r>
+        <w:t xml:space="preserve">lo pide</w:t>
+      </w:r>
+      <w:r>
+        <w:t xml:space="preserve"> </w:t>
+      </w:r>
+      <w:r>
+        <w:rPr>
+          <w:i/>
+          <w:iCs/>
+        </w:rPr>
+        <w:t xml:space="preserve">FollowUpJob</w:t>
+      </w:r>
+      <w:r>
+        <w:t xml:space="preserve"> </w:t>
+      </w:r>
+      <w:r>
+        <w:t xml:space="preserve">de operations-service (sección 12.4);</w:t>
       </w:r>
       <w:r>
         <w:t xml:space="preserve"> </w:t>
@@ -23736,47 +23929,12 @@
         <w:t xml:space="preserve">ExpiredBookingsJob</w:t>
       </w:r>
       <w:r>
-        <w:t xml:space="preserve"> </w:t>
-      </w:r>
-      <w:r>
-        <w:t xml:space="preserve">(sección 12.3) y</w:t>
-      </w:r>
-      <w:r>
-        <w:t xml:space="preserve"> </w:t>
-      </w:r>
-      <w:r>
-        <w:rPr>
-          <w:i/>
-          <w:iCs/>
-        </w:rPr>
-        <w:t xml:space="preserve">terminó sin operario</w:t>
-      </w:r>
-      <w:r>
-        <w:t xml:space="preserve"> </w:t>
-      </w:r>
-      <w:r>
-        <w:t xml:space="preserve">lo pide</w:t>
-      </w:r>
-      <w:r>
-        <w:t xml:space="preserve"> </w:t>
-      </w:r>
-      <w:r>
-        <w:rPr>
-          <w:i/>
-          <w:iCs/>
-        </w:rPr>
-        <w:t xml:space="preserve">FollowUpJob</w:t>
-      </w:r>
-      <w:r>
-        <w:t xml:space="preserve"> </w:t>
-      </w:r>
-      <w:r>
-        <w:t xml:space="preserve">de operations-service (sección 12.4). Una reserva confirmada con operario que nadie registró no cambia de estado sola: la resuelve el administrador desde "Por cerrar" (Se atendió → IN_PROGRESS → COMPLETED, o No asistió).</w:t>
-      </w:r>
-    </w:p>
-    <w:bookmarkEnd w:id="68"/>
-    <w:bookmarkEnd w:id="69"/>
-    <w:bookmarkStart w:id="76" w:name="X80317fcf918be39c19e1ca08085df0c1151753e"/>
+        <w:t xml:space="preserve">, que cancelaba las programadas vencidas, ya no existe (B-07). Una reserva confirmada con operario que nadie registró no cambia de estado sola: la resuelve el administrador desde "Por cerrar" (Se atendió → IN_PROGRESS → COMPLETED, o No asistió).</w:t>
+      </w:r>
+    </w:p>
+    <w:bookmarkEnd w:id="62"/>
+    <w:bookmarkEnd w:id="63"/>
+    <w:bookmarkStart w:id="70" w:name="X80317fcf918be39c19e1ca08085df0c1151753e"/>
     <w:p>
       <w:pPr>
         <w:pStyle w:val="Heading2"/>
@@ -23851,7 +24009,7 @@
         <w:t xml:space="preserve">en el entorno Development.</w:t>
       </w:r>
     </w:p>
-    <w:bookmarkStart w:id="70" w:name="Xc1c1e27dfded9a5532efd1b8890f40777ce12b2"/>
+    <w:bookmarkStart w:id="64" w:name="Xc1c1e27dfded9a5532efd1b8890f40777ce12b2"/>
     <w:p>
       <w:pPr>
         <w:pStyle w:val="Heading3"/>
@@ -24151,8 +24309,8 @@
         <w:t xml:space="preserve">; el gateway no las enruta.</w:t>
       </w:r>
     </w:p>
-    <w:bookmarkEnd w:id="70"/>
-    <w:bookmarkStart w:id="71" w:name="Xa0dcf3599d324def821e8c2b0e9b76a2b4582ee"/>
+    <w:bookmarkEnd w:id="64"/>
+    <w:bookmarkStart w:id="65" w:name="Xa0dcf3599d324def821e8c2b0e9b76a2b4582ee"/>
     <w:p>
       <w:pPr>
         <w:pStyle w:val="Heading3"/>
@@ -24324,8 +24482,8 @@
         <w:t xml:space="preserve">) antes de pasar cualquier petición a los demás servicios, con la respuesta guardada 30 segundos por token (sección 9.2). Todo servicio valida la firma, el emisor y la audiencia con el mismo secreto.</w:t>
       </w:r>
     </w:p>
-    <w:bookmarkEnd w:id="71"/>
-    <w:bookmarkStart w:id="73" w:name="X689eaf3c7cf75b7581ad9d6d763df8ed6d35c46"/>
+    <w:bookmarkEnd w:id="65"/>
+    <w:bookmarkStart w:id="67" w:name="X689eaf3c7cf75b7581ad9d6d763df8ed6d35c46"/>
     <w:p>
       <w:pPr>
         <w:pStyle w:val="Heading3"/>
@@ -25472,7 +25630,7 @@
               <w:pStyle w:val="Compact"/>
             </w:pPr>
             <w:r>
-              <w:t xml:space="preserve">Reservas propias y catálogo de motivos (sin el motivo del sistema EXPIRED).</w:t>
+              <w:t xml:space="preserve">Reservas propias y catálogo de motivos (sin los motivos del sistema EXPIRED y PAYMENT_TIMEOUT).</w:t>
             </w:r>
           </w:p>
         </w:tc>
@@ -27855,7 +28013,7 @@
         <w:t xml:space="preserve">Elaborado por los autores a partir de los controladores de los servicios y de la documentación de los servicios.</w:t>
       </w:r>
     </w:p>
-    <w:bookmarkStart w:id="72" w:name="X89e11b7958078437b80c96b7eaa0e877331b2db"/>
+    <w:bookmarkStart w:id="66" w:name="X89e11b7958078437b80c96b7eaa0e877331b2db"/>
     <w:p>
       <w:pPr>
         <w:pStyle w:val="Heading4"/>
@@ -28370,9 +28528,9 @@
         <w:t xml:space="preserve">Códigos tomados del archivo de traducción de la aplicación web y de la documentación de booking-service.</w:t>
       </w:r>
     </w:p>
-    <w:bookmarkEnd w:id="72"/>
-    <w:bookmarkEnd w:id="73"/>
-    <w:bookmarkStart w:id="74" w:name="X7727c82f2869687db87aa8953b4885a396c08d9"/>
+    <w:bookmarkEnd w:id="66"/>
+    <w:bookmarkEnd w:id="67"/>
+    <w:bookmarkStart w:id="68" w:name="X7727c82f2869687db87aa8953b4885a396c08d9"/>
     <w:p>
       <w:pPr>
         <w:pStyle w:val="Heading3"/>
@@ -30046,8 +30204,8 @@
         <w:t xml:space="preserve">confirma con payment-service antes de cancelar (AC-89).</w:t>
       </w:r>
     </w:p>
-    <w:bookmarkEnd w:id="74"/>
-    <w:bookmarkStart w:id="75" w:name="Xef10381537be6a9cf6b6ae4fdf4b46128f3df3e"/>
+    <w:bookmarkEnd w:id="68"/>
+    <w:bookmarkStart w:id="69" w:name="Xef10381537be6a9cf6b6ae4fdf4b46128f3df3e"/>
     <w:p>
       <w:pPr>
         <w:pStyle w:val="Heading3"/>
@@ -30167,9 +30325,9 @@
         <w:t xml:space="preserve">recorren los flujos completos contra los contenedores; corren solo en local, porque el CI solo revisa su sintaxis.</w:t>
       </w:r>
     </w:p>
-    <w:bookmarkEnd w:id="75"/>
-    <w:bookmarkEnd w:id="76"/>
-    <w:bookmarkStart w:id="84" w:name="X13763f5b47a434d63b6f92e6a94a2da9af9682c"/>
+    <w:bookmarkEnd w:id="69"/>
+    <w:bookmarkEnd w:id="70"/>
+    <w:bookmarkStart w:id="78" w:name="X13763f5b47a434d63b6f92e6a94a2da9af9682c"/>
     <w:p>
       <w:pPr>
         <w:pStyle w:val="Heading2"/>
@@ -30186,7 +30344,7 @@
         <w:t xml:space="preserve">La política de seguridad del proyecto se basa en la defensa en profundidad, el mínimo privilegio, los valores seguros por defecto, la seguridad desde el diseño y la confianza cero, y su lista de verificación sigue el OWASP Top 10 (OWASP Foundation, 2021).</w:t>
       </w:r>
     </w:p>
-    <w:bookmarkStart w:id="77" w:name="Xc6b400e46db74759cd95431194f97a1b35bb22f"/>
+    <w:bookmarkStart w:id="71" w:name="Xc6b400e46db74759cd95431194f97a1b35bb22f"/>
     <w:p>
       <w:pPr>
         <w:pStyle w:val="Heading3"/>
@@ -30565,8 +30723,8 @@
         <w:t xml:space="preserve">Fuente: configuración y código de security-service y ADR-006.</w:t>
       </w:r>
     </w:p>
-    <w:bookmarkEnd w:id="77"/>
-    <w:bookmarkStart w:id="78" w:name="X13c0d5e4189444b7085ecc4c1cb24f7becbaefb"/>
+    <w:bookmarkEnd w:id="71"/>
+    <w:bookmarkStart w:id="72" w:name="X13c0d5e4189444b7085ecc4c1cb24f7becbaefb"/>
     <w:p>
       <w:pPr>
         <w:pStyle w:val="Heading3"/>
@@ -30683,8 +30841,8 @@
         <w:t xml:space="preserve">; si la llave está vacía, las rutas permanecen cerradas.</w:t>
       </w:r>
     </w:p>
-    <w:bookmarkEnd w:id="78"/>
-    <w:bookmarkStart w:id="79" w:name="X0153b224e7b6f47e6b7d0e2f02322fc8efd9a8f"/>
+    <w:bookmarkEnd w:id="72"/>
+    <w:bookmarkStart w:id="73" w:name="X0153b224e7b6f47e6b7d0e2f02322fc8efd9a8f"/>
     <w:p>
       <w:pPr>
         <w:pStyle w:val="Heading3"/>
@@ -30773,8 +30931,8 @@
         <w:t xml:space="preserve">Los precios, los totales, los descuentos y las horas de finalización nunca vienen del cliente.</w:t>
       </w:r>
     </w:p>
-    <w:bookmarkEnd w:id="79"/>
-    <w:bookmarkStart w:id="80" w:name="X6212f0ca8b96d02f9d3b9219d33f0137d7310e1"/>
+    <w:bookmarkEnd w:id="73"/>
+    <w:bookmarkStart w:id="74" w:name="X6212f0ca8b96d02f9d3b9219d33f0137d7310e1"/>
     <w:p>
       <w:pPr>
         <w:pStyle w:val="Heading3"/>
@@ -30970,8 +31128,8 @@
         <w:t xml:space="preserve">.</w:t>
       </w:r>
     </w:p>
-    <w:bookmarkEnd w:id="80"/>
-    <w:bookmarkStart w:id="81" w:name="Xb5d22207c9823b22d080dfcfa8522949f3bf4d6"/>
+    <w:bookmarkEnd w:id="74"/>
+    <w:bookmarkStart w:id="75" w:name="Xb5d22207c9823b22d080dfcfa8522949f3bf4d6"/>
     <w:p>
       <w:pPr>
         <w:pStyle w:val="Heading3"/>
@@ -31438,8 +31596,8 @@
         <w:t xml:space="preserve">Elaborado por los autores a partir de la política de seguridad y del código.</w:t>
       </w:r>
     </w:p>
-    <w:bookmarkEnd w:id="81"/>
-    <w:bookmarkStart w:id="82" w:name="X563bd585c057acf505f635523f125155a46e5d4"/>
+    <w:bookmarkEnd w:id="75"/>
+    <w:bookmarkStart w:id="76" w:name="X563bd585c057acf505f635523f125155a46e5d4"/>
     <w:p>
       <w:pPr>
         <w:pStyle w:val="Heading3"/>
@@ -31562,8 +31720,8 @@
         <w:t xml:space="preserve">los omite para que no lleguen a los registros.</w:t>
       </w:r>
     </w:p>
-    <w:bookmarkEnd w:id="82"/>
-    <w:bookmarkStart w:id="83" w:name="X7c4f5e5cd0694e75a491bdca6076753b0ac3a9b"/>
+    <w:bookmarkEnd w:id="76"/>
+    <w:bookmarkStart w:id="77" w:name="X7c4f5e5cd0694e75a491bdca6076753b0ac3a9b"/>
     <w:p>
       <w:pPr>
         <w:pStyle w:val="Heading3"/>
@@ -31685,9 +31843,9 @@
         <w:t xml:space="preserve">Campos de presentación y de descuento de una promoción que ninguna restricción mantiene coherentes (ADR-015).</w:t>
       </w:r>
     </w:p>
-    <w:bookmarkEnd w:id="83"/>
-    <w:bookmarkEnd w:id="84"/>
-    <w:bookmarkStart w:id="89" w:name="Xb0d403725a415abf60be976e765e65d012012d4"/>
+    <w:bookmarkEnd w:id="77"/>
+    <w:bookmarkEnd w:id="78"/>
+    <w:bookmarkStart w:id="83" w:name="Xb0d403725a415abf60be976e765e65d012012d4"/>
     <w:p>
       <w:pPr>
         <w:pStyle w:val="Heading2"/>
@@ -31696,7 +31854,7 @@
         <w:t xml:space="preserve">15. Control de Versiones</w:t>
       </w:r>
     </w:p>
-    <w:bookmarkStart w:id="85" w:name="Xfc762bd56fd8a3ed7f4fd73028032a96c2a982f"/>
+    <w:bookmarkStart w:id="79" w:name="Xfc762bd56fd8a3ed7f4fd73028032a96c2a982f"/>
     <w:p>
       <w:pPr>
         <w:pStyle w:val="Heading3"/>
@@ -31893,7 +32051,87 @@
         <w:t xml:space="preserve">main</w:t>
       </w:r>
       <w:r>
-        <w:t xml:space="preserve">, como los demás). Los commits siguen el formato</w:t>
+        <w:t xml:space="preserve">, como los demás). El 27 de octubre de 2026 salieron</w:t>
+      </w:r>
+      <w:r>
+        <w:t xml:space="preserve"> </w:t>
+      </w:r>
+      <w:r>
+        <w:rPr>
+          <w:i/>
+          <w:iCs/>
+        </w:rPr>
+        <w:t xml:space="preserve">v1.1.1</w:t>
+      </w:r>
+      <w:r>
+        <w:t xml:space="preserve"> </w:t>
+      </w:r>
+      <w:r>
+        <w:t xml:space="preserve">en customer-service y booking-service (las validaciones y las alternativas del 27 de octubre,</w:t>
+      </w:r>
+      <w:r>
+        <w:t xml:space="preserve"> </w:t>
+      </w:r>
+      <w:r>
+        <w:rPr>
+          <w:i/>
+          <w:iCs/>
+        </w:rPr>
+        <w:t xml:space="preserve">bookedBy</w:t>
+      </w:r>
+      <w:r>
+        <w:t xml:space="preserve"> </w:t>
+      </w:r>
+      <w:r>
+        <w:t xml:space="preserve">solo para el personal y la consulta única de dueños) y</w:t>
+      </w:r>
+      <w:r>
+        <w:t xml:space="preserve"> </w:t>
+      </w:r>
+      <w:r>
+        <w:rPr>
+          <w:i/>
+          <w:iCs/>
+        </w:rPr>
+        <w:t xml:space="preserve">v1.1.2</w:t>
+      </w:r>
+      <w:r>
+        <w:t xml:space="preserve"> </w:t>
+      </w:r>
+      <w:r>
+        <w:t xml:space="preserve">en la web (fondos en WebP), payment-service (pruebas de integración en el CI), infra (la forma de pago en las pruebas de punta a punta) y la app móvil (un texto corregido, publicado por internet).</w:t>
+      </w:r>
+      <w:r>
+        <w:t xml:space="preserve"> </w:t>
+      </w:r>
+      <w:r>
+        <w:rPr>
+          <w:i/>
+          <w:iCs/>
+        </w:rPr>
+        <w:t xml:space="preserve">main</w:t>
+      </w:r>
+      <w:r>
+        <w:t xml:space="preserve"> </w:t>
+      </w:r>
+      <w:r>
+        <w:t xml:space="preserve">está protegida en los 10 repositorios: solo recibe cambios por</w:t>
+      </w:r>
+      <w:r>
+        <w:t xml:space="preserve"> </w:t>
+      </w:r>
+      <w:r>
+        <w:rPr>
+          <w:i/>
+          <w:iCs/>
+        </w:rPr>
+        <w:t xml:space="preserve">pull request</w:t>
+      </w:r>
+      <w:r>
+        <w:t xml:space="preserve"> </w:t>
+      </w:r>
+      <w:r>
+        <w:t xml:space="preserve">con la aprobación de otro integrante y el CI en verde. Los commits siguen el formato</w:t>
       </w:r>
       <w:r>
         <w:t xml:space="preserve"> </w:t>
@@ -31938,8 +32176,8 @@
         <w:t xml:space="preserve">.</w:t>
       </w:r>
     </w:p>
-    <w:bookmarkEnd w:id="85"/>
-    <w:bookmarkStart w:id="86" w:name="X0d81f1ed4381f06598bd2eff9caf9a1b16fefdd"/>
+    <w:bookmarkEnd w:id="79"/>
+    <w:bookmarkStart w:id="80" w:name="X0d81f1ed4381f06598bd2eff9caf9a1b16fefdd"/>
     <w:p>
       <w:pPr>
         <w:pStyle w:val="Heading3"/>
@@ -31956,8 +32194,8 @@
         <w:t xml:space="preserve">El esquema se versiona con Liquibase: cada cambio es un changeset con un identificador y un autor, y Liquibase guarda una suma de comprobación. Los changesets son inmutables y solo avanzan; un cambio posterior se registra en un changeset nuevo.</w:t>
       </w:r>
     </w:p>
-    <w:bookmarkEnd w:id="86"/>
-    <w:bookmarkStart w:id="87" w:name="X2c4818ec85e0f39b5865e86856defd23cfa22fe"/>
+    <w:bookmarkEnd w:id="80"/>
+    <w:bookmarkStart w:id="81" w:name="X2c4818ec85e0f39b5865e86856defd23cfa22fe"/>
     <w:p>
       <w:pPr>
         <w:pStyle w:val="Heading3"/>
@@ -32599,8 +32837,8 @@
         <w:t xml:space="preserve">de la documentación.</w:t>
       </w:r>
     </w:p>
-    <w:bookmarkEnd w:id="87"/>
-    <w:bookmarkStart w:id="88" w:name="X25602494ff828533feeab09b5c30bdc8adbc759"/>
+    <w:bookmarkEnd w:id="81"/>
+    <w:bookmarkStart w:id="82" w:name="X25602494ff828533feeab09b5c30bdc8adbc759"/>
     <w:p>
       <w:pPr>
         <w:pStyle w:val="Heading3"/>
@@ -33121,17 +33359,7 @@
         <w:t xml:space="preserve"> </w:t>
       </w:r>
       <w:r>
-        <w:t xml:space="preserve">(</w:t>
-      </w:r>
-      <w:r>
-        <w:rPr>
-          <w:i/>
-          <w:iCs/>
-        </w:rPr>
-        <w:t xml:space="preserve">v1.0.0</w:t>
-      </w:r>
-      <w:r>
-        <w:t xml:space="preserve">) también está el flujo manual "Desplegar en Azure" (</w:t>
+        <w:t xml:space="preserve">también está el flujo "Desplegar en Azure" (</w:t>
       </w:r>
       <w:r>
         <w:rPr>
@@ -33154,7 +33382,23 @@
         <w:t xml:space="preserve">deploy/ci-deploy.sh</w:t>
       </w:r>
       <w:r>
-        <w:t xml:space="preserve">; al 24 de octubre de 2026 no se ha ejecutado nunca y el repositorio no tiene sus secretos.</w:t>
+        <w:t xml:space="preserve">; desde el 26 de octubre de 2026 tiene sus secretos y corre solo con cada fusión a</w:t>
+      </w:r>
+      <w:r>
+        <w:t xml:space="preserve"> </w:t>
+      </w:r>
+      <w:r>
+        <w:rPr>
+          <w:i/>
+          <w:iCs/>
+        </w:rPr>
+        <w:t xml:space="preserve">main</w:t>
+      </w:r>
+      <w:r>
+        <w:t xml:space="preserve"> </w:t>
+      </w:r>
+      <w:r>
+        <w:t xml:space="preserve">(despliegue continuo, abajo).</w:t>
       </w:r>
     </w:p>
     <w:p>
@@ -33166,29 +33410,617 @@
           <w:b/>
           <w:bCs/>
         </w:rPr>
-        <w:t xml:space="preserve">Despliegue continuo (fusionado en</w:t>
+        <w:t xml:space="preserve">Despliegue continuo (activo desde el 26 de octubre de 2026).</w:t>
+      </w:r>
+      <w:r>
+        <w:t xml:space="preserve"> </w:t>
+      </w:r>
+      <w:r>
+        <w:rPr>
+          <w:i/>
+          <w:iCs/>
+        </w:rPr>
+        <w:t xml:space="preserve">lavarapido-infra</w:t>
+      </w:r>
+      <w:r>
+        <w:t xml:space="preserve"> </w:t>
+      </w:r>
+      <w:r>
+        <w:t xml:space="preserve">(</w:t>
+      </w:r>
+      <w:r>
+        <w:rPr>
+          <w:i/>
+          <w:iCs/>
+        </w:rPr>
+        <w:t xml:space="preserve">006b5b0</w:t>
+      </w:r>
+      <w:r>
+        <w:t xml:space="preserve">) y el job "Pedir despliegue" de los 8 repositorios que se despliegan en Azure (web, api-gateway, security, customer, booking, operations, notification y payment) hacen que cada fusión aprobada a</w:t>
+      </w:r>
+      <w:r>
+        <w:t xml:space="preserve"> </w:t>
+      </w:r>
+      <w:r>
+        <w:rPr>
+          <w:i/>
+          <w:iCs/>
+        </w:rPr>
+        <w:t xml:space="preserve">main</w:t>
+      </w:r>
+      <w:r>
+        <w:t xml:space="preserve"> </w:t>
+      </w:r>
+      <w:r>
+        <w:t xml:space="preserve">despliegue sola: el CI del repositorio, si pasa, lanza</w:t>
+      </w:r>
+      <w:r>
+        <w:t xml:space="preserve"> </w:t>
+      </w:r>
+      <w:r>
+        <w:rPr>
+          <w:i/>
+          <w:iCs/>
+        </w:rPr>
+        <w:t xml:space="preserve">deploy.yml</w:t>
+      </w:r>
+      <w:r>
+        <w:t xml:space="preserve"> </w:t>
+      </w:r>
+      <w:r>
+        <w:t xml:space="preserve">con</w:t>
+      </w:r>
+      <w:r>
+        <w:t xml:space="preserve"> </w:t>
+      </w:r>
+      <w:r>
+        <w:rPr>
+          <w:i/>
+          <w:iCs/>
+        </w:rPr>
+        <w:t xml:space="preserve">automatic=true</w:t>
+      </w:r>
+      <w:r>
+        <w:t xml:space="preserve"> </w:t>
+      </w:r>
+      <w:r>
+        <w:t xml:space="preserve">(secreto</w:t>
+      </w:r>
+      <w:r>
+        <w:t xml:space="preserve"> </w:t>
+      </w:r>
+      <w:r>
+        <w:rPr>
+          <w:i/>
+          <w:iCs/>
+        </w:rPr>
+        <w:t xml:space="preserve">DEPLOY_DISPATCH_TOKEN</w:t>
+      </w:r>
+      <w:r>
+        <w:t xml:space="preserve">); el flujo respalda, baja</w:t>
+      </w:r>
+      <w:r>
+        <w:t xml:space="preserve"> </w:t>
+      </w:r>
+      <w:r>
+        <w:rPr>
+          <w:i/>
+          <w:iCs/>
+        </w:rPr>
+        <w:t xml:space="preserve">main</w:t>
+      </w:r>
+      <w:r>
+        <w:t xml:space="preserve"> </w:t>
+      </w:r>
+      <w:r>
+        <w:t xml:space="preserve">de todos los repositorios (hasta</w:t>
+      </w:r>
+      <w:r>
+        <w:t xml:space="preserve"> </w:t>
+      </w:r>
+      <w:r>
+        <w:rPr>
+          <w:i/>
+          <w:iCs/>
+        </w:rPr>
+        <w:t xml:space="preserve">v1.1.0</w:t>
+      </w:r>
+      <w:r>
+        <w:t xml:space="preserve">, payment-service se quedaba en</w:t>
+      </w:r>
+      <w:r>
+        <w:t xml:space="preserve"> </w:t>
+      </w:r>
+      <w:r>
+        <w:rPr>
+          <w:i/>
+          <w:iCs/>
+        </w:rPr>
+        <w:t xml:space="preserve">develop</w:t>
+      </w:r>
+      <w:r>
+        <w:t xml:space="preserve"> </w:t>
+      </w:r>
+      <w:r>
+        <w:t xml:space="preserve">por</w:t>
+      </w:r>
+      <w:r>
+        <w:t xml:space="preserve"> </w:t>
+      </w:r>
+      <w:r>
+        <w:rPr>
+          <w:i/>
+          <w:iCs/>
+        </w:rPr>
+        <w:t xml:space="preserve">DEVELOP_ONLY</w:t>
+      </w:r>
+      <w:r>
+        <w:t xml:space="preserve">; desde</w:t>
+      </w:r>
+      <w:r>
+        <w:t xml:space="preserve"> </w:t>
+      </w:r>
+      <w:r>
+        <w:rPr>
+          <w:i/>
+          <w:iCs/>
+        </w:rPr>
+        <w:t xml:space="preserve">v1.1.1</w:t>
+      </w:r>
+      <w:r>
+        <w:t xml:space="preserve"> </w:t>
+      </w:r>
+      <w:r>
+        <w:t xml:space="preserve">de infra también baja</w:t>
+      </w:r>
+      <w:r>
+        <w:t xml:space="preserve"> </w:t>
+      </w:r>
+      <w:r>
+        <w:rPr>
+          <w:i/>
+          <w:iCs/>
+        </w:rPr>
+        <w:t xml:space="preserve">main</w:t>
+      </w:r>
+      <w:r>
+        <w:t xml:space="preserve">), espera a otra actualización en curso hasta 20 minutos, exige que todos los contenedores queden sanos en 8 minutos, reinicia Caddy si cambió su</w:t>
+      </w:r>
+      <w:r>
+        <w:t xml:space="preserve"> </w:t>
+      </w:r>
+      <w:r>
+        <w:rPr>
+          <w:i/>
+          <w:iCs/>
+        </w:rPr>
+        <w:t xml:space="preserve">Caddyfile</w:t>
+      </w:r>
+      <w:r>
+        <w:t xml:space="preserve"> </w:t>
+      </w:r>
+      <w:r>
+        <w:t xml:space="preserve">y comprueba la web y la API. Con la máquina apagada deja un aviso y no falla; al encenderla,</w:t>
+      </w:r>
+      <w:r>
+        <w:t xml:space="preserve"> </w:t>
+      </w:r>
+      <w:r>
+        <w:rPr>
+          <w:i/>
+          <w:iCs/>
+        </w:rPr>
+        <w:t xml:space="preserve">deploy/boot-update.sh</w:t>
+      </w:r>
+      <w:r>
+        <w:t xml:space="preserve"> </w:t>
+      </w:r>
+      <w:r>
+        <w:t xml:space="preserve">(tarea</w:t>
+      </w:r>
+      <w:r>
+        <w:t xml:space="preserve"> </w:t>
+      </w:r>
+      <w:r>
+        <w:rPr>
+          <w:i/>
+          <w:iCs/>
+        </w:rPr>
+        <w:t xml:space="preserve">@reboot</w:t>
+      </w:r>
+      <w:r>
+        <w:t xml:space="preserve">) despliega lo pendiente comparando con</w:t>
+      </w:r>
+      <w:r>
+        <w:t xml:space="preserve"> </w:t>
+      </w:r>
+      <w:r>
+        <w:rPr>
+          <w:i/>
+          <w:iCs/>
+        </w:rPr>
+        <w:t xml:space="preserve">~/lavarapido/backups/deployed-heads</w:t>
+      </w:r>
+      <w:r>
+        <w:t xml:space="preserve">. La app móvil tiene</w:t>
+      </w:r>
+      <w:r>
+        <w:t xml:space="preserve"> </w:t>
+      </w:r>
+      <w:r>
+        <w:rPr>
+          <w:i/>
+          <w:iCs/>
+        </w:rPr>
+        <w:t xml:space="preserve">cd.yml</w:t>
+      </w:r>
+      <w:r>
+        <w:t xml:space="preserve">: con cada push a</w:t>
+      </w:r>
+      <w:r>
+        <w:t xml:space="preserve"> </w:t>
+      </w:r>
+      <w:r>
+        <w:rPr>
+          <w:i/>
+          <w:iCs/>
+        </w:rPr>
+        <w:t xml:space="preserve">main</w:t>
+      </w:r>
+      <w:r>
+        <w:t xml:space="preserve"> </w:t>
+      </w:r>
+      <w:r>
+        <w:t xml:space="preserve">repite el CI, compara la huella nativa del código con la del APK publicado y, si coincide, publica la actualización por internet (</w:t>
+      </w:r>
+      <w:r>
+        <w:rPr>
+          <w:i/>
+          <w:iCs/>
+        </w:rPr>
+        <w:t xml:space="preserve">eas update</w:t>
+      </w:r>
+      <w:r>
+        <w:t xml:space="preserve">, secreto</w:t>
+      </w:r>
+      <w:r>
+        <w:t xml:space="preserve"> </w:t>
+      </w:r>
+      <w:r>
+        <w:rPr>
+          <w:i/>
+          <w:iCs/>
+        </w:rPr>
+        <w:t xml:space="preserve">EXPO_TOKEN</w:t>
+      </w:r>
+      <w:r>
+        <w:t xml:space="preserve">); si cambió, pide un APK nuevo. Para activarlo se crearon</w:t>
+      </w:r>
+      <w:r>
+        <w:t xml:space="preserve"> </w:t>
+      </w:r>
+      <w:r>
+        <w:rPr>
+          <w:i/>
+          <w:iCs/>
+        </w:rPr>
+        <w:t xml:space="preserve">AZURE_SSH_KEY</w:t>
+      </w:r>
+      <w:r>
+        <w:t xml:space="preserve">,</w:t>
+      </w:r>
+      <w:r>
+        <w:t xml:space="preserve"> </w:t>
+      </w:r>
+      <w:r>
+        <w:rPr>
+          <w:i/>
+          <w:iCs/>
+        </w:rPr>
+        <w:t xml:space="preserve">DEPLOY_DISPATCH_TOKEN</w:t>
+      </w:r>
+      <w:r>
+        <w:t xml:space="preserve"> </w:t>
+      </w:r>
+      <w:r>
+        <w:t xml:space="preserve">(en customer, booking y payment los crea su dueño o un administrador) y</w:t>
+      </w:r>
+      <w:r>
+        <w:t xml:space="preserve"> </w:t>
+      </w:r>
+      <w:r>
+        <w:rPr>
+          <w:i/>
+          <w:iCs/>
+        </w:rPr>
+        <w:t xml:space="preserve">EXPO_TOKEN</w:t>
+      </w:r>
+      <w:r>
+        <w:t xml:space="preserve">, y se liberó</w:t>
+      </w:r>
+      <w:r>
+        <w:t xml:space="preserve"> </w:t>
+      </w:r>
+      <w:r>
+        <w:rPr>
+          <w:i/>
+          <w:iCs/>
+        </w:rPr>
+        <w:t xml:space="preserve">v1.1.0</w:t>
+      </w:r>
+      <w:r>
+        <w:t xml:space="preserve"> </w:t>
+      </w:r>
+      <w:r>
+        <w:t xml:space="preserve">el 26 de octubre de 2026, con</w:t>
+      </w:r>
+      <w:r>
+        <w:t xml:space="preserve"> </w:t>
+      </w:r>
+      <w:r>
+        <w:rPr>
+          <w:i/>
+          <w:iCs/>
+        </w:rPr>
+        <w:t xml:space="preserve">lavarapido-infra</w:t>
+      </w:r>
+      <w:r>
+        <w:t xml:space="preserve"> </w:t>
+      </w:r>
+      <w:r>
+        <w:t xml:space="preserve">al final (Documento de Despliegue, sección 4.3.4). Quedó cerrado como AC-90 en el documento de acciones correctivas.</w:t>
+      </w:r>
+      <w:r>
+        <w:t xml:space="preserve"> </w:t>
       </w:r>
       <w:r>
         <w:rPr>
           <w:b/>
           <w:bCs/>
         </w:rPr>
+        <w:t xml:space="preserve">Primera corrida automática (26 de octubre de 2026, noche, hora de Colombia).</w:t>
+      </w:r>
+      <w:r>
+        <w:t xml:space="preserve"> </w:t>
+      </w:r>
+      <w:r>
+        <w:t xml:space="preserve">Con los secretos ya creados, la fusión del PR «Release v1.1.1» a</w:t>
+      </w:r>
+      <w:r>
+        <w:t xml:space="preserve"> </w:t>
+      </w:r>
+      <w:r>
+        <w:rPr>
+          <w:i/>
+          <w:iCs/>
+        </w:rPr>
+        <w:t xml:space="preserve">main</w:t>
+      </w:r>
+      <w:r>
+        <w:t xml:space="preserve"> </w:t>
+      </w:r>
+      <w:r>
+        <w:t xml:space="preserve">de</w:t>
+      </w:r>
+      <w:r>
+        <w:t xml:space="preserve"> </w:t>
+      </w:r>
+      <w:r>
+        <w:rPr>
+          <w:i/>
+          <w:iCs/>
+        </w:rPr>
+        <w:t xml:space="preserve">lavarapido-infra</w:t>
+      </w:r>
+      <w:r>
+        <w:t xml:space="preserve"> </w:t>
+      </w:r>
+      <w:r>
+        <w:t xml:space="preserve">lanzó a las 22:19 el flujo</w:t>
+      </w:r>
+      <w:r>
         <w:t xml:space="preserve"> </w:t>
       </w:r>
       <w:r>
         <w:rPr>
           <w:b/>
           <w:bCs/>
-          <w:i/>
-          <w:iCs/>
-        </w:rPr>
-        <w:t xml:space="preserve">develop</w:t>
+        </w:rPr>
+        <w:t xml:space="preserve">Desplegar en Azure</w:t>
+      </w:r>
+      <w:r>
+        <w:t xml:space="preserve"> </w:t>
+      </w:r>
+      <w:r>
+        <w:t xml:space="preserve">con</w:t>
+      </w:r>
+      <w:r>
+        <w:t xml:space="preserve"> </w:t>
+      </w:r>
+      <w:r>
+        <w:rPr>
+          <w:i/>
+          <w:iCs/>
+        </w:rPr>
+        <w:t xml:space="preserve">automatic=true</w:t>
+      </w:r>
+      <w:r>
+        <w:t xml:space="preserve">, y los pedidos siguientes de los demás repositorios desplegaron solos hasta las 22:48 (los que llegaron mientras otro corría se cancelaron y los atendió el siguiente): todos terminaron en verde, con «Listo: todos los servicios están sanos» y «Web y API responden 200». Desde la corrida de las 22:46, payment-service también baja</w:t>
+      </w:r>
+      <w:r>
+        <w:t xml:space="preserve"> </w:t>
+      </w:r>
+      <w:r>
+        <w:rPr>
+          <w:i/>
+          <w:iCs/>
+        </w:rPr>
+        <w:t xml:space="preserve">main</w:t>
+      </w:r>
+      <w:r>
+        <w:t xml:space="preserve">. En la app móvil, la publicación de</w:t>
+      </w:r>
+      <w:r>
+        <w:t xml:space="preserve"> </w:t>
+      </w:r>
+      <w:r>
+        <w:rPr>
+          <w:i/>
+          <w:iCs/>
+        </w:rPr>
+        <w:t xml:space="preserve">v1.1.0</w:t>
+      </w:r>
+      <w:r>
+        <w:t xml:space="preserve"> </w:t>
+      </w:r>
+      <w:r>
+        <w:t xml:space="preserve">falló porque faltaba</w:t>
+      </w:r>
+      <w:r>
+        <w:t xml:space="preserve"> </w:t>
+      </w:r>
+      <w:r>
+        <w:rPr>
+          <w:i/>
+          <w:iCs/>
+        </w:rPr>
+        <w:t xml:space="preserve">EXPO_TOKEN</w:t>
+      </w:r>
+      <w:r>
+        <w:t xml:space="preserve"> </w:t>
+      </w:r>
+      <w:r>
+        <w:t xml:space="preserve">(no se publicó nada); con el secreto creado, el APK</w:t>
+      </w:r>
+      <w:r>
+        <w:t xml:space="preserve"> </w:t>
+      </w:r>
+      <w:r>
+        <w:rPr>
+          <w:i/>
+          <w:iCs/>
+        </w:rPr>
+        <w:t xml:space="preserve">versionCode</w:t>
+      </w:r>
+      <w:r>
+        <w:t xml:space="preserve"> </w:t>
+      </w:r>
+      <w:r>
+        <w:t xml:space="preserve">6 se publicó a las 22:39 y la corrida de</w:t>
+      </w:r>
+      <w:r>
+        <w:t xml:space="preserve"> </w:t>
+      </w:r>
+      <w:r>
+        <w:rPr>
+          <w:i/>
+          <w:iCs/>
+        </w:rPr>
+        <w:t xml:space="preserve">v1.1.1</w:t>
+      </w:r>
+      <w:r>
+        <w:t xml:space="preserve"> </w:t>
+      </w:r>
+      <w:r>
+        <w:t xml:space="preserve">comparó la huella nativa del commit con la de ese APK, vio que coincidía y publicó la actualización por internet (Documento de Despliegue, sección 1.3.12).</w:t>
+      </w:r>
+      <w:r>
+        <w:t xml:space="preserve"> </w:t>
       </w:r>
       <w:r>
         <w:rPr>
           <w:b/>
           <w:bCs/>
         </w:rPr>
+        <w:t xml:space="preserve">Corridas del 27 de octubre de 2026.</w:t>
+      </w:r>
+      <w:r>
+        <w:t xml:space="preserve"> </w:t>
+      </w:r>
+      <w:r>
+        <w:t xml:space="preserve">Las fusiones de</w:t>
+      </w:r>
+      <w:r>
+        <w:t xml:space="preserve"> </w:t>
+      </w:r>
+      <w:r>
+        <w:rPr>
+          <w:i/>
+          <w:iCs/>
+        </w:rPr>
+        <w:t xml:space="preserve">v1.1.2</w:t>
+      </w:r>
+      <w:r>
+        <w:t xml:space="preserve"> </w:t>
+      </w:r>
+      <w:r>
+        <w:t xml:space="preserve">de la web (01:03, hora de Colombia) y de</w:t>
+      </w:r>
+      <w:r>
+        <w:t xml:space="preserve"> </w:t>
+      </w:r>
+      <w:r>
+        <w:rPr>
+          <w:i/>
+          <w:iCs/>
+        </w:rPr>
+        <w:t xml:space="preserve">v1.1.1</w:t>
+      </w:r>
+      <w:r>
+        <w:t xml:space="preserve"> </w:t>
+      </w:r>
+      <w:r>
+        <w:t xml:space="preserve">de customer y booking y</w:t>
+      </w:r>
+      <w:r>
+        <w:t xml:space="preserve"> </w:t>
+      </w:r>
+      <w:r>
+        <w:rPr>
+          <w:i/>
+          <w:iCs/>
+        </w:rPr>
+        <w:t xml:space="preserve">v1.1.2</w:t>
+      </w:r>
+      <w:r>
+        <w:t xml:space="preserve"> </w:t>
+      </w:r>
+      <w:r>
+        <w:t xml:space="preserve">de payment e infra (01:35 y 01:36) desplegaron solas y terminaron en verde, con «Web y API responden 200»; a las 14:30,</w:t>
+      </w:r>
+      <w:r>
+        <w:t xml:space="preserve"> </w:t>
+      </w:r>
+      <w:r>
+        <w:rPr>
+          <w:i/>
+          <w:iCs/>
+        </w:rPr>
+        <w:t xml:space="preserve">v1.1.2</w:t>
+      </w:r>
+      <w:r>
+        <w:t xml:space="preserve"> </w:t>
+      </w:r>
+      <w:r>
+        <w:t xml:space="preserve">de la app móvil se publicó por internet después de comprobar que la huella nativa coincidía con la del APK</w:t>
+      </w:r>
+      <w:r>
+        <w:t xml:space="preserve"> </w:t>
+      </w:r>
+      <w:r>
+        <w:rPr>
+          <w:i/>
+          <w:iCs/>
+        </w:rPr>
+        <w:t xml:space="preserve">versionCode</w:t>
+      </w:r>
+      <w:r>
+        <w:t xml:space="preserve"> </w:t>
+      </w:r>
+      <w:r>
+        <w:t xml:space="preserve">6 (Documento de Despliegue, sección 1.3.13).</w:t>
+      </w:r>
+      <w:r>
         <w:t xml:space="preserve"> </w:t>
       </w:r>
       <w:r>
@@ -33196,301 +34028,259 @@
           <w:b/>
           <w:bCs/>
         </w:rPr>
-        <w:t xml:space="preserve">el 24 de octubre de 2026, sin secretos).</w:t>
-      </w:r>
-      <w:r>
-        <w:t xml:space="preserve"> </w:t>
-      </w:r>
-      <w:r>
-        <w:rPr>
-          <w:i/>
-          <w:iCs/>
-        </w:rPr>
-        <w:t xml:space="preserve">lavarapido-infra</w:t>
-      </w:r>
-      <w:r>
-        <w:t xml:space="preserve"> </w:t>
-      </w:r>
-      <w:r>
-        <w:t xml:space="preserve">(</w:t>
-      </w:r>
-      <w:r>
-        <w:rPr>
-          <w:i/>
-          <w:iCs/>
-        </w:rPr>
-        <w:t xml:space="preserve">006b5b0</w:t>
-      </w:r>
-      <w:r>
-        <w:t xml:space="preserve">) y el job "Pedir despliegue" de los 8 repositorios que se despliegan en Azure (web, api-gateway, security, customer, booking, operations, notification y payment) hacen que cada fusión aprobada a</w:t>
-      </w:r>
-      <w:r>
-        <w:t xml:space="preserve"> </w:t>
-      </w:r>
-      <w:r>
-        <w:rPr>
-          <w:i/>
-          <w:iCs/>
-        </w:rPr>
-        <w:t xml:space="preserve">main</w:t>
-      </w:r>
-      <w:r>
-        <w:t xml:space="preserve"> </w:t>
-      </w:r>
-      <w:r>
-        <w:t xml:space="preserve">despliegue sola: el CI del repositorio, si pasa, lanza</w:t>
-      </w:r>
-      <w:r>
-        <w:t xml:space="preserve"> </w:t>
-      </w:r>
-      <w:r>
-        <w:rPr>
-          <w:i/>
-          <w:iCs/>
-        </w:rPr>
-        <w:t xml:space="preserve">deploy.yml</w:t>
-      </w:r>
-      <w:r>
-        <w:t xml:space="preserve"> </w:t>
-      </w:r>
-      <w:r>
-        <w:t xml:space="preserve">con</w:t>
-      </w:r>
-      <w:r>
-        <w:t xml:space="preserve"> </w:t>
-      </w:r>
-      <w:r>
-        <w:rPr>
-          <w:i/>
-          <w:iCs/>
-        </w:rPr>
-        <w:t xml:space="preserve">automatic=true</w:t>
-      </w:r>
-      <w:r>
-        <w:t xml:space="preserve"> </w:t>
-      </w:r>
-      <w:r>
-        <w:t xml:space="preserve">(secreto</w:t>
-      </w:r>
-      <w:r>
-        <w:t xml:space="preserve"> </w:t>
-      </w:r>
-      <w:r>
-        <w:rPr>
-          <w:i/>
-          <w:iCs/>
-        </w:rPr>
-        <w:t xml:space="preserve">DEPLOY_DISPATCH_TOKEN</w:t>
-      </w:r>
-      <w:r>
-        <w:t xml:space="preserve">); el flujo respalda, baja</w:t>
-      </w:r>
-      <w:r>
-        <w:t xml:space="preserve"> </w:t>
-      </w:r>
-      <w:r>
-        <w:rPr>
-          <w:i/>
-          <w:iCs/>
-        </w:rPr>
-        <w:t xml:space="preserve">main</w:t>
-      </w:r>
-      <w:r>
-        <w:t xml:space="preserve"> </w:t>
-      </w:r>
-      <w:r>
-        <w:t xml:space="preserve">de todos los repositorios (hasta</w:t>
-      </w:r>
-      <w:r>
-        <w:t xml:space="preserve"> </w:t>
-      </w:r>
-      <w:r>
-        <w:rPr>
-          <w:i/>
-          <w:iCs/>
-        </w:rPr>
-        <w:t xml:space="preserve">v1.1.0</w:t>
-      </w:r>
-      <w:r>
-        <w:t xml:space="preserve">, payment-service se quedaba en</w:t>
-      </w:r>
-      <w:r>
-        <w:t xml:space="preserve"> </w:t>
-      </w:r>
-      <w:r>
-        <w:rPr>
-          <w:i/>
-          <w:iCs/>
-        </w:rPr>
-        <w:t xml:space="preserve">develop</w:t>
-      </w:r>
-      <w:r>
-        <w:t xml:space="preserve"> </w:t>
-      </w:r>
-      <w:r>
-        <w:t xml:space="preserve">por</w:t>
-      </w:r>
-      <w:r>
-        <w:t xml:space="preserve"> </w:t>
-      </w:r>
-      <w:r>
-        <w:rPr>
-          <w:i/>
-          <w:iCs/>
-        </w:rPr>
-        <w:t xml:space="preserve">DEVELOP_ONLY</w:t>
-      </w:r>
-      <w:r>
-        <w:t xml:space="preserve">; desde</w:t>
-      </w:r>
-      <w:r>
-        <w:t xml:space="preserve"> </w:t>
-      </w:r>
-      <w:r>
-        <w:rPr>
-          <w:i/>
-          <w:iCs/>
-        </w:rPr>
-        <w:t xml:space="preserve">v1.1.1</w:t>
-      </w:r>
-      <w:r>
-        <w:t xml:space="preserve"> </w:t>
-      </w:r>
-      <w:r>
-        <w:t xml:space="preserve">de infra también baja</w:t>
-      </w:r>
-      <w:r>
-        <w:t xml:space="preserve"> </w:t>
-      </w:r>
-      <w:r>
-        <w:rPr>
-          <w:i/>
-          <w:iCs/>
-        </w:rPr>
-        <w:t xml:space="preserve">main</w:t>
-      </w:r>
-      <w:r>
-        <w:t xml:space="preserve">), espera a otra actualización en curso hasta 20 minutos, exige que todos los contenedores queden sanos en 8 minutos, reinicia Caddy si cambió su</w:t>
-      </w:r>
-      <w:r>
-        <w:t xml:space="preserve"> </w:t>
-      </w:r>
-      <w:r>
-        <w:rPr>
-          <w:i/>
-          <w:iCs/>
-        </w:rPr>
-        <w:t xml:space="preserve">Caddyfile</w:t>
-      </w:r>
-      <w:r>
-        <w:t xml:space="preserve"> </w:t>
-      </w:r>
-      <w:r>
-        <w:t xml:space="preserve">y comprueba la web y la API. Con la máquina apagada deja un aviso y no falla; al encenderla,</w:t>
-      </w:r>
-      <w:r>
-        <w:t xml:space="preserve"> </w:t>
-      </w:r>
-      <w:r>
-        <w:rPr>
-          <w:i/>
-          <w:iCs/>
-        </w:rPr>
-        <w:t xml:space="preserve">deploy/boot-update.sh</w:t>
-      </w:r>
-      <w:r>
-        <w:t xml:space="preserve"> </w:t>
-      </w:r>
-      <w:r>
-        <w:t xml:space="preserve">(tarea</w:t>
-      </w:r>
-      <w:r>
-        <w:t xml:space="preserve"> </w:t>
-      </w:r>
-      <w:r>
-        <w:rPr>
-          <w:i/>
-          <w:iCs/>
-        </w:rPr>
-        <w:t xml:space="preserve">@reboot</w:t>
-      </w:r>
-      <w:r>
-        <w:t xml:space="preserve">) despliega lo pendiente comparando con</w:t>
-      </w:r>
-      <w:r>
-        <w:t xml:space="preserve"> </w:t>
-      </w:r>
-      <w:r>
-        <w:rPr>
-          <w:i/>
-          <w:iCs/>
-        </w:rPr>
-        <w:t xml:space="preserve">~/lavarapido/backups/deployed-heads</w:t>
-      </w:r>
-      <w:r>
-        <w:t xml:space="preserve">. La app móvil tiene</w:t>
-      </w:r>
-      <w:r>
-        <w:t xml:space="preserve"> </w:t>
-      </w:r>
-      <w:r>
-        <w:rPr>
-          <w:i/>
-          <w:iCs/>
-        </w:rPr>
-        <w:t xml:space="preserve">cd.yml</w:t>
-      </w:r>
-      <w:r>
-        <w:t xml:space="preserve">: con cada push a</w:t>
-      </w:r>
-      <w:r>
-        <w:t xml:space="preserve"> </w:t>
-      </w:r>
-      <w:r>
-        <w:rPr>
-          <w:i/>
-          <w:iCs/>
-        </w:rPr>
-        <w:t xml:space="preserve">main</w:t>
-      </w:r>
-      <w:r>
-        <w:t xml:space="preserve"> </w:t>
-      </w:r>
-      <w:r>
-        <w:t xml:space="preserve">repite el CI, compara la huella nativa del código con la del APK publicado y, si coincide, publica la actualización por internet (</w:t>
-      </w:r>
-      <w:r>
-        <w:rPr>
-          <w:i/>
-          <w:iCs/>
-        </w:rPr>
-        <w:t xml:space="preserve">eas update</w:t>
-      </w:r>
-      <w:r>
-        <w:t xml:space="preserve">, secreto</w:t>
-      </w:r>
-      <w:r>
-        <w:t xml:space="preserve"> </w:t>
-      </w:r>
-      <w:r>
-        <w:rPr>
-          <w:i/>
-          <w:iCs/>
-        </w:rPr>
-        <w:t xml:space="preserve">EXPO_TOKEN</w:t>
-      </w:r>
-      <w:r>
-        <w:t xml:space="preserve">); si cambió, pide un APK nuevo. Activarlo exige crear</w:t>
-      </w:r>
-      <w:r>
-        <w:t xml:space="preserve"> </w:t>
-      </w:r>
-      <w:r>
-        <w:rPr>
-          <w:i/>
-          <w:iCs/>
-        </w:rPr>
-        <w:t xml:space="preserve">AZURE_SSH_KEY</w:t>
+        <w:t xml:space="preserve">SonarCloud (26 de octubre de 2026).</w:t>
+      </w:r>
+      <w:r>
+        <w:t xml:space="preserve"> </w:t>
+      </w:r>
+      <w:r>
+        <w:t xml:space="preserve">Se corrigieron los hallazgos del análisis: en api-gateway, un acceso nulo real en la ruta de autenticación y la comparación de las redes CIDR por contenido; en security, operations y notification, los publicadores de RabbitMQ y los remitentes SMTP y Expo marcados como</w:t>
+      </w:r>
+      <w:r>
+        <w:t xml:space="preserve"> </w:t>
+      </w:r>
+      <w:r>
+        <w:rPr>
+          <w:i/>
+          <w:iCs/>
+        </w:rPr>
+        <w:t xml:space="preserve">@Primary</w:t>
+      </w:r>
+      <w:r>
+        <w:t xml:space="preserve"> </w:t>
+      </w:r>
+      <w:r>
+        <w:t xml:space="preserve">(regla</w:t>
+      </w:r>
+      <w:r>
+        <w:t xml:space="preserve"> </w:t>
+      </w:r>
+      <w:r>
+        <w:rPr>
+          <w:i/>
+          <w:iCs/>
+        </w:rPr>
+        <w:t xml:space="preserve">java:S9352</w:t>
+      </w:r>
+      <w:r>
+        <w:t xml:space="preserve">); en la web, el CI más estricto, la CLI de Angular fijada y el orden con</w:t>
+      </w:r>
+      <w:r>
+        <w:t xml:space="preserve"> </w:t>
+      </w:r>
+      <w:r>
+        <w:rPr>
+          <w:i/>
+          <w:iCs/>
+        </w:rPr>
+        <w:t xml:space="preserve">localeCompare</w:t>
+      </w:r>
+      <w:r>
+        <w:t xml:space="preserve">; y en la app móvil, promesas marcadas con</w:t>
+      </w:r>
+      <w:r>
+        <w:t xml:space="preserve"> </w:t>
+      </w:r>
+      <w:r>
+        <w:rPr>
+          <w:i/>
+          <w:iCs/>
+        </w:rPr>
+        <w:t xml:space="preserve">void</w:t>
+      </w:r>
+      <w:r>
+        <w:t xml:space="preserve">,</w:t>
+      </w:r>
+      <w:r>
+        <w:t xml:space="preserve"> </w:t>
+      </w:r>
+      <w:r>
+        <w:rPr>
+          <w:i/>
+          <w:iCs/>
+        </w:rPr>
+        <w:t xml:space="preserve">callbacks</w:t>
+      </w:r>
+      <w:r>
+        <w:t xml:space="preserve"> </w:t>
+      </w:r>
+      <w:r>
+        <w:t xml:space="preserve">envueltos en funciones flecha, el componente</w:t>
+      </w:r>
+      <w:r>
+        <w:t xml:space="preserve"> </w:t>
+      </w:r>
+      <w:r>
+        <w:rPr>
+          <w:i/>
+          <w:iCs/>
+        </w:rPr>
+        <w:t xml:space="preserve">Pill</w:t>
+      </w:r>
+      <w:r>
+        <w:t xml:space="preserve"> </w:t>
+      </w:r>
+      <w:r>
+        <w:t xml:space="preserve">compartido, la clave de traducción de la contraseña renombrada y los scripts y flujos del CI endurecidos.</w:t>
+      </w:r>
+    </w:p>
+    <w:bookmarkEnd w:id="82"/>
+    <w:bookmarkEnd w:id="83"/>
+    <w:bookmarkStart w:id="92" w:name="X691387749e89fa9fb1df46fcccbad5749f40988"/>
+    <w:p>
+      <w:pPr>
+        <w:pStyle w:val="Heading2"/>
+      </w:pPr>
+      <w:r>
+        <w:t xml:space="preserve">16. Recomendaciones de Mantenimiento</w:t>
+      </w:r>
+    </w:p>
+    <w:bookmarkStart w:id="84" w:name="X27d87fe01a292d535bcf86f4d5993c5d26f7d07"/>
+    <w:p>
+      <w:pPr>
+        <w:pStyle w:val="Heading3"/>
+      </w:pPr>
+      <w:r>
+        <w:t xml:space="preserve">16.1 Entorno Local</w:t>
+      </w:r>
+    </w:p>
+    <w:p>
+      <w:pPr>
+        <w:pStyle w:val="FirstParagraph"/>
+      </w:pPr>
+      <w:r>
+        <w:t xml:space="preserve">El entorno local y su orden de arranque se describen en el Manual de Instalación. SQL Server y RabbitMQ deben estar sanos antes de los servicios; cada servicio debe tolerar que una dependencia no esté lista y responder 503 con un código estable.</w:t>
+      </w:r>
+    </w:p>
+    <w:bookmarkEnd w:id="84"/>
+    <w:bookmarkStart w:id="85" w:name="X2f46221d47794aa2dfac9ef2f335f5e71cfb338"/>
+    <w:p>
+      <w:pPr>
+        <w:pStyle w:val="Heading3"/>
+      </w:pPr>
+      <w:r>
+        <w:t xml:space="preserve">16.2 Configuración</w:t>
+      </w:r>
+    </w:p>
+    <w:p>
+      <w:pPr>
+        <w:pStyle w:val="FirstParagraph"/>
+      </w:pPr>
+      <w:r>
+        <w:t xml:space="preserve">Las variables de configuración se describen en el Manual de Instalación, sección 10. Toda variable nueva se debe agregar a</w:t>
+      </w:r>
+      <w:r>
+        <w:t xml:space="preserve"> </w:t>
+      </w:r>
+      <w:r>
+        <w:rPr>
+          <w:i/>
+          <w:iCs/>
+        </w:rPr>
+        <w:t xml:space="preserve">.env.example</w:t>
+      </w:r>
+      <w:r>
+        <w:t xml:space="preserve"> </w:t>
+      </w:r>
+      <w:r>
+        <w:t xml:space="preserve">con un comentario y, si el servicio corre en Docker, a su bloque</w:t>
+      </w:r>
+      <w:r>
+        <w:t xml:space="preserve"> </w:t>
+      </w:r>
+      <w:r>
+        <w:rPr>
+          <w:i/>
+          <w:iCs/>
+        </w:rPr>
+        <w:t xml:space="preserve">environment</w:t>
+      </w:r>
+      <w:r>
+        <w:t xml:space="preserve"> </w:t>
+      </w:r>
+      <w:r>
+        <w:t xml:space="preserve">de</w:t>
+      </w:r>
+      <w:r>
+        <w:t xml:space="preserve"> </w:t>
+      </w:r>
+      <w:r>
+        <w:rPr>
+          <w:i/>
+          <w:iCs/>
+        </w:rPr>
+        <w:t xml:space="preserve">docker-compose.yml</w:t>
+      </w:r>
+      <w:r>
+        <w:t xml:space="preserve">. Las del 21 de octubre de 2026 (</w:t>
+      </w:r>
+      <w:r>
+        <w:rPr>
+          <w:i/>
+          <w:iCs/>
+        </w:rPr>
+        <w:t xml:space="preserve">SESSION_CHECK_*</w:t>
+      </w:r>
+      <w:r>
+        <w:t xml:space="preserve"> </w:t>
+      </w:r>
+      <w:r>
+        <w:t xml:space="preserve">del gateway,</w:t>
+      </w:r>
+      <w:r>
+        <w:t xml:space="preserve"> </w:t>
+      </w:r>
+      <w:r>
+        <w:rPr>
+          <w:i/>
+          <w:iCs/>
+        </w:rPr>
+        <w:t xml:space="preserve">BOOKING_EXPIRY_*</w:t>
+      </w:r>
+      <w:r>
+        <w:t xml:space="preserve"> </w:t>
+      </w:r>
+      <w:r>
+        <w:t xml:space="preserve">de booking-service, con</w:t>
+      </w:r>
+      <w:r>
+        <w:t xml:space="preserve"> </w:t>
+      </w:r>
+      <w:r>
+        <w:rPr>
+          <w:i/>
+          <w:iCs/>
+        </w:rPr>
+        <w:t xml:space="preserve">BOOKING_EXPIRY_GRACE_MINUTES</w:t>
+      </w:r>
+      <w:r>
+        <w:t xml:space="preserve"> </w:t>
+      </w:r>
+      <w:r>
+        <w:t xml:space="preserve">compartida con operations-service, y</w:t>
+      </w:r>
+      <w:r>
+        <w:t xml:space="preserve"> </w:t>
+      </w:r>
+      <w:r>
+        <w:rPr>
+          <w:i/>
+          <w:iCs/>
+        </w:rPr>
+        <w:t xml:space="preserve">FOLLOW_UP_ENABLED</w:t>
+      </w:r>
+      <w:r>
+        <w:t xml:space="preserve">,</w:t>
+      </w:r>
+      <w:r>
+        <w:t xml:space="preserve"> </w:t>
+      </w:r>
+      <w:r>
+        <w:rPr>
+          <w:i/>
+          <w:iCs/>
+        </w:rPr>
+        <w:t xml:space="preserve">FOLLOW_UP_INTERVAL</w:t>
       </w:r>
       <w:r>
         <w:t xml:space="preserve"> </w:t>
@@ -33506,277 +34296,81 @@
           <w:i/>
           <w:iCs/>
         </w:rPr>
-        <w:t xml:space="preserve">DEPLOY_DISPATCH_TOKEN</w:t>
-      </w:r>
-      <w:r>
-        <w:t xml:space="preserve"> </w:t>
-      </w:r>
-      <w:r>
-        <w:t xml:space="preserve">(en customer, booking y payment los crea su dueño o un administrador) y</w:t>
-      </w:r>
-      <w:r>
-        <w:t xml:space="preserve"> </w:t>
-      </w:r>
-      <w:r>
-        <w:rPr>
-          <w:i/>
-          <w:iCs/>
-        </w:rPr>
-        <w:t xml:space="preserve">EXPO_TOKEN</w:t>
-      </w:r>
-      <w:r>
-        <w:t xml:space="preserve">, (</w:t>
-      </w:r>
-      <w:r>
-        <w:rPr>
-          <w:i/>
-          <w:iCs/>
-        </w:rPr>
-        <w:t xml:space="preserve">v1.1.0</w:t>
-      </w:r>
-      <w:r>
-        <w:t xml:space="preserve"> </w:t>
-      </w:r>
-      <w:r>
-        <w:t xml:space="preserve">ya se liberó el 26 de octubre de 2026, con</w:t>
-      </w:r>
-      <w:r>
-        <w:t xml:space="preserve"> </w:t>
-      </w:r>
-      <w:r>
-        <w:rPr>
-          <w:i/>
-          <w:iCs/>
-        </w:rPr>
-        <w:t xml:space="preserve">lavarapido-infra</w:t>
-      </w:r>
-      <w:r>
-        <w:t xml:space="preserve"> </w:t>
-      </w:r>
-      <w:r>
-        <w:t xml:space="preserve">al final; Documento de Despliegue, sección 4.3.4). Quedó cerrado como AC-90 en el documento de acciones correctivas.</w:t>
-      </w:r>
-      <w:r>
-        <w:t xml:space="preserve"> </w:t>
-      </w:r>
-      <w:r>
-        <w:rPr>
-          <w:b/>
-          <w:bCs/>
-        </w:rPr>
-        <w:t xml:space="preserve">Primera corrida automática (26 de octubre de 2026, noche, hora de Colombia).</w:t>
-      </w:r>
-      <w:r>
-        <w:t xml:space="preserve"> </w:t>
-      </w:r>
-      <w:r>
-        <w:t xml:space="preserve">Con los secretos ya creados, la fusión del PR «Release v1.1.1» a</w:t>
-      </w:r>
-      <w:r>
-        <w:t xml:space="preserve"> </w:t>
-      </w:r>
-      <w:r>
-        <w:rPr>
-          <w:i/>
-          <w:iCs/>
-        </w:rPr>
-        <w:t xml:space="preserve">main</w:t>
-      </w:r>
-      <w:r>
-        <w:t xml:space="preserve"> </w:t>
-      </w:r>
-      <w:r>
-        <w:t xml:space="preserve">de</w:t>
-      </w:r>
-      <w:r>
-        <w:t xml:space="preserve"> </w:t>
-      </w:r>
-      <w:r>
-        <w:rPr>
-          <w:i/>
-          <w:iCs/>
-        </w:rPr>
-        <w:t xml:space="preserve">lavarapido-infra</w:t>
-      </w:r>
-      <w:r>
-        <w:t xml:space="preserve"> </w:t>
-      </w:r>
-      <w:r>
-        <w:t xml:space="preserve">lanzó a las 22:19 el flujo</w:t>
-      </w:r>
-      <w:r>
-        <w:t xml:space="preserve"> </w:t>
-      </w:r>
-      <w:r>
-        <w:rPr>
-          <w:b/>
-          <w:bCs/>
-        </w:rPr>
-        <w:t xml:space="preserve">Desplegar en Azure</w:t>
-      </w:r>
-      <w:r>
-        <w:t xml:space="preserve"> </w:t>
-      </w:r>
-      <w:r>
-        <w:t xml:space="preserve">con</w:t>
-      </w:r>
-      <w:r>
-        <w:t xml:space="preserve"> </w:t>
-      </w:r>
-      <w:r>
-        <w:rPr>
-          <w:i/>
-          <w:iCs/>
-        </w:rPr>
-        <w:t xml:space="preserve">automatic=true</w:t>
-      </w:r>
-      <w:r>
-        <w:t xml:space="preserve">, y los pedidos siguientes de los demás repositorios desplegaron solos hasta las 22:48 (los que llegaron mientras otro corría se cancelaron y los atendió el siguiente): todos terminaron en verde, con «Listo: todos los servicios están sanos» y «Web y API responden 200». Desde la corrida de las 22:46, payment-service también baja</w:t>
-      </w:r>
-      <w:r>
-        <w:t xml:space="preserve"> </w:t>
-      </w:r>
-      <w:r>
-        <w:rPr>
-          <w:i/>
-          <w:iCs/>
-        </w:rPr>
-        <w:t xml:space="preserve">main</w:t>
-      </w:r>
-      <w:r>
-        <w:t xml:space="preserve">. En la app móvil, la publicación de</w:t>
-      </w:r>
-      <w:r>
-        <w:t xml:space="preserve"> </w:t>
-      </w:r>
-      <w:r>
-        <w:rPr>
-          <w:i/>
-          <w:iCs/>
-        </w:rPr>
-        <w:t xml:space="preserve">v1.1.0</w:t>
-      </w:r>
-      <w:r>
-        <w:t xml:space="preserve"> </w:t>
-      </w:r>
-      <w:r>
-        <w:t xml:space="preserve">falló porque faltaba</w:t>
-      </w:r>
-      <w:r>
-        <w:t xml:space="preserve"> </w:t>
-      </w:r>
-      <w:r>
-        <w:rPr>
-          <w:i/>
-          <w:iCs/>
-        </w:rPr>
-        <w:t xml:space="preserve">EXPO_TOKEN</w:t>
-      </w:r>
-      <w:r>
-        <w:t xml:space="preserve"> </w:t>
-      </w:r>
-      <w:r>
-        <w:t xml:space="preserve">(no se publicó nada); con el secreto creado, el APK</w:t>
-      </w:r>
-      <w:r>
-        <w:t xml:space="preserve"> </w:t>
-      </w:r>
-      <w:r>
-        <w:rPr>
-          <w:i/>
-          <w:iCs/>
-        </w:rPr>
-        <w:t xml:space="preserve">versionCode</w:t>
-      </w:r>
-      <w:r>
-        <w:t xml:space="preserve"> </w:t>
-      </w:r>
-      <w:r>
-        <w:t xml:space="preserve">6 se publicó a las 22:39 y la corrida de</w:t>
-      </w:r>
-      <w:r>
-        <w:t xml:space="preserve"> </w:t>
-      </w:r>
-      <w:r>
-        <w:rPr>
-          <w:i/>
-          <w:iCs/>
-        </w:rPr>
-        <w:t xml:space="preserve">v1.1.1</w:t>
-      </w:r>
-      <w:r>
-        <w:t xml:space="preserve"> </w:t>
-      </w:r>
-      <w:r>
-        <w:t xml:space="preserve">comparó la huella nativa del commit con la de ese APK, vio que coincidía y publicó la actualización por internet (Documento de Despliegue, sección 1.3.12).</w:t>
-      </w:r>
-      <w:r>
-        <w:t xml:space="preserve"> </w:t>
-      </w:r>
-      <w:r>
-        <w:rPr>
-          <w:b/>
-          <w:bCs/>
-        </w:rPr>
-        <w:t xml:space="preserve">SonarCloud (26 de octubre de 2026).</w:t>
-      </w:r>
-      <w:r>
-        <w:t xml:space="preserve"> </w:t>
-      </w:r>
-      <w:r>
-        <w:t xml:space="preserve">Se corrigieron los hallazgos del análisis: en api-gateway, un acceso nulo real en la ruta de autenticación y la comparación de las redes CIDR por contenido; en security, operations y notification, los publicadores de RabbitMQ y los remitentes SMTP y Expo marcados como</w:t>
-      </w:r>
-      <w:r>
-        <w:t xml:space="preserve"> </w:t>
-      </w:r>
-      <w:r>
-        <w:rPr>
-          <w:i/>
-          <w:iCs/>
-        </w:rPr>
-        <w:t xml:space="preserve">@Primary</w:t>
-      </w:r>
-      <w:r>
-        <w:t xml:space="preserve"> </w:t>
-      </w:r>
-      <w:r>
-        <w:t xml:space="preserve">(regla</w:t>
-      </w:r>
-      <w:r>
-        <w:t xml:space="preserve"> </w:t>
-      </w:r>
-      <w:r>
-        <w:rPr>
-          <w:i/>
-          <w:iCs/>
-        </w:rPr>
-        <w:t xml:space="preserve">java:S9352</w:t>
-      </w:r>
-      <w:r>
-        <w:t xml:space="preserve">); en la web, el CI más estricto, la CLI de Angular fijada y el orden con</w:t>
-      </w:r>
-      <w:r>
-        <w:t xml:space="preserve"> </w:t>
-      </w:r>
-      <w:r>
-        <w:rPr>
-          <w:i/>
-          <w:iCs/>
-        </w:rPr>
-        <w:t xml:space="preserve">localeCompare</w:t>
-      </w:r>
-      <w:r>
-        <w:t xml:space="preserve">; y en la app móvil, promesas marcadas con</w:t>
-      </w:r>
-      <w:r>
-        <w:t xml:space="preserve"> </w:t>
-      </w:r>
-      <w:r>
-        <w:rPr>
-          <w:i/>
-          <w:iCs/>
-        </w:rPr>
-        <w:t xml:space="preserve">void</w:t>
+        <w:t xml:space="preserve">FOLLOW_UP_LOOK_BACK_DAYS</w:t>
+      </w:r>
+      <w:r>
+        <w:t xml:space="preserve"> </w:t>
+      </w:r>
+      <w:r>
+        <w:t xml:space="preserve">de operations-service; nueve en total) ya están en esos archivos (acción ACO-14, cerrada). Las del 23 de octubre de 2026 (</w:t>
+      </w:r>
+      <w:r>
+        <w:rPr>
+          <w:i/>
+          <w:iCs/>
+        </w:rPr>
+        <w:t xml:space="preserve">ALLOWED_EMAIL_DOMAINS</w:t>
+      </w:r>
+      <w:r>
+        <w:t xml:space="preserve"> </w:t>
+      </w:r>
+      <w:r>
+        <w:t xml:space="preserve">y</w:t>
+      </w:r>
+      <w:r>
+        <w:t xml:space="preserve"> </w:t>
+      </w:r>
+      <w:r>
+        <w:rPr>
+          <w:i/>
+          <w:iCs/>
+        </w:rPr>
+        <w:t xml:space="preserve">DEMO_*_PASSWORD</w:t>
+      </w:r>
+      <w:r>
+        <w:t xml:space="preserve"> </w:t>
+      </w:r>
+      <w:r>
+        <w:t xml:space="preserve">de security-service) también.</w:t>
+      </w:r>
+      <w:r>
+        <w:t xml:space="preserve"> </w:t>
+      </w:r>
+      <w:r>
+        <w:rPr>
+          <w:i/>
+          <w:iCs/>
+        </w:rPr>
+        <w:t xml:space="preserve">ADMIN_DOCUMENT</w:t>
+      </w:r>
+      <w:r>
+        <w:t xml:space="preserve"> </w:t>
+      </w:r>
+      <w:r>
+        <w:t xml:space="preserve">y</w:t>
+      </w:r>
+      <w:r>
+        <w:t xml:space="preserve"> </w:t>
+      </w:r>
+      <w:r>
+        <w:rPr>
+          <w:i/>
+          <w:iCs/>
+        </w:rPr>
+        <w:t xml:space="preserve">ADMIN_PHONE</w:t>
+      </w:r>
+      <w:r>
+        <w:t xml:space="preserve"> </w:t>
+      </w:r>
+      <w:r>
+        <w:t xml:space="preserve">completan los datos del primer administrador en producción. Las del 26 de octubre de 2026 (</w:t>
+      </w:r>
+      <w:r>
+        <w:rPr>
+          <w:i/>
+          <w:iCs/>
+        </w:rPr>
+        <w:t xml:space="preserve">BOOKING_CASH_ACTIVE_LIMIT</w:t>
       </w:r>
       <w:r>
         <w:t xml:space="preserve">,</w:t>
@@ -33789,75 +34383,84 @@
           <w:i/>
           <w:iCs/>
         </w:rPr>
-        <w:t xml:space="preserve">callbacks</w:t>
-      </w:r>
-      <w:r>
-        <w:t xml:space="preserve"> </w:t>
-      </w:r>
-      <w:r>
-        <w:t xml:space="preserve">envueltos en funciones flecha, el componente</w:t>
-      </w:r>
-      <w:r>
-        <w:t xml:space="preserve"> </w:t>
-      </w:r>
-      <w:r>
-        <w:rPr>
-          <w:i/>
-          <w:iCs/>
-        </w:rPr>
-        <w:t xml:space="preserve">Pill</w:t>
-      </w:r>
-      <w:r>
-        <w:t xml:space="preserve"> </w:t>
-      </w:r>
-      <w:r>
-        <w:t xml:space="preserve">compartido, la clave de traducción de la contraseña renombrada y los scripts y flujos del CI endurecidos.</w:t>
-      </w:r>
-    </w:p>
-    <w:bookmarkEnd w:id="88"/>
-    <w:bookmarkEnd w:id="89"/>
-    <w:bookmarkStart w:id="98" w:name="X691387749e89fa9fb1df46fcccbad5749f40988"/>
-    <w:p>
-      <w:pPr>
-        <w:pStyle w:val="Heading2"/>
-      </w:pPr>
-      <w:r>
-        <w:t xml:space="preserve">16. Recomendaciones de Mantenimiento</w:t>
-      </w:r>
-    </w:p>
-    <w:bookmarkStart w:id="90" w:name="X27d87fe01a292d535bcf86f4d5993c5d26f7d07"/>
-    <w:p>
-      <w:pPr>
-        <w:pStyle w:val="Heading3"/>
-      </w:pPr>
-      <w:r>
-        <w:t xml:space="preserve">16.1 Entorno Local</w:t>
-      </w:r>
-    </w:p>
-    <w:p>
-      <w:pPr>
-        <w:pStyle w:val="FirstParagraph"/>
-      </w:pPr>
-      <w:r>
-        <w:t xml:space="preserve">El entorno local y su orden de arranque se describen en el Manual de Instalación. SQL Server y RabbitMQ deben estar sanos antes de los servicios; cada servicio debe tolerar que una dependencia no esté lista y responder 503 con un código estable.</w:t>
-      </w:r>
-    </w:p>
-    <w:bookmarkEnd w:id="90"/>
-    <w:bookmarkStart w:id="91" w:name="X2f46221d47794aa2dfac9ef2f335f5e71cfb338"/>
-    <w:p>
-      <w:pPr>
-        <w:pStyle w:val="Heading3"/>
-      </w:pPr>
-      <w:r>
-        <w:t xml:space="preserve">16.2 Configuración</w:t>
-      </w:r>
-    </w:p>
-    <w:p>
-      <w:pPr>
-        <w:pStyle w:val="FirstParagraph"/>
-      </w:pPr>
-      <w:r>
-        <w:t xml:space="preserve">Las variables de configuración se describen en el Manual de Instalación, sección 10. Toda variable nueva se debe agregar a</w:t>
+        <w:t xml:space="preserve">BOOKING_PAYMENT_WINDOW</w:t>
+      </w:r>
+      <w:r>
+        <w:t xml:space="preserve">,</w:t>
+      </w:r>
+      <w:r>
+        <w:t xml:space="preserve"> </w:t>
+      </w:r>
+      <w:r>
+        <w:rPr>
+          <w:i/>
+          <w:iCs/>
+        </w:rPr>
+        <w:t xml:space="preserve">BOOKING_PAYMENT_EXPIRY_ENABLED</w:t>
+      </w:r>
+      <w:r>
+        <w:t xml:space="preserve">,</w:t>
+      </w:r>
+      <w:r>
+        <w:t xml:space="preserve"> </w:t>
+      </w:r>
+      <w:r>
+        <w:rPr>
+          <w:i/>
+          <w:iCs/>
+        </w:rPr>
+        <w:t xml:space="preserve">BOOKING_PAYMENT_EXPIRY_INTERVAL</w:t>
+      </w:r>
+      <w:r>
+        <w:t xml:space="preserve"> </w:t>
+      </w:r>
+      <w:r>
+        <w:t xml:space="preserve">y</w:t>
+      </w:r>
+      <w:r>
+        <w:t xml:space="preserve"> </w:t>
+      </w:r>
+      <w:r>
+        <w:rPr>
+          <w:i/>
+          <w:iCs/>
+        </w:rPr>
+        <w:t xml:space="preserve">PAYMENT_SERVICE_URL</w:t>
+      </w:r>
+      <w:r>
+        <w:t xml:space="preserve"> </w:t>
+      </w:r>
+      <w:r>
+        <w:t xml:space="preserve">de booking-service, e</w:t>
+      </w:r>
+      <w:r>
+        <w:t xml:space="preserve"> </w:t>
+      </w:r>
+      <w:r>
+        <w:rPr>
+          <w:i/>
+          <w:iCs/>
+        </w:rPr>
+        <w:t xml:space="preserve">INTERNAL_API_KEY</w:t>
+      </w:r>
+      <w:r>
+        <w:t xml:space="preserve">, que ahora también necesita payment-service y que</w:t>
+      </w:r>
+      <w:r>
+        <w:t xml:space="preserve"> </w:t>
+      </w:r>
+      <w:r>
+        <w:rPr>
+          <w:i/>
+          <w:iCs/>
+        </w:rPr>
+        <w:t xml:space="preserve">docker-compose.prod.yml</w:t>
+      </w:r>
+      <w:r>
+        <w:t xml:space="preserve"> </w:t>
+      </w:r>
+      <w:r>
+        <w:t xml:space="preserve">exige) están en</w:t>
       </w:r>
       <w:r>
         <w:t xml:space="preserve"> </w:t>
@@ -33873,304 +34476,11 @@
         <w:t xml:space="preserve"> </w:t>
       </w:r>
       <w:r>
-        <w:t xml:space="preserve">con un comentario y, si el servicio corre en Docker, a su bloque</w:t>
-      </w:r>
-      <w:r>
-        <w:t xml:space="preserve"> </w:t>
-      </w:r>
-      <w:r>
-        <w:rPr>
-          <w:i/>
-          <w:iCs/>
-        </w:rPr>
-        <w:t xml:space="preserve">environment</w:t>
-      </w:r>
-      <w:r>
-        <w:t xml:space="preserve"> </w:t>
-      </w:r>
-      <w:r>
-        <w:t xml:space="preserve">de</w:t>
-      </w:r>
-      <w:r>
-        <w:t xml:space="preserve"> </w:t>
-      </w:r>
-      <w:r>
-        <w:rPr>
-          <w:i/>
-          <w:iCs/>
-        </w:rPr>
-        <w:t xml:space="preserve">docker-compose.yml</w:t>
-      </w:r>
-      <w:r>
-        <w:t xml:space="preserve">. Las del 21 de octubre de 2026 (</w:t>
-      </w:r>
-      <w:r>
-        <w:rPr>
-          <w:i/>
-          <w:iCs/>
-        </w:rPr>
-        <w:t xml:space="preserve">SESSION_CHECK_*</w:t>
-      </w:r>
-      <w:r>
-        <w:t xml:space="preserve"> </w:t>
-      </w:r>
-      <w:r>
-        <w:t xml:space="preserve">del gateway,</w:t>
-      </w:r>
-      <w:r>
-        <w:t xml:space="preserve"> </w:t>
-      </w:r>
-      <w:r>
-        <w:rPr>
-          <w:i/>
-          <w:iCs/>
-        </w:rPr>
-        <w:t xml:space="preserve">BOOKING_EXPIRY_*</w:t>
-      </w:r>
-      <w:r>
-        <w:t xml:space="preserve"> </w:t>
-      </w:r>
-      <w:r>
-        <w:t xml:space="preserve">de booking-service, con</w:t>
-      </w:r>
-      <w:r>
-        <w:t xml:space="preserve"> </w:t>
-      </w:r>
-      <w:r>
-        <w:rPr>
-          <w:i/>
-          <w:iCs/>
-        </w:rPr>
-        <w:t xml:space="preserve">BOOKING_EXPIRY_GRACE_MINUTES</w:t>
-      </w:r>
-      <w:r>
-        <w:t xml:space="preserve"> </w:t>
-      </w:r>
-      <w:r>
-        <w:t xml:space="preserve">compartida con operations-service, y</w:t>
-      </w:r>
-      <w:r>
-        <w:t xml:space="preserve"> </w:t>
-      </w:r>
-      <w:r>
-        <w:rPr>
-          <w:i/>
-          <w:iCs/>
-        </w:rPr>
-        <w:t xml:space="preserve">FOLLOW_UP_ENABLED</w:t>
-      </w:r>
-      <w:r>
-        <w:t xml:space="preserve">,</w:t>
-      </w:r>
-      <w:r>
-        <w:t xml:space="preserve"> </w:t>
-      </w:r>
-      <w:r>
-        <w:rPr>
-          <w:i/>
-          <w:iCs/>
-        </w:rPr>
-        <w:t xml:space="preserve">FOLLOW_UP_INTERVAL</w:t>
-      </w:r>
-      <w:r>
-        <w:t xml:space="preserve"> </w:t>
-      </w:r>
-      <w:r>
-        <w:t xml:space="preserve">y</w:t>
-      </w:r>
-      <w:r>
-        <w:t xml:space="preserve"> </w:t>
-      </w:r>
-      <w:r>
-        <w:rPr>
-          <w:i/>
-          <w:iCs/>
-        </w:rPr>
-        <w:t xml:space="preserve">FOLLOW_UP_LOOK_BACK_DAYS</w:t>
-      </w:r>
-      <w:r>
-        <w:t xml:space="preserve"> </w:t>
-      </w:r>
-      <w:r>
-        <w:t xml:space="preserve">de operations-service; nueve en total) ya están en esos archivos (acción ACO-14, cerrada). Las del 23 de octubre de 2026 (</w:t>
-      </w:r>
-      <w:r>
-        <w:rPr>
-          <w:i/>
-          <w:iCs/>
-        </w:rPr>
-        <w:t xml:space="preserve">ALLOWED_EMAIL_DOMAINS</w:t>
-      </w:r>
-      <w:r>
-        <w:t xml:space="preserve"> </w:t>
-      </w:r>
-      <w:r>
-        <w:t xml:space="preserve">y</w:t>
-      </w:r>
-      <w:r>
-        <w:t xml:space="preserve"> </w:t>
-      </w:r>
-      <w:r>
-        <w:rPr>
-          <w:i/>
-          <w:iCs/>
-        </w:rPr>
-        <w:t xml:space="preserve">DEMO_*_PASSWORD</w:t>
-      </w:r>
-      <w:r>
-        <w:t xml:space="preserve"> </w:t>
-      </w:r>
-      <w:r>
-        <w:t xml:space="preserve">de security-service) también.</w:t>
-      </w:r>
-      <w:r>
-        <w:t xml:space="preserve"> </w:t>
-      </w:r>
-      <w:r>
-        <w:rPr>
-          <w:i/>
-          <w:iCs/>
-        </w:rPr>
-        <w:t xml:space="preserve">ADMIN_DOCUMENT</w:t>
-      </w:r>
-      <w:r>
-        <w:t xml:space="preserve"> </w:t>
-      </w:r>
-      <w:r>
-        <w:t xml:space="preserve">y</w:t>
-      </w:r>
-      <w:r>
-        <w:t xml:space="preserve"> </w:t>
-      </w:r>
-      <w:r>
-        <w:rPr>
-          <w:i/>
-          <w:iCs/>
-        </w:rPr>
-        <w:t xml:space="preserve">ADMIN_PHONE</w:t>
-      </w:r>
-      <w:r>
-        <w:t xml:space="preserve"> </w:t>
-      </w:r>
-      <w:r>
-        <w:t xml:space="preserve">completan los datos del primer administrador en producción. Las del 26 de octubre de 2026 (</w:t>
-      </w:r>
-      <w:r>
-        <w:rPr>
-          <w:i/>
-          <w:iCs/>
-        </w:rPr>
-        <w:t xml:space="preserve">BOOKING_CASH_ACTIVE_LIMIT</w:t>
-      </w:r>
-      <w:r>
-        <w:t xml:space="preserve">,</w:t>
-      </w:r>
-      <w:r>
-        <w:t xml:space="preserve"> </w:t>
-      </w:r>
-      <w:r>
-        <w:rPr>
-          <w:i/>
-          <w:iCs/>
-        </w:rPr>
-        <w:t xml:space="preserve">BOOKING_PAYMENT_WINDOW</w:t>
-      </w:r>
-      <w:r>
-        <w:t xml:space="preserve">,</w:t>
-      </w:r>
-      <w:r>
-        <w:t xml:space="preserve"> </w:t>
-      </w:r>
-      <w:r>
-        <w:rPr>
-          <w:i/>
-          <w:iCs/>
-        </w:rPr>
-        <w:t xml:space="preserve">BOOKING_PAYMENT_EXPIRY_ENABLED</w:t>
-      </w:r>
-      <w:r>
-        <w:t xml:space="preserve">,</w:t>
-      </w:r>
-      <w:r>
-        <w:t xml:space="preserve"> </w:t>
-      </w:r>
-      <w:r>
-        <w:rPr>
-          <w:i/>
-          <w:iCs/>
-        </w:rPr>
-        <w:t xml:space="preserve">BOOKING_PAYMENT_EXPIRY_INTERVAL</w:t>
-      </w:r>
-      <w:r>
-        <w:t xml:space="preserve"> </w:t>
-      </w:r>
-      <w:r>
-        <w:t xml:space="preserve">y</w:t>
-      </w:r>
-      <w:r>
-        <w:t xml:space="preserve"> </w:t>
-      </w:r>
-      <w:r>
-        <w:rPr>
-          <w:i/>
-          <w:iCs/>
-        </w:rPr>
-        <w:t xml:space="preserve">PAYMENT_SERVICE_URL</w:t>
-      </w:r>
-      <w:r>
-        <w:t xml:space="preserve"> </w:t>
-      </w:r>
-      <w:r>
-        <w:t xml:space="preserve">de booking-service, e</w:t>
-      </w:r>
-      <w:r>
-        <w:t xml:space="preserve"> </w:t>
-      </w:r>
-      <w:r>
-        <w:rPr>
-          <w:i/>
-          <w:iCs/>
-        </w:rPr>
-        <w:t xml:space="preserve">INTERNAL_API_KEY</w:t>
-      </w:r>
-      <w:r>
-        <w:t xml:space="preserve">, que ahora también necesita payment-service y que</w:t>
-      </w:r>
-      <w:r>
-        <w:t xml:space="preserve"> </w:t>
-      </w:r>
-      <w:r>
-        <w:rPr>
-          <w:i/>
-          <w:iCs/>
-        </w:rPr>
-        <w:t xml:space="preserve">docker-compose.prod.yml</w:t>
-      </w:r>
-      <w:r>
-        <w:t xml:space="preserve"> </w:t>
-      </w:r>
-      <w:r>
-        <w:t xml:space="preserve">exige) están en</w:t>
-      </w:r>
-      <w:r>
-        <w:t xml:space="preserve"> </w:t>
-      </w:r>
-      <w:r>
-        <w:rPr>
-          <w:i/>
-          <w:iCs/>
-        </w:rPr>
-        <w:t xml:space="preserve">.env.example</w:t>
-      </w:r>
-      <w:r>
-        <w:t xml:space="preserve"> </w:t>
-      </w:r>
-      <w:r>
         <w:t xml:space="preserve">y en el compose.</w:t>
       </w:r>
     </w:p>
-    <w:bookmarkEnd w:id="91"/>
-    <w:bookmarkStart w:id="92" w:name="X8c5eb78ea1d59c453b0a22e41728ca21060e953"/>
+    <w:bookmarkEnd w:id="85"/>
+    <w:bookmarkStart w:id="86" w:name="X8c5eb78ea1d59c453b0a22e41728ca21060e953"/>
     <w:p>
       <w:pPr>
         <w:pStyle w:val="Heading3"/>
@@ -34280,8 +34590,8 @@
         <w:t xml:space="preserve">).</w:t>
       </w:r>
     </w:p>
-    <w:bookmarkEnd w:id="92"/>
-    <w:bookmarkStart w:id="93" w:name="X5777ab77daccc1c04882138f1abb0bbb9932305"/>
+    <w:bookmarkEnd w:id="86"/>
+    <w:bookmarkStart w:id="87" w:name="X5777ab77daccc1c04882138f1abb0bbb9932305"/>
     <w:p>
       <w:pPr>
         <w:pStyle w:val="Heading3"/>
@@ -34383,8 +34693,8 @@
         <w:t xml:space="preserve">El siguiente changeset de la numeración global es el 050, y la siguiente semilla, la 118 (al 26 de octubre de 2026); payment-service va en su 023.</w:t>
       </w:r>
     </w:p>
-    <w:bookmarkEnd w:id="93"/>
-    <w:bookmarkStart w:id="94" w:name="X79d55cfe7d2a3b8e93a150976ca0d2c12ecd019"/>
+    <w:bookmarkEnd w:id="87"/>
+    <w:bookmarkStart w:id="88" w:name="X79d55cfe7d2a3b8e93a150976ca0d2c12ecd019"/>
     <w:p>
       <w:pPr>
         <w:pStyle w:val="Heading3"/>
@@ -34398,7 +34708,36 @@
         <w:pStyle w:val="FirstParagraph"/>
       </w:pPr>
       <w:r>
-        <w:t xml:space="preserve">La estrategia de pruebas propone una pirámide de pruebas unitarias, de integración, de contrato y de punta a punta, con al menos un 80 % de cobertura de líneas y un 90 % en el dominio. Al 24 de octubre de 2026, el último CI de</w:t>
+        <w:t xml:space="preserve">La estrategia de pruebas propone una pirámide de pruebas unitarias, de integración, de contrato y de punta a punta, con al menos un 80 % de cobertura de líneas y un 90 % en el dominio. Al 27 de octubre de 2026, el CI de</w:t>
+      </w:r>
+      <w:r>
+        <w:t xml:space="preserve"> </w:t>
+      </w:r>
+      <w:r>
+        <w:rPr>
+          <w:i/>
+          <w:iCs/>
+        </w:rPr>
+        <w:t xml:space="preserve">main</w:t>
+      </w:r>
+      <w:r>
+        <w:t xml:space="preserve"> </w:t>
+      </w:r>
+      <w:r>
+        <w:t xml:space="preserve">de cada repositorio aprobó 1 337 pruebas: web 242 en 68 archivos, gateway 62, security-service 200, customer-service 83, booking-service 137, operations-service 110, notification-service 133, payment-service 264 (142 de dominio, 61 de aplicación, 44 de la API y 17 de integración, que el job "Pruebas de integración" corre contra SQL Server 2022 con las migraciones de Liquibase, sin omitir ninguna; en un equipo sin base se omiten 12) y la app móvil 106 con</w:t>
+      </w:r>
+      <w:r>
+        <w:t xml:space="preserve"> </w:t>
+      </w:r>
+      <w:r>
+        <w:rPr>
+          <w:i/>
+          <w:iCs/>
+        </w:rPr>
+        <w:t xml:space="preserve">jest-expo</w:t>
+      </w:r>
+      <w:r>
+        <w:t xml:space="preserve">; las 19 pruebas de punta a punta pasaron 19 de 19 en local ese día. Al 24 de octubre de 2026, el último CI de</w:t>
       </w:r>
       <w:r>
         <w:t xml:space="preserve"> </w:t>
@@ -34414,7 +34753,7 @@
         <w:t xml:space="preserve"> </w:t>
       </w:r>
       <w:r>
-        <w:t xml:space="preserve">de cada repositorio aprobó 1 119 pruebas: web 212 en 66 archivos, gateway 62, security-service 200, customer-service 82, booking-service 95, operations-service 110, notification-service 133 y payment-service 225 (134 de dominio, 52 de aplicación, 34 de la API y 5 de infraestructura; las 11 de persistencia se omitían en el CI porque necesitan la base aislada</w:t>
+        <w:t xml:space="preserve">de cada repositorio había aprobado 1 119 pruebas: web 212 en 66 archivos, gateway 62, security-service 200, customer-service 82, booking-service 95, operations-service 110, notification-service 133 y payment-service 225 (134 de dominio, 52 de aplicación, 34 de la API y 5 de infraestructura; las 11 de persistencia se omitían en el CI porque necesitan la base aislada</w:t>
       </w:r>
       <w:r>
         <w:t xml:space="preserve"> </w:t>
@@ -34634,8 +34973,8 @@
         <w:t xml:space="preserve">, dos movimientos de puntos simultáneos del mismo cliente y la entrega duplicada del mismo evento.</w:t>
       </w:r>
     </w:p>
-    <w:bookmarkEnd w:id="94"/>
-    <w:bookmarkStart w:id="95" w:name="X4c1ff0a4e7537b130e2836e60b0e30c3c025119"/>
+    <w:bookmarkEnd w:id="88"/>
+    <w:bookmarkStart w:id="89" w:name="X4c1ff0a4e7537b130e2836e60b0e30c3c025119"/>
     <w:p>
       <w:pPr>
         <w:pStyle w:val="Heading3"/>
@@ -34822,7 +35161,30 @@
               <w:pStyle w:val="Compact"/>
             </w:pPr>
             <w:r>
-              <w:t xml:space="preserve">Pasó una hora de su fin y era programada sin confirmar (</w:t>
+              <w:t xml:space="preserve">Pasó una hora de su fin y era confirmada sin operario (</w:t>
+            </w:r>
+            <w:r>
+              <w:rPr>
+                <w:i/>
+                <w:iCs/>
+              </w:rPr>
+              <w:t xml:space="preserve">FollowUpJob</w:t>
+            </w:r>
+            <w:r>
+              <w:t xml:space="preserve">), o tenía pago digital y llegó a su plazo sin comprobante (</w:t>
+            </w:r>
+            <w:r>
+              <w:rPr>
+                <w:i/>
+                <w:iCs/>
+              </w:rPr>
+              <w:t xml:space="preserve">PaymentDeadlineJob</w:t>
+            </w:r>
+            <w:r>
+              <w:t xml:space="preserve">).</w:t>
+            </w:r>
+            <w:r>
+              <w:t xml:space="preserve"> </w:t>
             </w:r>
             <w:r>
               <w:rPr>
@@ -34832,35 +35194,28 @@
               <w:t xml:space="preserve">ExpiredBookingsJob</w:t>
             </w:r>
             <w:r>
-              <w:t xml:space="preserve">) o confirmada sin operario (</w:t>
+              <w:t xml:space="preserve"> </w:t>
+            </w:r>
+            <w:r>
+              <w:t xml:space="preserve">ya no existe (B-07).</w:t>
+            </w:r>
+          </w:p>
+        </w:tc>
+        <w:tc>
+          <w:tcPr/>
+          <w:p>
+            <w:pPr>
+              <w:pStyle w:val="Compact"/>
+            </w:pPr>
+            <w:r>
+              <w:t xml:space="preserve">Estado y motivo de la reserva (PAYMENT_TIMEOUT en las canceladas por falta de pago); registros de booking-service (</w:t>
             </w:r>
             <w:r>
               <w:rPr>
                 <w:i/>
                 <w:iCs/>
               </w:rPr>
-              <w:t xml:space="preserve">FollowUpJob</w:t>
-            </w:r>
-            <w:r>
-              <w:t xml:space="preserve">).</w:t>
-            </w:r>
-          </w:p>
-        </w:tc>
-        <w:tc>
-          <w:tcPr/>
-          <w:p>
-            <w:pPr>
-              <w:pStyle w:val="Compact"/>
-            </w:pPr>
-            <w:r>
-              <w:t xml:space="preserve">Estado y motivo de la reserva (EXPIRED en las canceladas); registros de booking-service (</w:t>
-            </w:r>
-            <w:r>
-              <w:rPr>
-                <w:i/>
-                <w:iCs/>
-              </w:rPr>
-              <w:t xml:space="preserve">Closed N expired bookings</w:t>
+              <w:t xml:space="preserve">Cancelled N booking(s) for payment timeout</w:t>
             </w:r>
             <w:r>
               <w:t xml:space="preserve">) y de operations-service (</w:t>
@@ -35213,8 +35568,8 @@
         <w:t xml:space="preserve">Elaborado por los autores a partir de los runbooks de los servicios.</w:t>
       </w:r>
     </w:p>
-    <w:bookmarkEnd w:id="95"/>
-    <w:bookmarkStart w:id="96" w:name="X4f3e55275bfe8dace1e00e098584ba77eb67b7e"/>
+    <w:bookmarkEnd w:id="89"/>
+    <w:bookmarkStart w:id="90" w:name="X4f3e55275bfe8dace1e00e098584ba77eb67b7e"/>
     <w:p>
       <w:pPr>
         <w:pStyle w:val="Heading3"/>
@@ -35541,8 +35896,8 @@
         <w:t xml:space="preserve">de la documentación (Equipo de Desarrollo Vehicle Washing, 2026a), revisado contra el código el 16 de octubre de 2026. Entre el 8 y el 16 de octubre de 2026 se resolvieron TD-001, TD-002, TD-003, TD-009, TD-013, TD-014, TD-015, TD-016, TD-017, TD-018, TD-020 y TD-021; su cierre se registra en el documento de acciones correctivas, preventivas y de mejoramiento. El 19 de octubre de 2026 se cerró también TD-006, con la integración continua en GitHub Actions. El 21 de octubre de 2026 se cerraron TD-024 (tokens de sesiones cerradas), TD-025 (reservas que nadie cerraba y conteo de reservas sin operario) y TD-026 (asignación doble de un operario); en la noche del mismo día se ajustó la regla de TD-025 para que una reserva con operario no quede en No asistió sin que lo decida el administrador; y TD-027 (pruebas de las pantallas del administrador) quedó resuelta para reservas, gestión y reportes.</w:t>
       </w:r>
     </w:p>
-    <w:bookmarkEnd w:id="96"/>
-    <w:bookmarkStart w:id="97" w:name="X74cd41a6a256b5fe1a5d74d2251aea905d9951f"/>
+    <w:bookmarkEnd w:id="90"/>
+    <w:bookmarkStart w:id="91" w:name="X74cd41a6a256b5fe1a5d74d2251aea905d9951f"/>
     <w:p>
       <w:pPr>
         <w:pStyle w:val="Heading3"/>
@@ -35572,9 +35927,9 @@
         <w:t xml:space="preserve">), Outbox, un inicio de sesión de base de datos por servicio (o una base de datos por servicio), disparadores de auditoría, aplicación real de la matriz de permisos, mTLS entre servicios, observabilidad (métricas y trazabilidad), almacenamiento de imágenes fuera de la base de datos y una pasarela de pagos. Cada cambio requiere un ADR.</w:t>
       </w:r>
     </w:p>
-    <w:bookmarkEnd w:id="97"/>
-    <w:bookmarkEnd w:id="98"/>
-    <w:bookmarkStart w:id="99" w:name="X5c5d60b771c24ae01308d34b8db86f688b0f152"/>
+    <w:bookmarkEnd w:id="91"/>
+    <w:bookmarkEnd w:id="92"/>
+    <w:bookmarkStart w:id="93" w:name="X5c5d60b771c24ae01308d34b8db86f688b0f152"/>
     <w:p>
       <w:pPr>
         <w:pStyle w:val="Heading2"/>
@@ -36087,8 +36442,8 @@
         <w:t xml:space="preserve">Elaborado por los autores a partir del glosario del proyecto y de las referencias citadas.</w:t>
       </w:r>
     </w:p>
-    <w:bookmarkEnd w:id="99"/>
-    <w:bookmarkStart w:id="112" w:name="referencias"/>
+    <w:bookmarkEnd w:id="93"/>
+    <w:bookmarkStart w:id="106" w:name="referencias"/>
     <w:p>
       <w:pPr>
         <w:pStyle w:val="Heading2"/>
@@ -36120,7 +36475,7 @@
       <w:r>
         <w:t xml:space="preserve"> </w:t>
       </w:r>
-      <w:hyperlink r:id="rId100">
+      <w:hyperlink r:id="rId94">
         <w:r>
           <w:rPr>
             <w:rStyle w:val="Hyperlink"/>
@@ -36152,7 +36507,7 @@
       <w:r>
         <w:t xml:space="preserve"> </w:t>
       </w:r>
-      <w:hyperlink r:id="rId101">
+      <w:hyperlink r:id="rId95">
         <w:r>
           <w:rPr>
             <w:rStyle w:val="Hyperlink"/>
@@ -36187,7 +36542,7 @@
       <w:r>
         <w:t xml:space="preserve"> </w:t>
       </w:r>
-      <w:hyperlink r:id="rId102">
+      <w:hyperlink r:id="rId96">
         <w:r>
           <w:rPr>
             <w:rStyle w:val="Hyperlink"/>
@@ -36222,7 +36577,7 @@
       <w:r>
         <w:t xml:space="preserve"> </w:t>
       </w:r>
-      <w:hyperlink r:id="rId103">
+      <w:hyperlink r:id="rId97">
         <w:r>
           <w:rPr>
             <w:rStyle w:val="Hyperlink"/>
@@ -36257,7 +36612,7 @@
       <w:r>
         <w:t xml:space="preserve"> </w:t>
       </w:r>
-      <w:hyperlink r:id="rId104">
+      <w:hyperlink r:id="rId98">
         <w:r>
           <w:rPr>
             <w:rStyle w:val="Hyperlink"/>
@@ -36292,7 +36647,7 @@
       <w:r>
         <w:t xml:space="preserve"> </w:t>
       </w:r>
-      <w:hyperlink r:id="rId105">
+      <w:hyperlink r:id="rId99">
         <w:r>
           <w:rPr>
             <w:rStyle w:val="Hyperlink"/>
@@ -36327,7 +36682,7 @@
       <w:r>
         <w:t xml:space="preserve"> </w:t>
       </w:r>
-      <w:hyperlink r:id="rId106">
+      <w:hyperlink r:id="rId100">
         <w:r>
           <w:rPr>
             <w:rStyle w:val="Hyperlink"/>
@@ -36362,7 +36717,7 @@
       <w:r>
         <w:t xml:space="preserve"> </w:t>
       </w:r>
-      <w:hyperlink r:id="rId107">
+      <w:hyperlink r:id="rId101">
         <w:r>
           <w:rPr>
             <w:rStyle w:val="Hyperlink"/>
@@ -36418,7 +36773,7 @@
       <w:r>
         <w:t xml:space="preserve"> </w:t>
       </w:r>
-      <w:hyperlink r:id="rId108">
+      <w:hyperlink r:id="rId102">
         <w:r>
           <w:rPr>
             <w:rStyle w:val="Hyperlink"/>
@@ -36474,7 +36829,7 @@
       <w:r>
         <w:t xml:space="preserve"> </w:t>
       </w:r>
-      <w:hyperlink r:id="rId109">
+      <w:hyperlink r:id="rId103">
         <w:r>
           <w:rPr>
             <w:rStyle w:val="Hyperlink"/>
@@ -36533,7 +36888,7 @@
       <w:r>
         <w:t xml:space="preserve"> </w:t>
       </w:r>
-      <w:hyperlink r:id="rId110">
+      <w:hyperlink r:id="rId104">
         <w:r>
           <w:rPr>
             <w:rStyle w:val="Hyperlink"/>
@@ -36565,7 +36920,7 @@
       <w:r>
         <w:t xml:space="preserve"> </w:t>
       </w:r>
-      <w:hyperlink r:id="rId111">
+      <w:hyperlink r:id="rId105">
         <w:r>
           <w:rPr>
             <w:rStyle w:val="Hyperlink"/>
@@ -36622,8 +36977,8 @@
         <w:t xml:space="preserve">[Material de formación no publicado]. Programa Tecnólogo en Análisis y Desarrollo de Software.</w:t>
       </w:r>
     </w:p>
-    <w:bookmarkEnd w:id="112"/>
-    <w:bookmarkStart w:id="116" w:name="X2e3e49dda673ee34f20c24c82b99ea2a956b06e"/>
+    <w:bookmarkEnd w:id="106"/>
+    <w:bookmarkStart w:id="110" w:name="X2e3e49dda673ee34f20c24c82b99ea2a956b06e"/>
     <w:p>
       <w:pPr>
         <w:pStyle w:val="Heading2"/>
@@ -36632,7 +36987,7 @@
         <w:t xml:space="preserve">18. Anexos</w:t>
       </w:r>
     </w:p>
-    <w:bookmarkStart w:id="113" w:name="anexo-a-origen-de-las-figuras"/>
+    <w:bookmarkStart w:id="107" w:name="anexo-a-origen-de-las-figuras"/>
     <w:p>
       <w:pPr>
         <w:pStyle w:val="Heading3"/>
@@ -36646,11 +37001,27 @@
         <w:pStyle w:val="FirstParagraph"/>
       </w:pPr>
       <w:r>
-        <w:t xml:space="preserve">Las Figuras 1 y 3 son diagramas elaborados a partir del código. La Figura 2 se generó el 16 de octubre de 2026 desde la base de datos real, con todos los servicios arrancados, por lo que muestra las 57 tablas tal como existen. Ninguna figura contiene secretos ni datos personales.</w:t>
-      </w:r>
-    </w:p>
-    <w:bookmarkEnd w:id="113"/>
-    <w:bookmarkStart w:id="114" w:name="anexo-b-discrepancias-detectadas"/>
+        <w:t xml:space="preserve">Las Figuras 1 y 3 son diagramas elaborados a partir del código. La Figura 2 se generó el 16 de octubre de 2026 desde la base de datos real, con todos los servicios arrancados, por lo que muestra las 57 tablas que existían ese día; después se agregó</w:t>
+      </w:r>
+      <w:r>
+        <w:t xml:space="preserve"> </w:t>
+      </w:r>
+      <w:r>
+        <w:rPr>
+          <w:i/>
+          <w:iCs/>
+        </w:rPr>
+        <w:t xml:space="preserve">notification.pending_delivery</w:t>
+      </w:r>
+      <w:r>
+        <w:t xml:space="preserve"> </w:t>
+      </w:r>
+      <w:r>
+        <w:t xml:space="preserve">(migración 047), y hoy son 58. Ninguna figura contiene secretos ni datos personales.</w:t>
+      </w:r>
+    </w:p>
+    <w:bookmarkEnd w:id="107"/>
+    <w:bookmarkStart w:id="108" w:name="anexo-b-discrepancias-detectadas"/>
     <w:p>
       <w:pPr>
         <w:pStyle w:val="Heading3"/>
@@ -37130,7 +37501,17 @@
               <w:pStyle w:val="Compact"/>
             </w:pPr>
             <w:r>
-              <w:t xml:space="preserve">57 tablas al 2026-10-16, comprobadas en la base de datos (se agregaron las del bloqueo de cuenta, la dirección de la persona, el perfil y las habilidades del operario y los cuatro de la inspección).</w:t>
+              <w:t xml:space="preserve">57 tablas al 2026-10-16, comprobadas en la base de datos (se agregaron las del bloqueo de cuenta, la dirección de la persona, el perfil y las habilidades del operario y los cuatro de la inspección); 58 desde la migración 047 de notification (</w:t>
+            </w:r>
+            <w:r>
+              <w:rPr>
+                <w:i/>
+                <w:iCs/>
+              </w:rPr>
+              <w:t xml:space="preserve">pending_delivery</w:t>
+            </w:r>
+            <w:r>
+              <w:t xml:space="preserve">), contadas en la base real el 2026-10-27.</w:t>
             </w:r>
           </w:p>
         </w:tc>
@@ -37549,8 +37930,8 @@
         <w:t xml:space="preserve">Elaborado por los autores a partir del análisis cruzado del código y de la documentación.</w:t>
       </w:r>
     </w:p>
-    <w:bookmarkEnd w:id="114"/>
-    <w:bookmarkStart w:id="115" w:name="X832cd81a41fbd9655dec1da0d7d96baa6df973c"/>
+    <w:bookmarkEnd w:id="108"/>
+    <w:bookmarkStart w:id="109" w:name="X832cd81a41fbd9655dec1da0d7d96baa6df973c"/>
     <w:p>
       <w:pPr>
         <w:pStyle w:val="Heading3"/>
@@ -37879,9 +38260,9 @@
         <w:t xml:space="preserve">Adaptado de la lista de verificación de la guía para elaborar manuales de software (SENA, 2026).</w:t>
       </w:r>
     </w:p>
-    <w:bookmarkEnd w:id="115"/>
-    <w:bookmarkEnd w:id="116"/>
-    <w:bookmarkEnd w:id="117"/>
+    <w:bookmarkEnd w:id="109"/>
+    <w:bookmarkEnd w:id="110"/>
+    <w:bookmarkEnd w:id="111"/>
     <w:sectPr>
       <w:footnotePr>
         <w:numRestart w:val="eachSect"/>

--- a/09_MANUALES/ES/WORD/09_Manual_Tecnico.docx
+++ b/09_MANUALES/ES/WORD/09_Manual_Tecnico.docx
@@ -72,7 +72,7 @@
         <w:pStyle w:val="BodyText"/>
       </w:pPr>
       <w:r>
-        <w:t xml:space="preserve">Tipo de manual: Manual técnico (desarrolladores y arquitectos de software) · Versión 4.13</w:t>
+        <w:t xml:space="preserve">Tipo de manual: Manual técnico (desarrolladores y arquitectos de software) · Versión 4.14</w:t>
       </w:r>
     </w:p>
     <w:bookmarkStart w:id="9" w:name="control-de-versiones"/>
@@ -1725,6 +1725,84 @@
           </w:p>
         </w:tc>
       </w:tr>
+      <w:tr>
+        <w:tc>
+          <w:tcPr/>
+          <w:p>
+            <w:pPr>
+              <w:pStyle w:val="Compact"/>
+            </w:pPr>
+            <w:r>
+              <w:t xml:space="preserve">4.14</w:t>
+            </w:r>
+          </w:p>
+        </w:tc>
+        <w:tc>
+          <w:tcPr/>
+          <w:p>
+            <w:pPr>
+              <w:pStyle w:val="Compact"/>
+            </w:pPr>
+            <w:r>
+              <w:t xml:space="preserve">2026-10-27</w:t>
+            </w:r>
+          </w:p>
+        </w:tc>
+        <w:tc>
+          <w:tcPr/>
+          <w:p>
+            <w:pPr>
+              <w:pStyle w:val="Compact"/>
+            </w:pPr>
+            <w:r>
+              <w:t xml:space="preserve">Release</w:t>
+            </w:r>
+            <w:r>
+              <w:t xml:space="preserve"> </w:t>
+            </w:r>
+            <w:r>
+              <w:rPr>
+                <w:i/>
+                <w:iCs/>
+              </w:rPr>
+              <w:t xml:space="preserve">v1.1.3</w:t>
+            </w:r>
+            <w:r>
+              <w:t xml:space="preserve"> </w:t>
+            </w:r>
+            <w:r>
+              <w:t xml:space="preserve">de payment-service aprobado y pendiente de publicar: validaciones de credenciales al arrancar, base de pruebas</w:t>
+            </w:r>
+            <w:r>
+              <w:t xml:space="preserve"> </w:t>
+            </w:r>
+            <w:r>
+              <w:rPr>
+                <w:i/>
+                <w:iCs/>
+              </w:rPr>
+              <w:t xml:space="preserve">LavaRapidoPaymentIT</w:t>
+            </w:r>
+            <w:r>
+              <w:t xml:space="preserve"> </w:t>
+            </w:r>
+            <w:r>
+              <w:t xml:space="preserve">con SQL Server 2022 y 275 pruebas en el CI (16).</w:t>
+            </w:r>
+          </w:p>
+        </w:tc>
+        <w:tc>
+          <w:tcPr/>
+          <w:p>
+            <w:pPr>
+              <w:pStyle w:val="Compact"/>
+            </w:pPr>
+            <w:r>
+              <w:t xml:space="preserve">Equipo de desarrollo</w:t>
+            </w:r>
+          </w:p>
+        </w:tc>
+      </w:tr>
     </w:tbl>
     <w:p>
       <w:pPr>
@@ -3473,7 +3551,7 @@
         <w:pStyle w:val="BodyText"/>
       </w:pPr>
       <w:r>
-        <w:t xml:space="preserve">![Diagrama](C:/Users/JUAN CAMILO/Documents/PROYECTO FINAL_LAVADO VEICULAR/lavarapido-docs/_generador/work/mermaid/manual_tecnico_md-1.png)</w:t>
+        <w:t xml:space="preserve">![Diagrama](C:/Users/MERARI URBANO/Lavado-Vehicular/lavarapido-docs/_generador/work/mermaid/manual_tecnico_md-1.png)</w:t>
       </w:r>
     </w:p>
     <w:p>
@@ -23824,7 +23902,7 @@
         <w:pStyle w:val="BodyText"/>
       </w:pPr>
       <w:r>
-        <w:t xml:space="preserve">![Diagrama](C:/Users/JUAN CAMILO/Documents/PROYECTO FINAL_LAVADO VEICULAR/lavarapido-docs/_generador/work/mermaid/manual_tecnico_md-2.png)</w:t>
+        <w:t xml:space="preserve">![Diagrama](C:/Users/MERARI URBANO/Lavado-Vehicular/lavarapido-docs/_generador/work/mermaid/manual_tecnico_md-2.png)</w:t>
       </w:r>
     </w:p>
     <w:p>
@@ -34821,7 +34899,97 @@
         <w:t xml:space="preserve">e2e.yml</w:t>
       </w:r>
       <w:r>
-        <w:t xml:space="preserve">, a mano), probada solo contra un simulador. El 23 de octubre de 2026 eran 838. El 27 de octubre de 2026 booking-service tiene 137 y customer-service 83 (la lista de vehículos del administrador lee los dueños en una sola consulta), y las pruebas de punta a punta envían la forma de pago al reservar. La ejecución completa anterior, en la noche del 21 de octubre de 2026, dio estos resultados: 707 pruebas unitarias y de integración aprobadas, ninguna omitida (web 62 en 41 archivos, gateway 40, security-service 155, customer-service 69, booking-service 50, operations-service 67, notification-service 114 y payment-service 150: 115 de dominio, 28 de aplicación y 7 de persistencia contra la base aislada</w:t>
+        <w:t xml:space="preserve">, a mano), probada solo contra un simulador. El 23 de octubre de 2026 eran 838. El 27 de octubre de 2026 booking-service tiene 137 y customer-service 83 (la lista de vehículos del administrador lee los dueños en una sola consulta), y las pruebas de punta a punta envían la forma de pago al reservar. El release</w:t>
+      </w:r>
+      <w:r>
+        <w:t xml:space="preserve"> </w:t>
+      </w:r>
+      <w:r>
+        <w:rPr>
+          <w:i/>
+          <w:iCs/>
+        </w:rPr>
+        <w:t xml:space="preserve">v1.1.3</w:t>
+      </w:r>
+      <w:r>
+        <w:t xml:space="preserve"> </w:t>
+      </w:r>
+      <w:r>
+        <w:t xml:space="preserve">de payment-service quedó aprobado (PR #16) y pendiente de publicar al cierre de esta versión: sin contraseñas en el código, el servicio no arranca sin</w:t>
+      </w:r>
+      <w:r>
+        <w:t xml:space="preserve"> </w:t>
+      </w:r>
+      <w:r>
+        <w:rPr>
+          <w:i/>
+          <w:iCs/>
+        </w:rPr>
+        <w:t xml:space="preserve">DB_PASSWORD</w:t>
+      </w:r>
+      <w:r>
+        <w:t xml:space="preserve"> </w:t>
+      </w:r>
+      <w:r>
+        <w:t xml:space="preserve">y, con la mensajería encendida contra un RabbitMQ remoto, tampoco sin</w:t>
+      </w:r>
+      <w:r>
+        <w:t xml:space="preserve"> </w:t>
+      </w:r>
+      <w:r>
+        <w:rPr>
+          <w:i/>
+          <w:iCs/>
+        </w:rPr>
+        <w:t xml:space="preserve">RABBITMQ_USERNAME</w:t>
+      </w:r>
+      <w:r>
+        <w:t xml:space="preserve"> </w:t>
+      </w:r>
+      <w:r>
+        <w:t xml:space="preserve">y</w:t>
+      </w:r>
+      <w:r>
+        <w:t xml:space="preserve"> </w:t>
+      </w:r>
+      <w:r>
+        <w:rPr>
+          <w:i/>
+          <w:iCs/>
+        </w:rPr>
+        <w:t xml:space="preserve">RABBITMQ_PASSWORD</w:t>
+      </w:r>
+      <w:r>
+        <w:t xml:space="preserve"> </w:t>
+      </w:r>
+      <w:r>
+        <w:t xml:space="preserve">(</w:t>
+      </w:r>
+      <w:r>
+        <w:rPr>
+          <w:i/>
+          <w:iCs/>
+        </w:rPr>
+        <w:t xml:space="preserve">guest</w:t>
+      </w:r>
+      <w:r>
+        <w:t xml:space="preserve"> </w:t>
+      </w:r>
+      <w:r>
+        <w:t xml:space="preserve">solo con RabbitMQ local); su base de pruebas local pasó a SQL Server 2022 y</w:t>
+      </w:r>
+      <w:r>
+        <w:t xml:space="preserve"> </w:t>
+      </w:r>
+      <w:r>
+        <w:rPr>
+          <w:i/>
+          <w:iCs/>
+        </w:rPr>
+        <w:t xml:space="preserve">LavaRapidoPaymentIT</w:t>
+      </w:r>
+      <w:r>
+        <w:t xml:space="preserve">, como el CI, y tiene 275 en el CI (dominio 142, aplicación 61, API 47 y 25 del proyecto de infraestructura, 12 de ellas contra SQL Server). La ejecución completa anterior, en la noche del 21 de octubre de 2026, dio estos resultados: 707 pruebas unitarias y de integración aprobadas, ninguna omitida (web 62 en 41 archivos, gateway 40, security-service 155, customer-service 69, booking-service 50, operations-service 67, notification-service 114 y payment-service 150: 115 de dominio, 28 de aplicación y 7 de persistencia contra la base aislada</w:t>
       </w:r>
       <w:r>
         <w:t xml:space="preserve"> </w:t>
